--- a/UseCase.docx
+++ b/UseCase.docx
@@ -994,18 +994,7 @@
           <w:szCs w:val="26"/>
           <w:lang w:val="vi-VN"/>
         </w:rPr>
-        <w:t xml:space="preserve">: Người quản lý có thể theo dõi danh sách phòng thuộc khách sạn đang phụ trách và cập nhật dữ liệu qua các thao tác thêm, sửa, xóa thông tin loại </w:t>
-      </w:r>
-      <w:bookmarkStart w:id="0" w:name="_GoBack"/>
-      <w:bookmarkEnd w:id="0"/>
-      <w:r>
-        <w:rPr>
-          <w:rFonts w:hint="default" w:ascii="Calibri" w:hAnsi="Calibri" w:cs="Calibri"/>
-          <w:sz w:val="26"/>
-          <w:szCs w:val="26"/>
-          <w:lang w:val="vi-VN"/>
-        </w:rPr>
-        <w:t>phòng.</w:t>
+        <w:t>: Người quản lý có thể theo dõi danh sách phòng thuộc khách sạn đang phụ trách và cập nhật dữ liệu qua các thao tác thêm, sửa, xóa thông tin loại phòng.</w:t>
       </w:r>
     </w:p>
     <w:p>
@@ -1303,24 +1292,13 @@
     <w:p>
       <w:pPr>
         <w:ind w:left="0" w:leftChars="0" w:firstLine="0" w:firstLineChars="0"/>
-        <w:rPr>
-          <w:rFonts w:hint="default" w:ascii="Calibri" w:hAnsi="Calibri" w:cs="Calibri"/>
-          <w:sz w:val="26"/>
-          <w:szCs w:val="26"/>
-          <w:lang w:val="vi-VN"/>
-        </w:rPr>
       </w:pPr>
       <w:r>
-        <w:rPr>
-          <w:rFonts w:hint="default" w:ascii="Calibri" w:hAnsi="Calibri" w:cs="Calibri"/>
-          <w:sz w:val="26"/>
-          <w:szCs w:val="26"/>
-        </w:rPr>
         <w:drawing>
           <wp:inline distT="0" distB="0" distL="114300" distR="114300">
-            <wp:extent cx="5577205" cy="4498975"/>
-            <wp:effectExtent l="0" t="0" r="635" b="12065"/>
-            <wp:docPr id="5" name="Picture 5"/>
+            <wp:extent cx="5574030" cy="4629150"/>
+            <wp:effectExtent l="0" t="0" r="3810" b="3810"/>
+            <wp:docPr id="7" name="Picture 4"/>
             <wp:cNvGraphicFramePr>
               <a:graphicFrameLocks xmlns:a="http://schemas.openxmlformats.org/drawingml/2006/main" noChangeAspect="1"/>
             </wp:cNvGraphicFramePr>
@@ -1328,7 +1306,7 @@
               <a:graphicData uri="http://schemas.openxmlformats.org/drawingml/2006/picture">
                 <pic:pic xmlns:pic="http://schemas.openxmlformats.org/drawingml/2006/picture">
                   <pic:nvPicPr>
-                    <pic:cNvPr id="5" name="Picture 5"/>
+                    <pic:cNvPr id="7" name="Picture 4"/>
                     <pic:cNvPicPr>
                       <a:picLocks noChangeAspect="1"/>
                     </pic:cNvPicPr>
@@ -1342,7 +1320,7 @@
                   <pic:spPr>
                     <a:xfrm>
                       <a:off x="0" y="0"/>
-                      <a:ext cx="5577205" cy="4498975"/>
+                      <a:ext cx="5574030" cy="4629150"/>
                     </a:xfrm>
                     <a:prstGeom prst="rect">
                       <a:avLst/>
@@ -1358,6 +1336,15 @@
           </wp:inline>
         </w:drawing>
       </w:r>
+    </w:p>
+    <w:p>
+      <w:pPr>
+        <w:ind w:left="0" w:leftChars="0" w:firstLine="0" w:firstLineChars="0"/>
+        <w:rPr>
+          <w:rFonts w:hint="default"/>
+          <w:lang w:val="vi-VN"/>
+        </w:rPr>
+      </w:pPr>
     </w:p>
     <w:p>
       <w:pPr>
@@ -1501,7 +1488,18 @@
           <w:szCs w:val="26"/>
           <w:lang w:val="vi-VN"/>
         </w:rPr>
-        <w:t>: Người dùng nhập thông tin khách sạn, ngày đặt phòng, ngày trả phòng, số người và hệ thống sẽ hiển thị thông tin khách sạn phù hợp.</w:t>
+        <w:t xml:space="preserve">: Người dùng nhập thông tin khách sạn, ngày đặt phòng, ngày trả phòng, địa chỉ hoặc tên khách sạn, </w:t>
+      </w:r>
+      <w:bookmarkStart w:id="0" w:name="_GoBack"/>
+      <w:bookmarkEnd w:id="0"/>
+      <w:r>
+        <w:rPr>
+          <w:rFonts w:hint="default" w:ascii="Calibri" w:hAnsi="Calibri" w:cs="Calibri"/>
+          <w:sz w:val="26"/>
+          <w:szCs w:val="26"/>
+          <w:lang w:val="vi-VN"/>
+        </w:rPr>
+        <w:t>số người và hệ thống sẽ hiển thị thông tin khách sạn phù hợp.</w:t>
       </w:r>
     </w:p>
     <w:p>
@@ -1542,46 +1540,6 @@
           <w:lang w:val="vi-VN"/>
         </w:rPr>
         <w:t>: Người dùng nhấn vào một khách sạn bất kì, hệ thống sẽ hiển thị thông tin chi tiết của khách sạn đó</w:t>
-      </w:r>
-    </w:p>
-    <w:p>
-      <w:pPr>
-        <w:ind w:left="0" w:leftChars="0" w:firstLine="0" w:firstLineChars="0"/>
-        <w:rPr>
-          <w:rFonts w:hint="default" w:ascii="Calibri" w:hAnsi="Calibri" w:cs="Calibri"/>
-          <w:sz w:val="26"/>
-          <w:szCs w:val="26"/>
-          <w:lang w:val="vi-VN"/>
-        </w:rPr>
-      </w:pPr>
-      <w:r>
-        <w:rPr>
-          <w:rFonts w:hint="default" w:ascii="Calibri" w:hAnsi="Calibri" w:cs="Calibri"/>
-          <w:sz w:val="26"/>
-          <w:szCs w:val="26"/>
-          <w:lang w:val="vi-VN"/>
-        </w:rPr>
-        <w:t xml:space="preserve">- </w:t>
-      </w:r>
-      <w:r>
-        <w:rPr>
-          <w:rFonts w:hint="default" w:ascii="Calibri" w:hAnsi="Calibri" w:cs="Calibri"/>
-          <w:b/>
-          <w:bCs w:val="0"/>
-          <w:sz w:val="26"/>
-          <w:szCs w:val="26"/>
-          <w:lang w:val="vi-VN"/>
-        </w:rPr>
-        <w:t>Xem phòng trống</w:t>
-      </w:r>
-      <w:r>
-        <w:rPr>
-          <w:rFonts w:hint="default" w:ascii="Calibri" w:hAnsi="Calibri" w:cs="Calibri"/>
-          <w:sz w:val="26"/>
-          <w:szCs w:val="26"/>
-          <w:lang w:val="vi-VN"/>
-        </w:rPr>
-        <w:t>: Người dùng chọn ngày nhận phòng, ngày trả phòng và hệ thống sẽ hiển thị thông tin các phòng trống phù hợp</w:t>
       </w:r>
     </w:p>
     <w:p>
@@ -1662,46 +1620,6 @@
           <w:lang w:val="vi-VN"/>
         </w:rPr>
         <w:t xml:space="preserve">: Người dùng chọn các phòng muốn đặt ở xem phòng trống sau đó nhập thông tin người đặt và chọn thanh toán khi đến nhận phòng hoặc thanh toán trước qua VNpay để đặt phòng </w:t>
-      </w:r>
-    </w:p>
-    <w:p>
-      <w:pPr>
-        <w:ind w:left="0" w:leftChars="0" w:firstLine="0" w:firstLineChars="0"/>
-        <w:rPr>
-          <w:rFonts w:hint="default" w:ascii="Calibri" w:hAnsi="Calibri" w:cs="Calibri"/>
-          <w:sz w:val="26"/>
-          <w:szCs w:val="26"/>
-          <w:lang w:val="vi-VN"/>
-        </w:rPr>
-      </w:pPr>
-      <w:r>
-        <w:rPr>
-          <w:rFonts w:hint="default" w:ascii="Calibri" w:hAnsi="Calibri" w:cs="Calibri"/>
-          <w:sz w:val="26"/>
-          <w:szCs w:val="26"/>
-          <w:lang w:val="vi-VN"/>
-        </w:rPr>
-        <w:t xml:space="preserve">- </w:t>
-      </w:r>
-      <w:r>
-        <w:rPr>
-          <w:rFonts w:hint="default" w:ascii="Calibri" w:hAnsi="Calibri" w:cs="Calibri"/>
-          <w:b/>
-          <w:bCs w:val="0"/>
-          <w:sz w:val="26"/>
-          <w:szCs w:val="26"/>
-          <w:lang w:val="vi-VN"/>
-        </w:rPr>
-        <w:t>Thanh toán VNPay</w:t>
-      </w:r>
-      <w:r>
-        <w:rPr>
-          <w:rFonts w:hint="default" w:ascii="Calibri" w:hAnsi="Calibri" w:cs="Calibri"/>
-          <w:sz w:val="26"/>
-          <w:szCs w:val="26"/>
-          <w:lang w:val="vi-VN"/>
-        </w:rPr>
-        <w:t>: Người dùng có thể thanh toán qua VNPay khi đặt phòng</w:t>
       </w:r>
     </w:p>
     <w:p>
@@ -1903,10 +1821,18 @@
         </w:rPr>
         <w:t>: Người dùng liên hệ với khách sạn nếu cần tư vấn , hỗ trợ</w:t>
       </w:r>
+      <w:r>
+        <w:rPr>
+          <w:rFonts w:hint="default" w:ascii="Calibri" w:hAnsi="Calibri" w:cs="Calibri"/>
+          <w:sz w:val="26"/>
+          <w:szCs w:val="26"/>
+          <w:lang w:val="vi-VN"/>
+        </w:rPr>
+        <w:br w:type="textWrapping"/>
+      </w:r>
     </w:p>
     <w:p>
       <w:pPr>
-        <w:ind w:left="0" w:leftChars="0" w:firstLine="0" w:firstLineChars="0"/>
         <w:rPr>
           <w:rFonts w:hint="default" w:ascii="Calibri" w:hAnsi="Calibri" w:cs="Calibri"/>
           <w:sz w:val="26"/>
@@ -1914,6 +1840,8611 @@
           <w:lang w:val="vi-VN"/>
         </w:rPr>
       </w:pPr>
+      <w:r>
+        <w:rPr>
+          <w:rFonts w:hint="default" w:ascii="Calibri" w:hAnsi="Calibri" w:cs="Calibri"/>
+          <w:sz w:val="26"/>
+          <w:szCs w:val="26"/>
+          <w:lang w:val="vi-VN"/>
+        </w:rPr>
+        <w:br w:type="page"/>
+      </w:r>
+    </w:p>
+    <w:tbl>
+      <w:tblPr>
+        <w:tblStyle w:val="249"/>
+        <w:tblW w:w="8772" w:type="dxa"/>
+        <w:tblInd w:w="110" w:type="dxa"/>
+        <w:tblBorders>
+          <w:top w:val="none" w:color="000000" w:sz="0" w:space="0"/>
+          <w:left w:val="none" w:color="000000" w:sz="0" w:space="0"/>
+          <w:bottom w:val="none" w:color="000000" w:sz="0" w:space="0"/>
+          <w:right w:val="none" w:color="000000" w:sz="0" w:space="0"/>
+          <w:insideH w:val="none" w:color="000000" w:sz="0" w:space="0"/>
+          <w:insideV w:val="none" w:color="000000" w:sz="0" w:space="0"/>
+        </w:tblBorders>
+        <w:tblLayout w:type="fixed"/>
+        <w:tblCellMar>
+          <w:top w:w="15" w:type="dxa"/>
+          <w:left w:w="15" w:type="dxa"/>
+          <w:bottom w:w="15" w:type="dxa"/>
+          <w:right w:w="15" w:type="dxa"/>
+        </w:tblCellMar>
+      </w:tblPr>
+      <w:tblGrid>
+        <w:gridCol w:w="1728"/>
+        <w:gridCol w:w="2007"/>
+        <w:gridCol w:w="3225"/>
+        <w:gridCol w:w="1812"/>
+      </w:tblGrid>
+      <w:tr>
+        <w:tblPrEx>
+          <w:tblBorders>
+            <w:top w:val="none" w:color="000000" w:sz="0" w:space="0"/>
+            <w:left w:val="none" w:color="000000" w:sz="0" w:space="0"/>
+            <w:bottom w:val="none" w:color="000000" w:sz="0" w:space="0"/>
+            <w:right w:val="none" w:color="000000" w:sz="0" w:space="0"/>
+            <w:insideH w:val="none" w:color="000000" w:sz="0" w:space="0"/>
+            <w:insideV w:val="none" w:color="000000" w:sz="0" w:space="0"/>
+          </w:tblBorders>
+          <w:tblCellMar>
+            <w:top w:w="15" w:type="dxa"/>
+            <w:left w:w="15" w:type="dxa"/>
+            <w:bottom w:w="15" w:type="dxa"/>
+            <w:right w:w="15" w:type="dxa"/>
+          </w:tblCellMar>
+        </w:tblPrEx>
+        <w:tc>
+          <w:tcPr>
+            <w:tcW w:w="1728" w:type="dxa"/>
+            <w:tcBorders>
+              <w:top w:val="single" w:color="000000" w:sz="4" w:space="0"/>
+              <w:left w:val="single" w:color="000000" w:sz="4" w:space="0"/>
+              <w:bottom w:val="single" w:color="000000" w:sz="4" w:space="0"/>
+              <w:right w:val="single" w:color="000000" w:sz="4" w:space="0"/>
+            </w:tcBorders>
+            <w:tcMar>
+              <w:top w:w="0" w:type="dxa"/>
+              <w:left w:w="100" w:type="dxa"/>
+              <w:bottom w:w="0" w:type="dxa"/>
+              <w:right w:w="100" w:type="dxa"/>
+            </w:tcMar>
+          </w:tcPr>
+          <w:p>
+            <w:pPr>
+              <w:spacing w:before="60" w:after="60" w:line="288" w:lineRule="auto"/>
+              <w:ind w:left="0" w:leftChars="0" w:firstLine="0" w:firstLineChars="0"/>
+              <w:rPr>
+                <w:rFonts w:ascii="Times New Roman" w:hAnsi="Times New Roman" w:eastAsia="Times New Roman" w:cs="Times New Roman"/>
+                <w:sz w:val="26"/>
+                <w:szCs w:val="26"/>
+              </w:rPr>
+            </w:pPr>
+            <w:r>
+              <w:rPr>
+                <w:rFonts w:ascii="Times New Roman" w:hAnsi="Times New Roman" w:eastAsia="Times New Roman" w:cs="Times New Roman"/>
+                <w:sz w:val="26"/>
+                <w:szCs w:val="26"/>
+              </w:rPr>
+              <w:t>Mã Use case</w:t>
+            </w:r>
+          </w:p>
+        </w:tc>
+        <w:tc>
+          <w:tcPr>
+            <w:tcW w:w="2007" w:type="dxa"/>
+            <w:tcBorders>
+              <w:top w:val="single" w:color="000000" w:sz="4" w:space="0"/>
+              <w:left w:val="single" w:color="000000" w:sz="4" w:space="0"/>
+              <w:bottom w:val="single" w:color="000000" w:sz="4" w:space="0"/>
+              <w:right w:val="single" w:color="000000" w:sz="4" w:space="0"/>
+            </w:tcBorders>
+            <w:tcMar>
+              <w:top w:w="0" w:type="dxa"/>
+              <w:left w:w="100" w:type="dxa"/>
+              <w:bottom w:w="0" w:type="dxa"/>
+              <w:right w:w="100" w:type="dxa"/>
+            </w:tcMar>
+          </w:tcPr>
+          <w:p>
+            <w:pPr>
+              <w:spacing w:before="60" w:after="60" w:line="288" w:lineRule="auto"/>
+              <w:jc w:val="center"/>
+              <w:rPr>
+                <w:rFonts w:hint="default" w:ascii="Times New Roman" w:hAnsi="Times New Roman" w:eastAsia="Times New Roman" w:cs="Times New Roman"/>
+                <w:sz w:val="26"/>
+                <w:szCs w:val="26"/>
+                <w:lang w:val="vi-VN"/>
+              </w:rPr>
+            </w:pPr>
+            <w:r>
+              <w:rPr>
+                <w:rFonts w:ascii="Times New Roman" w:hAnsi="Times New Roman" w:eastAsia="Times New Roman" w:cs="Times New Roman"/>
+                <w:sz w:val="26"/>
+                <w:szCs w:val="26"/>
+              </w:rPr>
+              <w:t>UC0</w:t>
+            </w:r>
+            <w:r>
+              <w:rPr>
+                <w:rFonts w:hint="default" w:ascii="Times New Roman" w:hAnsi="Times New Roman" w:eastAsia="Times New Roman" w:cs="Times New Roman"/>
+                <w:sz w:val="26"/>
+                <w:szCs w:val="26"/>
+                <w:lang w:val="vi-VN"/>
+              </w:rPr>
+              <w:t>1</w:t>
+            </w:r>
+          </w:p>
+        </w:tc>
+        <w:tc>
+          <w:tcPr>
+            <w:tcW w:w="3225" w:type="dxa"/>
+            <w:tcBorders>
+              <w:top w:val="single" w:color="000000" w:sz="4" w:space="0"/>
+              <w:left w:val="single" w:color="000000" w:sz="4" w:space="0"/>
+              <w:bottom w:val="single" w:color="000000" w:sz="4" w:space="0"/>
+              <w:right w:val="single" w:color="000000" w:sz="4" w:space="0"/>
+            </w:tcBorders>
+            <w:tcMar>
+              <w:top w:w="0" w:type="dxa"/>
+              <w:left w:w="100" w:type="dxa"/>
+              <w:bottom w:w="0" w:type="dxa"/>
+              <w:right w:w="100" w:type="dxa"/>
+            </w:tcMar>
+          </w:tcPr>
+          <w:p>
+            <w:pPr>
+              <w:spacing w:before="60" w:after="60" w:line="288" w:lineRule="auto"/>
+              <w:jc w:val="center"/>
+              <w:rPr>
+                <w:rFonts w:ascii="Times New Roman" w:hAnsi="Times New Roman" w:eastAsia="Times New Roman" w:cs="Times New Roman"/>
+                <w:sz w:val="26"/>
+                <w:szCs w:val="26"/>
+              </w:rPr>
+            </w:pPr>
+            <w:r>
+              <w:rPr>
+                <w:rFonts w:ascii="Times New Roman" w:hAnsi="Times New Roman" w:eastAsia="Times New Roman" w:cs="Times New Roman"/>
+                <w:sz w:val="26"/>
+                <w:szCs w:val="26"/>
+              </w:rPr>
+              <w:t>Tên Use case</w:t>
+            </w:r>
+          </w:p>
+        </w:tc>
+        <w:tc>
+          <w:tcPr>
+            <w:tcW w:w="1812" w:type="dxa"/>
+            <w:tcBorders>
+              <w:top w:val="single" w:color="000000" w:sz="4" w:space="0"/>
+              <w:left w:val="single" w:color="000000" w:sz="4" w:space="0"/>
+              <w:bottom w:val="single" w:color="000000" w:sz="4" w:space="0"/>
+              <w:right w:val="single" w:color="000000" w:sz="4" w:space="0"/>
+            </w:tcBorders>
+            <w:tcMar>
+              <w:top w:w="0" w:type="dxa"/>
+              <w:left w:w="100" w:type="dxa"/>
+              <w:bottom w:w="0" w:type="dxa"/>
+              <w:right w:w="100" w:type="dxa"/>
+            </w:tcMar>
+          </w:tcPr>
+          <w:p>
+            <w:pPr>
+              <w:spacing w:before="60" w:after="60" w:line="288" w:lineRule="auto"/>
+              <w:ind w:left="0" w:leftChars="0" w:firstLine="0" w:firstLineChars="0"/>
+              <w:jc w:val="both"/>
+              <w:rPr>
+                <w:rFonts w:ascii="Times New Roman" w:hAnsi="Times New Roman" w:eastAsia="Times New Roman" w:cs="Times New Roman"/>
+                <w:sz w:val="26"/>
+                <w:szCs w:val="26"/>
+              </w:rPr>
+            </w:pPr>
+            <w:r>
+              <w:rPr>
+                <w:rFonts w:ascii="Times New Roman" w:hAnsi="Times New Roman" w:eastAsia="Times New Roman" w:cs="Times New Roman"/>
+                <w:sz w:val="26"/>
+                <w:szCs w:val="26"/>
+              </w:rPr>
+              <w:t>Đặt phòng</w:t>
+            </w:r>
+          </w:p>
+        </w:tc>
+      </w:tr>
+      <w:tr>
+        <w:tblPrEx>
+          <w:tblBorders>
+            <w:top w:val="none" w:color="000000" w:sz="0" w:space="0"/>
+            <w:left w:val="none" w:color="000000" w:sz="0" w:space="0"/>
+            <w:bottom w:val="none" w:color="000000" w:sz="0" w:space="0"/>
+            <w:right w:val="none" w:color="000000" w:sz="0" w:space="0"/>
+            <w:insideH w:val="none" w:color="000000" w:sz="0" w:space="0"/>
+            <w:insideV w:val="none" w:color="000000" w:sz="0" w:space="0"/>
+          </w:tblBorders>
+          <w:tblCellMar>
+            <w:top w:w="15" w:type="dxa"/>
+            <w:left w:w="15" w:type="dxa"/>
+            <w:bottom w:w="15" w:type="dxa"/>
+            <w:right w:w="15" w:type="dxa"/>
+          </w:tblCellMar>
+        </w:tblPrEx>
+        <w:tc>
+          <w:tcPr>
+            <w:tcW w:w="1728" w:type="dxa"/>
+            <w:tcBorders>
+              <w:top w:val="single" w:color="000000" w:sz="4" w:space="0"/>
+              <w:left w:val="single" w:color="000000" w:sz="4" w:space="0"/>
+              <w:bottom w:val="single" w:color="000000" w:sz="4" w:space="0"/>
+              <w:right w:val="single" w:color="000000" w:sz="4" w:space="0"/>
+            </w:tcBorders>
+            <w:tcMar>
+              <w:top w:w="0" w:type="dxa"/>
+              <w:left w:w="100" w:type="dxa"/>
+              <w:bottom w:w="0" w:type="dxa"/>
+              <w:right w:w="100" w:type="dxa"/>
+            </w:tcMar>
+          </w:tcPr>
+          <w:p>
+            <w:pPr>
+              <w:spacing w:before="60" w:after="60" w:line="288" w:lineRule="auto"/>
+              <w:ind w:left="0" w:leftChars="0" w:firstLine="0" w:firstLineChars="0"/>
+              <w:rPr>
+                <w:rFonts w:ascii="Times New Roman" w:hAnsi="Times New Roman" w:eastAsia="Times New Roman" w:cs="Times New Roman"/>
+                <w:sz w:val="26"/>
+                <w:szCs w:val="26"/>
+              </w:rPr>
+            </w:pPr>
+            <w:r>
+              <w:rPr>
+                <w:rFonts w:ascii="Times New Roman" w:hAnsi="Times New Roman" w:eastAsia="Times New Roman" w:cs="Times New Roman"/>
+                <w:sz w:val="26"/>
+                <w:szCs w:val="26"/>
+              </w:rPr>
+              <w:t>Tác nhân</w:t>
+            </w:r>
+          </w:p>
+        </w:tc>
+        <w:tc>
+          <w:tcPr>
+            <w:tcW w:w="7044" w:type="dxa"/>
+            <w:gridSpan w:val="3"/>
+            <w:tcBorders>
+              <w:top w:val="single" w:color="000000" w:sz="4" w:space="0"/>
+              <w:left w:val="single" w:color="000000" w:sz="4" w:space="0"/>
+              <w:bottom w:val="single" w:color="000000" w:sz="4" w:space="0"/>
+              <w:right w:val="single" w:color="000000" w:sz="4" w:space="0"/>
+            </w:tcBorders>
+            <w:tcMar>
+              <w:top w:w="0" w:type="dxa"/>
+              <w:left w:w="100" w:type="dxa"/>
+              <w:bottom w:w="0" w:type="dxa"/>
+              <w:right w:w="100" w:type="dxa"/>
+            </w:tcMar>
+            <w:vAlign w:val="center"/>
+          </w:tcPr>
+          <w:p>
+            <w:pPr>
+              <w:spacing w:before="60" w:after="60" w:line="288" w:lineRule="auto"/>
+              <w:ind w:left="0" w:leftChars="0" w:firstLine="0" w:firstLineChars="0"/>
+              <w:jc w:val="both"/>
+              <w:rPr>
+                <w:rFonts w:hint="default" w:ascii="Times New Roman" w:hAnsi="Times New Roman" w:eastAsia="Times New Roman" w:cs="Times New Roman"/>
+                <w:sz w:val="26"/>
+                <w:szCs w:val="26"/>
+                <w:lang w:val="vi-VN"/>
+              </w:rPr>
+            </w:pPr>
+            <w:r>
+              <w:rPr>
+                <w:rFonts w:hint="default" w:ascii="Times New Roman" w:hAnsi="Times New Roman" w:eastAsia="Times New Roman" w:cs="Times New Roman"/>
+                <w:sz w:val="26"/>
+                <w:szCs w:val="26"/>
+                <w:lang w:val="vi-VN"/>
+              </w:rPr>
+              <w:t>Người dùng</w:t>
+            </w:r>
+          </w:p>
+        </w:tc>
+      </w:tr>
+      <w:tr>
+        <w:tblPrEx>
+          <w:tblBorders>
+            <w:top w:val="none" w:color="000000" w:sz="0" w:space="0"/>
+            <w:left w:val="none" w:color="000000" w:sz="0" w:space="0"/>
+            <w:bottom w:val="none" w:color="000000" w:sz="0" w:space="0"/>
+            <w:right w:val="none" w:color="000000" w:sz="0" w:space="0"/>
+            <w:insideH w:val="none" w:color="000000" w:sz="0" w:space="0"/>
+            <w:insideV w:val="none" w:color="000000" w:sz="0" w:space="0"/>
+          </w:tblBorders>
+          <w:tblCellMar>
+            <w:top w:w="15" w:type="dxa"/>
+            <w:left w:w="15" w:type="dxa"/>
+            <w:bottom w:w="15" w:type="dxa"/>
+            <w:right w:w="15" w:type="dxa"/>
+          </w:tblCellMar>
+        </w:tblPrEx>
+        <w:trPr>
+          <w:trHeight w:val="430" w:hRule="atLeast"/>
+        </w:trPr>
+        <w:tc>
+          <w:tcPr>
+            <w:tcW w:w="1728" w:type="dxa"/>
+            <w:tcBorders>
+              <w:top w:val="single" w:color="000000" w:sz="4" w:space="0"/>
+              <w:left w:val="single" w:color="000000" w:sz="4" w:space="0"/>
+              <w:bottom w:val="single" w:color="000000" w:sz="4" w:space="0"/>
+              <w:right w:val="single" w:color="000000" w:sz="4" w:space="0"/>
+            </w:tcBorders>
+            <w:tcMar>
+              <w:top w:w="0" w:type="dxa"/>
+              <w:left w:w="100" w:type="dxa"/>
+              <w:bottom w:w="0" w:type="dxa"/>
+              <w:right w:w="100" w:type="dxa"/>
+            </w:tcMar>
+          </w:tcPr>
+          <w:p>
+            <w:pPr>
+              <w:spacing w:before="60" w:after="60" w:line="288" w:lineRule="auto"/>
+              <w:ind w:left="0" w:leftChars="0" w:firstLine="0" w:firstLineChars="0"/>
+              <w:rPr>
+                <w:rFonts w:ascii="Times New Roman" w:hAnsi="Times New Roman" w:eastAsia="Times New Roman" w:cs="Times New Roman"/>
+                <w:sz w:val="26"/>
+                <w:szCs w:val="26"/>
+              </w:rPr>
+            </w:pPr>
+            <w:r>
+              <w:rPr>
+                <w:rFonts w:ascii="Times New Roman" w:hAnsi="Times New Roman" w:eastAsia="Times New Roman" w:cs="Times New Roman"/>
+                <w:sz w:val="26"/>
+                <w:szCs w:val="26"/>
+              </w:rPr>
+              <w:t>Mô tả</w:t>
+            </w:r>
+          </w:p>
+        </w:tc>
+        <w:tc>
+          <w:tcPr>
+            <w:tcW w:w="7044" w:type="dxa"/>
+            <w:gridSpan w:val="3"/>
+            <w:tcBorders>
+              <w:top w:val="single" w:color="000000" w:sz="4" w:space="0"/>
+              <w:left w:val="single" w:color="000000" w:sz="4" w:space="0"/>
+              <w:bottom w:val="single" w:color="000000" w:sz="4" w:space="0"/>
+              <w:right w:val="single" w:color="000000" w:sz="4" w:space="0"/>
+            </w:tcBorders>
+            <w:tcMar>
+              <w:top w:w="0" w:type="dxa"/>
+              <w:left w:w="100" w:type="dxa"/>
+              <w:bottom w:w="0" w:type="dxa"/>
+              <w:right w:w="100" w:type="dxa"/>
+            </w:tcMar>
+            <w:vAlign w:val="center"/>
+          </w:tcPr>
+          <w:p>
+            <w:pPr>
+              <w:spacing w:before="60" w:after="60" w:line="288" w:lineRule="auto"/>
+              <w:ind w:left="0" w:leftChars="0" w:firstLine="0" w:firstLineChars="0"/>
+              <w:jc w:val="both"/>
+              <w:rPr>
+                <w:rFonts w:ascii="Times New Roman" w:hAnsi="Times New Roman" w:eastAsia="Times New Roman" w:cs="Times New Roman"/>
+                <w:sz w:val="26"/>
+                <w:szCs w:val="26"/>
+              </w:rPr>
+            </w:pPr>
+            <w:r>
+              <w:rPr>
+                <w:rFonts w:ascii="Times New Roman" w:hAnsi="Times New Roman" w:eastAsia="Times New Roman" w:cs="Times New Roman"/>
+                <w:sz w:val="26"/>
+                <w:szCs w:val="26"/>
+              </w:rPr>
+              <w:t>Use case này cho phép người dùng đặt phòng khách sạn mong muốn</w:t>
+            </w:r>
+          </w:p>
+        </w:tc>
+      </w:tr>
+      <w:tr>
+        <w:tblPrEx>
+          <w:tblBorders>
+            <w:top w:val="none" w:color="000000" w:sz="0" w:space="0"/>
+            <w:left w:val="none" w:color="000000" w:sz="0" w:space="0"/>
+            <w:bottom w:val="none" w:color="000000" w:sz="0" w:space="0"/>
+            <w:right w:val="none" w:color="000000" w:sz="0" w:space="0"/>
+            <w:insideH w:val="none" w:color="000000" w:sz="0" w:space="0"/>
+            <w:insideV w:val="none" w:color="000000" w:sz="0" w:space="0"/>
+          </w:tblBorders>
+          <w:tblCellMar>
+            <w:top w:w="15" w:type="dxa"/>
+            <w:left w:w="15" w:type="dxa"/>
+            <w:bottom w:w="15" w:type="dxa"/>
+            <w:right w:w="15" w:type="dxa"/>
+          </w:tblCellMar>
+        </w:tblPrEx>
+        <w:tc>
+          <w:tcPr>
+            <w:tcW w:w="1728" w:type="dxa"/>
+            <w:tcBorders>
+              <w:top w:val="single" w:color="000000" w:sz="4" w:space="0"/>
+              <w:left w:val="single" w:color="000000" w:sz="4" w:space="0"/>
+              <w:bottom w:val="single" w:color="000000" w:sz="4" w:space="0"/>
+              <w:right w:val="single" w:color="000000" w:sz="4" w:space="0"/>
+            </w:tcBorders>
+            <w:tcMar>
+              <w:top w:w="0" w:type="dxa"/>
+              <w:left w:w="100" w:type="dxa"/>
+              <w:bottom w:w="0" w:type="dxa"/>
+              <w:right w:w="100" w:type="dxa"/>
+            </w:tcMar>
+          </w:tcPr>
+          <w:p>
+            <w:pPr>
+              <w:spacing w:before="60" w:after="60" w:line="288" w:lineRule="auto"/>
+              <w:ind w:left="0" w:leftChars="0" w:firstLine="0" w:firstLineChars="0"/>
+              <w:rPr>
+                <w:rFonts w:ascii="Times New Roman" w:hAnsi="Times New Roman" w:eastAsia="Times New Roman" w:cs="Times New Roman"/>
+                <w:sz w:val="26"/>
+                <w:szCs w:val="26"/>
+              </w:rPr>
+            </w:pPr>
+            <w:r>
+              <w:rPr>
+                <w:rFonts w:ascii="Times New Roman" w:hAnsi="Times New Roman" w:eastAsia="Times New Roman" w:cs="Times New Roman"/>
+                <w:sz w:val="26"/>
+                <w:szCs w:val="26"/>
+              </w:rPr>
+              <w:t>Sự kiện kích hoạt chức năng</w:t>
+            </w:r>
+          </w:p>
+        </w:tc>
+        <w:tc>
+          <w:tcPr>
+            <w:tcW w:w="7044" w:type="dxa"/>
+            <w:gridSpan w:val="3"/>
+            <w:tcBorders>
+              <w:top w:val="single" w:color="000000" w:sz="4" w:space="0"/>
+              <w:left w:val="single" w:color="000000" w:sz="4" w:space="0"/>
+              <w:bottom w:val="single" w:color="000000" w:sz="4" w:space="0"/>
+              <w:right w:val="single" w:color="000000" w:sz="4" w:space="0"/>
+            </w:tcBorders>
+            <w:tcMar>
+              <w:top w:w="0" w:type="dxa"/>
+              <w:left w:w="100" w:type="dxa"/>
+              <w:bottom w:w="0" w:type="dxa"/>
+              <w:right w:w="100" w:type="dxa"/>
+            </w:tcMar>
+            <w:vAlign w:val="center"/>
+          </w:tcPr>
+          <w:p>
+            <w:pPr>
+              <w:spacing w:before="60" w:after="60" w:line="288" w:lineRule="auto"/>
+              <w:ind w:left="0" w:leftChars="0" w:firstLine="0" w:firstLineChars="0"/>
+              <w:jc w:val="both"/>
+              <w:rPr>
+                <w:rFonts w:hint="default" w:ascii="Times New Roman" w:hAnsi="Times New Roman" w:eastAsia="Times New Roman" w:cs="Times New Roman"/>
+                <w:sz w:val="26"/>
+                <w:szCs w:val="26"/>
+                <w:lang w:val="vi-VN"/>
+              </w:rPr>
+            </w:pPr>
+            <w:r>
+              <w:rPr>
+                <w:rFonts w:ascii="Times New Roman" w:hAnsi="Times New Roman" w:eastAsia="Times New Roman" w:cs="Times New Roman"/>
+                <w:sz w:val="26"/>
+                <w:szCs w:val="26"/>
+              </w:rPr>
+              <w:t>Người dùng click vào nút “</w:t>
+            </w:r>
+            <w:r>
+              <w:rPr>
+                <w:rFonts w:hint="default" w:ascii="Times New Roman" w:hAnsi="Times New Roman" w:eastAsia="Times New Roman" w:cs="Times New Roman"/>
+                <w:sz w:val="26"/>
+                <w:szCs w:val="26"/>
+                <w:lang w:val="vi-VN"/>
+              </w:rPr>
+              <w:t>Xác nhận đ</w:t>
+            </w:r>
+            <w:r>
+              <w:rPr>
+                <w:rFonts w:ascii="Times New Roman" w:hAnsi="Times New Roman" w:eastAsia="Times New Roman" w:cs="Times New Roman"/>
+                <w:sz w:val="26"/>
+                <w:szCs w:val="26"/>
+              </w:rPr>
+              <w:t xml:space="preserve">ặt phòng” </w:t>
+            </w:r>
+            <w:r>
+              <w:rPr>
+                <w:rFonts w:hint="default" w:ascii="Times New Roman" w:hAnsi="Times New Roman" w:eastAsia="Times New Roman" w:cs="Times New Roman"/>
+                <w:sz w:val="26"/>
+                <w:szCs w:val="26"/>
+                <w:lang w:val="vi-VN"/>
+              </w:rPr>
+              <w:t>sau khi điền đầy đủ thông tin người đặt</w:t>
+            </w:r>
+          </w:p>
+        </w:tc>
+      </w:tr>
+      <w:tr>
+        <w:tblPrEx>
+          <w:tblBorders>
+            <w:top w:val="none" w:color="000000" w:sz="0" w:space="0"/>
+            <w:left w:val="none" w:color="000000" w:sz="0" w:space="0"/>
+            <w:bottom w:val="none" w:color="000000" w:sz="0" w:space="0"/>
+            <w:right w:val="none" w:color="000000" w:sz="0" w:space="0"/>
+            <w:insideH w:val="none" w:color="000000" w:sz="0" w:space="0"/>
+            <w:insideV w:val="none" w:color="000000" w:sz="0" w:space="0"/>
+          </w:tblBorders>
+          <w:tblCellMar>
+            <w:top w:w="15" w:type="dxa"/>
+            <w:left w:w="15" w:type="dxa"/>
+            <w:bottom w:w="15" w:type="dxa"/>
+            <w:right w:w="15" w:type="dxa"/>
+          </w:tblCellMar>
+        </w:tblPrEx>
+        <w:tc>
+          <w:tcPr>
+            <w:tcW w:w="1728" w:type="dxa"/>
+            <w:tcBorders>
+              <w:top w:val="single" w:color="000000" w:sz="4" w:space="0"/>
+              <w:left w:val="single" w:color="000000" w:sz="4" w:space="0"/>
+              <w:bottom w:val="single" w:color="000000" w:sz="4" w:space="0"/>
+              <w:right w:val="single" w:color="000000" w:sz="4" w:space="0"/>
+            </w:tcBorders>
+            <w:tcMar>
+              <w:top w:w="0" w:type="dxa"/>
+              <w:left w:w="100" w:type="dxa"/>
+              <w:bottom w:w="0" w:type="dxa"/>
+              <w:right w:w="100" w:type="dxa"/>
+            </w:tcMar>
+          </w:tcPr>
+          <w:p>
+            <w:pPr>
+              <w:spacing w:before="60" w:after="60" w:line="288" w:lineRule="auto"/>
+              <w:ind w:left="0" w:leftChars="0" w:firstLine="0" w:firstLineChars="0"/>
+              <w:rPr>
+                <w:rFonts w:ascii="Times New Roman" w:hAnsi="Times New Roman" w:eastAsia="Times New Roman" w:cs="Times New Roman"/>
+                <w:sz w:val="26"/>
+                <w:szCs w:val="26"/>
+              </w:rPr>
+            </w:pPr>
+            <w:r>
+              <w:rPr>
+                <w:rFonts w:ascii="Times New Roman" w:hAnsi="Times New Roman" w:eastAsia="Times New Roman" w:cs="Times New Roman"/>
+                <w:sz w:val="26"/>
+                <w:szCs w:val="26"/>
+              </w:rPr>
+              <w:t>Tiền điều kiện</w:t>
+            </w:r>
+          </w:p>
+        </w:tc>
+        <w:tc>
+          <w:tcPr>
+            <w:tcW w:w="7044" w:type="dxa"/>
+            <w:gridSpan w:val="3"/>
+            <w:tcBorders>
+              <w:top w:val="single" w:color="000000" w:sz="4" w:space="0"/>
+              <w:left w:val="single" w:color="000000" w:sz="4" w:space="0"/>
+              <w:bottom w:val="single" w:color="000000" w:sz="4" w:space="0"/>
+              <w:right w:val="single" w:color="000000" w:sz="4" w:space="0"/>
+            </w:tcBorders>
+            <w:tcMar>
+              <w:top w:w="0" w:type="dxa"/>
+              <w:left w:w="100" w:type="dxa"/>
+              <w:bottom w:w="0" w:type="dxa"/>
+              <w:right w:w="100" w:type="dxa"/>
+            </w:tcMar>
+            <w:vAlign w:val="center"/>
+          </w:tcPr>
+          <w:p>
+            <w:pPr>
+              <w:spacing w:before="60" w:after="60" w:line="288" w:lineRule="auto"/>
+              <w:ind w:left="0" w:leftChars="0" w:firstLine="0" w:firstLineChars="0"/>
+              <w:jc w:val="both"/>
+              <w:rPr>
+                <w:rFonts w:ascii="Times New Roman" w:hAnsi="Times New Roman" w:eastAsia="Times New Roman" w:cs="Times New Roman"/>
+                <w:sz w:val="26"/>
+                <w:szCs w:val="26"/>
+              </w:rPr>
+            </w:pPr>
+            <w:r>
+              <w:rPr>
+                <w:rFonts w:ascii="Times New Roman" w:hAnsi="Times New Roman" w:eastAsia="Times New Roman" w:cs="Times New Roman"/>
+                <w:sz w:val="26"/>
+                <w:szCs w:val="26"/>
+              </w:rPr>
+              <w:t>Người dùng đăng nhập với vai trò là người dùng</w:t>
+            </w:r>
+          </w:p>
+        </w:tc>
+      </w:tr>
+      <w:tr>
+        <w:tblPrEx>
+          <w:tblBorders>
+            <w:top w:val="none" w:color="000000" w:sz="0" w:space="0"/>
+            <w:left w:val="none" w:color="000000" w:sz="0" w:space="0"/>
+            <w:bottom w:val="none" w:color="000000" w:sz="0" w:space="0"/>
+            <w:right w:val="none" w:color="000000" w:sz="0" w:space="0"/>
+            <w:insideH w:val="none" w:color="000000" w:sz="0" w:space="0"/>
+            <w:insideV w:val="none" w:color="000000" w:sz="0" w:space="0"/>
+          </w:tblBorders>
+          <w:tblCellMar>
+            <w:top w:w="15" w:type="dxa"/>
+            <w:left w:w="15" w:type="dxa"/>
+            <w:bottom w:w="15" w:type="dxa"/>
+            <w:right w:w="15" w:type="dxa"/>
+          </w:tblCellMar>
+        </w:tblPrEx>
+        <w:trPr>
+          <w:trHeight w:val="408" w:hRule="atLeast"/>
+        </w:trPr>
+        <w:tc>
+          <w:tcPr>
+            <w:tcW w:w="1728" w:type="dxa"/>
+            <w:tcBorders>
+              <w:top w:val="single" w:color="000000" w:sz="4" w:space="0"/>
+              <w:left w:val="single" w:color="000000" w:sz="4" w:space="0"/>
+              <w:bottom w:val="single" w:color="000000" w:sz="4" w:space="0"/>
+              <w:right w:val="single" w:color="000000" w:sz="4" w:space="0"/>
+            </w:tcBorders>
+            <w:tcMar>
+              <w:top w:w="0" w:type="dxa"/>
+              <w:left w:w="100" w:type="dxa"/>
+              <w:bottom w:w="0" w:type="dxa"/>
+              <w:right w:w="100" w:type="dxa"/>
+            </w:tcMar>
+          </w:tcPr>
+          <w:p>
+            <w:pPr>
+              <w:spacing w:before="60" w:after="60" w:line="288" w:lineRule="auto"/>
+              <w:ind w:left="0" w:leftChars="0" w:firstLine="0" w:firstLineChars="0"/>
+              <w:rPr>
+                <w:rFonts w:ascii="Times New Roman" w:hAnsi="Times New Roman" w:eastAsia="Times New Roman" w:cs="Times New Roman"/>
+                <w:sz w:val="26"/>
+                <w:szCs w:val="26"/>
+              </w:rPr>
+            </w:pPr>
+            <w:r>
+              <w:rPr>
+                <w:rFonts w:ascii="Times New Roman" w:hAnsi="Times New Roman" w:eastAsia="Times New Roman" w:cs="Times New Roman"/>
+                <w:sz w:val="26"/>
+                <w:szCs w:val="26"/>
+              </w:rPr>
+              <w:t>Hậu điều kiện</w:t>
+            </w:r>
+          </w:p>
+        </w:tc>
+        <w:tc>
+          <w:tcPr>
+            <w:tcW w:w="7044" w:type="dxa"/>
+            <w:gridSpan w:val="3"/>
+            <w:tcBorders>
+              <w:top w:val="single" w:color="000000" w:sz="4" w:space="0"/>
+              <w:left w:val="single" w:color="000000" w:sz="4" w:space="0"/>
+              <w:bottom w:val="single" w:color="000000" w:sz="4" w:space="0"/>
+              <w:right w:val="single" w:color="000000" w:sz="4" w:space="0"/>
+            </w:tcBorders>
+            <w:tcMar>
+              <w:top w:w="0" w:type="dxa"/>
+              <w:left w:w="100" w:type="dxa"/>
+              <w:bottom w:w="0" w:type="dxa"/>
+              <w:right w:w="100" w:type="dxa"/>
+            </w:tcMar>
+            <w:vAlign w:val="center"/>
+          </w:tcPr>
+          <w:p>
+            <w:pPr>
+              <w:spacing w:before="60" w:after="60" w:line="288" w:lineRule="auto"/>
+              <w:ind w:left="0" w:leftChars="0" w:firstLine="0" w:firstLineChars="0"/>
+              <w:jc w:val="both"/>
+              <w:rPr>
+                <w:rFonts w:ascii="Times New Roman" w:hAnsi="Times New Roman" w:eastAsia="Times New Roman" w:cs="Times New Roman"/>
+                <w:sz w:val="26"/>
+                <w:szCs w:val="26"/>
+              </w:rPr>
+            </w:pPr>
+            <w:r>
+              <w:rPr>
+                <w:rFonts w:ascii="Times New Roman" w:hAnsi="Times New Roman" w:eastAsia="Times New Roman" w:cs="Times New Roman"/>
+                <w:sz w:val="26"/>
+                <w:szCs w:val="26"/>
+              </w:rPr>
+              <w:t>Không có</w:t>
+            </w:r>
+          </w:p>
+        </w:tc>
+      </w:tr>
+      <w:tr>
+        <w:tblPrEx>
+          <w:tblBorders>
+            <w:top w:val="none" w:color="000000" w:sz="0" w:space="0"/>
+            <w:left w:val="none" w:color="000000" w:sz="0" w:space="0"/>
+            <w:bottom w:val="none" w:color="000000" w:sz="0" w:space="0"/>
+            <w:right w:val="none" w:color="000000" w:sz="0" w:space="0"/>
+            <w:insideH w:val="none" w:color="000000" w:sz="0" w:space="0"/>
+            <w:insideV w:val="none" w:color="000000" w:sz="0" w:space="0"/>
+          </w:tblBorders>
+          <w:tblCellMar>
+            <w:top w:w="15" w:type="dxa"/>
+            <w:left w:w="15" w:type="dxa"/>
+            <w:bottom w:w="15" w:type="dxa"/>
+            <w:right w:w="15" w:type="dxa"/>
+          </w:tblCellMar>
+        </w:tblPrEx>
+        <w:trPr>
+          <w:trHeight w:val="3401" w:hRule="atLeast"/>
+        </w:trPr>
+        <w:tc>
+          <w:tcPr>
+            <w:tcW w:w="1728" w:type="dxa"/>
+            <w:tcBorders>
+              <w:top w:val="single" w:color="000000" w:sz="4" w:space="0"/>
+              <w:left w:val="single" w:color="000000" w:sz="4" w:space="0"/>
+              <w:bottom w:val="single" w:color="000000" w:sz="4" w:space="0"/>
+              <w:right w:val="single" w:color="000000" w:sz="4" w:space="0"/>
+            </w:tcBorders>
+            <w:tcMar>
+              <w:top w:w="0" w:type="dxa"/>
+              <w:left w:w="100" w:type="dxa"/>
+              <w:bottom w:w="0" w:type="dxa"/>
+              <w:right w:w="100" w:type="dxa"/>
+            </w:tcMar>
+          </w:tcPr>
+          <w:p>
+            <w:pPr>
+              <w:spacing w:before="60" w:after="60" w:line="288" w:lineRule="auto"/>
+              <w:ind w:left="0" w:leftChars="0" w:firstLine="0" w:firstLineChars="0"/>
+              <w:rPr>
+                <w:rFonts w:ascii="Times New Roman" w:hAnsi="Times New Roman" w:eastAsia="Times New Roman" w:cs="Times New Roman"/>
+                <w:sz w:val="26"/>
+                <w:szCs w:val="26"/>
+              </w:rPr>
+            </w:pPr>
+            <w:r>
+              <w:rPr>
+                <w:rFonts w:ascii="Times New Roman" w:hAnsi="Times New Roman" w:eastAsia="Times New Roman" w:cs="Times New Roman"/>
+                <w:sz w:val="26"/>
+                <w:szCs w:val="26"/>
+              </w:rPr>
+              <w:t>Luồng sự kiện chính</w:t>
+            </w:r>
+          </w:p>
+        </w:tc>
+        <w:tc>
+          <w:tcPr>
+            <w:tcW w:w="7044" w:type="dxa"/>
+            <w:gridSpan w:val="3"/>
+            <w:tcBorders>
+              <w:top w:val="single" w:color="000000" w:sz="4" w:space="0"/>
+              <w:left w:val="single" w:color="000000" w:sz="4" w:space="0"/>
+              <w:bottom w:val="single" w:color="000000" w:sz="4" w:space="0"/>
+              <w:right w:val="single" w:color="000000" w:sz="4" w:space="0"/>
+            </w:tcBorders>
+            <w:tcMar>
+              <w:top w:w="0" w:type="dxa"/>
+              <w:left w:w="100" w:type="dxa"/>
+              <w:bottom w:w="0" w:type="dxa"/>
+              <w:right w:w="100" w:type="dxa"/>
+            </w:tcMar>
+          </w:tcPr>
+          <w:p>
+            <w:pPr>
+              <w:spacing w:before="60" w:after="60" w:line="288" w:lineRule="auto"/>
+              <w:rPr>
+                <w:rFonts w:ascii="Times New Roman" w:hAnsi="Times New Roman" w:eastAsia="Times New Roman" w:cs="Times New Roman"/>
+                <w:sz w:val="26"/>
+                <w:szCs w:val="26"/>
+              </w:rPr>
+            </w:pPr>
+          </w:p>
+          <w:tbl>
+            <w:tblPr>
+              <w:tblStyle w:val="251"/>
+              <w:tblW w:w="6772" w:type="dxa"/>
+              <w:tblInd w:w="0" w:type="dxa"/>
+              <w:tblBorders>
+                <w:top w:val="none" w:color="000000" w:sz="0" w:space="0"/>
+                <w:left w:val="none" w:color="000000" w:sz="0" w:space="0"/>
+                <w:bottom w:val="none" w:color="000000" w:sz="0" w:space="0"/>
+                <w:right w:val="none" w:color="000000" w:sz="0" w:space="0"/>
+                <w:insideH w:val="none" w:color="000000" w:sz="0" w:space="0"/>
+                <w:insideV w:val="none" w:color="000000" w:sz="0" w:space="0"/>
+              </w:tblBorders>
+              <w:tblLayout w:type="fixed"/>
+              <w:tblCellMar>
+                <w:top w:w="15" w:type="dxa"/>
+                <w:left w:w="15" w:type="dxa"/>
+                <w:bottom w:w="15" w:type="dxa"/>
+                <w:right w:w="15" w:type="dxa"/>
+              </w:tblCellMar>
+            </w:tblPr>
+            <w:tblGrid>
+              <w:gridCol w:w="544"/>
+              <w:gridCol w:w="1771"/>
+              <w:gridCol w:w="4457"/>
+            </w:tblGrid>
+            <w:tr>
+              <w:tblPrEx>
+                <w:tblBorders>
+                  <w:top w:val="none" w:color="000000" w:sz="0" w:space="0"/>
+                  <w:left w:val="none" w:color="000000" w:sz="0" w:space="0"/>
+                  <w:bottom w:val="none" w:color="000000" w:sz="0" w:space="0"/>
+                  <w:right w:val="none" w:color="000000" w:sz="0" w:space="0"/>
+                  <w:insideH w:val="none" w:color="000000" w:sz="0" w:space="0"/>
+                  <w:insideV w:val="none" w:color="000000" w:sz="0" w:space="0"/>
+                </w:tblBorders>
+                <w:tblCellMar>
+                  <w:top w:w="15" w:type="dxa"/>
+                  <w:left w:w="15" w:type="dxa"/>
+                  <w:bottom w:w="15" w:type="dxa"/>
+                  <w:right w:w="15" w:type="dxa"/>
+                </w:tblCellMar>
+              </w:tblPrEx>
+              <w:tc>
+                <w:tcPr>
+                  <w:tcW w:w="544" w:type="dxa"/>
+                  <w:tcBorders>
+                    <w:top w:val="single" w:color="000000" w:sz="4" w:space="0"/>
+                    <w:left w:val="single" w:color="000000" w:sz="4" w:space="0"/>
+                    <w:bottom w:val="single" w:color="000000" w:sz="4" w:space="0"/>
+                    <w:right w:val="single" w:color="000000" w:sz="4" w:space="0"/>
+                  </w:tcBorders>
+                  <w:tcMar>
+                    <w:top w:w="0" w:type="dxa"/>
+                    <w:left w:w="100" w:type="dxa"/>
+                    <w:bottom w:w="0" w:type="dxa"/>
+                    <w:right w:w="100" w:type="dxa"/>
+                  </w:tcMar>
+                </w:tcPr>
+                <w:p>
+                  <w:pPr>
+                    <w:spacing w:before="60" w:after="60" w:line="288" w:lineRule="auto"/>
+                    <w:jc w:val="center"/>
+                    <w:rPr>
+                      <w:rFonts w:ascii="Times New Roman" w:hAnsi="Times New Roman" w:eastAsia="Times New Roman" w:cs="Times New Roman"/>
+                      <w:sz w:val="26"/>
+                      <w:szCs w:val="26"/>
+                    </w:rPr>
+                  </w:pPr>
+                  <w:r>
+                    <w:rPr>
+                      <w:rFonts w:hint="default" w:ascii="Times New Roman" w:hAnsi="Times New Roman" w:eastAsia="Times New Roman" w:cs="Times New Roman"/>
+                      <w:b/>
+                      <w:bCs/>
+                      <w:sz w:val="26"/>
+                      <w:szCs w:val="26"/>
+                      <w:lang w:val="vi-VN"/>
+                    </w:rPr>
+                    <w:t>#</w:t>
+                  </w:r>
+                  <w:r>
+                    <w:rPr>
+                      <w:rFonts w:ascii="Times New Roman" w:hAnsi="Times New Roman" w:eastAsia="Times New Roman" w:cs="Times New Roman"/>
+                      <w:b/>
+                      <w:bCs/>
+                      <w:sz w:val="26"/>
+                      <w:szCs w:val="26"/>
+                    </w:rPr>
+                    <w:t>#</w:t>
+                  </w:r>
+                </w:p>
+              </w:tc>
+              <w:tc>
+                <w:tcPr>
+                  <w:tcW w:w="1771" w:type="dxa"/>
+                  <w:tcBorders>
+                    <w:top w:val="single" w:color="000000" w:sz="4" w:space="0"/>
+                    <w:left w:val="single" w:color="000000" w:sz="4" w:space="0"/>
+                    <w:bottom w:val="single" w:color="000000" w:sz="4" w:space="0"/>
+                    <w:right w:val="single" w:color="000000" w:sz="4" w:space="0"/>
+                  </w:tcBorders>
+                  <w:tcMar>
+                    <w:top w:w="0" w:type="dxa"/>
+                    <w:left w:w="100" w:type="dxa"/>
+                    <w:bottom w:w="0" w:type="dxa"/>
+                    <w:right w:w="100" w:type="dxa"/>
+                  </w:tcMar>
+                </w:tcPr>
+                <w:p>
+                  <w:pPr>
+                    <w:spacing w:before="60" w:after="60" w:line="288" w:lineRule="auto"/>
+                    <w:ind w:left="0" w:leftChars="0" w:firstLine="0" w:firstLineChars="0"/>
+                    <w:jc w:val="both"/>
+                    <w:rPr>
+                      <w:rFonts w:ascii="Times New Roman" w:hAnsi="Times New Roman" w:eastAsia="Times New Roman" w:cs="Times New Roman"/>
+                      <w:sz w:val="26"/>
+                      <w:szCs w:val="26"/>
+                    </w:rPr>
+                  </w:pPr>
+                  <w:r>
+                    <w:rPr>
+                      <w:rFonts w:ascii="Times New Roman" w:hAnsi="Times New Roman" w:eastAsia="Times New Roman" w:cs="Times New Roman"/>
+                      <w:b/>
+                      <w:bCs/>
+                      <w:sz w:val="26"/>
+                      <w:szCs w:val="26"/>
+                    </w:rPr>
+                    <w:t>Thực hiện bởi</w:t>
+                  </w:r>
+                </w:p>
+              </w:tc>
+              <w:tc>
+                <w:tcPr>
+                  <w:tcW w:w="4457" w:type="dxa"/>
+                  <w:tcBorders>
+                    <w:top w:val="single" w:color="000000" w:sz="4" w:space="0"/>
+                    <w:left w:val="single" w:color="000000" w:sz="4" w:space="0"/>
+                    <w:bottom w:val="single" w:color="000000" w:sz="4" w:space="0"/>
+                    <w:right w:val="single" w:color="000000" w:sz="4" w:space="0"/>
+                  </w:tcBorders>
+                  <w:tcMar>
+                    <w:top w:w="0" w:type="dxa"/>
+                    <w:left w:w="100" w:type="dxa"/>
+                    <w:bottom w:w="0" w:type="dxa"/>
+                    <w:right w:w="100" w:type="dxa"/>
+                  </w:tcMar>
+                </w:tcPr>
+                <w:p>
+                  <w:pPr>
+                    <w:spacing w:before="60" w:after="60" w:line="288" w:lineRule="auto"/>
+                    <w:jc w:val="center"/>
+                    <w:rPr>
+                      <w:rFonts w:ascii="Times New Roman" w:hAnsi="Times New Roman" w:eastAsia="Times New Roman" w:cs="Times New Roman"/>
+                      <w:sz w:val="26"/>
+                      <w:szCs w:val="26"/>
+                    </w:rPr>
+                  </w:pPr>
+                  <w:r>
+                    <w:rPr>
+                      <w:rFonts w:ascii="Times New Roman" w:hAnsi="Times New Roman" w:eastAsia="Times New Roman" w:cs="Times New Roman"/>
+                      <w:b/>
+                      <w:bCs/>
+                      <w:sz w:val="26"/>
+                      <w:szCs w:val="26"/>
+                    </w:rPr>
+                    <w:t>Hành động</w:t>
+                  </w:r>
+                </w:p>
+              </w:tc>
+            </w:tr>
+            <w:tr>
+              <w:tblPrEx>
+                <w:tblBorders>
+                  <w:top w:val="none" w:color="000000" w:sz="0" w:space="0"/>
+                  <w:left w:val="none" w:color="000000" w:sz="0" w:space="0"/>
+                  <w:bottom w:val="none" w:color="000000" w:sz="0" w:space="0"/>
+                  <w:right w:val="none" w:color="000000" w:sz="0" w:space="0"/>
+                  <w:insideH w:val="none" w:color="000000" w:sz="0" w:space="0"/>
+                  <w:insideV w:val="none" w:color="000000" w:sz="0" w:space="0"/>
+                </w:tblBorders>
+                <w:tblCellMar>
+                  <w:top w:w="15" w:type="dxa"/>
+                  <w:left w:w="15" w:type="dxa"/>
+                  <w:bottom w:w="15" w:type="dxa"/>
+                  <w:right w:w="15" w:type="dxa"/>
+                </w:tblCellMar>
+              </w:tblPrEx>
+              <w:trPr>
+                <w:trHeight w:val="378" w:hRule="atLeast"/>
+              </w:trPr>
+              <w:tc>
+                <w:tcPr>
+                  <w:tcW w:w="544" w:type="dxa"/>
+                  <w:tcBorders>
+                    <w:top w:val="single" w:color="000000" w:sz="4" w:space="0"/>
+                    <w:left w:val="single" w:color="000000" w:sz="4" w:space="0"/>
+                    <w:bottom w:val="single" w:color="000000" w:sz="4" w:space="0"/>
+                    <w:right w:val="single" w:color="000000" w:sz="4" w:space="0"/>
+                  </w:tcBorders>
+                  <w:tcMar>
+                    <w:top w:w="0" w:type="dxa"/>
+                    <w:left w:w="100" w:type="dxa"/>
+                    <w:bottom w:w="0" w:type="dxa"/>
+                    <w:right w:w="100" w:type="dxa"/>
+                  </w:tcMar>
+                  <w:vAlign w:val="center"/>
+                </w:tcPr>
+                <w:p>
+                  <w:pPr>
+                    <w:spacing w:before="60" w:after="60" w:line="288" w:lineRule="auto"/>
+                    <w:jc w:val="center"/>
+                    <w:rPr>
+                      <w:rFonts w:ascii="Times New Roman" w:hAnsi="Times New Roman" w:eastAsia="Times New Roman" w:cs="Times New Roman"/>
+                      <w:sz w:val="26"/>
+                      <w:szCs w:val="26"/>
+                    </w:rPr>
+                  </w:pPr>
+                  <w:r>
+                    <w:rPr>
+                      <w:rFonts w:hint="default" w:ascii="Times New Roman" w:hAnsi="Times New Roman" w:eastAsia="Times New Roman" w:cs="Times New Roman"/>
+                      <w:sz w:val="26"/>
+                      <w:szCs w:val="26"/>
+                      <w:lang w:val="vi-VN"/>
+                    </w:rPr>
+                    <w:t>1</w:t>
+                  </w:r>
+                  <w:r>
+                    <w:rPr>
+                      <w:rFonts w:ascii="Times New Roman" w:hAnsi="Times New Roman" w:eastAsia="Times New Roman" w:cs="Times New Roman"/>
+                      <w:sz w:val="26"/>
+                      <w:szCs w:val="26"/>
+                    </w:rPr>
+                    <w:t>1</w:t>
+                  </w:r>
+                </w:p>
+              </w:tc>
+              <w:tc>
+                <w:tcPr>
+                  <w:tcW w:w="1771" w:type="dxa"/>
+                  <w:tcBorders>
+                    <w:top w:val="single" w:color="000000" w:sz="4" w:space="0"/>
+                    <w:left w:val="single" w:color="000000" w:sz="4" w:space="0"/>
+                    <w:bottom w:val="single" w:color="000000" w:sz="4" w:space="0"/>
+                    <w:right w:val="single" w:color="000000" w:sz="4" w:space="0"/>
+                  </w:tcBorders>
+                  <w:tcMar>
+                    <w:top w:w="0" w:type="dxa"/>
+                    <w:left w:w="100" w:type="dxa"/>
+                    <w:bottom w:w="0" w:type="dxa"/>
+                    <w:right w:w="100" w:type="dxa"/>
+                  </w:tcMar>
+                  <w:vAlign w:val="center"/>
+                </w:tcPr>
+                <w:p>
+                  <w:pPr>
+                    <w:spacing w:before="60" w:after="60" w:line="288" w:lineRule="auto"/>
+                    <w:ind w:left="0" w:leftChars="0" w:firstLine="0" w:firstLineChars="0"/>
+                    <w:jc w:val="both"/>
+                    <w:rPr>
+                      <w:rFonts w:ascii="Times New Roman" w:hAnsi="Times New Roman" w:eastAsia="Times New Roman" w:cs="Times New Roman"/>
+                      <w:sz w:val="26"/>
+                      <w:szCs w:val="26"/>
+                    </w:rPr>
+                  </w:pPr>
+                  <w:r>
+                    <w:rPr>
+                      <w:rFonts w:ascii="Times New Roman" w:hAnsi="Times New Roman" w:eastAsia="Times New Roman" w:cs="Times New Roman"/>
+                      <w:sz w:val="26"/>
+                      <w:szCs w:val="26"/>
+                    </w:rPr>
+                    <w:t>Người dùng</w:t>
+                  </w:r>
+                </w:p>
+              </w:tc>
+              <w:tc>
+                <w:tcPr>
+                  <w:tcW w:w="4457" w:type="dxa"/>
+                  <w:tcBorders>
+                    <w:top w:val="single" w:color="000000" w:sz="4" w:space="0"/>
+                    <w:left w:val="single" w:color="000000" w:sz="4" w:space="0"/>
+                    <w:bottom w:val="single" w:color="000000" w:sz="4" w:space="0"/>
+                    <w:right w:val="single" w:color="000000" w:sz="4" w:space="0"/>
+                  </w:tcBorders>
+                  <w:tcMar>
+                    <w:top w:w="0" w:type="dxa"/>
+                    <w:left w:w="100" w:type="dxa"/>
+                    <w:bottom w:w="0" w:type="dxa"/>
+                    <w:right w:w="100" w:type="dxa"/>
+                  </w:tcMar>
+                </w:tcPr>
+                <w:p>
+                  <w:pPr>
+                    <w:spacing w:before="60" w:after="60" w:line="288" w:lineRule="auto"/>
+                    <w:ind w:left="0" w:leftChars="0" w:firstLine="0" w:firstLineChars="0"/>
+                    <w:jc w:val="both"/>
+                    <w:rPr>
+                      <w:rFonts w:hint="default" w:ascii="Times New Roman" w:hAnsi="Times New Roman" w:eastAsia="Times New Roman" w:cs="Times New Roman"/>
+                      <w:sz w:val="26"/>
+                      <w:szCs w:val="26"/>
+                      <w:lang w:val="vi-VN"/>
+                    </w:rPr>
+                  </w:pPr>
+                  <w:r>
+                    <w:rPr>
+                      <w:rFonts w:hint="default" w:ascii="Times New Roman" w:hAnsi="Times New Roman" w:eastAsia="Times New Roman" w:cs="Times New Roman"/>
+                      <w:sz w:val="26"/>
+                      <w:szCs w:val="26"/>
+                      <w:lang w:val="vi-VN"/>
+                    </w:rPr>
+                    <w:t>Chọn ngày nhận phòng, ngày trả phòng và số người ở khung tìm kiếm phòng tại trang chi tiết của một khách sạn</w:t>
+                  </w:r>
+                </w:p>
+              </w:tc>
+            </w:tr>
+            <w:tr>
+              <w:tblPrEx>
+                <w:tblBorders>
+                  <w:top w:val="none" w:color="000000" w:sz="0" w:space="0"/>
+                  <w:left w:val="none" w:color="000000" w:sz="0" w:space="0"/>
+                  <w:bottom w:val="none" w:color="000000" w:sz="0" w:space="0"/>
+                  <w:right w:val="none" w:color="000000" w:sz="0" w:space="0"/>
+                  <w:insideH w:val="none" w:color="000000" w:sz="0" w:space="0"/>
+                  <w:insideV w:val="none" w:color="000000" w:sz="0" w:space="0"/>
+                </w:tblBorders>
+                <w:tblCellMar>
+                  <w:top w:w="15" w:type="dxa"/>
+                  <w:left w:w="15" w:type="dxa"/>
+                  <w:bottom w:w="15" w:type="dxa"/>
+                  <w:right w:w="15" w:type="dxa"/>
+                </w:tblCellMar>
+              </w:tblPrEx>
+              <w:trPr>
+                <w:trHeight w:val="378" w:hRule="atLeast"/>
+              </w:trPr>
+              <w:tc>
+                <w:tcPr>
+                  <w:tcW w:w="544" w:type="dxa"/>
+                  <w:tcBorders>
+                    <w:top w:val="single" w:color="000000" w:sz="4" w:space="0"/>
+                    <w:left w:val="single" w:color="000000" w:sz="4" w:space="0"/>
+                    <w:bottom w:val="single" w:color="000000" w:sz="4" w:space="0"/>
+                    <w:right w:val="single" w:color="000000" w:sz="4" w:space="0"/>
+                  </w:tcBorders>
+                  <w:tcMar>
+                    <w:top w:w="0" w:type="dxa"/>
+                    <w:left w:w="100" w:type="dxa"/>
+                    <w:bottom w:w="0" w:type="dxa"/>
+                    <w:right w:w="100" w:type="dxa"/>
+                  </w:tcMar>
+                  <w:vAlign w:val="center"/>
+                </w:tcPr>
+                <w:p>
+                  <w:pPr>
+                    <w:spacing w:before="60" w:after="60" w:line="288" w:lineRule="auto"/>
+                    <w:jc w:val="center"/>
+                    <w:rPr>
+                      <w:rFonts w:ascii="Times New Roman" w:hAnsi="Times New Roman" w:eastAsia="Times New Roman" w:cs="Times New Roman"/>
+                      <w:sz w:val="26"/>
+                      <w:szCs w:val="26"/>
+                    </w:rPr>
+                  </w:pPr>
+                  <w:r>
+                    <w:rPr>
+                      <w:rFonts w:hint="default" w:ascii="Times New Roman" w:hAnsi="Times New Roman" w:eastAsia="Times New Roman" w:cs="Times New Roman"/>
+                      <w:sz w:val="26"/>
+                      <w:szCs w:val="26"/>
+                      <w:lang w:val="vi-VN"/>
+                    </w:rPr>
+                    <w:t>2</w:t>
+                  </w:r>
+                  <w:r>
+                    <w:rPr>
+                      <w:rFonts w:ascii="Times New Roman" w:hAnsi="Times New Roman" w:eastAsia="Times New Roman" w:cs="Times New Roman"/>
+                      <w:sz w:val="26"/>
+                      <w:szCs w:val="26"/>
+                    </w:rPr>
+                    <w:t>2</w:t>
+                  </w:r>
+                </w:p>
+              </w:tc>
+              <w:tc>
+                <w:tcPr>
+                  <w:tcW w:w="1771" w:type="dxa"/>
+                  <w:tcBorders>
+                    <w:top w:val="single" w:color="000000" w:sz="4" w:space="0"/>
+                    <w:left w:val="single" w:color="000000" w:sz="4" w:space="0"/>
+                    <w:bottom w:val="single" w:color="000000" w:sz="4" w:space="0"/>
+                    <w:right w:val="single" w:color="000000" w:sz="4" w:space="0"/>
+                  </w:tcBorders>
+                  <w:tcMar>
+                    <w:top w:w="0" w:type="dxa"/>
+                    <w:left w:w="100" w:type="dxa"/>
+                    <w:bottom w:w="0" w:type="dxa"/>
+                    <w:right w:w="100" w:type="dxa"/>
+                  </w:tcMar>
+                  <w:vAlign w:val="center"/>
+                </w:tcPr>
+                <w:p>
+                  <w:pPr>
+                    <w:spacing w:before="60" w:after="60" w:line="288" w:lineRule="auto"/>
+                    <w:ind w:left="0" w:leftChars="0" w:firstLine="0" w:firstLineChars="0"/>
+                    <w:jc w:val="both"/>
+                    <w:rPr>
+                      <w:rFonts w:ascii="Times New Roman" w:hAnsi="Times New Roman" w:eastAsia="Times New Roman" w:cs="Times New Roman"/>
+                      <w:sz w:val="26"/>
+                      <w:szCs w:val="26"/>
+                    </w:rPr>
+                  </w:pPr>
+                  <w:r>
+                    <w:rPr>
+                      <w:rFonts w:ascii="Times New Roman" w:hAnsi="Times New Roman" w:eastAsia="Times New Roman" w:cs="Times New Roman"/>
+                      <w:sz w:val="26"/>
+                      <w:szCs w:val="26"/>
+                    </w:rPr>
+                    <w:t>Hệ thống</w:t>
+                  </w:r>
+                </w:p>
+              </w:tc>
+              <w:tc>
+                <w:tcPr>
+                  <w:tcW w:w="4457" w:type="dxa"/>
+                  <w:tcBorders>
+                    <w:top w:val="single" w:color="000000" w:sz="4" w:space="0"/>
+                    <w:left w:val="single" w:color="000000" w:sz="4" w:space="0"/>
+                    <w:bottom w:val="single" w:color="000000" w:sz="4" w:space="0"/>
+                    <w:right w:val="single" w:color="000000" w:sz="4" w:space="0"/>
+                  </w:tcBorders>
+                  <w:tcMar>
+                    <w:top w:w="0" w:type="dxa"/>
+                    <w:left w:w="100" w:type="dxa"/>
+                    <w:bottom w:w="0" w:type="dxa"/>
+                    <w:right w:w="100" w:type="dxa"/>
+                  </w:tcMar>
+                </w:tcPr>
+                <w:p>
+                  <w:pPr>
+                    <w:spacing w:before="60" w:after="60" w:line="288" w:lineRule="auto"/>
+                    <w:ind w:left="0" w:leftChars="0" w:firstLine="0" w:firstLineChars="0"/>
+                    <w:jc w:val="both"/>
+                    <w:rPr>
+                      <w:rFonts w:hint="default" w:ascii="Times New Roman" w:hAnsi="Times New Roman" w:eastAsia="Times New Roman" w:cs="Times New Roman"/>
+                      <w:sz w:val="26"/>
+                      <w:szCs w:val="26"/>
+                      <w:lang w:val="vi-VN"/>
+                    </w:rPr>
+                  </w:pPr>
+                  <w:r>
+                    <w:rPr>
+                      <w:rFonts w:hint="default" w:ascii="Times New Roman" w:hAnsi="Times New Roman" w:eastAsia="Times New Roman" w:cs="Times New Roman"/>
+                      <w:sz w:val="26"/>
+                      <w:szCs w:val="26"/>
+                      <w:lang w:val="vi-VN"/>
+                    </w:rPr>
+                    <w:t>Hiển thị danh sách thông các phòng trống phù hợp từ bảng ROOM</w:t>
+                  </w:r>
+                </w:p>
+              </w:tc>
+            </w:tr>
+            <w:tr>
+              <w:tblPrEx>
+                <w:tblBorders>
+                  <w:top w:val="none" w:color="000000" w:sz="0" w:space="0"/>
+                  <w:left w:val="none" w:color="000000" w:sz="0" w:space="0"/>
+                  <w:bottom w:val="none" w:color="000000" w:sz="0" w:space="0"/>
+                  <w:right w:val="none" w:color="000000" w:sz="0" w:space="0"/>
+                  <w:insideH w:val="none" w:color="000000" w:sz="0" w:space="0"/>
+                  <w:insideV w:val="none" w:color="000000" w:sz="0" w:space="0"/>
+                </w:tblBorders>
+                <w:tblCellMar>
+                  <w:top w:w="15" w:type="dxa"/>
+                  <w:left w:w="15" w:type="dxa"/>
+                  <w:bottom w:w="15" w:type="dxa"/>
+                  <w:right w:w="15" w:type="dxa"/>
+                </w:tblCellMar>
+              </w:tblPrEx>
+              <w:trPr>
+                <w:trHeight w:val="378" w:hRule="atLeast"/>
+              </w:trPr>
+              <w:tc>
+                <w:tcPr>
+                  <w:tcW w:w="544" w:type="dxa"/>
+                  <w:tcBorders>
+                    <w:top w:val="single" w:color="000000" w:sz="4" w:space="0"/>
+                    <w:left w:val="single" w:color="000000" w:sz="4" w:space="0"/>
+                    <w:bottom w:val="single" w:color="000000" w:sz="4" w:space="0"/>
+                    <w:right w:val="single" w:color="000000" w:sz="4" w:space="0"/>
+                  </w:tcBorders>
+                  <w:tcMar>
+                    <w:top w:w="0" w:type="dxa"/>
+                    <w:left w:w="100" w:type="dxa"/>
+                    <w:bottom w:w="0" w:type="dxa"/>
+                    <w:right w:w="100" w:type="dxa"/>
+                  </w:tcMar>
+                  <w:vAlign w:val="center"/>
+                </w:tcPr>
+                <w:p>
+                  <w:pPr>
+                    <w:spacing w:before="60" w:after="60" w:line="288" w:lineRule="auto"/>
+                    <w:jc w:val="center"/>
+                    <w:rPr>
+                      <w:rFonts w:hint="default" w:ascii="Times New Roman" w:hAnsi="Times New Roman" w:eastAsia="Times New Roman" w:cs="Times New Roman"/>
+                      <w:sz w:val="26"/>
+                      <w:szCs w:val="26"/>
+                      <w:lang w:val="vi-VN"/>
+                    </w:rPr>
+                  </w:pPr>
+                  <w:r>
+                    <w:rPr>
+                      <w:rFonts w:hint="default" w:ascii="Times New Roman" w:hAnsi="Times New Roman" w:eastAsia="Times New Roman" w:cs="Times New Roman"/>
+                      <w:sz w:val="26"/>
+                      <w:szCs w:val="26"/>
+                      <w:lang w:val="vi-VN"/>
+                    </w:rPr>
+                    <w:t>33</w:t>
+                  </w:r>
+                </w:p>
+              </w:tc>
+              <w:tc>
+                <w:tcPr>
+                  <w:tcW w:w="1771" w:type="dxa"/>
+                  <w:tcBorders>
+                    <w:top w:val="single" w:color="000000" w:sz="4" w:space="0"/>
+                    <w:left w:val="single" w:color="000000" w:sz="4" w:space="0"/>
+                    <w:bottom w:val="single" w:color="000000" w:sz="4" w:space="0"/>
+                    <w:right w:val="single" w:color="000000" w:sz="4" w:space="0"/>
+                  </w:tcBorders>
+                  <w:tcMar>
+                    <w:top w:w="0" w:type="dxa"/>
+                    <w:left w:w="100" w:type="dxa"/>
+                    <w:bottom w:w="0" w:type="dxa"/>
+                    <w:right w:w="100" w:type="dxa"/>
+                  </w:tcMar>
+                  <w:vAlign w:val="center"/>
+                </w:tcPr>
+                <w:p>
+                  <w:pPr>
+                    <w:spacing w:before="60" w:after="60" w:line="288" w:lineRule="auto"/>
+                    <w:ind w:left="0" w:leftChars="0" w:firstLine="0" w:firstLineChars="0"/>
+                    <w:jc w:val="both"/>
+                    <w:rPr>
+                      <w:rFonts w:hint="default" w:ascii="Times New Roman" w:hAnsi="Times New Roman" w:eastAsia="Times New Roman" w:cs="Times New Roman"/>
+                      <w:sz w:val="26"/>
+                      <w:szCs w:val="26"/>
+                      <w:lang w:val="vi-VN"/>
+                    </w:rPr>
+                  </w:pPr>
+                  <w:r>
+                    <w:rPr>
+                      <w:rFonts w:hint="default" w:ascii="Times New Roman" w:hAnsi="Times New Roman" w:eastAsia="Times New Roman" w:cs="Times New Roman"/>
+                      <w:sz w:val="26"/>
+                      <w:szCs w:val="26"/>
+                      <w:lang w:val="vi-VN"/>
+                    </w:rPr>
+                    <w:t>Người dùng</w:t>
+                  </w:r>
+                </w:p>
+              </w:tc>
+              <w:tc>
+                <w:tcPr>
+                  <w:tcW w:w="4457" w:type="dxa"/>
+                  <w:tcBorders>
+                    <w:top w:val="single" w:color="000000" w:sz="4" w:space="0"/>
+                    <w:left w:val="single" w:color="000000" w:sz="4" w:space="0"/>
+                    <w:bottom w:val="single" w:color="000000" w:sz="4" w:space="0"/>
+                    <w:right w:val="single" w:color="000000" w:sz="4" w:space="0"/>
+                  </w:tcBorders>
+                  <w:tcMar>
+                    <w:top w:w="0" w:type="dxa"/>
+                    <w:left w:w="100" w:type="dxa"/>
+                    <w:bottom w:w="0" w:type="dxa"/>
+                    <w:right w:w="100" w:type="dxa"/>
+                  </w:tcMar>
+                </w:tcPr>
+                <w:p>
+                  <w:pPr>
+                    <w:spacing w:before="60" w:after="60" w:line="288" w:lineRule="auto"/>
+                    <w:ind w:left="0" w:leftChars="0" w:firstLine="0" w:firstLineChars="0"/>
+                    <w:jc w:val="both"/>
+                    <w:rPr>
+                      <w:rFonts w:hint="default" w:ascii="Times New Roman" w:hAnsi="Times New Roman" w:eastAsia="Times New Roman" w:cs="Times New Roman"/>
+                      <w:sz w:val="26"/>
+                      <w:szCs w:val="26"/>
+                      <w:lang w:val="vi-VN"/>
+                    </w:rPr>
+                  </w:pPr>
+                  <w:r>
+                    <w:rPr>
+                      <w:rFonts w:hint="default" w:ascii="Times New Roman" w:hAnsi="Times New Roman" w:eastAsia="Times New Roman" w:cs="Times New Roman"/>
+                      <w:sz w:val="26"/>
+                      <w:szCs w:val="26"/>
+                      <w:lang w:val="vi-VN"/>
+                    </w:rPr>
+                    <w:t xml:space="preserve">Chọn phòng muốn đặt và nhấn nút “Đặt ngay” </w:t>
+                  </w:r>
+                </w:p>
+              </w:tc>
+            </w:tr>
+            <w:tr>
+              <w:tblPrEx>
+                <w:tblBorders>
+                  <w:top w:val="none" w:color="000000" w:sz="0" w:space="0"/>
+                  <w:left w:val="none" w:color="000000" w:sz="0" w:space="0"/>
+                  <w:bottom w:val="none" w:color="000000" w:sz="0" w:space="0"/>
+                  <w:right w:val="none" w:color="000000" w:sz="0" w:space="0"/>
+                  <w:insideH w:val="none" w:color="000000" w:sz="0" w:space="0"/>
+                  <w:insideV w:val="none" w:color="000000" w:sz="0" w:space="0"/>
+                </w:tblBorders>
+                <w:tblCellMar>
+                  <w:top w:w="15" w:type="dxa"/>
+                  <w:left w:w="15" w:type="dxa"/>
+                  <w:bottom w:w="15" w:type="dxa"/>
+                  <w:right w:w="15" w:type="dxa"/>
+                </w:tblCellMar>
+              </w:tblPrEx>
+              <w:trPr>
+                <w:trHeight w:val="745" w:hRule="atLeast"/>
+              </w:trPr>
+              <w:tc>
+                <w:tcPr>
+                  <w:tcW w:w="544" w:type="dxa"/>
+                  <w:tcBorders>
+                    <w:top w:val="single" w:color="000000" w:sz="4" w:space="0"/>
+                    <w:left w:val="single" w:color="000000" w:sz="4" w:space="0"/>
+                    <w:bottom w:val="single" w:color="000000" w:sz="4" w:space="0"/>
+                    <w:right w:val="single" w:color="000000" w:sz="4" w:space="0"/>
+                  </w:tcBorders>
+                  <w:tcMar>
+                    <w:top w:w="0" w:type="dxa"/>
+                    <w:left w:w="100" w:type="dxa"/>
+                    <w:bottom w:w="0" w:type="dxa"/>
+                    <w:right w:w="100" w:type="dxa"/>
+                  </w:tcMar>
+                  <w:vAlign w:val="center"/>
+                </w:tcPr>
+                <w:p>
+                  <w:pPr>
+                    <w:spacing w:before="60" w:after="60" w:line="288" w:lineRule="auto"/>
+                    <w:jc w:val="center"/>
+                    <w:rPr>
+                      <w:rFonts w:hint="default" w:ascii="Times New Roman" w:hAnsi="Times New Roman" w:eastAsia="Times New Roman" w:cs="Times New Roman"/>
+                      <w:sz w:val="26"/>
+                      <w:szCs w:val="26"/>
+                      <w:lang w:val="vi-VN"/>
+                    </w:rPr>
+                  </w:pPr>
+                  <w:r>
+                    <w:rPr>
+                      <w:rFonts w:hint="default" w:ascii="Times New Roman" w:hAnsi="Times New Roman" w:eastAsia="Times New Roman" w:cs="Times New Roman"/>
+                      <w:sz w:val="26"/>
+                      <w:szCs w:val="26"/>
+                      <w:lang w:val="vi-VN"/>
+                    </w:rPr>
+                    <w:t>44</w:t>
+                  </w:r>
+                </w:p>
+              </w:tc>
+              <w:tc>
+                <w:tcPr>
+                  <w:tcW w:w="1771" w:type="dxa"/>
+                  <w:tcBorders>
+                    <w:top w:val="single" w:color="000000" w:sz="4" w:space="0"/>
+                    <w:left w:val="single" w:color="000000" w:sz="4" w:space="0"/>
+                    <w:bottom w:val="single" w:color="000000" w:sz="4" w:space="0"/>
+                    <w:right w:val="single" w:color="000000" w:sz="4" w:space="0"/>
+                  </w:tcBorders>
+                  <w:tcMar>
+                    <w:top w:w="0" w:type="dxa"/>
+                    <w:left w:w="100" w:type="dxa"/>
+                    <w:bottom w:w="0" w:type="dxa"/>
+                    <w:right w:w="100" w:type="dxa"/>
+                  </w:tcMar>
+                  <w:vAlign w:val="center"/>
+                </w:tcPr>
+                <w:p>
+                  <w:pPr>
+                    <w:spacing w:before="60" w:after="60" w:line="288" w:lineRule="auto"/>
+                    <w:ind w:left="0" w:leftChars="0" w:firstLine="0" w:firstLineChars="0"/>
+                    <w:jc w:val="both"/>
+                    <w:rPr>
+                      <w:rFonts w:ascii="Times New Roman" w:hAnsi="Times New Roman" w:eastAsia="Times New Roman" w:cs="Times New Roman"/>
+                      <w:sz w:val="26"/>
+                      <w:szCs w:val="26"/>
+                    </w:rPr>
+                  </w:pPr>
+                  <w:r>
+                    <w:rPr>
+                      <w:rFonts w:ascii="Times New Roman" w:hAnsi="Times New Roman" w:eastAsia="Times New Roman" w:cs="Times New Roman"/>
+                      <w:sz w:val="26"/>
+                      <w:szCs w:val="26"/>
+                    </w:rPr>
+                    <w:t>Hệ thống</w:t>
+                  </w:r>
+                </w:p>
+              </w:tc>
+              <w:tc>
+                <w:tcPr>
+                  <w:tcW w:w="4457" w:type="dxa"/>
+                  <w:tcBorders>
+                    <w:top w:val="single" w:color="000000" w:sz="4" w:space="0"/>
+                    <w:left w:val="single" w:color="000000" w:sz="4" w:space="0"/>
+                    <w:bottom w:val="single" w:color="000000" w:sz="4" w:space="0"/>
+                    <w:right w:val="single" w:color="000000" w:sz="4" w:space="0"/>
+                  </w:tcBorders>
+                  <w:tcMar>
+                    <w:top w:w="0" w:type="dxa"/>
+                    <w:left w:w="100" w:type="dxa"/>
+                    <w:bottom w:w="0" w:type="dxa"/>
+                    <w:right w:w="100" w:type="dxa"/>
+                  </w:tcMar>
+                </w:tcPr>
+                <w:p>
+                  <w:pPr>
+                    <w:spacing w:before="60" w:after="60" w:line="288" w:lineRule="auto"/>
+                    <w:ind w:left="0" w:leftChars="0" w:firstLine="0" w:firstLineChars="0"/>
+                    <w:jc w:val="both"/>
+                    <w:rPr>
+                      <w:rFonts w:hint="default" w:ascii="Times New Roman" w:hAnsi="Times New Roman" w:eastAsia="Times New Roman" w:cs="Times New Roman"/>
+                      <w:sz w:val="26"/>
+                      <w:szCs w:val="26"/>
+                      <w:lang w:val="vi-VN"/>
+                    </w:rPr>
+                  </w:pPr>
+                  <w:r>
+                    <w:rPr>
+                      <w:rFonts w:hint="default" w:ascii="Times New Roman" w:hAnsi="Times New Roman" w:eastAsia="Times New Roman" w:cs="Times New Roman"/>
+                      <w:sz w:val="26"/>
+                      <w:szCs w:val="26"/>
+                      <w:lang w:val="vi-VN"/>
+                    </w:rPr>
+                    <w:t xml:space="preserve">Chuyển hướng đến trang thông tin đặt phòng, hiển thị phiếu đặt phòng và thông tin phòng muốn đặt từ bảng ROOMS, thông tin khách sạn từ bảng HOTELS, thông tin ngày nhận phòng, ngày trả phòng, số đêm, tổng thanh toán. </w:t>
+                  </w:r>
+                </w:p>
+              </w:tc>
+            </w:tr>
+            <w:tr>
+              <w:tblPrEx>
+                <w:tblBorders>
+                  <w:top w:val="none" w:color="000000" w:sz="0" w:space="0"/>
+                  <w:left w:val="none" w:color="000000" w:sz="0" w:space="0"/>
+                  <w:bottom w:val="none" w:color="000000" w:sz="0" w:space="0"/>
+                  <w:right w:val="none" w:color="000000" w:sz="0" w:space="0"/>
+                  <w:insideH w:val="none" w:color="000000" w:sz="0" w:space="0"/>
+                  <w:insideV w:val="none" w:color="000000" w:sz="0" w:space="0"/>
+                </w:tblBorders>
+                <w:tblCellMar>
+                  <w:top w:w="15" w:type="dxa"/>
+                  <w:left w:w="15" w:type="dxa"/>
+                  <w:bottom w:w="15" w:type="dxa"/>
+                  <w:right w:w="15" w:type="dxa"/>
+                </w:tblCellMar>
+              </w:tblPrEx>
+              <w:tc>
+                <w:tcPr>
+                  <w:tcW w:w="544" w:type="dxa"/>
+                  <w:tcBorders>
+                    <w:top w:val="single" w:color="000000" w:sz="4" w:space="0"/>
+                    <w:left w:val="single" w:color="000000" w:sz="4" w:space="0"/>
+                    <w:bottom w:val="single" w:color="000000" w:sz="4" w:space="0"/>
+                    <w:right w:val="single" w:color="000000" w:sz="4" w:space="0"/>
+                  </w:tcBorders>
+                  <w:tcMar>
+                    <w:top w:w="0" w:type="dxa"/>
+                    <w:left w:w="100" w:type="dxa"/>
+                    <w:bottom w:w="0" w:type="dxa"/>
+                    <w:right w:w="100" w:type="dxa"/>
+                  </w:tcMar>
+                  <w:vAlign w:val="center"/>
+                </w:tcPr>
+                <w:p>
+                  <w:pPr>
+                    <w:spacing w:before="60" w:after="60" w:line="288" w:lineRule="auto"/>
+                    <w:jc w:val="center"/>
+                    <w:rPr>
+                      <w:rFonts w:hint="default" w:ascii="Times New Roman" w:hAnsi="Times New Roman" w:eastAsia="Times New Roman" w:cs="Times New Roman"/>
+                      <w:sz w:val="26"/>
+                      <w:szCs w:val="26"/>
+                      <w:lang w:val="vi-VN"/>
+                    </w:rPr>
+                  </w:pPr>
+                  <w:r>
+                    <w:rPr>
+                      <w:rFonts w:hint="default" w:ascii="Times New Roman" w:hAnsi="Times New Roman" w:eastAsia="Times New Roman" w:cs="Times New Roman"/>
+                      <w:sz w:val="26"/>
+                      <w:szCs w:val="26"/>
+                      <w:lang w:val="vi-VN"/>
+                    </w:rPr>
+                    <w:t>55</w:t>
+                  </w:r>
+                </w:p>
+              </w:tc>
+              <w:tc>
+                <w:tcPr>
+                  <w:tcW w:w="1771" w:type="dxa"/>
+                  <w:tcBorders>
+                    <w:top w:val="single" w:color="000000" w:sz="4" w:space="0"/>
+                    <w:left w:val="single" w:color="000000" w:sz="4" w:space="0"/>
+                    <w:bottom w:val="single" w:color="000000" w:sz="4" w:space="0"/>
+                    <w:right w:val="single" w:color="000000" w:sz="4" w:space="0"/>
+                  </w:tcBorders>
+                  <w:tcMar>
+                    <w:top w:w="0" w:type="dxa"/>
+                    <w:left w:w="100" w:type="dxa"/>
+                    <w:bottom w:w="0" w:type="dxa"/>
+                    <w:right w:w="100" w:type="dxa"/>
+                  </w:tcMar>
+                  <w:vAlign w:val="center"/>
+                </w:tcPr>
+                <w:p>
+                  <w:pPr>
+                    <w:spacing w:before="60" w:after="60" w:line="288" w:lineRule="auto"/>
+                    <w:ind w:left="0" w:leftChars="0" w:firstLine="0" w:firstLineChars="0"/>
+                    <w:jc w:val="both"/>
+                    <w:rPr>
+                      <w:rFonts w:ascii="Times New Roman" w:hAnsi="Times New Roman" w:eastAsia="Times New Roman" w:cs="Times New Roman"/>
+                      <w:sz w:val="26"/>
+                      <w:szCs w:val="26"/>
+                    </w:rPr>
+                  </w:pPr>
+                  <w:r>
+                    <w:rPr>
+                      <w:rFonts w:ascii="Times New Roman" w:hAnsi="Times New Roman" w:eastAsia="Times New Roman" w:cs="Times New Roman"/>
+                      <w:sz w:val="26"/>
+                      <w:szCs w:val="26"/>
+                    </w:rPr>
+                    <w:t>Người dùng</w:t>
+                  </w:r>
+                </w:p>
+              </w:tc>
+              <w:tc>
+                <w:tcPr>
+                  <w:tcW w:w="4457" w:type="dxa"/>
+                  <w:tcBorders>
+                    <w:top w:val="single" w:color="000000" w:sz="4" w:space="0"/>
+                    <w:left w:val="single" w:color="000000" w:sz="4" w:space="0"/>
+                    <w:bottom w:val="single" w:color="000000" w:sz="4" w:space="0"/>
+                    <w:right w:val="single" w:color="000000" w:sz="4" w:space="0"/>
+                  </w:tcBorders>
+                  <w:tcMar>
+                    <w:top w:w="0" w:type="dxa"/>
+                    <w:left w:w="100" w:type="dxa"/>
+                    <w:bottom w:w="0" w:type="dxa"/>
+                    <w:right w:w="100" w:type="dxa"/>
+                  </w:tcMar>
+                </w:tcPr>
+                <w:p>
+                  <w:pPr>
+                    <w:spacing w:before="60" w:after="60" w:line="288" w:lineRule="auto"/>
+                    <w:ind w:left="0" w:leftChars="0" w:right="68" w:firstLine="0" w:firstLineChars="0"/>
+                    <w:jc w:val="both"/>
+                    <w:rPr>
+                      <w:rFonts w:hint="default" w:ascii="Times New Roman" w:hAnsi="Times New Roman" w:eastAsia="Times New Roman" w:cs="Times New Roman"/>
+                      <w:sz w:val="26"/>
+                      <w:szCs w:val="26"/>
+                      <w:lang w:val="vi-VN"/>
+                    </w:rPr>
+                  </w:pPr>
+                  <w:r>
+                    <w:rPr>
+                      <w:rFonts w:hint="default" w:ascii="Times New Roman" w:hAnsi="Times New Roman" w:eastAsia="Times New Roman" w:cs="Times New Roman"/>
+                      <w:sz w:val="26"/>
+                      <w:szCs w:val="26"/>
+                      <w:lang w:val="vi-VN"/>
+                    </w:rPr>
+                    <w:t>Nhập thông tin người đặt bao gồm: tên người đặt, email người đặt, số điện thoại người đặt và chọn hình thức thanh toán là thanh toán qua VNPAY rồi ấn nút “Xác nhận đặt phòng”</w:t>
+                  </w:r>
+                </w:p>
+              </w:tc>
+            </w:tr>
+            <w:tr>
+              <w:tblPrEx>
+                <w:tblBorders>
+                  <w:top w:val="none" w:color="000000" w:sz="0" w:space="0"/>
+                  <w:left w:val="none" w:color="000000" w:sz="0" w:space="0"/>
+                  <w:bottom w:val="none" w:color="000000" w:sz="0" w:space="0"/>
+                  <w:right w:val="none" w:color="000000" w:sz="0" w:space="0"/>
+                  <w:insideH w:val="none" w:color="000000" w:sz="0" w:space="0"/>
+                  <w:insideV w:val="none" w:color="000000" w:sz="0" w:space="0"/>
+                </w:tblBorders>
+                <w:tblCellMar>
+                  <w:top w:w="15" w:type="dxa"/>
+                  <w:left w:w="15" w:type="dxa"/>
+                  <w:bottom w:w="15" w:type="dxa"/>
+                  <w:right w:w="15" w:type="dxa"/>
+                </w:tblCellMar>
+              </w:tblPrEx>
+              <w:tc>
+                <w:tcPr>
+                  <w:tcW w:w="544" w:type="dxa"/>
+                  <w:tcBorders>
+                    <w:top w:val="single" w:color="000000" w:sz="4" w:space="0"/>
+                    <w:left w:val="single" w:color="000000" w:sz="4" w:space="0"/>
+                    <w:bottom w:val="single" w:color="000000" w:sz="4" w:space="0"/>
+                    <w:right w:val="single" w:color="000000" w:sz="4" w:space="0"/>
+                  </w:tcBorders>
+                  <w:tcMar>
+                    <w:top w:w="0" w:type="dxa"/>
+                    <w:left w:w="100" w:type="dxa"/>
+                    <w:bottom w:w="0" w:type="dxa"/>
+                    <w:right w:w="100" w:type="dxa"/>
+                  </w:tcMar>
+                  <w:vAlign w:val="center"/>
+                </w:tcPr>
+                <w:p>
+                  <w:pPr>
+                    <w:spacing w:before="60" w:after="60" w:line="288" w:lineRule="auto"/>
+                    <w:jc w:val="center"/>
+                    <w:rPr>
+                      <w:rFonts w:hint="default" w:ascii="Times New Roman" w:hAnsi="Times New Roman" w:eastAsia="Times New Roman" w:cs="Times New Roman"/>
+                      <w:sz w:val="26"/>
+                      <w:szCs w:val="26"/>
+                      <w:lang w:val="vi-VN"/>
+                    </w:rPr>
+                  </w:pPr>
+                  <w:r>
+                    <w:rPr>
+                      <w:rFonts w:hint="default" w:ascii="Times New Roman" w:hAnsi="Times New Roman" w:eastAsia="Times New Roman" w:cs="Times New Roman"/>
+                      <w:sz w:val="26"/>
+                      <w:szCs w:val="26"/>
+                      <w:lang w:val="vi-VN"/>
+                    </w:rPr>
+                    <w:t>66</w:t>
+                  </w:r>
+                </w:p>
+              </w:tc>
+              <w:tc>
+                <w:tcPr>
+                  <w:tcW w:w="1771" w:type="dxa"/>
+                  <w:tcBorders>
+                    <w:top w:val="single" w:color="000000" w:sz="4" w:space="0"/>
+                    <w:left w:val="single" w:color="000000" w:sz="4" w:space="0"/>
+                    <w:bottom w:val="single" w:color="000000" w:sz="4" w:space="0"/>
+                    <w:right w:val="single" w:color="000000" w:sz="4" w:space="0"/>
+                  </w:tcBorders>
+                  <w:tcMar>
+                    <w:top w:w="0" w:type="dxa"/>
+                    <w:left w:w="100" w:type="dxa"/>
+                    <w:bottom w:w="0" w:type="dxa"/>
+                    <w:right w:w="100" w:type="dxa"/>
+                  </w:tcMar>
+                  <w:vAlign w:val="center"/>
+                </w:tcPr>
+                <w:p>
+                  <w:pPr>
+                    <w:spacing w:before="60" w:after="60" w:line="288" w:lineRule="auto"/>
+                    <w:ind w:left="0" w:leftChars="0" w:firstLine="0" w:firstLineChars="0"/>
+                    <w:jc w:val="both"/>
+                    <w:rPr>
+                      <w:rFonts w:ascii="Times New Roman" w:hAnsi="Times New Roman" w:eastAsia="Times New Roman" w:cs="Times New Roman"/>
+                      <w:sz w:val="26"/>
+                      <w:szCs w:val="26"/>
+                    </w:rPr>
+                  </w:pPr>
+                  <w:r>
+                    <w:rPr>
+                      <w:rFonts w:ascii="Times New Roman" w:hAnsi="Times New Roman" w:eastAsia="Times New Roman" w:cs="Times New Roman"/>
+                      <w:sz w:val="26"/>
+                      <w:szCs w:val="26"/>
+                    </w:rPr>
+                    <w:t>Hệ thống</w:t>
+                  </w:r>
+                </w:p>
+              </w:tc>
+              <w:tc>
+                <w:tcPr>
+                  <w:tcW w:w="4457" w:type="dxa"/>
+                  <w:tcBorders>
+                    <w:top w:val="single" w:color="000000" w:sz="4" w:space="0"/>
+                    <w:left w:val="single" w:color="000000" w:sz="4" w:space="0"/>
+                    <w:bottom w:val="single" w:color="000000" w:sz="4" w:space="0"/>
+                    <w:right w:val="single" w:color="000000" w:sz="4" w:space="0"/>
+                  </w:tcBorders>
+                  <w:tcMar>
+                    <w:top w:w="0" w:type="dxa"/>
+                    <w:left w:w="100" w:type="dxa"/>
+                    <w:bottom w:w="0" w:type="dxa"/>
+                    <w:right w:w="100" w:type="dxa"/>
+                  </w:tcMar>
+                </w:tcPr>
+                <w:p>
+                  <w:pPr>
+                    <w:spacing w:before="60" w:after="60" w:line="288" w:lineRule="auto"/>
+                    <w:ind w:left="0" w:leftChars="0" w:right="68" w:firstLine="0" w:firstLineChars="0"/>
+                    <w:jc w:val="both"/>
+                    <w:rPr>
+                      <w:rFonts w:hint="default" w:ascii="Times New Roman" w:hAnsi="Times New Roman" w:eastAsia="Times New Roman" w:cs="Times New Roman"/>
+                      <w:sz w:val="26"/>
+                      <w:szCs w:val="26"/>
+                      <w:lang w:val="vi-VN"/>
+                    </w:rPr>
+                  </w:pPr>
+                  <w:r>
+                    <w:rPr>
+                      <w:rFonts w:hint="default" w:ascii="Times New Roman" w:hAnsi="Times New Roman" w:eastAsia="Times New Roman" w:cs="Times New Roman"/>
+                      <w:sz w:val="26"/>
+                      <w:szCs w:val="26"/>
+                      <w:lang w:val="vi-VN"/>
+                    </w:rPr>
+                    <w:t>Chuyển hướng đến trang thanh toán của VNPAY</w:t>
+                  </w:r>
+                </w:p>
+              </w:tc>
+            </w:tr>
+            <w:tr>
+              <w:tblPrEx>
+                <w:tblBorders>
+                  <w:top w:val="none" w:color="000000" w:sz="0" w:space="0"/>
+                  <w:left w:val="none" w:color="000000" w:sz="0" w:space="0"/>
+                  <w:bottom w:val="none" w:color="000000" w:sz="0" w:space="0"/>
+                  <w:right w:val="none" w:color="000000" w:sz="0" w:space="0"/>
+                  <w:insideH w:val="none" w:color="000000" w:sz="0" w:space="0"/>
+                  <w:insideV w:val="none" w:color="000000" w:sz="0" w:space="0"/>
+                </w:tblBorders>
+                <w:tblCellMar>
+                  <w:top w:w="15" w:type="dxa"/>
+                  <w:left w:w="15" w:type="dxa"/>
+                  <w:bottom w:w="15" w:type="dxa"/>
+                  <w:right w:w="15" w:type="dxa"/>
+                </w:tblCellMar>
+              </w:tblPrEx>
+              <w:tc>
+                <w:tcPr>
+                  <w:tcW w:w="544" w:type="dxa"/>
+                  <w:tcBorders>
+                    <w:top w:val="single" w:color="000000" w:sz="4" w:space="0"/>
+                    <w:left w:val="single" w:color="000000" w:sz="4" w:space="0"/>
+                    <w:bottom w:val="single" w:color="000000" w:sz="4" w:space="0"/>
+                    <w:right w:val="single" w:color="000000" w:sz="4" w:space="0"/>
+                  </w:tcBorders>
+                  <w:tcMar>
+                    <w:top w:w="0" w:type="dxa"/>
+                    <w:left w:w="100" w:type="dxa"/>
+                    <w:bottom w:w="0" w:type="dxa"/>
+                    <w:right w:w="100" w:type="dxa"/>
+                  </w:tcMar>
+                  <w:vAlign w:val="center"/>
+                </w:tcPr>
+                <w:p>
+                  <w:pPr>
+                    <w:spacing w:before="60" w:after="60" w:line="288" w:lineRule="auto"/>
+                    <w:jc w:val="center"/>
+                    <w:rPr>
+                      <w:rFonts w:hint="default" w:ascii="Times New Roman" w:hAnsi="Times New Roman" w:eastAsia="Times New Roman" w:cs="Times New Roman"/>
+                      <w:sz w:val="26"/>
+                      <w:szCs w:val="26"/>
+                      <w:lang w:val="vi-VN"/>
+                    </w:rPr>
+                  </w:pPr>
+                  <w:r>
+                    <w:rPr>
+                      <w:rFonts w:hint="default" w:ascii="Times New Roman" w:hAnsi="Times New Roman" w:eastAsia="Times New Roman" w:cs="Times New Roman"/>
+                      <w:sz w:val="26"/>
+                      <w:szCs w:val="26"/>
+                      <w:lang w:val="vi-VN"/>
+                    </w:rPr>
+                    <w:t>77</w:t>
+                  </w:r>
+                </w:p>
+              </w:tc>
+              <w:tc>
+                <w:tcPr>
+                  <w:tcW w:w="1771" w:type="dxa"/>
+                  <w:tcBorders>
+                    <w:top w:val="single" w:color="000000" w:sz="4" w:space="0"/>
+                    <w:left w:val="single" w:color="000000" w:sz="4" w:space="0"/>
+                    <w:bottom w:val="single" w:color="000000" w:sz="4" w:space="0"/>
+                    <w:right w:val="single" w:color="000000" w:sz="4" w:space="0"/>
+                  </w:tcBorders>
+                  <w:tcMar>
+                    <w:top w:w="0" w:type="dxa"/>
+                    <w:left w:w="100" w:type="dxa"/>
+                    <w:bottom w:w="0" w:type="dxa"/>
+                    <w:right w:w="100" w:type="dxa"/>
+                  </w:tcMar>
+                  <w:vAlign w:val="center"/>
+                </w:tcPr>
+                <w:p>
+                  <w:pPr>
+                    <w:spacing w:before="60" w:after="60" w:line="288" w:lineRule="auto"/>
+                    <w:ind w:left="0" w:leftChars="0" w:firstLine="0" w:firstLineChars="0"/>
+                    <w:jc w:val="both"/>
+                    <w:rPr>
+                      <w:rFonts w:ascii="Times New Roman" w:hAnsi="Times New Roman" w:eastAsia="Times New Roman" w:cs="Times New Roman"/>
+                      <w:sz w:val="26"/>
+                      <w:szCs w:val="26"/>
+                    </w:rPr>
+                  </w:pPr>
+                  <w:r>
+                    <w:rPr>
+                      <w:rFonts w:ascii="Times New Roman" w:hAnsi="Times New Roman" w:eastAsia="Times New Roman" w:cs="Times New Roman"/>
+                      <w:sz w:val="26"/>
+                      <w:szCs w:val="26"/>
+                    </w:rPr>
+                    <w:t>Người dùng</w:t>
+                  </w:r>
+                </w:p>
+              </w:tc>
+              <w:tc>
+                <w:tcPr>
+                  <w:tcW w:w="4457" w:type="dxa"/>
+                  <w:tcBorders>
+                    <w:top w:val="single" w:color="000000" w:sz="4" w:space="0"/>
+                    <w:left w:val="single" w:color="000000" w:sz="4" w:space="0"/>
+                    <w:bottom w:val="single" w:color="000000" w:sz="4" w:space="0"/>
+                    <w:right w:val="single" w:color="000000" w:sz="4" w:space="0"/>
+                  </w:tcBorders>
+                  <w:tcMar>
+                    <w:top w:w="0" w:type="dxa"/>
+                    <w:left w:w="100" w:type="dxa"/>
+                    <w:bottom w:w="0" w:type="dxa"/>
+                    <w:right w:w="100" w:type="dxa"/>
+                  </w:tcMar>
+                </w:tcPr>
+                <w:p>
+                  <w:pPr>
+                    <w:spacing w:before="60" w:after="60" w:line="288" w:lineRule="auto"/>
+                    <w:ind w:left="0" w:leftChars="0" w:right="68" w:firstLine="0" w:firstLineChars="0"/>
+                    <w:jc w:val="both"/>
+                    <w:rPr>
+                      <w:rFonts w:hint="default" w:ascii="Times New Roman" w:hAnsi="Times New Roman" w:eastAsia="Times New Roman" w:cs="Times New Roman"/>
+                      <w:sz w:val="26"/>
+                      <w:szCs w:val="26"/>
+                      <w:lang w:val="vi-VN"/>
+                    </w:rPr>
+                  </w:pPr>
+                  <w:r>
+                    <w:rPr>
+                      <w:rFonts w:hint="default" w:ascii="Times New Roman" w:hAnsi="Times New Roman" w:eastAsia="Times New Roman" w:cs="Times New Roman"/>
+                      <w:sz w:val="26"/>
+                      <w:szCs w:val="26"/>
+                      <w:lang w:val="vi-VN"/>
+                    </w:rPr>
+                    <w:t>Chọn ngân hàng để giao dịch</w:t>
+                  </w:r>
+                </w:p>
+              </w:tc>
+            </w:tr>
+            <w:tr>
+              <w:tblPrEx>
+                <w:tblBorders>
+                  <w:top w:val="none" w:color="000000" w:sz="0" w:space="0"/>
+                  <w:left w:val="none" w:color="000000" w:sz="0" w:space="0"/>
+                  <w:bottom w:val="none" w:color="000000" w:sz="0" w:space="0"/>
+                  <w:right w:val="none" w:color="000000" w:sz="0" w:space="0"/>
+                  <w:insideH w:val="none" w:color="000000" w:sz="0" w:space="0"/>
+                  <w:insideV w:val="none" w:color="000000" w:sz="0" w:space="0"/>
+                </w:tblBorders>
+                <w:tblCellMar>
+                  <w:top w:w="15" w:type="dxa"/>
+                  <w:left w:w="15" w:type="dxa"/>
+                  <w:bottom w:w="15" w:type="dxa"/>
+                  <w:right w:w="15" w:type="dxa"/>
+                </w:tblCellMar>
+              </w:tblPrEx>
+              <w:tc>
+                <w:tcPr>
+                  <w:tcW w:w="544" w:type="dxa"/>
+                  <w:tcBorders>
+                    <w:top w:val="single" w:color="000000" w:sz="4" w:space="0"/>
+                    <w:left w:val="single" w:color="000000" w:sz="4" w:space="0"/>
+                    <w:bottom w:val="single" w:color="000000" w:sz="4" w:space="0"/>
+                    <w:right w:val="single" w:color="000000" w:sz="4" w:space="0"/>
+                  </w:tcBorders>
+                  <w:tcMar>
+                    <w:top w:w="0" w:type="dxa"/>
+                    <w:left w:w="100" w:type="dxa"/>
+                    <w:bottom w:w="0" w:type="dxa"/>
+                    <w:right w:w="100" w:type="dxa"/>
+                  </w:tcMar>
+                  <w:vAlign w:val="center"/>
+                </w:tcPr>
+                <w:p>
+                  <w:pPr>
+                    <w:spacing w:before="60" w:after="60" w:line="288" w:lineRule="auto"/>
+                    <w:jc w:val="center"/>
+                    <w:rPr>
+                      <w:rFonts w:hint="default" w:ascii="Times New Roman" w:hAnsi="Times New Roman" w:eastAsia="Times New Roman" w:cs="Times New Roman"/>
+                      <w:sz w:val="26"/>
+                      <w:szCs w:val="26"/>
+                      <w:lang w:val="vi-VN"/>
+                    </w:rPr>
+                  </w:pPr>
+                  <w:r>
+                    <w:rPr>
+                      <w:rFonts w:hint="default" w:ascii="Times New Roman" w:hAnsi="Times New Roman" w:eastAsia="Times New Roman" w:cs="Times New Roman"/>
+                      <w:sz w:val="26"/>
+                      <w:szCs w:val="26"/>
+                      <w:lang w:val="vi-VN"/>
+                    </w:rPr>
+                    <w:t>88</w:t>
+                  </w:r>
+                </w:p>
+              </w:tc>
+              <w:tc>
+                <w:tcPr>
+                  <w:tcW w:w="1771" w:type="dxa"/>
+                  <w:tcBorders>
+                    <w:top w:val="single" w:color="000000" w:sz="4" w:space="0"/>
+                    <w:left w:val="single" w:color="000000" w:sz="4" w:space="0"/>
+                    <w:bottom w:val="single" w:color="000000" w:sz="4" w:space="0"/>
+                    <w:right w:val="single" w:color="000000" w:sz="4" w:space="0"/>
+                  </w:tcBorders>
+                  <w:tcMar>
+                    <w:top w:w="0" w:type="dxa"/>
+                    <w:left w:w="100" w:type="dxa"/>
+                    <w:bottom w:w="0" w:type="dxa"/>
+                    <w:right w:w="100" w:type="dxa"/>
+                  </w:tcMar>
+                  <w:vAlign w:val="center"/>
+                </w:tcPr>
+                <w:p>
+                  <w:pPr>
+                    <w:spacing w:before="60" w:after="60" w:line="288" w:lineRule="auto"/>
+                    <w:ind w:left="0" w:leftChars="0" w:firstLine="0" w:firstLineChars="0"/>
+                    <w:jc w:val="both"/>
+                    <w:rPr>
+                      <w:rFonts w:ascii="Times New Roman" w:hAnsi="Times New Roman" w:eastAsia="Times New Roman" w:cs="Times New Roman"/>
+                      <w:sz w:val="26"/>
+                      <w:szCs w:val="26"/>
+                    </w:rPr>
+                  </w:pPr>
+                  <w:r>
+                    <w:rPr>
+                      <w:rFonts w:ascii="Times New Roman" w:hAnsi="Times New Roman" w:eastAsia="Times New Roman" w:cs="Times New Roman"/>
+                      <w:sz w:val="26"/>
+                      <w:szCs w:val="26"/>
+                    </w:rPr>
+                    <w:t>Hệ thống</w:t>
+                  </w:r>
+                </w:p>
+              </w:tc>
+              <w:tc>
+                <w:tcPr>
+                  <w:tcW w:w="4457" w:type="dxa"/>
+                  <w:tcBorders>
+                    <w:top w:val="single" w:color="000000" w:sz="4" w:space="0"/>
+                    <w:left w:val="single" w:color="000000" w:sz="4" w:space="0"/>
+                    <w:bottom w:val="single" w:color="000000" w:sz="4" w:space="0"/>
+                    <w:right w:val="single" w:color="000000" w:sz="4" w:space="0"/>
+                  </w:tcBorders>
+                  <w:tcMar>
+                    <w:top w:w="0" w:type="dxa"/>
+                    <w:left w:w="100" w:type="dxa"/>
+                    <w:bottom w:w="0" w:type="dxa"/>
+                    <w:right w:w="100" w:type="dxa"/>
+                  </w:tcMar>
+                </w:tcPr>
+                <w:p>
+                  <w:pPr>
+                    <w:spacing w:before="60" w:after="60" w:line="288" w:lineRule="auto"/>
+                    <w:ind w:left="0" w:leftChars="0" w:firstLine="0" w:firstLineChars="0"/>
+                    <w:jc w:val="both"/>
+                    <w:rPr>
+                      <w:rFonts w:hint="default" w:ascii="Times New Roman" w:hAnsi="Times New Roman" w:eastAsia="Times New Roman" w:cs="Times New Roman"/>
+                      <w:sz w:val="26"/>
+                      <w:szCs w:val="26"/>
+                      <w:lang w:val="vi-VN"/>
+                    </w:rPr>
+                  </w:pPr>
+                  <w:r>
+                    <w:rPr>
+                      <w:rFonts w:hint="default" w:ascii="Times New Roman" w:hAnsi="Times New Roman" w:eastAsia="Times New Roman" w:cs="Times New Roman"/>
+                      <w:sz w:val="26"/>
+                      <w:szCs w:val="26"/>
+                      <w:lang w:val="vi-VN"/>
+                    </w:rPr>
+                    <w:t xml:space="preserve">Chuyển hướng sang trang nhập thông tin thẻ </w:t>
+                  </w:r>
+                </w:p>
+              </w:tc>
+            </w:tr>
+            <w:tr>
+              <w:tblPrEx>
+                <w:tblBorders>
+                  <w:top w:val="none" w:color="000000" w:sz="0" w:space="0"/>
+                  <w:left w:val="none" w:color="000000" w:sz="0" w:space="0"/>
+                  <w:bottom w:val="none" w:color="000000" w:sz="0" w:space="0"/>
+                  <w:right w:val="none" w:color="000000" w:sz="0" w:space="0"/>
+                  <w:insideH w:val="none" w:color="000000" w:sz="0" w:space="0"/>
+                  <w:insideV w:val="none" w:color="000000" w:sz="0" w:space="0"/>
+                </w:tblBorders>
+                <w:tblCellMar>
+                  <w:top w:w="15" w:type="dxa"/>
+                  <w:left w:w="15" w:type="dxa"/>
+                  <w:bottom w:w="15" w:type="dxa"/>
+                  <w:right w:w="15" w:type="dxa"/>
+                </w:tblCellMar>
+              </w:tblPrEx>
+              <w:tc>
+                <w:tcPr>
+                  <w:tcW w:w="544" w:type="dxa"/>
+                  <w:tcBorders>
+                    <w:top w:val="single" w:color="000000" w:sz="4" w:space="0"/>
+                    <w:left w:val="single" w:color="000000" w:sz="4" w:space="0"/>
+                    <w:bottom w:val="single" w:color="000000" w:sz="4" w:space="0"/>
+                    <w:right w:val="single" w:color="000000" w:sz="4" w:space="0"/>
+                  </w:tcBorders>
+                  <w:tcMar>
+                    <w:top w:w="0" w:type="dxa"/>
+                    <w:left w:w="100" w:type="dxa"/>
+                    <w:bottom w:w="0" w:type="dxa"/>
+                    <w:right w:w="100" w:type="dxa"/>
+                  </w:tcMar>
+                  <w:vAlign w:val="center"/>
+                </w:tcPr>
+                <w:p>
+                  <w:pPr>
+                    <w:spacing w:before="60" w:after="60" w:line="288" w:lineRule="auto"/>
+                    <w:jc w:val="center"/>
+                    <w:rPr>
+                      <w:rFonts w:hint="default" w:ascii="Times New Roman" w:hAnsi="Times New Roman" w:eastAsia="Times New Roman" w:cs="Times New Roman"/>
+                      <w:sz w:val="26"/>
+                      <w:szCs w:val="26"/>
+                      <w:lang w:val="vi-VN"/>
+                    </w:rPr>
+                  </w:pPr>
+                  <w:r>
+                    <w:rPr>
+                      <w:rFonts w:hint="default" w:ascii="Times New Roman" w:hAnsi="Times New Roman" w:eastAsia="Times New Roman" w:cs="Times New Roman"/>
+                      <w:sz w:val="26"/>
+                      <w:szCs w:val="26"/>
+                      <w:lang w:val="vi-VN"/>
+                    </w:rPr>
+                    <w:t>99</w:t>
+                  </w:r>
+                </w:p>
+              </w:tc>
+              <w:tc>
+                <w:tcPr>
+                  <w:tcW w:w="1771" w:type="dxa"/>
+                  <w:tcBorders>
+                    <w:top w:val="single" w:color="000000" w:sz="4" w:space="0"/>
+                    <w:left w:val="single" w:color="000000" w:sz="4" w:space="0"/>
+                    <w:bottom w:val="single" w:color="000000" w:sz="4" w:space="0"/>
+                    <w:right w:val="single" w:color="000000" w:sz="4" w:space="0"/>
+                  </w:tcBorders>
+                  <w:tcMar>
+                    <w:top w:w="0" w:type="dxa"/>
+                    <w:left w:w="100" w:type="dxa"/>
+                    <w:bottom w:w="0" w:type="dxa"/>
+                    <w:right w:w="100" w:type="dxa"/>
+                  </w:tcMar>
+                  <w:vAlign w:val="center"/>
+                </w:tcPr>
+                <w:p>
+                  <w:pPr>
+                    <w:spacing w:before="60" w:after="60" w:line="288" w:lineRule="auto"/>
+                    <w:ind w:left="0" w:leftChars="0" w:firstLine="0" w:firstLineChars="0"/>
+                    <w:jc w:val="both"/>
+                    <w:rPr>
+                      <w:rFonts w:hint="default" w:ascii="Times New Roman" w:hAnsi="Times New Roman" w:eastAsia="Times New Roman" w:cs="Times New Roman"/>
+                      <w:sz w:val="26"/>
+                      <w:szCs w:val="26"/>
+                      <w:lang w:val="vi-VN"/>
+                    </w:rPr>
+                  </w:pPr>
+                  <w:r>
+                    <w:rPr>
+                      <w:rFonts w:hint="default" w:ascii="Times New Roman" w:hAnsi="Times New Roman" w:eastAsia="Times New Roman" w:cs="Times New Roman"/>
+                      <w:sz w:val="26"/>
+                      <w:szCs w:val="26"/>
+                      <w:lang w:val="vi-VN"/>
+                    </w:rPr>
+                    <w:t>Người dùng</w:t>
+                  </w:r>
+                </w:p>
+              </w:tc>
+              <w:tc>
+                <w:tcPr>
+                  <w:tcW w:w="4457" w:type="dxa"/>
+                  <w:tcBorders>
+                    <w:top w:val="single" w:color="000000" w:sz="4" w:space="0"/>
+                    <w:left w:val="single" w:color="000000" w:sz="4" w:space="0"/>
+                    <w:bottom w:val="single" w:color="000000" w:sz="4" w:space="0"/>
+                    <w:right w:val="single" w:color="000000" w:sz="4" w:space="0"/>
+                  </w:tcBorders>
+                  <w:tcMar>
+                    <w:top w:w="0" w:type="dxa"/>
+                    <w:left w:w="100" w:type="dxa"/>
+                    <w:bottom w:w="0" w:type="dxa"/>
+                    <w:right w:w="100" w:type="dxa"/>
+                  </w:tcMar>
+                </w:tcPr>
+                <w:p>
+                  <w:pPr>
+                    <w:spacing w:before="60" w:after="60" w:line="288" w:lineRule="auto"/>
+                    <w:ind w:left="0" w:leftChars="0" w:firstLine="0" w:firstLineChars="0"/>
+                    <w:jc w:val="both"/>
+                    <w:rPr>
+                      <w:rFonts w:hint="default" w:ascii="Times New Roman" w:hAnsi="Times New Roman" w:eastAsia="Times New Roman" w:cs="Times New Roman"/>
+                      <w:sz w:val="26"/>
+                      <w:szCs w:val="26"/>
+                      <w:lang w:val="vi-VN"/>
+                    </w:rPr>
+                  </w:pPr>
+                  <w:r>
+                    <w:rPr>
+                      <w:rFonts w:hint="default" w:ascii="Times New Roman" w:hAnsi="Times New Roman" w:eastAsia="Times New Roman" w:cs="Times New Roman"/>
+                      <w:sz w:val="26"/>
+                      <w:szCs w:val="26"/>
+                      <w:lang w:val="vi-VN"/>
+                    </w:rPr>
+                    <w:t>Nhập thông tin thẻ của mình phù hợp với ngân hàng đã chọn và nhập mã OTP</w:t>
+                  </w:r>
+                </w:p>
+              </w:tc>
+            </w:tr>
+            <w:tr>
+              <w:tblPrEx>
+                <w:tblBorders>
+                  <w:top w:val="none" w:color="000000" w:sz="0" w:space="0"/>
+                  <w:left w:val="none" w:color="000000" w:sz="0" w:space="0"/>
+                  <w:bottom w:val="none" w:color="000000" w:sz="0" w:space="0"/>
+                  <w:right w:val="none" w:color="000000" w:sz="0" w:space="0"/>
+                  <w:insideH w:val="none" w:color="000000" w:sz="0" w:space="0"/>
+                  <w:insideV w:val="none" w:color="000000" w:sz="0" w:space="0"/>
+                </w:tblBorders>
+                <w:tblCellMar>
+                  <w:top w:w="15" w:type="dxa"/>
+                  <w:left w:w="15" w:type="dxa"/>
+                  <w:bottom w:w="15" w:type="dxa"/>
+                  <w:right w:w="15" w:type="dxa"/>
+                </w:tblCellMar>
+              </w:tblPrEx>
+              <w:tc>
+                <w:tcPr>
+                  <w:tcW w:w="544" w:type="dxa"/>
+                  <w:tcBorders>
+                    <w:top w:val="single" w:color="000000" w:sz="4" w:space="0"/>
+                    <w:left w:val="single" w:color="000000" w:sz="4" w:space="0"/>
+                    <w:bottom w:val="single" w:color="000000" w:sz="4" w:space="0"/>
+                    <w:right w:val="single" w:color="000000" w:sz="4" w:space="0"/>
+                  </w:tcBorders>
+                  <w:tcMar>
+                    <w:top w:w="0" w:type="dxa"/>
+                    <w:left w:w="100" w:type="dxa"/>
+                    <w:bottom w:w="0" w:type="dxa"/>
+                    <w:right w:w="100" w:type="dxa"/>
+                  </w:tcMar>
+                  <w:vAlign w:val="center"/>
+                </w:tcPr>
+                <w:p>
+                  <w:pPr>
+                    <w:spacing w:before="60" w:after="60" w:line="288" w:lineRule="auto"/>
+                    <w:jc w:val="center"/>
+                    <w:rPr>
+                      <w:rFonts w:hint="default" w:ascii="Times New Roman" w:hAnsi="Times New Roman" w:eastAsia="Times New Roman" w:cs="Times New Roman"/>
+                      <w:sz w:val="26"/>
+                      <w:szCs w:val="26"/>
+                      <w:lang w:val="vi-VN"/>
+                    </w:rPr>
+                  </w:pPr>
+                  <w:r>
+                    <w:rPr>
+                      <w:rFonts w:hint="default" w:ascii="Times New Roman" w:hAnsi="Times New Roman" w:eastAsia="Times New Roman" w:cs="Times New Roman"/>
+                      <w:sz w:val="26"/>
+                      <w:szCs w:val="26"/>
+                      <w:lang w:val="vi-VN"/>
+                    </w:rPr>
+                    <w:t>110</w:t>
+                  </w:r>
+                </w:p>
+              </w:tc>
+              <w:tc>
+                <w:tcPr>
+                  <w:tcW w:w="1771" w:type="dxa"/>
+                  <w:tcBorders>
+                    <w:top w:val="single" w:color="000000" w:sz="4" w:space="0"/>
+                    <w:left w:val="single" w:color="000000" w:sz="4" w:space="0"/>
+                    <w:bottom w:val="single" w:color="000000" w:sz="4" w:space="0"/>
+                    <w:right w:val="single" w:color="000000" w:sz="4" w:space="0"/>
+                  </w:tcBorders>
+                  <w:tcMar>
+                    <w:top w:w="0" w:type="dxa"/>
+                    <w:left w:w="100" w:type="dxa"/>
+                    <w:bottom w:w="0" w:type="dxa"/>
+                    <w:right w:w="100" w:type="dxa"/>
+                  </w:tcMar>
+                  <w:vAlign w:val="center"/>
+                </w:tcPr>
+                <w:p>
+                  <w:pPr>
+                    <w:spacing w:before="60" w:after="60" w:line="288" w:lineRule="auto"/>
+                    <w:ind w:left="0" w:leftChars="0" w:firstLine="0" w:firstLineChars="0"/>
+                    <w:jc w:val="both"/>
+                    <w:rPr>
+                      <w:rFonts w:hint="default" w:ascii="Times New Roman" w:hAnsi="Times New Roman" w:eastAsia="Times New Roman" w:cs="Times New Roman"/>
+                      <w:sz w:val="26"/>
+                      <w:szCs w:val="26"/>
+                      <w:lang w:val="vi-VN"/>
+                    </w:rPr>
+                  </w:pPr>
+                  <w:r>
+                    <w:rPr>
+                      <w:rFonts w:hint="default" w:ascii="Times New Roman" w:hAnsi="Times New Roman" w:eastAsia="Times New Roman" w:cs="Times New Roman"/>
+                      <w:sz w:val="26"/>
+                      <w:szCs w:val="26"/>
+                      <w:lang w:val="vi-VN"/>
+                    </w:rPr>
+                    <w:t>Hệ thống</w:t>
+                  </w:r>
+                </w:p>
+              </w:tc>
+              <w:tc>
+                <w:tcPr>
+                  <w:tcW w:w="4457" w:type="dxa"/>
+                  <w:tcBorders>
+                    <w:top w:val="single" w:color="000000" w:sz="4" w:space="0"/>
+                    <w:left w:val="single" w:color="000000" w:sz="4" w:space="0"/>
+                    <w:bottom w:val="single" w:color="000000" w:sz="4" w:space="0"/>
+                    <w:right w:val="single" w:color="000000" w:sz="4" w:space="0"/>
+                  </w:tcBorders>
+                  <w:tcMar>
+                    <w:top w:w="0" w:type="dxa"/>
+                    <w:left w:w="100" w:type="dxa"/>
+                    <w:bottom w:w="0" w:type="dxa"/>
+                    <w:right w:w="100" w:type="dxa"/>
+                  </w:tcMar>
+                </w:tcPr>
+                <w:p>
+                  <w:pPr>
+                    <w:spacing w:before="60" w:after="60" w:line="288" w:lineRule="auto"/>
+                    <w:ind w:left="0" w:leftChars="0" w:firstLine="0" w:firstLineChars="0"/>
+                    <w:jc w:val="both"/>
+                    <w:rPr>
+                      <w:rFonts w:hint="default" w:ascii="Times New Roman" w:hAnsi="Times New Roman" w:eastAsia="Times New Roman" w:cs="Times New Roman"/>
+                      <w:sz w:val="26"/>
+                      <w:szCs w:val="26"/>
+                      <w:lang w:val="vi-VN"/>
+                    </w:rPr>
+                  </w:pPr>
+                  <w:r>
+                    <w:rPr>
+                      <w:rFonts w:hint="default" w:ascii="Times New Roman" w:hAnsi="Times New Roman" w:eastAsia="Times New Roman" w:cs="Times New Roman"/>
+                      <w:sz w:val="26"/>
+                      <w:szCs w:val="26"/>
+                      <w:lang w:val="vi-VN"/>
+                    </w:rPr>
+                    <w:t>Xác nhận thanh toán và đặt phòng thành công và lưu thông tin đơn vào bảng BILLS và BILL_DETAILS</w:t>
+                  </w:r>
+                </w:p>
+              </w:tc>
+            </w:tr>
+          </w:tbl>
+          <w:p>
+            <w:pPr>
+              <w:spacing w:before="60" w:after="60" w:line="288" w:lineRule="auto"/>
+              <w:rPr>
+                <w:rFonts w:ascii="Times New Roman" w:hAnsi="Times New Roman" w:eastAsia="Times New Roman" w:cs="Times New Roman"/>
+                <w:sz w:val="26"/>
+                <w:szCs w:val="26"/>
+              </w:rPr>
+            </w:pPr>
+          </w:p>
+        </w:tc>
+      </w:tr>
+      <w:tr>
+        <w:tblPrEx>
+          <w:tblBorders>
+            <w:top w:val="none" w:color="000000" w:sz="0" w:space="0"/>
+            <w:left w:val="none" w:color="000000" w:sz="0" w:space="0"/>
+            <w:bottom w:val="none" w:color="000000" w:sz="0" w:space="0"/>
+            <w:right w:val="none" w:color="000000" w:sz="0" w:space="0"/>
+            <w:insideH w:val="none" w:color="000000" w:sz="0" w:space="0"/>
+            <w:insideV w:val="none" w:color="000000" w:sz="0" w:space="0"/>
+          </w:tblBorders>
+          <w:tblCellMar>
+            <w:top w:w="15" w:type="dxa"/>
+            <w:left w:w="15" w:type="dxa"/>
+            <w:bottom w:w="15" w:type="dxa"/>
+            <w:right w:w="15" w:type="dxa"/>
+          </w:tblCellMar>
+        </w:tblPrEx>
+        <w:trPr>
+          <w:trHeight w:val="90" w:hRule="atLeast"/>
+        </w:trPr>
+        <w:tc>
+          <w:tcPr>
+            <w:tcW w:w="1728" w:type="dxa"/>
+            <w:tcBorders>
+              <w:top w:val="single" w:color="000000" w:sz="4" w:space="0"/>
+              <w:left w:val="single" w:color="000000" w:sz="4" w:space="0"/>
+              <w:bottom w:val="single" w:color="000000" w:sz="4" w:space="0"/>
+              <w:right w:val="single" w:color="000000" w:sz="4" w:space="0"/>
+            </w:tcBorders>
+            <w:tcMar>
+              <w:top w:w="0" w:type="dxa"/>
+              <w:left w:w="100" w:type="dxa"/>
+              <w:bottom w:w="0" w:type="dxa"/>
+              <w:right w:w="100" w:type="dxa"/>
+            </w:tcMar>
+          </w:tcPr>
+          <w:p>
+            <w:pPr>
+              <w:spacing w:before="60" w:after="60" w:line="288" w:lineRule="auto"/>
+              <w:ind w:left="0" w:leftChars="0" w:firstLine="0" w:firstLineChars="0"/>
+              <w:rPr>
+                <w:rFonts w:ascii="Times New Roman" w:hAnsi="Times New Roman" w:eastAsia="Times New Roman" w:cs="Times New Roman"/>
+                <w:sz w:val="26"/>
+                <w:szCs w:val="26"/>
+              </w:rPr>
+            </w:pPr>
+            <w:r>
+              <w:rPr>
+                <w:rFonts w:ascii="Times New Roman" w:hAnsi="Times New Roman" w:eastAsia="Times New Roman" w:cs="Times New Roman"/>
+                <w:sz w:val="26"/>
+                <w:szCs w:val="26"/>
+              </w:rPr>
+              <w:t>Luồng sự kiện rẽ nhánh</w:t>
+            </w:r>
+          </w:p>
+        </w:tc>
+        <w:tc>
+          <w:tcPr>
+            <w:tcW w:w="7044" w:type="dxa"/>
+            <w:gridSpan w:val="3"/>
+            <w:tcBorders>
+              <w:top w:val="single" w:color="000000" w:sz="4" w:space="0"/>
+              <w:left w:val="single" w:color="000000" w:sz="4" w:space="0"/>
+              <w:bottom w:val="single" w:color="000000" w:sz="4" w:space="0"/>
+              <w:right w:val="single" w:color="000000" w:sz="4" w:space="0"/>
+            </w:tcBorders>
+            <w:tcMar>
+              <w:top w:w="0" w:type="dxa"/>
+              <w:left w:w="100" w:type="dxa"/>
+              <w:bottom w:w="0" w:type="dxa"/>
+              <w:right w:w="100" w:type="dxa"/>
+            </w:tcMar>
+          </w:tcPr>
+          <w:p>
+            <w:pPr>
+              <w:spacing w:before="60" w:after="60" w:line="288" w:lineRule="auto"/>
+              <w:rPr>
+                <w:rFonts w:ascii="Times New Roman" w:hAnsi="Times New Roman" w:eastAsia="Times New Roman" w:cs="Times New Roman"/>
+                <w:sz w:val="26"/>
+                <w:szCs w:val="26"/>
+              </w:rPr>
+            </w:pPr>
+          </w:p>
+          <w:tbl>
+            <w:tblPr>
+              <w:tblStyle w:val="252"/>
+              <w:tblW w:w="6808" w:type="dxa"/>
+              <w:tblInd w:w="0" w:type="dxa"/>
+              <w:tblBorders>
+                <w:top w:val="none" w:color="000000" w:sz="0" w:space="0"/>
+                <w:left w:val="none" w:color="000000" w:sz="0" w:space="0"/>
+                <w:bottom w:val="none" w:color="000000" w:sz="0" w:space="0"/>
+                <w:right w:val="none" w:color="000000" w:sz="0" w:space="0"/>
+                <w:insideH w:val="none" w:color="000000" w:sz="0" w:space="0"/>
+                <w:insideV w:val="none" w:color="000000" w:sz="0" w:space="0"/>
+              </w:tblBorders>
+              <w:tblLayout w:type="fixed"/>
+              <w:tblCellMar>
+                <w:top w:w="15" w:type="dxa"/>
+                <w:left w:w="15" w:type="dxa"/>
+                <w:bottom w:w="15" w:type="dxa"/>
+                <w:right w:w="15" w:type="dxa"/>
+              </w:tblCellMar>
+            </w:tblPr>
+            <w:tblGrid>
+              <w:gridCol w:w="540"/>
+              <w:gridCol w:w="1590"/>
+              <w:gridCol w:w="4678"/>
+            </w:tblGrid>
+            <w:tr>
+              <w:tblPrEx>
+                <w:tblBorders>
+                  <w:top w:val="none" w:color="000000" w:sz="0" w:space="0"/>
+                  <w:left w:val="none" w:color="000000" w:sz="0" w:space="0"/>
+                  <w:bottom w:val="none" w:color="000000" w:sz="0" w:space="0"/>
+                  <w:right w:val="none" w:color="000000" w:sz="0" w:space="0"/>
+                  <w:insideH w:val="none" w:color="000000" w:sz="0" w:space="0"/>
+                  <w:insideV w:val="none" w:color="000000" w:sz="0" w:space="0"/>
+                </w:tblBorders>
+                <w:tblCellMar>
+                  <w:top w:w="15" w:type="dxa"/>
+                  <w:left w:w="15" w:type="dxa"/>
+                  <w:bottom w:w="15" w:type="dxa"/>
+                  <w:right w:w="15" w:type="dxa"/>
+                </w:tblCellMar>
+              </w:tblPrEx>
+              <w:tc>
+                <w:tcPr>
+                  <w:tcW w:w="540" w:type="dxa"/>
+                  <w:tcBorders>
+                    <w:top w:val="single" w:color="000000" w:sz="4" w:space="0"/>
+                    <w:left w:val="single" w:color="000000" w:sz="4" w:space="0"/>
+                    <w:bottom w:val="single" w:color="000000" w:sz="4" w:space="0"/>
+                    <w:right w:val="single" w:color="000000" w:sz="4" w:space="0"/>
+                  </w:tcBorders>
+                  <w:tcMar>
+                    <w:top w:w="0" w:type="dxa"/>
+                    <w:left w:w="100" w:type="dxa"/>
+                    <w:bottom w:w="0" w:type="dxa"/>
+                    <w:right w:w="100" w:type="dxa"/>
+                  </w:tcMar>
+                </w:tcPr>
+                <w:p>
+                  <w:pPr>
+                    <w:spacing w:before="60" w:after="60" w:line="288" w:lineRule="auto"/>
+                    <w:jc w:val="center"/>
+                    <w:rPr>
+                      <w:rFonts w:ascii="Times New Roman" w:hAnsi="Times New Roman" w:eastAsia="Times New Roman" w:cs="Times New Roman"/>
+                      <w:sz w:val="26"/>
+                      <w:szCs w:val="26"/>
+                    </w:rPr>
+                  </w:pPr>
+                  <w:r>
+                    <w:rPr>
+                      <w:rFonts w:hint="default" w:ascii="Times New Roman" w:hAnsi="Times New Roman" w:eastAsia="Times New Roman" w:cs="Times New Roman"/>
+                      <w:b/>
+                      <w:bCs/>
+                      <w:sz w:val="26"/>
+                      <w:szCs w:val="26"/>
+                      <w:lang w:val="vi-VN"/>
+                    </w:rPr>
+                    <w:t>#</w:t>
+                  </w:r>
+                  <w:r>
+                    <w:rPr>
+                      <w:rFonts w:ascii="Times New Roman" w:hAnsi="Times New Roman" w:eastAsia="Times New Roman" w:cs="Times New Roman"/>
+                      <w:b/>
+                      <w:bCs/>
+                      <w:sz w:val="26"/>
+                      <w:szCs w:val="26"/>
+                    </w:rPr>
+                    <w:t>#</w:t>
+                  </w:r>
+                </w:p>
+              </w:tc>
+              <w:tc>
+                <w:tcPr>
+                  <w:tcW w:w="1590" w:type="dxa"/>
+                  <w:tcBorders>
+                    <w:top w:val="single" w:color="000000" w:sz="4" w:space="0"/>
+                    <w:left w:val="single" w:color="000000" w:sz="4" w:space="0"/>
+                    <w:bottom w:val="single" w:color="000000" w:sz="4" w:space="0"/>
+                    <w:right w:val="single" w:color="000000" w:sz="4" w:space="0"/>
+                  </w:tcBorders>
+                  <w:tcMar>
+                    <w:top w:w="0" w:type="dxa"/>
+                    <w:left w:w="100" w:type="dxa"/>
+                    <w:bottom w:w="0" w:type="dxa"/>
+                    <w:right w:w="100" w:type="dxa"/>
+                  </w:tcMar>
+                </w:tcPr>
+                <w:p>
+                  <w:pPr>
+                    <w:spacing w:before="60" w:after="60" w:line="288" w:lineRule="auto"/>
+                    <w:jc w:val="center"/>
+                    <w:rPr>
+                      <w:rFonts w:ascii="Times New Roman" w:hAnsi="Times New Roman" w:eastAsia="Times New Roman" w:cs="Times New Roman"/>
+                      <w:sz w:val="26"/>
+                      <w:szCs w:val="26"/>
+                    </w:rPr>
+                  </w:pPr>
+                  <w:r>
+                    <w:rPr>
+                      <w:rFonts w:ascii="Times New Roman" w:hAnsi="Times New Roman" w:eastAsia="Times New Roman" w:cs="Times New Roman"/>
+                      <w:b/>
+                      <w:bCs/>
+                      <w:sz w:val="26"/>
+                      <w:szCs w:val="26"/>
+                    </w:rPr>
+                    <w:t>Thực hiện bởi</w:t>
+                  </w:r>
+                </w:p>
+              </w:tc>
+              <w:tc>
+                <w:tcPr>
+                  <w:tcW w:w="4678" w:type="dxa"/>
+                  <w:tcBorders>
+                    <w:top w:val="single" w:color="000000" w:sz="4" w:space="0"/>
+                    <w:left w:val="single" w:color="000000" w:sz="4" w:space="0"/>
+                    <w:bottom w:val="single" w:color="000000" w:sz="4" w:space="0"/>
+                    <w:right w:val="single" w:color="000000" w:sz="4" w:space="0"/>
+                  </w:tcBorders>
+                  <w:tcMar>
+                    <w:top w:w="0" w:type="dxa"/>
+                    <w:left w:w="100" w:type="dxa"/>
+                    <w:bottom w:w="0" w:type="dxa"/>
+                    <w:right w:w="100" w:type="dxa"/>
+                  </w:tcMar>
+                </w:tcPr>
+                <w:p>
+                  <w:pPr>
+                    <w:spacing w:before="60" w:after="60" w:line="288" w:lineRule="auto"/>
+                    <w:jc w:val="center"/>
+                    <w:rPr>
+                      <w:rFonts w:ascii="Times New Roman" w:hAnsi="Times New Roman" w:eastAsia="Times New Roman" w:cs="Times New Roman"/>
+                      <w:sz w:val="26"/>
+                      <w:szCs w:val="26"/>
+                    </w:rPr>
+                  </w:pPr>
+                  <w:r>
+                    <w:rPr>
+                      <w:rFonts w:ascii="Times New Roman" w:hAnsi="Times New Roman" w:eastAsia="Times New Roman" w:cs="Times New Roman"/>
+                      <w:b/>
+                      <w:bCs/>
+                      <w:sz w:val="26"/>
+                      <w:szCs w:val="26"/>
+                    </w:rPr>
+                    <w:t>Hành động</w:t>
+                  </w:r>
+                </w:p>
+              </w:tc>
+            </w:tr>
+            <w:tr>
+              <w:tblPrEx>
+                <w:tblBorders>
+                  <w:top w:val="none" w:color="000000" w:sz="0" w:space="0"/>
+                  <w:left w:val="none" w:color="000000" w:sz="0" w:space="0"/>
+                  <w:bottom w:val="none" w:color="000000" w:sz="0" w:space="0"/>
+                  <w:right w:val="none" w:color="000000" w:sz="0" w:space="0"/>
+                  <w:insideH w:val="none" w:color="000000" w:sz="0" w:space="0"/>
+                  <w:insideV w:val="none" w:color="000000" w:sz="0" w:space="0"/>
+                </w:tblBorders>
+                <w:tblCellMar>
+                  <w:top w:w="15" w:type="dxa"/>
+                  <w:left w:w="15" w:type="dxa"/>
+                  <w:bottom w:w="15" w:type="dxa"/>
+                  <w:right w:w="15" w:type="dxa"/>
+                </w:tblCellMar>
+              </w:tblPrEx>
+              <w:tc>
+                <w:tcPr>
+                  <w:tcW w:w="540" w:type="dxa"/>
+                  <w:tcBorders>
+                    <w:top w:val="single" w:color="000000" w:sz="4" w:space="0"/>
+                    <w:left w:val="single" w:color="000000" w:sz="4" w:space="0"/>
+                    <w:bottom w:val="single" w:color="000000" w:sz="4" w:space="0"/>
+                    <w:right w:val="single" w:color="000000" w:sz="4" w:space="0"/>
+                  </w:tcBorders>
+                  <w:tcMar>
+                    <w:top w:w="0" w:type="dxa"/>
+                    <w:left w:w="100" w:type="dxa"/>
+                    <w:bottom w:w="0" w:type="dxa"/>
+                    <w:right w:w="100" w:type="dxa"/>
+                  </w:tcMar>
+                  <w:vAlign w:val="center"/>
+                </w:tcPr>
+                <w:p>
+                  <w:pPr>
+                    <w:spacing w:before="60" w:after="60" w:line="288" w:lineRule="auto"/>
+                    <w:jc w:val="center"/>
+                    <w:rPr>
+                      <w:rFonts w:hint="default" w:ascii="Times New Roman" w:hAnsi="Times New Roman" w:eastAsia="Times New Roman" w:cs="Times New Roman"/>
+                      <w:sz w:val="26"/>
+                      <w:szCs w:val="26"/>
+                      <w:lang w:val="vi-VN"/>
+                    </w:rPr>
+                  </w:pPr>
+                  <w:r>
+                    <w:rPr>
+                      <w:rFonts w:hint="default" w:ascii="Times New Roman" w:hAnsi="Times New Roman" w:eastAsia="Times New Roman" w:cs="Times New Roman"/>
+                      <w:sz w:val="26"/>
+                      <w:szCs w:val="26"/>
+                      <w:lang w:val="vi-VN"/>
+                    </w:rPr>
+                    <w:t>55.1</w:t>
+                  </w:r>
+                </w:p>
+              </w:tc>
+              <w:tc>
+                <w:tcPr>
+                  <w:tcW w:w="1590" w:type="dxa"/>
+                  <w:tcBorders>
+                    <w:top w:val="single" w:color="000000" w:sz="4" w:space="0"/>
+                    <w:left w:val="single" w:color="000000" w:sz="4" w:space="0"/>
+                    <w:bottom w:val="single" w:color="000000" w:sz="4" w:space="0"/>
+                    <w:right w:val="single" w:color="000000" w:sz="4" w:space="0"/>
+                  </w:tcBorders>
+                  <w:tcMar>
+                    <w:top w:w="0" w:type="dxa"/>
+                    <w:left w:w="100" w:type="dxa"/>
+                    <w:bottom w:w="0" w:type="dxa"/>
+                    <w:right w:w="100" w:type="dxa"/>
+                  </w:tcMar>
+                  <w:vAlign w:val="center"/>
+                </w:tcPr>
+                <w:p>
+                  <w:pPr>
+                    <w:spacing w:before="60" w:after="60" w:line="288" w:lineRule="auto"/>
+                    <w:ind w:left="0" w:leftChars="0" w:firstLine="0" w:firstLineChars="0"/>
+                    <w:jc w:val="both"/>
+                    <w:rPr>
+                      <w:rFonts w:ascii="Times New Roman" w:hAnsi="Times New Roman" w:eastAsia="Times New Roman" w:cs="Times New Roman"/>
+                      <w:sz w:val="26"/>
+                      <w:szCs w:val="26"/>
+                    </w:rPr>
+                  </w:pPr>
+                  <w:r>
+                    <w:rPr>
+                      <w:rFonts w:ascii="Times New Roman" w:hAnsi="Times New Roman" w:eastAsia="Times New Roman" w:cs="Times New Roman"/>
+                      <w:sz w:val="26"/>
+                      <w:szCs w:val="26"/>
+                    </w:rPr>
+                    <w:t>Hệ thống</w:t>
+                  </w:r>
+                </w:p>
+              </w:tc>
+              <w:tc>
+                <w:tcPr>
+                  <w:tcW w:w="4678" w:type="dxa"/>
+                  <w:tcBorders>
+                    <w:top w:val="single" w:color="000000" w:sz="4" w:space="0"/>
+                    <w:left w:val="single" w:color="000000" w:sz="4" w:space="0"/>
+                    <w:bottom w:val="single" w:color="000000" w:sz="4" w:space="0"/>
+                    <w:right w:val="single" w:color="000000" w:sz="4" w:space="0"/>
+                  </w:tcBorders>
+                  <w:tcMar>
+                    <w:top w:w="0" w:type="dxa"/>
+                    <w:left w:w="100" w:type="dxa"/>
+                    <w:bottom w:w="0" w:type="dxa"/>
+                    <w:right w:w="100" w:type="dxa"/>
+                  </w:tcMar>
+                </w:tcPr>
+                <w:p>
+                  <w:pPr>
+                    <w:spacing w:before="60" w:after="60" w:line="288" w:lineRule="auto"/>
+                    <w:ind w:left="0" w:leftChars="0" w:firstLine="0" w:firstLineChars="0"/>
+                    <w:jc w:val="both"/>
+                    <w:rPr>
+                      <w:rFonts w:hint="default" w:ascii="Times New Roman" w:hAnsi="Times New Roman" w:eastAsia="Times New Roman" w:cs="Times New Roman"/>
+                      <w:sz w:val="26"/>
+                      <w:szCs w:val="26"/>
+                      <w:lang w:val="vi-VN"/>
+                    </w:rPr>
+                  </w:pPr>
+                  <w:r>
+                    <w:rPr>
+                      <w:rFonts w:hint="default" w:ascii="Times New Roman" w:hAnsi="Times New Roman" w:eastAsia="Times New Roman" w:cs="Times New Roman"/>
+                      <w:sz w:val="26"/>
+                      <w:szCs w:val="26"/>
+                      <w:lang w:val="vi-VN"/>
+                    </w:rPr>
+                    <w:t>Nếu người dùng nhập sai định dạng các thông tin, hệ thống sẽ báo lỗi và yêu cầu nhập lại</w:t>
+                  </w:r>
+                </w:p>
+              </w:tc>
+            </w:tr>
+            <w:tr>
+              <w:tblPrEx>
+                <w:tblBorders>
+                  <w:top w:val="none" w:color="000000" w:sz="0" w:space="0"/>
+                  <w:left w:val="none" w:color="000000" w:sz="0" w:space="0"/>
+                  <w:bottom w:val="none" w:color="000000" w:sz="0" w:space="0"/>
+                  <w:right w:val="none" w:color="000000" w:sz="0" w:space="0"/>
+                  <w:insideH w:val="none" w:color="000000" w:sz="0" w:space="0"/>
+                  <w:insideV w:val="none" w:color="000000" w:sz="0" w:space="0"/>
+                </w:tblBorders>
+                <w:tblCellMar>
+                  <w:top w:w="15" w:type="dxa"/>
+                  <w:left w:w="15" w:type="dxa"/>
+                  <w:bottom w:w="15" w:type="dxa"/>
+                  <w:right w:w="15" w:type="dxa"/>
+                </w:tblCellMar>
+              </w:tblPrEx>
+              <w:tc>
+                <w:tcPr>
+                  <w:tcW w:w="540" w:type="dxa"/>
+                  <w:tcBorders>
+                    <w:top w:val="single" w:color="000000" w:sz="4" w:space="0"/>
+                    <w:left w:val="single" w:color="000000" w:sz="4" w:space="0"/>
+                    <w:bottom w:val="single" w:color="000000" w:sz="4" w:space="0"/>
+                    <w:right w:val="single" w:color="000000" w:sz="4" w:space="0"/>
+                  </w:tcBorders>
+                  <w:tcMar>
+                    <w:top w:w="0" w:type="dxa"/>
+                    <w:left w:w="100" w:type="dxa"/>
+                    <w:bottom w:w="0" w:type="dxa"/>
+                    <w:right w:w="100" w:type="dxa"/>
+                  </w:tcMar>
+                  <w:vAlign w:val="center"/>
+                </w:tcPr>
+                <w:p>
+                  <w:pPr>
+                    <w:spacing w:before="60" w:after="60" w:line="288" w:lineRule="auto"/>
+                    <w:ind w:firstLine="522" w:firstLineChars="0"/>
+                    <w:jc w:val="center"/>
+                    <w:rPr>
+                      <w:rFonts w:hint="default" w:ascii="Times New Roman" w:hAnsi="Times New Roman" w:eastAsia="Times New Roman" w:cs="Times New Roman"/>
+                      <w:sz w:val="26"/>
+                      <w:szCs w:val="26"/>
+                      <w:lang w:val="vi-VN"/>
+                    </w:rPr>
+                  </w:pPr>
+                  <w:r>
+                    <w:rPr>
+                      <w:rFonts w:hint="default" w:ascii="Times New Roman" w:hAnsi="Times New Roman" w:eastAsia="Times New Roman" w:cs="Times New Roman"/>
+                      <w:sz w:val="26"/>
+                      <w:szCs w:val="26"/>
+                      <w:lang w:val="vi-VN"/>
+                    </w:rPr>
+                    <w:t>55.2</w:t>
+                  </w:r>
+                </w:p>
+              </w:tc>
+              <w:tc>
+                <w:tcPr>
+                  <w:tcW w:w="1590" w:type="dxa"/>
+                  <w:tcBorders>
+                    <w:top w:val="single" w:color="000000" w:sz="4" w:space="0"/>
+                    <w:left w:val="single" w:color="000000" w:sz="4" w:space="0"/>
+                    <w:bottom w:val="single" w:color="000000" w:sz="4" w:space="0"/>
+                    <w:right w:val="single" w:color="000000" w:sz="4" w:space="0"/>
+                  </w:tcBorders>
+                  <w:tcMar>
+                    <w:top w:w="0" w:type="dxa"/>
+                    <w:left w:w="100" w:type="dxa"/>
+                    <w:bottom w:w="0" w:type="dxa"/>
+                    <w:right w:w="100" w:type="dxa"/>
+                  </w:tcMar>
+                  <w:vAlign w:val="center"/>
+                </w:tcPr>
+                <w:p>
+                  <w:pPr>
+                    <w:spacing w:before="60" w:after="60" w:line="288" w:lineRule="auto"/>
+                    <w:ind w:left="0" w:leftChars="0" w:firstLine="0" w:firstLineChars="0"/>
+                    <w:jc w:val="both"/>
+                    <w:rPr>
+                      <w:rFonts w:ascii="Times New Roman" w:hAnsi="Times New Roman" w:eastAsia="Times New Roman" w:cs="Times New Roman"/>
+                      <w:sz w:val="26"/>
+                      <w:szCs w:val="26"/>
+                    </w:rPr>
+                  </w:pPr>
+                  <w:r>
+                    <w:rPr>
+                      <w:rFonts w:ascii="Times New Roman" w:hAnsi="Times New Roman" w:eastAsia="Times New Roman" w:cs="Times New Roman"/>
+                      <w:sz w:val="26"/>
+                      <w:szCs w:val="26"/>
+                    </w:rPr>
+                    <w:t>Hệ thống</w:t>
+                  </w:r>
+                </w:p>
+              </w:tc>
+              <w:tc>
+                <w:tcPr>
+                  <w:tcW w:w="4678" w:type="dxa"/>
+                  <w:tcBorders>
+                    <w:top w:val="single" w:color="000000" w:sz="4" w:space="0"/>
+                    <w:left w:val="single" w:color="000000" w:sz="4" w:space="0"/>
+                    <w:bottom w:val="single" w:color="000000" w:sz="4" w:space="0"/>
+                    <w:right w:val="single" w:color="000000" w:sz="4" w:space="0"/>
+                  </w:tcBorders>
+                  <w:tcMar>
+                    <w:top w:w="0" w:type="dxa"/>
+                    <w:left w:w="100" w:type="dxa"/>
+                    <w:bottom w:w="0" w:type="dxa"/>
+                    <w:right w:w="100" w:type="dxa"/>
+                  </w:tcMar>
+                  <w:vAlign w:val="top"/>
+                </w:tcPr>
+                <w:p>
+                  <w:pPr>
+                    <w:spacing w:before="60" w:after="60" w:line="288" w:lineRule="auto"/>
+                    <w:ind w:left="0" w:leftChars="0" w:firstLine="0" w:firstLineChars="0"/>
+                    <w:jc w:val="both"/>
+                    <w:rPr>
+                      <w:rFonts w:hint="default" w:ascii="Times New Roman" w:hAnsi="Times New Roman" w:eastAsia="Times New Roman" w:cs="Times New Roman"/>
+                      <w:sz w:val="26"/>
+                      <w:szCs w:val="26"/>
+                      <w:lang w:val="vi-VN"/>
+                    </w:rPr>
+                  </w:pPr>
+                  <w:r>
+                    <w:rPr>
+                      <w:rFonts w:hint="default" w:ascii="Times New Roman" w:hAnsi="Times New Roman" w:eastAsia="Times New Roman" w:cs="Times New Roman"/>
+                      <w:sz w:val="26"/>
+                      <w:szCs w:val="26"/>
+                      <w:lang w:val="vi-VN"/>
+                    </w:rPr>
+                    <w:t>Nếu người dùng chọn phương thức thanh toán là thanh toán khi nhận phòng rồi ấn “Xác nhận đặt phòng” thì hệ thống sẽ hiển thị đặt phòng thành công và lưu thông tin đơn vào bảng BILLS và BILL_DETAILS</w:t>
+                  </w:r>
+                </w:p>
+              </w:tc>
+            </w:tr>
+            <w:tr>
+              <w:tblPrEx>
+                <w:tblBorders>
+                  <w:top w:val="none" w:color="000000" w:sz="0" w:space="0"/>
+                  <w:left w:val="none" w:color="000000" w:sz="0" w:space="0"/>
+                  <w:bottom w:val="none" w:color="000000" w:sz="0" w:space="0"/>
+                  <w:right w:val="none" w:color="000000" w:sz="0" w:space="0"/>
+                  <w:insideH w:val="none" w:color="000000" w:sz="0" w:space="0"/>
+                  <w:insideV w:val="none" w:color="000000" w:sz="0" w:space="0"/>
+                </w:tblBorders>
+                <w:tblCellMar>
+                  <w:top w:w="15" w:type="dxa"/>
+                  <w:left w:w="15" w:type="dxa"/>
+                  <w:bottom w:w="15" w:type="dxa"/>
+                  <w:right w:w="15" w:type="dxa"/>
+                </w:tblCellMar>
+              </w:tblPrEx>
+              <w:tc>
+                <w:tcPr>
+                  <w:tcW w:w="540" w:type="dxa"/>
+                  <w:tcBorders>
+                    <w:top w:val="single" w:color="000000" w:sz="4" w:space="0"/>
+                    <w:left w:val="single" w:color="000000" w:sz="4" w:space="0"/>
+                    <w:bottom w:val="single" w:color="000000" w:sz="4" w:space="0"/>
+                    <w:right w:val="single" w:color="000000" w:sz="4" w:space="0"/>
+                  </w:tcBorders>
+                  <w:tcMar>
+                    <w:top w:w="0" w:type="dxa"/>
+                    <w:left w:w="100" w:type="dxa"/>
+                    <w:bottom w:w="0" w:type="dxa"/>
+                    <w:right w:w="100" w:type="dxa"/>
+                  </w:tcMar>
+                  <w:vAlign w:val="center"/>
+                </w:tcPr>
+                <w:p>
+                  <w:pPr>
+                    <w:spacing w:before="60" w:after="60" w:line="288" w:lineRule="auto"/>
+                    <w:jc w:val="center"/>
+                    <w:rPr>
+                      <w:rFonts w:hint="default" w:ascii="Times New Roman" w:hAnsi="Times New Roman" w:eastAsia="Times New Roman" w:cs="Times New Roman"/>
+                      <w:sz w:val="26"/>
+                      <w:szCs w:val="26"/>
+                      <w:lang w:val="vi-VN"/>
+                    </w:rPr>
+                  </w:pPr>
+                  <w:r>
+                    <w:rPr>
+                      <w:rFonts w:hint="default" w:ascii="Times New Roman" w:hAnsi="Times New Roman" w:eastAsia="Times New Roman" w:cs="Times New Roman"/>
+                      <w:sz w:val="26"/>
+                      <w:szCs w:val="26"/>
+                      <w:lang w:val="vi-VN"/>
+                    </w:rPr>
+                    <w:t>99.1</w:t>
+                  </w:r>
+                </w:p>
+              </w:tc>
+              <w:tc>
+                <w:tcPr>
+                  <w:tcW w:w="1590" w:type="dxa"/>
+                  <w:tcBorders>
+                    <w:top w:val="single" w:color="000000" w:sz="4" w:space="0"/>
+                    <w:left w:val="single" w:color="000000" w:sz="4" w:space="0"/>
+                    <w:bottom w:val="single" w:color="000000" w:sz="4" w:space="0"/>
+                    <w:right w:val="single" w:color="000000" w:sz="4" w:space="0"/>
+                  </w:tcBorders>
+                  <w:tcMar>
+                    <w:top w:w="0" w:type="dxa"/>
+                    <w:left w:w="100" w:type="dxa"/>
+                    <w:bottom w:w="0" w:type="dxa"/>
+                    <w:right w:w="100" w:type="dxa"/>
+                  </w:tcMar>
+                  <w:vAlign w:val="center"/>
+                </w:tcPr>
+                <w:p>
+                  <w:pPr>
+                    <w:spacing w:before="60" w:after="60" w:line="288" w:lineRule="auto"/>
+                    <w:ind w:left="0" w:leftChars="0" w:firstLine="0" w:firstLineChars="0"/>
+                    <w:jc w:val="both"/>
+                    <w:rPr>
+                      <w:rFonts w:ascii="Times New Roman" w:hAnsi="Times New Roman" w:eastAsia="Times New Roman" w:cs="Times New Roman"/>
+                      <w:sz w:val="26"/>
+                      <w:szCs w:val="26"/>
+                    </w:rPr>
+                  </w:pPr>
+                  <w:r>
+                    <w:rPr>
+                      <w:rFonts w:ascii="Times New Roman" w:hAnsi="Times New Roman" w:eastAsia="Times New Roman" w:cs="Times New Roman"/>
+                      <w:sz w:val="26"/>
+                      <w:szCs w:val="26"/>
+                    </w:rPr>
+                    <w:t>Hệ thống</w:t>
+                  </w:r>
+                </w:p>
+              </w:tc>
+              <w:tc>
+                <w:tcPr>
+                  <w:tcW w:w="4678" w:type="dxa"/>
+                  <w:tcBorders>
+                    <w:top w:val="single" w:color="000000" w:sz="4" w:space="0"/>
+                    <w:left w:val="single" w:color="000000" w:sz="4" w:space="0"/>
+                    <w:bottom w:val="single" w:color="000000" w:sz="4" w:space="0"/>
+                    <w:right w:val="single" w:color="000000" w:sz="4" w:space="0"/>
+                  </w:tcBorders>
+                  <w:tcMar>
+                    <w:top w:w="0" w:type="dxa"/>
+                    <w:left w:w="100" w:type="dxa"/>
+                    <w:bottom w:w="0" w:type="dxa"/>
+                    <w:right w:w="100" w:type="dxa"/>
+                  </w:tcMar>
+                </w:tcPr>
+                <w:p>
+                  <w:pPr>
+                    <w:spacing w:before="60" w:after="60" w:line="288" w:lineRule="auto"/>
+                    <w:ind w:left="0" w:leftChars="0" w:firstLine="0" w:firstLineChars="0"/>
+                    <w:jc w:val="both"/>
+                    <w:rPr>
+                      <w:rFonts w:hint="default" w:ascii="Times New Roman" w:hAnsi="Times New Roman" w:eastAsia="Times New Roman" w:cs="Times New Roman"/>
+                      <w:sz w:val="26"/>
+                      <w:szCs w:val="26"/>
+                      <w:lang w:val="vi-VN"/>
+                    </w:rPr>
+                  </w:pPr>
+                  <w:r>
+                    <w:rPr>
+                      <w:rFonts w:hint="default" w:ascii="Times New Roman" w:hAnsi="Times New Roman" w:eastAsia="Times New Roman" w:cs="Times New Roman"/>
+                      <w:sz w:val="26"/>
+                      <w:szCs w:val="26"/>
+                      <w:lang w:val="vi-VN"/>
+                    </w:rPr>
+                    <w:t>Nếu người dùng thoát giao dịch đột ngột thì hệ thống sẽ lưu thông tin đơn ở trạng thái PENDING. Người dùng có 3 phút để thanh toán lại qua VNPAY, nếu hết hạn thời gian thì đơn sẽ tự động hủy</w:t>
+                  </w:r>
+                </w:p>
+              </w:tc>
+            </w:tr>
+            <w:tr>
+              <w:tblPrEx>
+                <w:tblBorders>
+                  <w:top w:val="none" w:color="000000" w:sz="0" w:space="0"/>
+                  <w:left w:val="none" w:color="000000" w:sz="0" w:space="0"/>
+                  <w:bottom w:val="none" w:color="000000" w:sz="0" w:space="0"/>
+                  <w:right w:val="none" w:color="000000" w:sz="0" w:space="0"/>
+                  <w:insideH w:val="none" w:color="000000" w:sz="0" w:space="0"/>
+                  <w:insideV w:val="none" w:color="000000" w:sz="0" w:space="0"/>
+                </w:tblBorders>
+                <w:tblCellMar>
+                  <w:top w:w="15" w:type="dxa"/>
+                  <w:left w:w="15" w:type="dxa"/>
+                  <w:bottom w:w="15" w:type="dxa"/>
+                  <w:right w:w="15" w:type="dxa"/>
+                </w:tblCellMar>
+              </w:tblPrEx>
+              <w:tc>
+                <w:tcPr>
+                  <w:tcW w:w="540" w:type="dxa"/>
+                  <w:tcBorders>
+                    <w:top w:val="single" w:color="000000" w:sz="4" w:space="0"/>
+                    <w:left w:val="single" w:color="000000" w:sz="4" w:space="0"/>
+                    <w:bottom w:val="single" w:color="000000" w:sz="4" w:space="0"/>
+                    <w:right w:val="single" w:color="000000" w:sz="4" w:space="0"/>
+                  </w:tcBorders>
+                  <w:tcMar>
+                    <w:top w:w="0" w:type="dxa"/>
+                    <w:left w:w="100" w:type="dxa"/>
+                    <w:bottom w:w="0" w:type="dxa"/>
+                    <w:right w:w="100" w:type="dxa"/>
+                  </w:tcMar>
+                  <w:vAlign w:val="center"/>
+                </w:tcPr>
+                <w:p>
+                  <w:pPr>
+                    <w:spacing w:before="60" w:after="60" w:line="288" w:lineRule="auto"/>
+                    <w:jc w:val="center"/>
+                    <w:rPr>
+                      <w:rFonts w:hint="default" w:ascii="Times New Roman" w:hAnsi="Times New Roman" w:eastAsia="Times New Roman" w:cs="Times New Roman"/>
+                      <w:sz w:val="26"/>
+                      <w:szCs w:val="26"/>
+                      <w:lang w:val="vi-VN"/>
+                    </w:rPr>
+                  </w:pPr>
+                  <w:r>
+                    <w:rPr>
+                      <w:rFonts w:hint="default" w:ascii="Times New Roman" w:hAnsi="Times New Roman" w:eastAsia="Times New Roman" w:cs="Times New Roman"/>
+                      <w:sz w:val="26"/>
+                      <w:szCs w:val="26"/>
+                      <w:lang w:val="vi-VN"/>
+                    </w:rPr>
+                    <w:t>**</w:t>
+                  </w:r>
+                </w:p>
+              </w:tc>
+              <w:tc>
+                <w:tcPr>
+                  <w:tcW w:w="1590" w:type="dxa"/>
+                  <w:tcBorders>
+                    <w:top w:val="single" w:color="000000" w:sz="4" w:space="0"/>
+                    <w:left w:val="single" w:color="000000" w:sz="4" w:space="0"/>
+                    <w:bottom w:val="single" w:color="000000" w:sz="4" w:space="0"/>
+                    <w:right w:val="single" w:color="000000" w:sz="4" w:space="0"/>
+                  </w:tcBorders>
+                  <w:tcMar>
+                    <w:top w:w="0" w:type="dxa"/>
+                    <w:left w:w="100" w:type="dxa"/>
+                    <w:bottom w:w="0" w:type="dxa"/>
+                    <w:right w:w="100" w:type="dxa"/>
+                  </w:tcMar>
+                  <w:vAlign w:val="center"/>
+                </w:tcPr>
+                <w:p>
+                  <w:pPr>
+                    <w:spacing w:before="60" w:after="60" w:line="288" w:lineRule="auto"/>
+                    <w:ind w:left="0" w:leftChars="0" w:firstLine="0" w:firstLineChars="0"/>
+                    <w:jc w:val="both"/>
+                    <w:rPr>
+                      <w:rFonts w:hint="default" w:ascii="Times New Roman" w:hAnsi="Times New Roman" w:eastAsia="Times New Roman" w:cs="Times New Roman"/>
+                      <w:sz w:val="26"/>
+                      <w:szCs w:val="26"/>
+                      <w:lang w:val="vi-VN"/>
+                    </w:rPr>
+                  </w:pPr>
+                  <w:r>
+                    <w:rPr>
+                      <w:rFonts w:hint="default" w:ascii="Times New Roman" w:hAnsi="Times New Roman" w:eastAsia="Times New Roman" w:cs="Times New Roman"/>
+                      <w:sz w:val="26"/>
+                      <w:szCs w:val="26"/>
+                      <w:lang w:val="vi-VN"/>
+                    </w:rPr>
+                    <w:t>Hệ thống</w:t>
+                  </w:r>
+                </w:p>
+              </w:tc>
+              <w:tc>
+                <w:tcPr>
+                  <w:tcW w:w="4678" w:type="dxa"/>
+                  <w:tcBorders>
+                    <w:top w:val="single" w:color="000000" w:sz="4" w:space="0"/>
+                    <w:left w:val="single" w:color="000000" w:sz="4" w:space="0"/>
+                    <w:bottom w:val="single" w:color="000000" w:sz="4" w:space="0"/>
+                    <w:right w:val="single" w:color="000000" w:sz="4" w:space="0"/>
+                  </w:tcBorders>
+                  <w:tcMar>
+                    <w:top w:w="0" w:type="dxa"/>
+                    <w:left w:w="100" w:type="dxa"/>
+                    <w:bottom w:w="0" w:type="dxa"/>
+                    <w:right w:w="100" w:type="dxa"/>
+                  </w:tcMar>
+                </w:tcPr>
+                <w:p>
+                  <w:pPr>
+                    <w:spacing w:before="60" w:after="60" w:line="288" w:lineRule="auto"/>
+                    <w:ind w:left="0" w:leftChars="0" w:firstLine="0" w:firstLineChars="0"/>
+                    <w:jc w:val="both"/>
+                    <w:rPr>
+                      <w:rFonts w:hint="default" w:ascii="Times New Roman" w:hAnsi="Times New Roman" w:eastAsia="Times New Roman" w:cs="Times New Roman"/>
+                      <w:sz w:val="26"/>
+                      <w:szCs w:val="26"/>
+                      <w:lang w:val="vi-VN"/>
+                    </w:rPr>
+                  </w:pPr>
+                  <w:r>
+                    <w:rPr>
+                      <w:rFonts w:ascii="Times New Roman" w:hAnsi="Times New Roman" w:eastAsia="Times New Roman" w:cs="Times New Roman"/>
+                      <w:sz w:val="26"/>
+                      <w:szCs w:val="26"/>
+                    </w:rPr>
+                    <w:t xml:space="preserve">Tại bất kỳ thời điểm nào trong quá trình thực hiện use case nếu không kết nối được cơ sở dữ liệu thì hệ thống sẽ hiển thị thông báo </w:t>
+                  </w:r>
+                  <w:r>
+                    <w:rPr>
+                      <w:rFonts w:hint="default" w:ascii="Times New Roman" w:hAnsi="Times New Roman" w:eastAsia="Times New Roman" w:cs="Times New Roman"/>
+                      <w:sz w:val="26"/>
+                      <w:szCs w:val="26"/>
+                      <w:lang w:val="vi-VN"/>
+                    </w:rPr>
+                    <w:t>lỗi và use case kết thúc</w:t>
+                  </w:r>
+                </w:p>
+              </w:tc>
+            </w:tr>
+          </w:tbl>
+          <w:p>
+            <w:pPr>
+              <w:spacing w:before="60" w:after="60" w:line="288" w:lineRule="auto"/>
+              <w:rPr>
+                <w:rFonts w:ascii="Times New Roman" w:hAnsi="Times New Roman" w:eastAsia="Times New Roman" w:cs="Times New Roman"/>
+                <w:sz w:val="26"/>
+                <w:szCs w:val="26"/>
+              </w:rPr>
+            </w:pPr>
+          </w:p>
+        </w:tc>
+      </w:tr>
+      <w:tr>
+        <w:tblPrEx>
+          <w:tblBorders>
+            <w:top w:val="none" w:color="000000" w:sz="0" w:space="0"/>
+            <w:left w:val="none" w:color="000000" w:sz="0" w:space="0"/>
+            <w:bottom w:val="none" w:color="000000" w:sz="0" w:space="0"/>
+            <w:right w:val="none" w:color="000000" w:sz="0" w:space="0"/>
+            <w:insideH w:val="none" w:color="000000" w:sz="0" w:space="0"/>
+            <w:insideV w:val="none" w:color="000000" w:sz="0" w:space="0"/>
+          </w:tblBorders>
+          <w:tblCellMar>
+            <w:top w:w="15" w:type="dxa"/>
+            <w:left w:w="15" w:type="dxa"/>
+            <w:bottom w:w="15" w:type="dxa"/>
+            <w:right w:w="15" w:type="dxa"/>
+          </w:tblCellMar>
+        </w:tblPrEx>
+        <w:trPr>
+          <w:trHeight w:val="90" w:hRule="atLeast"/>
+        </w:trPr>
+        <w:tc>
+          <w:tcPr>
+            <w:tcW w:w="1728" w:type="dxa"/>
+            <w:tcBorders>
+              <w:top w:val="single" w:color="000000" w:sz="4" w:space="0"/>
+              <w:left w:val="single" w:color="000000" w:sz="4" w:space="0"/>
+              <w:bottom w:val="single" w:color="000000" w:sz="4" w:space="0"/>
+              <w:right w:val="single" w:color="000000" w:sz="4" w:space="0"/>
+            </w:tcBorders>
+            <w:tcMar>
+              <w:top w:w="0" w:type="dxa"/>
+              <w:left w:w="100" w:type="dxa"/>
+              <w:bottom w:w="0" w:type="dxa"/>
+              <w:right w:w="100" w:type="dxa"/>
+            </w:tcMar>
+            <w:vAlign w:val="center"/>
+          </w:tcPr>
+          <w:p>
+            <w:pPr>
+              <w:spacing w:before="60" w:after="60" w:line="288" w:lineRule="auto"/>
+              <w:ind w:left="0" w:leftChars="0" w:firstLine="0" w:firstLineChars="0"/>
+              <w:rPr>
+                <w:rFonts w:ascii="Times New Roman" w:hAnsi="Times New Roman" w:eastAsia="Times New Roman" w:cs="Times New Roman"/>
+                <w:sz w:val="26"/>
+                <w:szCs w:val="26"/>
+              </w:rPr>
+            </w:pPr>
+            <w:r>
+              <w:rPr>
+                <w:rFonts w:ascii="Times New Roman" w:hAnsi="Times New Roman" w:eastAsia="Times New Roman" w:cs="Times New Roman"/>
+                <w:sz w:val="26"/>
+                <w:szCs w:val="26"/>
+              </w:rPr>
+              <w:t>Các yêu cầu đặc biệt</w:t>
+            </w:r>
+          </w:p>
+        </w:tc>
+        <w:tc>
+          <w:tcPr>
+            <w:tcW w:w="7044" w:type="dxa"/>
+            <w:gridSpan w:val="3"/>
+            <w:tcBorders>
+              <w:top w:val="single" w:color="000000" w:sz="4" w:space="0"/>
+              <w:left w:val="single" w:color="000000" w:sz="4" w:space="0"/>
+              <w:bottom w:val="single" w:color="000000" w:sz="4" w:space="0"/>
+              <w:right w:val="single" w:color="000000" w:sz="4" w:space="0"/>
+            </w:tcBorders>
+            <w:tcMar>
+              <w:top w:w="0" w:type="dxa"/>
+              <w:left w:w="100" w:type="dxa"/>
+              <w:bottom w:w="0" w:type="dxa"/>
+              <w:right w:w="100" w:type="dxa"/>
+            </w:tcMar>
+          </w:tcPr>
+          <w:p>
+            <w:pPr>
+              <w:spacing w:before="60" w:after="60" w:line="288" w:lineRule="auto"/>
+              <w:jc w:val="both"/>
+              <w:rPr>
+                <w:rFonts w:ascii="Times New Roman" w:hAnsi="Times New Roman" w:eastAsia="Times New Roman" w:cs="Times New Roman"/>
+                <w:sz w:val="26"/>
+                <w:szCs w:val="26"/>
+              </w:rPr>
+            </w:pPr>
+            <w:r>
+              <w:rPr>
+                <w:rFonts w:ascii="Times New Roman" w:hAnsi="Times New Roman" w:eastAsia="Times New Roman" w:cs="Times New Roman"/>
+                <w:sz w:val="26"/>
+                <w:szCs w:val="26"/>
+              </w:rPr>
+              <w:t>Không có</w:t>
+            </w:r>
+          </w:p>
+        </w:tc>
+      </w:tr>
+      <w:tr>
+        <w:tblPrEx>
+          <w:tblBorders>
+            <w:top w:val="none" w:color="000000" w:sz="0" w:space="0"/>
+            <w:left w:val="none" w:color="000000" w:sz="0" w:space="0"/>
+            <w:bottom w:val="none" w:color="000000" w:sz="0" w:space="0"/>
+            <w:right w:val="none" w:color="000000" w:sz="0" w:space="0"/>
+            <w:insideH w:val="none" w:color="000000" w:sz="0" w:space="0"/>
+            <w:insideV w:val="none" w:color="000000" w:sz="0" w:space="0"/>
+          </w:tblBorders>
+          <w:tblCellMar>
+            <w:top w:w="15" w:type="dxa"/>
+            <w:left w:w="15" w:type="dxa"/>
+            <w:bottom w:w="15" w:type="dxa"/>
+            <w:right w:w="15" w:type="dxa"/>
+          </w:tblCellMar>
+        </w:tblPrEx>
+        <w:trPr>
+          <w:trHeight w:val="720" w:hRule="atLeast"/>
+        </w:trPr>
+        <w:tc>
+          <w:tcPr>
+            <w:tcW w:w="1728" w:type="dxa"/>
+            <w:tcBorders>
+              <w:top w:val="single" w:color="000000" w:sz="4" w:space="0"/>
+              <w:left w:val="single" w:color="000000" w:sz="4" w:space="0"/>
+              <w:bottom w:val="single" w:color="000000" w:sz="4" w:space="0"/>
+              <w:right w:val="single" w:color="000000" w:sz="4" w:space="0"/>
+            </w:tcBorders>
+            <w:tcMar>
+              <w:top w:w="0" w:type="dxa"/>
+              <w:left w:w="100" w:type="dxa"/>
+              <w:bottom w:w="0" w:type="dxa"/>
+              <w:right w:w="100" w:type="dxa"/>
+            </w:tcMar>
+            <w:vAlign w:val="center"/>
+          </w:tcPr>
+          <w:p>
+            <w:pPr>
+              <w:spacing w:before="60" w:after="60" w:line="288" w:lineRule="auto"/>
+              <w:ind w:left="0" w:leftChars="0" w:firstLine="0" w:firstLineChars="0"/>
+              <w:rPr>
+                <w:rFonts w:ascii="Times New Roman" w:hAnsi="Times New Roman" w:eastAsia="Times New Roman" w:cs="Times New Roman"/>
+                <w:sz w:val="26"/>
+                <w:szCs w:val="26"/>
+              </w:rPr>
+            </w:pPr>
+            <w:r>
+              <w:rPr>
+                <w:rFonts w:ascii="Times New Roman" w:hAnsi="Times New Roman" w:eastAsia="Times New Roman" w:cs="Times New Roman"/>
+                <w:sz w:val="26"/>
+                <w:szCs w:val="26"/>
+              </w:rPr>
+              <w:t>Điểm mở rộng</w:t>
+            </w:r>
+          </w:p>
+        </w:tc>
+        <w:tc>
+          <w:tcPr>
+            <w:tcW w:w="7044" w:type="dxa"/>
+            <w:gridSpan w:val="3"/>
+            <w:tcBorders>
+              <w:top w:val="single" w:color="000000" w:sz="4" w:space="0"/>
+              <w:left w:val="single" w:color="000000" w:sz="4" w:space="0"/>
+              <w:bottom w:val="single" w:color="000000" w:sz="4" w:space="0"/>
+              <w:right w:val="single" w:color="000000" w:sz="4" w:space="0"/>
+            </w:tcBorders>
+            <w:tcMar>
+              <w:top w:w="0" w:type="dxa"/>
+              <w:left w:w="100" w:type="dxa"/>
+              <w:bottom w:w="0" w:type="dxa"/>
+              <w:right w:w="100" w:type="dxa"/>
+            </w:tcMar>
+          </w:tcPr>
+          <w:p>
+            <w:pPr>
+              <w:spacing w:before="60" w:after="60" w:line="288" w:lineRule="auto"/>
+              <w:jc w:val="both"/>
+              <w:rPr>
+                <w:rFonts w:ascii="Times New Roman" w:hAnsi="Times New Roman" w:eastAsia="Times New Roman" w:cs="Times New Roman"/>
+                <w:sz w:val="26"/>
+                <w:szCs w:val="26"/>
+              </w:rPr>
+            </w:pPr>
+            <w:r>
+              <w:rPr>
+                <w:rFonts w:ascii="Times New Roman" w:hAnsi="Times New Roman" w:eastAsia="Times New Roman" w:cs="Times New Roman"/>
+                <w:sz w:val="26"/>
+                <w:szCs w:val="26"/>
+              </w:rPr>
+              <w:t>Không có</w:t>
+            </w:r>
+          </w:p>
+        </w:tc>
+      </w:tr>
+    </w:tbl>
+    <w:p>
+      <w:pPr>
+        <w:ind w:left="0" w:leftChars="0" w:firstLine="0" w:firstLineChars="0"/>
+        <w:rPr>
+          <w:rFonts w:hint="default" w:ascii="Calibri" w:hAnsi="Calibri" w:eastAsia="SimSun" w:cs="Calibri"/>
+          <w:sz w:val="26"/>
+          <w:szCs w:val="26"/>
+        </w:rPr>
+      </w:pPr>
+    </w:p>
+    <w:p>
+      <w:pPr>
+        <w:ind w:left="0" w:leftChars="0" w:firstLine="0" w:firstLineChars="0"/>
+        <w:rPr>
+          <w:rFonts w:hint="default" w:ascii="Calibri" w:hAnsi="Calibri" w:eastAsia="SimSun" w:cs="Calibri"/>
+          <w:sz w:val="26"/>
+          <w:szCs w:val="26"/>
+        </w:rPr>
+      </w:pPr>
+    </w:p>
+    <w:tbl>
+      <w:tblPr>
+        <w:tblStyle w:val="249"/>
+        <w:tblW w:w="8772" w:type="dxa"/>
+        <w:tblInd w:w="110" w:type="dxa"/>
+        <w:tblBorders>
+          <w:top w:val="none" w:color="000000" w:sz="0" w:space="0"/>
+          <w:left w:val="none" w:color="000000" w:sz="0" w:space="0"/>
+          <w:bottom w:val="none" w:color="000000" w:sz="0" w:space="0"/>
+          <w:right w:val="none" w:color="000000" w:sz="0" w:space="0"/>
+          <w:insideH w:val="none" w:color="000000" w:sz="0" w:space="0"/>
+          <w:insideV w:val="none" w:color="000000" w:sz="0" w:space="0"/>
+        </w:tblBorders>
+        <w:tblLayout w:type="fixed"/>
+        <w:tblCellMar>
+          <w:top w:w="15" w:type="dxa"/>
+          <w:left w:w="15" w:type="dxa"/>
+          <w:bottom w:w="15" w:type="dxa"/>
+          <w:right w:w="15" w:type="dxa"/>
+        </w:tblCellMar>
+      </w:tblPr>
+      <w:tblGrid>
+        <w:gridCol w:w="1728"/>
+        <w:gridCol w:w="1616"/>
+        <w:gridCol w:w="3120"/>
+        <w:gridCol w:w="2308"/>
+      </w:tblGrid>
+      <w:tr>
+        <w:tblPrEx>
+          <w:tblBorders>
+            <w:top w:val="none" w:color="000000" w:sz="0" w:space="0"/>
+            <w:left w:val="none" w:color="000000" w:sz="0" w:space="0"/>
+            <w:bottom w:val="none" w:color="000000" w:sz="0" w:space="0"/>
+            <w:right w:val="none" w:color="000000" w:sz="0" w:space="0"/>
+            <w:insideH w:val="none" w:color="000000" w:sz="0" w:space="0"/>
+            <w:insideV w:val="none" w:color="000000" w:sz="0" w:space="0"/>
+          </w:tblBorders>
+          <w:tblCellMar>
+            <w:top w:w="15" w:type="dxa"/>
+            <w:left w:w="15" w:type="dxa"/>
+            <w:bottom w:w="15" w:type="dxa"/>
+            <w:right w:w="15" w:type="dxa"/>
+          </w:tblCellMar>
+        </w:tblPrEx>
+        <w:tc>
+          <w:tcPr>
+            <w:tcW w:w="1728" w:type="dxa"/>
+            <w:tcBorders>
+              <w:top w:val="single" w:color="000000" w:sz="4" w:space="0"/>
+              <w:left w:val="single" w:color="000000" w:sz="4" w:space="0"/>
+              <w:bottom w:val="single" w:color="000000" w:sz="4" w:space="0"/>
+              <w:right w:val="single" w:color="000000" w:sz="4" w:space="0"/>
+            </w:tcBorders>
+            <w:tcMar>
+              <w:top w:w="0" w:type="dxa"/>
+              <w:left w:w="100" w:type="dxa"/>
+              <w:bottom w:w="0" w:type="dxa"/>
+              <w:right w:w="100" w:type="dxa"/>
+            </w:tcMar>
+          </w:tcPr>
+          <w:p>
+            <w:pPr>
+              <w:spacing w:before="60" w:after="60" w:line="288" w:lineRule="auto"/>
+              <w:ind w:left="0" w:leftChars="0" w:firstLine="0" w:firstLineChars="0"/>
+              <w:rPr>
+                <w:rFonts w:ascii="Times New Roman" w:hAnsi="Times New Roman" w:eastAsia="Times New Roman" w:cs="Times New Roman"/>
+                <w:sz w:val="26"/>
+                <w:szCs w:val="26"/>
+              </w:rPr>
+            </w:pPr>
+            <w:r>
+              <w:rPr>
+                <w:rFonts w:ascii="Times New Roman" w:hAnsi="Times New Roman" w:eastAsia="Times New Roman" w:cs="Times New Roman"/>
+                <w:sz w:val="26"/>
+                <w:szCs w:val="26"/>
+              </w:rPr>
+              <w:t>Mã Use case</w:t>
+            </w:r>
+          </w:p>
+        </w:tc>
+        <w:tc>
+          <w:tcPr>
+            <w:tcW w:w="1616" w:type="dxa"/>
+            <w:tcBorders>
+              <w:top w:val="single" w:color="000000" w:sz="4" w:space="0"/>
+              <w:left w:val="single" w:color="000000" w:sz="4" w:space="0"/>
+              <w:bottom w:val="single" w:color="000000" w:sz="4" w:space="0"/>
+              <w:right w:val="single" w:color="000000" w:sz="4" w:space="0"/>
+            </w:tcBorders>
+            <w:tcMar>
+              <w:top w:w="0" w:type="dxa"/>
+              <w:left w:w="100" w:type="dxa"/>
+              <w:bottom w:w="0" w:type="dxa"/>
+              <w:right w:w="100" w:type="dxa"/>
+            </w:tcMar>
+          </w:tcPr>
+          <w:p>
+            <w:pPr>
+              <w:spacing w:before="60" w:after="60" w:line="288" w:lineRule="auto"/>
+              <w:jc w:val="center"/>
+              <w:rPr>
+                <w:rFonts w:hint="default" w:ascii="Times New Roman" w:hAnsi="Times New Roman" w:eastAsia="Times New Roman" w:cs="Times New Roman"/>
+                <w:sz w:val="26"/>
+                <w:szCs w:val="26"/>
+                <w:lang w:val="vi-VN"/>
+              </w:rPr>
+            </w:pPr>
+            <w:r>
+              <w:rPr>
+                <w:rFonts w:ascii="Times New Roman" w:hAnsi="Times New Roman" w:eastAsia="Times New Roman" w:cs="Times New Roman"/>
+                <w:sz w:val="26"/>
+                <w:szCs w:val="26"/>
+              </w:rPr>
+              <w:t>UC0</w:t>
+            </w:r>
+            <w:r>
+              <w:rPr>
+                <w:rFonts w:hint="default" w:ascii="Times New Roman" w:hAnsi="Times New Roman" w:eastAsia="Times New Roman" w:cs="Times New Roman"/>
+                <w:sz w:val="26"/>
+                <w:szCs w:val="26"/>
+                <w:lang w:val="vi-VN"/>
+              </w:rPr>
+              <w:t>2</w:t>
+            </w:r>
+          </w:p>
+        </w:tc>
+        <w:tc>
+          <w:tcPr>
+            <w:tcW w:w="3120" w:type="dxa"/>
+            <w:tcBorders>
+              <w:top w:val="single" w:color="000000" w:sz="4" w:space="0"/>
+              <w:left w:val="single" w:color="000000" w:sz="4" w:space="0"/>
+              <w:bottom w:val="single" w:color="000000" w:sz="4" w:space="0"/>
+              <w:right w:val="single" w:color="000000" w:sz="4" w:space="0"/>
+            </w:tcBorders>
+            <w:tcMar>
+              <w:top w:w="0" w:type="dxa"/>
+              <w:left w:w="100" w:type="dxa"/>
+              <w:bottom w:w="0" w:type="dxa"/>
+              <w:right w:w="100" w:type="dxa"/>
+            </w:tcMar>
+          </w:tcPr>
+          <w:p>
+            <w:pPr>
+              <w:spacing w:before="60" w:after="60" w:line="288" w:lineRule="auto"/>
+              <w:jc w:val="center"/>
+              <w:rPr>
+                <w:rFonts w:ascii="Times New Roman" w:hAnsi="Times New Roman" w:eastAsia="Times New Roman" w:cs="Times New Roman"/>
+                <w:sz w:val="26"/>
+                <w:szCs w:val="26"/>
+              </w:rPr>
+            </w:pPr>
+            <w:r>
+              <w:rPr>
+                <w:rFonts w:ascii="Times New Roman" w:hAnsi="Times New Roman" w:eastAsia="Times New Roman" w:cs="Times New Roman"/>
+                <w:sz w:val="26"/>
+                <w:szCs w:val="26"/>
+              </w:rPr>
+              <w:t>Tên Use case</w:t>
+            </w:r>
+          </w:p>
+        </w:tc>
+        <w:tc>
+          <w:tcPr>
+            <w:tcW w:w="2308" w:type="dxa"/>
+            <w:tcBorders>
+              <w:top w:val="single" w:color="000000" w:sz="4" w:space="0"/>
+              <w:left w:val="single" w:color="000000" w:sz="4" w:space="0"/>
+              <w:bottom w:val="single" w:color="000000" w:sz="4" w:space="0"/>
+              <w:right w:val="single" w:color="000000" w:sz="4" w:space="0"/>
+            </w:tcBorders>
+            <w:tcMar>
+              <w:top w:w="0" w:type="dxa"/>
+              <w:left w:w="100" w:type="dxa"/>
+              <w:bottom w:w="0" w:type="dxa"/>
+              <w:right w:w="100" w:type="dxa"/>
+            </w:tcMar>
+          </w:tcPr>
+          <w:p>
+            <w:pPr>
+              <w:spacing w:before="60" w:after="60" w:line="288" w:lineRule="auto"/>
+              <w:ind w:left="0" w:leftChars="0" w:firstLine="0" w:firstLineChars="0"/>
+              <w:jc w:val="both"/>
+              <w:rPr>
+                <w:rFonts w:hint="default" w:ascii="Times New Roman" w:hAnsi="Times New Roman" w:eastAsia="Times New Roman" w:cs="Times New Roman"/>
+                <w:sz w:val="26"/>
+                <w:szCs w:val="26"/>
+                <w:lang w:val="vi-VN"/>
+              </w:rPr>
+            </w:pPr>
+            <w:r>
+              <w:rPr>
+                <w:rFonts w:hint="default" w:ascii="Times New Roman" w:hAnsi="Times New Roman" w:eastAsia="Times New Roman" w:cs="Times New Roman"/>
+                <w:sz w:val="26"/>
+                <w:szCs w:val="26"/>
+                <w:lang w:val="vi-VN"/>
+              </w:rPr>
+              <w:t>Tìm kiếm khách sạn</w:t>
+            </w:r>
+          </w:p>
+        </w:tc>
+      </w:tr>
+      <w:tr>
+        <w:tblPrEx>
+          <w:tblBorders>
+            <w:top w:val="none" w:color="000000" w:sz="0" w:space="0"/>
+            <w:left w:val="none" w:color="000000" w:sz="0" w:space="0"/>
+            <w:bottom w:val="none" w:color="000000" w:sz="0" w:space="0"/>
+            <w:right w:val="none" w:color="000000" w:sz="0" w:space="0"/>
+            <w:insideH w:val="none" w:color="000000" w:sz="0" w:space="0"/>
+            <w:insideV w:val="none" w:color="000000" w:sz="0" w:space="0"/>
+          </w:tblBorders>
+          <w:tblCellMar>
+            <w:top w:w="15" w:type="dxa"/>
+            <w:left w:w="15" w:type="dxa"/>
+            <w:bottom w:w="15" w:type="dxa"/>
+            <w:right w:w="15" w:type="dxa"/>
+          </w:tblCellMar>
+        </w:tblPrEx>
+        <w:tc>
+          <w:tcPr>
+            <w:tcW w:w="1728" w:type="dxa"/>
+            <w:tcBorders>
+              <w:top w:val="single" w:color="000000" w:sz="4" w:space="0"/>
+              <w:left w:val="single" w:color="000000" w:sz="4" w:space="0"/>
+              <w:bottom w:val="single" w:color="000000" w:sz="4" w:space="0"/>
+              <w:right w:val="single" w:color="000000" w:sz="4" w:space="0"/>
+            </w:tcBorders>
+            <w:tcMar>
+              <w:top w:w="0" w:type="dxa"/>
+              <w:left w:w="100" w:type="dxa"/>
+              <w:bottom w:w="0" w:type="dxa"/>
+              <w:right w:w="100" w:type="dxa"/>
+            </w:tcMar>
+          </w:tcPr>
+          <w:p>
+            <w:pPr>
+              <w:spacing w:before="60" w:after="60" w:line="288" w:lineRule="auto"/>
+              <w:ind w:left="0" w:leftChars="0" w:firstLine="0" w:firstLineChars="0"/>
+              <w:rPr>
+                <w:rFonts w:ascii="Times New Roman" w:hAnsi="Times New Roman" w:eastAsia="Times New Roman" w:cs="Times New Roman"/>
+                <w:sz w:val="26"/>
+                <w:szCs w:val="26"/>
+              </w:rPr>
+            </w:pPr>
+            <w:r>
+              <w:rPr>
+                <w:rFonts w:ascii="Times New Roman" w:hAnsi="Times New Roman" w:eastAsia="Times New Roman" w:cs="Times New Roman"/>
+                <w:sz w:val="26"/>
+                <w:szCs w:val="26"/>
+              </w:rPr>
+              <w:t>Tác nhân</w:t>
+            </w:r>
+          </w:p>
+        </w:tc>
+        <w:tc>
+          <w:tcPr>
+            <w:tcW w:w="7044" w:type="dxa"/>
+            <w:gridSpan w:val="3"/>
+            <w:tcBorders>
+              <w:top w:val="single" w:color="000000" w:sz="4" w:space="0"/>
+              <w:left w:val="single" w:color="000000" w:sz="4" w:space="0"/>
+              <w:bottom w:val="single" w:color="000000" w:sz="4" w:space="0"/>
+              <w:right w:val="single" w:color="000000" w:sz="4" w:space="0"/>
+            </w:tcBorders>
+            <w:tcMar>
+              <w:top w:w="0" w:type="dxa"/>
+              <w:left w:w="100" w:type="dxa"/>
+              <w:bottom w:w="0" w:type="dxa"/>
+              <w:right w:w="100" w:type="dxa"/>
+            </w:tcMar>
+            <w:vAlign w:val="center"/>
+          </w:tcPr>
+          <w:p>
+            <w:pPr>
+              <w:spacing w:before="60" w:after="60" w:line="288" w:lineRule="auto"/>
+              <w:jc w:val="both"/>
+              <w:rPr>
+                <w:rFonts w:hint="default" w:ascii="Times New Roman" w:hAnsi="Times New Roman" w:eastAsia="Times New Roman" w:cs="Times New Roman"/>
+                <w:sz w:val="26"/>
+                <w:szCs w:val="26"/>
+                <w:lang w:val="vi-VN"/>
+              </w:rPr>
+            </w:pPr>
+            <w:r>
+              <w:rPr>
+                <w:rFonts w:hint="default" w:ascii="Times New Roman" w:hAnsi="Times New Roman" w:eastAsia="Times New Roman" w:cs="Times New Roman"/>
+                <w:sz w:val="26"/>
+                <w:szCs w:val="26"/>
+                <w:lang w:val="vi-VN"/>
+              </w:rPr>
+              <w:t>User</w:t>
+            </w:r>
+          </w:p>
+        </w:tc>
+      </w:tr>
+      <w:tr>
+        <w:tblPrEx>
+          <w:tblBorders>
+            <w:top w:val="none" w:color="000000" w:sz="0" w:space="0"/>
+            <w:left w:val="none" w:color="000000" w:sz="0" w:space="0"/>
+            <w:bottom w:val="none" w:color="000000" w:sz="0" w:space="0"/>
+            <w:right w:val="none" w:color="000000" w:sz="0" w:space="0"/>
+            <w:insideH w:val="none" w:color="000000" w:sz="0" w:space="0"/>
+            <w:insideV w:val="none" w:color="000000" w:sz="0" w:space="0"/>
+          </w:tblBorders>
+          <w:tblCellMar>
+            <w:top w:w="15" w:type="dxa"/>
+            <w:left w:w="15" w:type="dxa"/>
+            <w:bottom w:w="15" w:type="dxa"/>
+            <w:right w:w="15" w:type="dxa"/>
+          </w:tblCellMar>
+        </w:tblPrEx>
+        <w:trPr>
+          <w:trHeight w:val="430" w:hRule="atLeast"/>
+        </w:trPr>
+        <w:tc>
+          <w:tcPr>
+            <w:tcW w:w="1728" w:type="dxa"/>
+            <w:tcBorders>
+              <w:top w:val="single" w:color="000000" w:sz="4" w:space="0"/>
+              <w:left w:val="single" w:color="000000" w:sz="4" w:space="0"/>
+              <w:bottom w:val="single" w:color="000000" w:sz="4" w:space="0"/>
+              <w:right w:val="single" w:color="000000" w:sz="4" w:space="0"/>
+            </w:tcBorders>
+            <w:tcMar>
+              <w:top w:w="0" w:type="dxa"/>
+              <w:left w:w="100" w:type="dxa"/>
+              <w:bottom w:w="0" w:type="dxa"/>
+              <w:right w:w="100" w:type="dxa"/>
+            </w:tcMar>
+          </w:tcPr>
+          <w:p>
+            <w:pPr>
+              <w:spacing w:before="60" w:after="60" w:line="288" w:lineRule="auto"/>
+              <w:ind w:left="0" w:leftChars="0" w:firstLine="0" w:firstLineChars="0"/>
+              <w:rPr>
+                <w:rFonts w:ascii="Times New Roman" w:hAnsi="Times New Roman" w:eastAsia="Times New Roman" w:cs="Times New Roman"/>
+                <w:sz w:val="26"/>
+                <w:szCs w:val="26"/>
+              </w:rPr>
+            </w:pPr>
+            <w:r>
+              <w:rPr>
+                <w:rFonts w:ascii="Times New Roman" w:hAnsi="Times New Roman" w:eastAsia="Times New Roman" w:cs="Times New Roman"/>
+                <w:sz w:val="26"/>
+                <w:szCs w:val="26"/>
+              </w:rPr>
+              <w:t>Mô tả</w:t>
+            </w:r>
+          </w:p>
+        </w:tc>
+        <w:tc>
+          <w:tcPr>
+            <w:tcW w:w="7044" w:type="dxa"/>
+            <w:gridSpan w:val="3"/>
+            <w:tcBorders>
+              <w:top w:val="single" w:color="000000" w:sz="4" w:space="0"/>
+              <w:left w:val="single" w:color="000000" w:sz="4" w:space="0"/>
+              <w:bottom w:val="single" w:color="000000" w:sz="4" w:space="0"/>
+              <w:right w:val="single" w:color="000000" w:sz="4" w:space="0"/>
+            </w:tcBorders>
+            <w:tcMar>
+              <w:top w:w="0" w:type="dxa"/>
+              <w:left w:w="100" w:type="dxa"/>
+              <w:bottom w:w="0" w:type="dxa"/>
+              <w:right w:w="100" w:type="dxa"/>
+            </w:tcMar>
+            <w:vAlign w:val="center"/>
+          </w:tcPr>
+          <w:p>
+            <w:pPr>
+              <w:spacing w:before="60" w:after="60" w:line="288" w:lineRule="auto"/>
+              <w:ind w:left="0" w:leftChars="0" w:firstLine="0" w:firstLineChars="0"/>
+              <w:jc w:val="both"/>
+              <w:rPr>
+                <w:rFonts w:ascii="Times New Roman" w:hAnsi="Times New Roman" w:eastAsia="Times New Roman" w:cs="Times New Roman"/>
+                <w:sz w:val="26"/>
+                <w:szCs w:val="26"/>
+              </w:rPr>
+            </w:pPr>
+            <w:r>
+              <w:rPr>
+                <w:rFonts w:hint="default" w:ascii="Times New Roman" w:hAnsi="Times New Roman" w:eastAsia="Times New Roman" w:cs="Times New Roman"/>
+                <w:sz w:val="26"/>
+                <w:szCs w:val="26"/>
+                <w:lang w:val="vi-VN"/>
+              </w:rPr>
+              <w:t>Người dùng</w:t>
+            </w:r>
+          </w:p>
+        </w:tc>
+      </w:tr>
+      <w:tr>
+        <w:tblPrEx>
+          <w:tblBorders>
+            <w:top w:val="none" w:color="000000" w:sz="0" w:space="0"/>
+            <w:left w:val="none" w:color="000000" w:sz="0" w:space="0"/>
+            <w:bottom w:val="none" w:color="000000" w:sz="0" w:space="0"/>
+            <w:right w:val="none" w:color="000000" w:sz="0" w:space="0"/>
+            <w:insideH w:val="none" w:color="000000" w:sz="0" w:space="0"/>
+            <w:insideV w:val="none" w:color="000000" w:sz="0" w:space="0"/>
+          </w:tblBorders>
+          <w:tblCellMar>
+            <w:top w:w="15" w:type="dxa"/>
+            <w:left w:w="15" w:type="dxa"/>
+            <w:bottom w:w="15" w:type="dxa"/>
+            <w:right w:w="15" w:type="dxa"/>
+          </w:tblCellMar>
+        </w:tblPrEx>
+        <w:tc>
+          <w:tcPr>
+            <w:tcW w:w="1728" w:type="dxa"/>
+            <w:tcBorders>
+              <w:top w:val="single" w:color="000000" w:sz="4" w:space="0"/>
+              <w:left w:val="single" w:color="000000" w:sz="4" w:space="0"/>
+              <w:bottom w:val="single" w:color="000000" w:sz="4" w:space="0"/>
+              <w:right w:val="single" w:color="000000" w:sz="4" w:space="0"/>
+            </w:tcBorders>
+            <w:tcMar>
+              <w:top w:w="0" w:type="dxa"/>
+              <w:left w:w="100" w:type="dxa"/>
+              <w:bottom w:w="0" w:type="dxa"/>
+              <w:right w:w="100" w:type="dxa"/>
+            </w:tcMar>
+          </w:tcPr>
+          <w:p>
+            <w:pPr>
+              <w:spacing w:before="60" w:after="60" w:line="288" w:lineRule="auto"/>
+              <w:ind w:left="0" w:leftChars="0" w:firstLine="0" w:firstLineChars="0"/>
+              <w:rPr>
+                <w:rFonts w:ascii="Times New Roman" w:hAnsi="Times New Roman" w:eastAsia="Times New Roman" w:cs="Times New Roman"/>
+                <w:sz w:val="26"/>
+                <w:szCs w:val="26"/>
+              </w:rPr>
+            </w:pPr>
+            <w:r>
+              <w:rPr>
+                <w:rFonts w:ascii="Times New Roman" w:hAnsi="Times New Roman" w:eastAsia="Times New Roman" w:cs="Times New Roman"/>
+                <w:sz w:val="26"/>
+                <w:szCs w:val="26"/>
+              </w:rPr>
+              <w:t>Sự kiện kích hoạt chức năng</w:t>
+            </w:r>
+          </w:p>
+        </w:tc>
+        <w:tc>
+          <w:tcPr>
+            <w:tcW w:w="7044" w:type="dxa"/>
+            <w:gridSpan w:val="3"/>
+            <w:tcBorders>
+              <w:top w:val="single" w:color="000000" w:sz="4" w:space="0"/>
+              <w:left w:val="single" w:color="000000" w:sz="4" w:space="0"/>
+              <w:bottom w:val="single" w:color="000000" w:sz="4" w:space="0"/>
+              <w:right w:val="single" w:color="000000" w:sz="4" w:space="0"/>
+            </w:tcBorders>
+            <w:tcMar>
+              <w:top w:w="0" w:type="dxa"/>
+              <w:left w:w="100" w:type="dxa"/>
+              <w:bottom w:w="0" w:type="dxa"/>
+              <w:right w:w="100" w:type="dxa"/>
+            </w:tcMar>
+            <w:vAlign w:val="center"/>
+          </w:tcPr>
+          <w:p>
+            <w:pPr>
+              <w:spacing w:before="60" w:after="60" w:line="288" w:lineRule="auto"/>
+              <w:ind w:left="0" w:leftChars="0" w:firstLine="0" w:firstLineChars="0"/>
+              <w:jc w:val="both"/>
+              <w:rPr>
+                <w:rFonts w:hint="default" w:ascii="Times New Roman" w:hAnsi="Times New Roman" w:eastAsia="Times New Roman" w:cs="Times New Roman"/>
+                <w:sz w:val="26"/>
+                <w:szCs w:val="26"/>
+                <w:lang w:val="vi-VN"/>
+              </w:rPr>
+            </w:pPr>
+            <w:r>
+              <w:rPr>
+                <w:rFonts w:ascii="Times New Roman" w:hAnsi="Times New Roman" w:eastAsia="Times New Roman" w:cs="Times New Roman"/>
+                <w:sz w:val="26"/>
+                <w:szCs w:val="26"/>
+              </w:rPr>
+              <w:t xml:space="preserve">Use case này cho phép người dùng </w:t>
+            </w:r>
+            <w:r>
+              <w:rPr>
+                <w:rFonts w:hint="default" w:ascii="Times New Roman" w:hAnsi="Times New Roman" w:eastAsia="Times New Roman" w:cs="Times New Roman"/>
+                <w:sz w:val="26"/>
+                <w:szCs w:val="26"/>
+                <w:lang w:val="vi-VN"/>
+              </w:rPr>
+              <w:t>tìm kiếm</w:t>
+            </w:r>
+            <w:r>
+              <w:rPr>
+                <w:rFonts w:ascii="Times New Roman" w:hAnsi="Times New Roman" w:eastAsia="Times New Roman" w:cs="Times New Roman"/>
+                <w:sz w:val="26"/>
+                <w:szCs w:val="26"/>
+              </w:rPr>
+              <w:t xml:space="preserve"> khách sạn mong muốn</w:t>
+            </w:r>
+          </w:p>
+        </w:tc>
+      </w:tr>
+      <w:tr>
+        <w:tblPrEx>
+          <w:tblBorders>
+            <w:top w:val="none" w:color="000000" w:sz="0" w:space="0"/>
+            <w:left w:val="none" w:color="000000" w:sz="0" w:space="0"/>
+            <w:bottom w:val="none" w:color="000000" w:sz="0" w:space="0"/>
+            <w:right w:val="none" w:color="000000" w:sz="0" w:space="0"/>
+            <w:insideH w:val="none" w:color="000000" w:sz="0" w:space="0"/>
+            <w:insideV w:val="none" w:color="000000" w:sz="0" w:space="0"/>
+          </w:tblBorders>
+          <w:tblCellMar>
+            <w:top w:w="15" w:type="dxa"/>
+            <w:left w:w="15" w:type="dxa"/>
+            <w:bottom w:w="15" w:type="dxa"/>
+            <w:right w:w="15" w:type="dxa"/>
+          </w:tblCellMar>
+        </w:tblPrEx>
+        <w:tc>
+          <w:tcPr>
+            <w:tcW w:w="1728" w:type="dxa"/>
+            <w:tcBorders>
+              <w:top w:val="single" w:color="000000" w:sz="4" w:space="0"/>
+              <w:left w:val="single" w:color="000000" w:sz="4" w:space="0"/>
+              <w:bottom w:val="single" w:color="000000" w:sz="4" w:space="0"/>
+              <w:right w:val="single" w:color="000000" w:sz="4" w:space="0"/>
+            </w:tcBorders>
+            <w:tcMar>
+              <w:top w:w="0" w:type="dxa"/>
+              <w:left w:w="100" w:type="dxa"/>
+              <w:bottom w:w="0" w:type="dxa"/>
+              <w:right w:w="100" w:type="dxa"/>
+            </w:tcMar>
+          </w:tcPr>
+          <w:p>
+            <w:pPr>
+              <w:spacing w:before="60" w:after="60" w:line="288" w:lineRule="auto"/>
+              <w:ind w:left="0" w:leftChars="0" w:firstLine="0" w:firstLineChars="0"/>
+              <w:rPr>
+                <w:rFonts w:ascii="Times New Roman" w:hAnsi="Times New Roman" w:eastAsia="Times New Roman" w:cs="Times New Roman"/>
+                <w:sz w:val="26"/>
+                <w:szCs w:val="26"/>
+              </w:rPr>
+            </w:pPr>
+            <w:r>
+              <w:rPr>
+                <w:rFonts w:ascii="Times New Roman" w:hAnsi="Times New Roman" w:eastAsia="Times New Roman" w:cs="Times New Roman"/>
+                <w:sz w:val="26"/>
+                <w:szCs w:val="26"/>
+              </w:rPr>
+              <w:t>Tiền điều kiện</w:t>
+            </w:r>
+          </w:p>
+        </w:tc>
+        <w:tc>
+          <w:tcPr>
+            <w:tcW w:w="7044" w:type="dxa"/>
+            <w:gridSpan w:val="3"/>
+            <w:tcBorders>
+              <w:top w:val="single" w:color="000000" w:sz="4" w:space="0"/>
+              <w:left w:val="single" w:color="000000" w:sz="4" w:space="0"/>
+              <w:bottom w:val="single" w:color="000000" w:sz="4" w:space="0"/>
+              <w:right w:val="single" w:color="000000" w:sz="4" w:space="0"/>
+            </w:tcBorders>
+            <w:tcMar>
+              <w:top w:w="0" w:type="dxa"/>
+              <w:left w:w="100" w:type="dxa"/>
+              <w:bottom w:w="0" w:type="dxa"/>
+              <w:right w:w="100" w:type="dxa"/>
+            </w:tcMar>
+            <w:vAlign w:val="center"/>
+          </w:tcPr>
+          <w:p>
+            <w:pPr>
+              <w:spacing w:before="60" w:after="60" w:line="288" w:lineRule="auto"/>
+              <w:ind w:left="0" w:leftChars="0" w:firstLine="0" w:firstLineChars="0"/>
+              <w:jc w:val="both"/>
+              <w:rPr>
+                <w:rFonts w:ascii="Times New Roman" w:hAnsi="Times New Roman" w:eastAsia="Times New Roman" w:cs="Times New Roman"/>
+                <w:sz w:val="26"/>
+                <w:szCs w:val="26"/>
+              </w:rPr>
+            </w:pPr>
+            <w:r>
+              <w:rPr>
+                <w:rFonts w:ascii="Times New Roman" w:hAnsi="Times New Roman" w:eastAsia="Times New Roman" w:cs="Times New Roman"/>
+                <w:sz w:val="26"/>
+                <w:szCs w:val="26"/>
+              </w:rPr>
+              <w:t>Người dùng click vào nút “</w:t>
+            </w:r>
+            <w:r>
+              <w:rPr>
+                <w:rFonts w:hint="default" w:ascii="Times New Roman" w:hAnsi="Times New Roman" w:eastAsia="Times New Roman" w:cs="Times New Roman"/>
+                <w:sz w:val="26"/>
+                <w:szCs w:val="26"/>
+                <w:lang w:val="vi-VN"/>
+              </w:rPr>
+              <w:t>Tìm</w:t>
+            </w:r>
+            <w:r>
+              <w:rPr>
+                <w:rFonts w:ascii="Times New Roman" w:hAnsi="Times New Roman" w:eastAsia="Times New Roman" w:cs="Times New Roman"/>
+                <w:sz w:val="26"/>
+                <w:szCs w:val="26"/>
+              </w:rPr>
+              <w:t xml:space="preserve">” </w:t>
+            </w:r>
+            <w:r>
+              <w:rPr>
+                <w:rFonts w:hint="default" w:ascii="Times New Roman" w:hAnsi="Times New Roman" w:eastAsia="Times New Roman" w:cs="Times New Roman"/>
+                <w:sz w:val="26"/>
+                <w:szCs w:val="26"/>
+                <w:lang w:val="vi-VN"/>
+              </w:rPr>
+              <w:t>sau khi điền đầy đủ thông tin người đặt</w:t>
+            </w:r>
+          </w:p>
+        </w:tc>
+      </w:tr>
+      <w:tr>
+        <w:tblPrEx>
+          <w:tblBorders>
+            <w:top w:val="none" w:color="000000" w:sz="0" w:space="0"/>
+            <w:left w:val="none" w:color="000000" w:sz="0" w:space="0"/>
+            <w:bottom w:val="none" w:color="000000" w:sz="0" w:space="0"/>
+            <w:right w:val="none" w:color="000000" w:sz="0" w:space="0"/>
+            <w:insideH w:val="none" w:color="000000" w:sz="0" w:space="0"/>
+            <w:insideV w:val="none" w:color="000000" w:sz="0" w:space="0"/>
+          </w:tblBorders>
+          <w:tblCellMar>
+            <w:top w:w="15" w:type="dxa"/>
+            <w:left w:w="15" w:type="dxa"/>
+            <w:bottom w:w="15" w:type="dxa"/>
+            <w:right w:w="15" w:type="dxa"/>
+          </w:tblCellMar>
+        </w:tblPrEx>
+        <w:trPr>
+          <w:trHeight w:val="408" w:hRule="atLeast"/>
+        </w:trPr>
+        <w:tc>
+          <w:tcPr>
+            <w:tcW w:w="1728" w:type="dxa"/>
+            <w:tcBorders>
+              <w:top w:val="single" w:color="000000" w:sz="4" w:space="0"/>
+              <w:left w:val="single" w:color="000000" w:sz="4" w:space="0"/>
+              <w:bottom w:val="single" w:color="000000" w:sz="4" w:space="0"/>
+              <w:right w:val="single" w:color="000000" w:sz="4" w:space="0"/>
+            </w:tcBorders>
+            <w:tcMar>
+              <w:top w:w="0" w:type="dxa"/>
+              <w:left w:w="100" w:type="dxa"/>
+              <w:bottom w:w="0" w:type="dxa"/>
+              <w:right w:w="100" w:type="dxa"/>
+            </w:tcMar>
+          </w:tcPr>
+          <w:p>
+            <w:pPr>
+              <w:spacing w:before="60" w:after="60" w:line="288" w:lineRule="auto"/>
+              <w:ind w:left="0" w:leftChars="0" w:firstLine="0" w:firstLineChars="0"/>
+              <w:rPr>
+                <w:rFonts w:ascii="Times New Roman" w:hAnsi="Times New Roman" w:eastAsia="Times New Roman" w:cs="Times New Roman"/>
+                <w:sz w:val="26"/>
+                <w:szCs w:val="26"/>
+              </w:rPr>
+            </w:pPr>
+            <w:r>
+              <w:rPr>
+                <w:rFonts w:ascii="Times New Roman" w:hAnsi="Times New Roman" w:eastAsia="Times New Roman" w:cs="Times New Roman"/>
+                <w:sz w:val="26"/>
+                <w:szCs w:val="26"/>
+              </w:rPr>
+              <w:t>Hậu điều kiện</w:t>
+            </w:r>
+          </w:p>
+        </w:tc>
+        <w:tc>
+          <w:tcPr>
+            <w:tcW w:w="7044" w:type="dxa"/>
+            <w:gridSpan w:val="3"/>
+            <w:tcBorders>
+              <w:top w:val="single" w:color="000000" w:sz="4" w:space="0"/>
+              <w:left w:val="single" w:color="000000" w:sz="4" w:space="0"/>
+              <w:bottom w:val="single" w:color="000000" w:sz="4" w:space="0"/>
+              <w:right w:val="single" w:color="000000" w:sz="4" w:space="0"/>
+            </w:tcBorders>
+            <w:tcMar>
+              <w:top w:w="0" w:type="dxa"/>
+              <w:left w:w="100" w:type="dxa"/>
+              <w:bottom w:w="0" w:type="dxa"/>
+              <w:right w:w="100" w:type="dxa"/>
+            </w:tcMar>
+            <w:vAlign w:val="center"/>
+          </w:tcPr>
+          <w:p>
+            <w:pPr>
+              <w:spacing w:before="60" w:after="60" w:line="288" w:lineRule="auto"/>
+              <w:jc w:val="both"/>
+              <w:rPr>
+                <w:rFonts w:ascii="Times New Roman" w:hAnsi="Times New Roman" w:eastAsia="Times New Roman" w:cs="Times New Roman"/>
+                <w:sz w:val="26"/>
+                <w:szCs w:val="26"/>
+              </w:rPr>
+            </w:pPr>
+            <w:r>
+              <w:rPr>
+                <w:rFonts w:ascii="Times New Roman" w:hAnsi="Times New Roman" w:eastAsia="Times New Roman" w:cs="Times New Roman"/>
+                <w:sz w:val="26"/>
+                <w:szCs w:val="26"/>
+              </w:rPr>
+              <w:t>Không có</w:t>
+            </w:r>
+          </w:p>
+        </w:tc>
+      </w:tr>
+      <w:tr>
+        <w:tblPrEx>
+          <w:tblBorders>
+            <w:top w:val="none" w:color="000000" w:sz="0" w:space="0"/>
+            <w:left w:val="none" w:color="000000" w:sz="0" w:space="0"/>
+            <w:bottom w:val="none" w:color="000000" w:sz="0" w:space="0"/>
+            <w:right w:val="none" w:color="000000" w:sz="0" w:space="0"/>
+            <w:insideH w:val="none" w:color="000000" w:sz="0" w:space="0"/>
+            <w:insideV w:val="none" w:color="000000" w:sz="0" w:space="0"/>
+          </w:tblBorders>
+          <w:tblCellMar>
+            <w:top w:w="15" w:type="dxa"/>
+            <w:left w:w="15" w:type="dxa"/>
+            <w:bottom w:w="15" w:type="dxa"/>
+            <w:right w:w="15" w:type="dxa"/>
+          </w:tblCellMar>
+        </w:tblPrEx>
+        <w:trPr>
+          <w:trHeight w:val="90" w:hRule="atLeast"/>
+        </w:trPr>
+        <w:tc>
+          <w:tcPr>
+            <w:tcW w:w="1728" w:type="dxa"/>
+            <w:tcBorders>
+              <w:top w:val="single" w:color="000000" w:sz="4" w:space="0"/>
+              <w:left w:val="single" w:color="000000" w:sz="4" w:space="0"/>
+              <w:bottom w:val="single" w:color="000000" w:sz="4" w:space="0"/>
+              <w:right w:val="single" w:color="000000" w:sz="4" w:space="0"/>
+            </w:tcBorders>
+            <w:tcMar>
+              <w:top w:w="0" w:type="dxa"/>
+              <w:left w:w="100" w:type="dxa"/>
+              <w:bottom w:w="0" w:type="dxa"/>
+              <w:right w:w="100" w:type="dxa"/>
+            </w:tcMar>
+          </w:tcPr>
+          <w:p>
+            <w:pPr>
+              <w:spacing w:before="60" w:after="60" w:line="288" w:lineRule="auto"/>
+              <w:ind w:left="0" w:leftChars="0" w:firstLine="0" w:firstLineChars="0"/>
+              <w:rPr>
+                <w:rFonts w:ascii="Times New Roman" w:hAnsi="Times New Roman" w:eastAsia="Times New Roman" w:cs="Times New Roman"/>
+                <w:sz w:val="26"/>
+                <w:szCs w:val="26"/>
+              </w:rPr>
+            </w:pPr>
+            <w:r>
+              <w:rPr>
+                <w:rFonts w:ascii="Times New Roman" w:hAnsi="Times New Roman" w:eastAsia="Times New Roman" w:cs="Times New Roman"/>
+                <w:sz w:val="26"/>
+                <w:szCs w:val="26"/>
+              </w:rPr>
+              <w:t>Luồng sự kiện chính</w:t>
+            </w:r>
+          </w:p>
+        </w:tc>
+        <w:tc>
+          <w:tcPr>
+            <w:tcW w:w="7044" w:type="dxa"/>
+            <w:gridSpan w:val="3"/>
+            <w:tcBorders>
+              <w:top w:val="single" w:color="000000" w:sz="4" w:space="0"/>
+              <w:left w:val="single" w:color="000000" w:sz="4" w:space="0"/>
+              <w:bottom w:val="single" w:color="000000" w:sz="4" w:space="0"/>
+              <w:right w:val="single" w:color="000000" w:sz="4" w:space="0"/>
+            </w:tcBorders>
+            <w:tcMar>
+              <w:top w:w="0" w:type="dxa"/>
+              <w:left w:w="100" w:type="dxa"/>
+              <w:bottom w:w="0" w:type="dxa"/>
+              <w:right w:w="100" w:type="dxa"/>
+            </w:tcMar>
+          </w:tcPr>
+          <w:p>
+            <w:pPr>
+              <w:spacing w:before="60" w:after="60" w:line="288" w:lineRule="auto"/>
+              <w:rPr>
+                <w:rFonts w:ascii="Times New Roman" w:hAnsi="Times New Roman" w:eastAsia="Times New Roman" w:cs="Times New Roman"/>
+                <w:sz w:val="26"/>
+                <w:szCs w:val="26"/>
+              </w:rPr>
+            </w:pPr>
+          </w:p>
+          <w:tbl>
+            <w:tblPr>
+              <w:tblStyle w:val="251"/>
+              <w:tblW w:w="6772" w:type="dxa"/>
+              <w:tblInd w:w="0" w:type="dxa"/>
+              <w:tblBorders>
+                <w:top w:val="none" w:color="000000" w:sz="0" w:space="0"/>
+                <w:left w:val="none" w:color="000000" w:sz="0" w:space="0"/>
+                <w:bottom w:val="none" w:color="000000" w:sz="0" w:space="0"/>
+                <w:right w:val="none" w:color="000000" w:sz="0" w:space="0"/>
+                <w:insideH w:val="none" w:color="000000" w:sz="0" w:space="0"/>
+                <w:insideV w:val="none" w:color="000000" w:sz="0" w:space="0"/>
+              </w:tblBorders>
+              <w:tblLayout w:type="fixed"/>
+              <w:tblCellMar>
+                <w:top w:w="15" w:type="dxa"/>
+                <w:left w:w="15" w:type="dxa"/>
+                <w:bottom w:w="15" w:type="dxa"/>
+                <w:right w:w="15" w:type="dxa"/>
+              </w:tblCellMar>
+            </w:tblPr>
+            <w:tblGrid>
+              <w:gridCol w:w="544"/>
+              <w:gridCol w:w="1592"/>
+              <w:gridCol w:w="4636"/>
+            </w:tblGrid>
+            <w:tr>
+              <w:tblPrEx>
+                <w:tblBorders>
+                  <w:top w:val="none" w:color="000000" w:sz="0" w:space="0"/>
+                  <w:left w:val="none" w:color="000000" w:sz="0" w:space="0"/>
+                  <w:bottom w:val="none" w:color="000000" w:sz="0" w:space="0"/>
+                  <w:right w:val="none" w:color="000000" w:sz="0" w:space="0"/>
+                  <w:insideH w:val="none" w:color="000000" w:sz="0" w:space="0"/>
+                  <w:insideV w:val="none" w:color="000000" w:sz="0" w:space="0"/>
+                </w:tblBorders>
+                <w:tblCellMar>
+                  <w:top w:w="15" w:type="dxa"/>
+                  <w:left w:w="15" w:type="dxa"/>
+                  <w:bottom w:w="15" w:type="dxa"/>
+                  <w:right w:w="15" w:type="dxa"/>
+                </w:tblCellMar>
+              </w:tblPrEx>
+              <w:tc>
+                <w:tcPr>
+                  <w:tcW w:w="544" w:type="dxa"/>
+                  <w:tcBorders>
+                    <w:top w:val="single" w:color="000000" w:sz="4" w:space="0"/>
+                    <w:left w:val="single" w:color="000000" w:sz="4" w:space="0"/>
+                    <w:bottom w:val="single" w:color="000000" w:sz="4" w:space="0"/>
+                    <w:right w:val="single" w:color="000000" w:sz="4" w:space="0"/>
+                  </w:tcBorders>
+                  <w:tcMar>
+                    <w:top w:w="0" w:type="dxa"/>
+                    <w:left w:w="100" w:type="dxa"/>
+                    <w:bottom w:w="0" w:type="dxa"/>
+                    <w:right w:w="100" w:type="dxa"/>
+                  </w:tcMar>
+                </w:tcPr>
+                <w:p>
+                  <w:pPr>
+                    <w:spacing w:before="60" w:after="60" w:line="288" w:lineRule="auto"/>
+                    <w:jc w:val="center"/>
+                    <w:rPr>
+                      <w:rFonts w:ascii="Times New Roman" w:hAnsi="Times New Roman" w:eastAsia="Times New Roman" w:cs="Times New Roman"/>
+                      <w:sz w:val="26"/>
+                      <w:szCs w:val="26"/>
+                    </w:rPr>
+                  </w:pPr>
+                  <w:r>
+                    <w:rPr>
+                      <w:rFonts w:hint="default" w:ascii="Times New Roman" w:hAnsi="Times New Roman" w:eastAsia="Times New Roman" w:cs="Times New Roman"/>
+                      <w:b/>
+                      <w:bCs/>
+                      <w:sz w:val="26"/>
+                      <w:szCs w:val="26"/>
+                      <w:lang w:val="vi-VN"/>
+                    </w:rPr>
+                    <w:t>#</w:t>
+                  </w:r>
+                  <w:r>
+                    <w:rPr>
+                      <w:rFonts w:ascii="Times New Roman" w:hAnsi="Times New Roman" w:eastAsia="Times New Roman" w:cs="Times New Roman"/>
+                      <w:b/>
+                      <w:bCs/>
+                      <w:sz w:val="26"/>
+                      <w:szCs w:val="26"/>
+                    </w:rPr>
+                    <w:t>#</w:t>
+                  </w:r>
+                </w:p>
+              </w:tc>
+              <w:tc>
+                <w:tcPr>
+                  <w:tcW w:w="1592" w:type="dxa"/>
+                  <w:tcBorders>
+                    <w:top w:val="single" w:color="000000" w:sz="4" w:space="0"/>
+                    <w:left w:val="single" w:color="000000" w:sz="4" w:space="0"/>
+                    <w:bottom w:val="single" w:color="000000" w:sz="4" w:space="0"/>
+                    <w:right w:val="single" w:color="000000" w:sz="4" w:space="0"/>
+                  </w:tcBorders>
+                  <w:tcMar>
+                    <w:top w:w="0" w:type="dxa"/>
+                    <w:left w:w="100" w:type="dxa"/>
+                    <w:bottom w:w="0" w:type="dxa"/>
+                    <w:right w:w="100" w:type="dxa"/>
+                  </w:tcMar>
+                </w:tcPr>
+                <w:p>
+                  <w:pPr>
+                    <w:spacing w:before="60" w:after="60" w:line="288" w:lineRule="auto"/>
+                    <w:ind w:left="0" w:leftChars="0" w:firstLine="0" w:firstLineChars="0"/>
+                    <w:jc w:val="both"/>
+                    <w:rPr>
+                      <w:rFonts w:ascii="Times New Roman" w:hAnsi="Times New Roman" w:eastAsia="Times New Roman" w:cs="Times New Roman"/>
+                      <w:sz w:val="26"/>
+                      <w:szCs w:val="26"/>
+                    </w:rPr>
+                  </w:pPr>
+                  <w:r>
+                    <w:rPr>
+                      <w:rFonts w:ascii="Times New Roman" w:hAnsi="Times New Roman" w:eastAsia="Times New Roman" w:cs="Times New Roman"/>
+                      <w:b/>
+                      <w:bCs/>
+                      <w:sz w:val="26"/>
+                      <w:szCs w:val="26"/>
+                    </w:rPr>
+                    <w:t>Thực hiện bởi</w:t>
+                  </w:r>
+                </w:p>
+              </w:tc>
+              <w:tc>
+                <w:tcPr>
+                  <w:tcW w:w="4636" w:type="dxa"/>
+                  <w:tcBorders>
+                    <w:top w:val="single" w:color="000000" w:sz="4" w:space="0"/>
+                    <w:left w:val="single" w:color="000000" w:sz="4" w:space="0"/>
+                    <w:bottom w:val="single" w:color="000000" w:sz="4" w:space="0"/>
+                    <w:right w:val="single" w:color="000000" w:sz="4" w:space="0"/>
+                  </w:tcBorders>
+                  <w:tcMar>
+                    <w:top w:w="0" w:type="dxa"/>
+                    <w:left w:w="100" w:type="dxa"/>
+                    <w:bottom w:w="0" w:type="dxa"/>
+                    <w:right w:w="100" w:type="dxa"/>
+                  </w:tcMar>
+                </w:tcPr>
+                <w:p>
+                  <w:pPr>
+                    <w:spacing w:before="60" w:after="60" w:line="288" w:lineRule="auto"/>
+                    <w:jc w:val="center"/>
+                    <w:rPr>
+                      <w:rFonts w:ascii="Times New Roman" w:hAnsi="Times New Roman" w:eastAsia="Times New Roman" w:cs="Times New Roman"/>
+                      <w:sz w:val="26"/>
+                      <w:szCs w:val="26"/>
+                    </w:rPr>
+                  </w:pPr>
+                  <w:r>
+                    <w:rPr>
+                      <w:rFonts w:ascii="Times New Roman" w:hAnsi="Times New Roman" w:eastAsia="Times New Roman" w:cs="Times New Roman"/>
+                      <w:b/>
+                      <w:bCs/>
+                      <w:sz w:val="26"/>
+                      <w:szCs w:val="26"/>
+                    </w:rPr>
+                    <w:t>Hành động</w:t>
+                  </w:r>
+                </w:p>
+              </w:tc>
+            </w:tr>
+            <w:tr>
+              <w:tblPrEx>
+                <w:tblBorders>
+                  <w:top w:val="none" w:color="000000" w:sz="0" w:space="0"/>
+                  <w:left w:val="none" w:color="000000" w:sz="0" w:space="0"/>
+                  <w:bottom w:val="none" w:color="000000" w:sz="0" w:space="0"/>
+                  <w:right w:val="none" w:color="000000" w:sz="0" w:space="0"/>
+                  <w:insideH w:val="none" w:color="000000" w:sz="0" w:space="0"/>
+                  <w:insideV w:val="none" w:color="000000" w:sz="0" w:space="0"/>
+                </w:tblBorders>
+                <w:tblCellMar>
+                  <w:top w:w="15" w:type="dxa"/>
+                  <w:left w:w="15" w:type="dxa"/>
+                  <w:bottom w:w="15" w:type="dxa"/>
+                  <w:right w:w="15" w:type="dxa"/>
+                </w:tblCellMar>
+              </w:tblPrEx>
+              <w:trPr>
+                <w:trHeight w:val="378" w:hRule="atLeast"/>
+              </w:trPr>
+              <w:tc>
+                <w:tcPr>
+                  <w:tcW w:w="544" w:type="dxa"/>
+                  <w:tcBorders>
+                    <w:top w:val="single" w:color="000000" w:sz="4" w:space="0"/>
+                    <w:left w:val="single" w:color="000000" w:sz="4" w:space="0"/>
+                    <w:bottom w:val="single" w:color="000000" w:sz="4" w:space="0"/>
+                    <w:right w:val="single" w:color="000000" w:sz="4" w:space="0"/>
+                  </w:tcBorders>
+                  <w:tcMar>
+                    <w:top w:w="0" w:type="dxa"/>
+                    <w:left w:w="100" w:type="dxa"/>
+                    <w:bottom w:w="0" w:type="dxa"/>
+                    <w:right w:w="100" w:type="dxa"/>
+                  </w:tcMar>
+                  <w:vAlign w:val="center"/>
+                </w:tcPr>
+                <w:p>
+                  <w:pPr>
+                    <w:spacing w:before="60" w:after="60" w:line="288" w:lineRule="auto"/>
+                    <w:jc w:val="center"/>
+                    <w:rPr>
+                      <w:rFonts w:ascii="Times New Roman" w:hAnsi="Times New Roman" w:eastAsia="Times New Roman" w:cs="Times New Roman"/>
+                      <w:sz w:val="26"/>
+                      <w:szCs w:val="26"/>
+                    </w:rPr>
+                  </w:pPr>
+                  <w:r>
+                    <w:rPr>
+                      <w:rFonts w:hint="default" w:ascii="Times New Roman" w:hAnsi="Times New Roman" w:eastAsia="Times New Roman" w:cs="Times New Roman"/>
+                      <w:sz w:val="26"/>
+                      <w:szCs w:val="26"/>
+                      <w:lang w:val="vi-VN"/>
+                    </w:rPr>
+                    <w:t>1</w:t>
+                  </w:r>
+                  <w:r>
+                    <w:rPr>
+                      <w:rFonts w:ascii="Times New Roman" w:hAnsi="Times New Roman" w:eastAsia="Times New Roman" w:cs="Times New Roman"/>
+                      <w:sz w:val="26"/>
+                      <w:szCs w:val="26"/>
+                    </w:rPr>
+                    <w:t>1</w:t>
+                  </w:r>
+                </w:p>
+              </w:tc>
+              <w:tc>
+                <w:tcPr>
+                  <w:tcW w:w="1592" w:type="dxa"/>
+                  <w:tcBorders>
+                    <w:top w:val="single" w:color="000000" w:sz="4" w:space="0"/>
+                    <w:left w:val="single" w:color="000000" w:sz="4" w:space="0"/>
+                    <w:bottom w:val="single" w:color="000000" w:sz="4" w:space="0"/>
+                    <w:right w:val="single" w:color="000000" w:sz="4" w:space="0"/>
+                  </w:tcBorders>
+                  <w:tcMar>
+                    <w:top w:w="0" w:type="dxa"/>
+                    <w:left w:w="100" w:type="dxa"/>
+                    <w:bottom w:w="0" w:type="dxa"/>
+                    <w:right w:w="100" w:type="dxa"/>
+                  </w:tcMar>
+                  <w:vAlign w:val="center"/>
+                </w:tcPr>
+                <w:p>
+                  <w:pPr>
+                    <w:spacing w:before="60" w:after="60" w:line="288" w:lineRule="auto"/>
+                    <w:ind w:left="0" w:leftChars="0" w:firstLine="0" w:firstLineChars="0"/>
+                    <w:jc w:val="both"/>
+                    <w:rPr>
+                      <w:rFonts w:ascii="Times New Roman" w:hAnsi="Times New Roman" w:eastAsia="Times New Roman" w:cs="Times New Roman"/>
+                      <w:sz w:val="26"/>
+                      <w:szCs w:val="26"/>
+                    </w:rPr>
+                  </w:pPr>
+                  <w:r>
+                    <w:rPr>
+                      <w:rFonts w:ascii="Times New Roman" w:hAnsi="Times New Roman" w:eastAsia="Times New Roman" w:cs="Times New Roman"/>
+                      <w:sz w:val="26"/>
+                      <w:szCs w:val="26"/>
+                    </w:rPr>
+                    <w:t>Người dùng</w:t>
+                  </w:r>
+                </w:p>
+              </w:tc>
+              <w:tc>
+                <w:tcPr>
+                  <w:tcW w:w="4636" w:type="dxa"/>
+                  <w:tcBorders>
+                    <w:top w:val="single" w:color="000000" w:sz="4" w:space="0"/>
+                    <w:left w:val="single" w:color="000000" w:sz="4" w:space="0"/>
+                    <w:bottom w:val="single" w:color="000000" w:sz="4" w:space="0"/>
+                    <w:right w:val="single" w:color="000000" w:sz="4" w:space="0"/>
+                  </w:tcBorders>
+                  <w:tcMar>
+                    <w:top w:w="0" w:type="dxa"/>
+                    <w:left w:w="100" w:type="dxa"/>
+                    <w:bottom w:w="0" w:type="dxa"/>
+                    <w:right w:w="100" w:type="dxa"/>
+                  </w:tcMar>
+                </w:tcPr>
+                <w:p>
+                  <w:pPr>
+                    <w:spacing w:before="60" w:after="60" w:line="288" w:lineRule="auto"/>
+                    <w:ind w:left="0" w:leftChars="0" w:firstLine="0" w:firstLineChars="0"/>
+                    <w:jc w:val="both"/>
+                    <w:rPr>
+                      <w:rFonts w:hint="default" w:ascii="Times New Roman" w:hAnsi="Times New Roman" w:eastAsia="Times New Roman" w:cs="Times New Roman"/>
+                      <w:sz w:val="26"/>
+                      <w:szCs w:val="26"/>
+                      <w:lang w:val="vi-VN"/>
+                    </w:rPr>
+                  </w:pPr>
+                  <w:r>
+                    <w:rPr>
+                      <w:rFonts w:hint="default" w:ascii="Times New Roman" w:hAnsi="Times New Roman" w:eastAsia="Times New Roman" w:cs="Times New Roman"/>
+                      <w:sz w:val="26"/>
+                      <w:szCs w:val="26"/>
+                      <w:lang w:val="vi-VN"/>
+                    </w:rPr>
+                    <w:t xml:space="preserve">Nhập thông tin ngày nhận phòng, ngày trả phòng, địa chỉ hoặc tên khách sạn, số người. Hệ thông sẽ hiển thị thông tin </w:t>
+                  </w:r>
+                </w:p>
+              </w:tc>
+            </w:tr>
+            <w:tr>
+              <w:tblPrEx>
+                <w:tblBorders>
+                  <w:top w:val="none" w:color="000000" w:sz="0" w:space="0"/>
+                  <w:left w:val="none" w:color="000000" w:sz="0" w:space="0"/>
+                  <w:bottom w:val="none" w:color="000000" w:sz="0" w:space="0"/>
+                  <w:right w:val="none" w:color="000000" w:sz="0" w:space="0"/>
+                  <w:insideH w:val="none" w:color="000000" w:sz="0" w:space="0"/>
+                  <w:insideV w:val="none" w:color="000000" w:sz="0" w:space="0"/>
+                </w:tblBorders>
+                <w:tblCellMar>
+                  <w:top w:w="15" w:type="dxa"/>
+                  <w:left w:w="15" w:type="dxa"/>
+                  <w:bottom w:w="15" w:type="dxa"/>
+                  <w:right w:w="15" w:type="dxa"/>
+                </w:tblCellMar>
+              </w:tblPrEx>
+              <w:trPr>
+                <w:trHeight w:val="378" w:hRule="atLeast"/>
+              </w:trPr>
+              <w:tc>
+                <w:tcPr>
+                  <w:tcW w:w="544" w:type="dxa"/>
+                  <w:tcBorders>
+                    <w:top w:val="single" w:color="000000" w:sz="4" w:space="0"/>
+                    <w:left w:val="single" w:color="000000" w:sz="4" w:space="0"/>
+                    <w:bottom w:val="single" w:color="000000" w:sz="4" w:space="0"/>
+                    <w:right w:val="single" w:color="000000" w:sz="4" w:space="0"/>
+                  </w:tcBorders>
+                  <w:tcMar>
+                    <w:top w:w="0" w:type="dxa"/>
+                    <w:left w:w="100" w:type="dxa"/>
+                    <w:bottom w:w="0" w:type="dxa"/>
+                    <w:right w:w="100" w:type="dxa"/>
+                  </w:tcMar>
+                  <w:vAlign w:val="center"/>
+                </w:tcPr>
+                <w:p>
+                  <w:pPr>
+                    <w:spacing w:before="60" w:after="60" w:line="288" w:lineRule="auto"/>
+                    <w:jc w:val="center"/>
+                    <w:rPr>
+                      <w:rFonts w:ascii="Times New Roman" w:hAnsi="Times New Roman" w:eastAsia="Times New Roman" w:cs="Times New Roman"/>
+                      <w:sz w:val="26"/>
+                      <w:szCs w:val="26"/>
+                    </w:rPr>
+                  </w:pPr>
+                  <w:r>
+                    <w:rPr>
+                      <w:rFonts w:ascii="Times New Roman" w:hAnsi="Times New Roman" w:eastAsia="Times New Roman" w:cs="Times New Roman"/>
+                      <w:sz w:val="26"/>
+                      <w:szCs w:val="26"/>
+                    </w:rPr>
+                    <w:t>2</w:t>
+                  </w:r>
+                </w:p>
+              </w:tc>
+              <w:tc>
+                <w:tcPr>
+                  <w:tcW w:w="1592" w:type="dxa"/>
+                  <w:tcBorders>
+                    <w:top w:val="single" w:color="000000" w:sz="4" w:space="0"/>
+                    <w:left w:val="single" w:color="000000" w:sz="4" w:space="0"/>
+                    <w:bottom w:val="single" w:color="000000" w:sz="4" w:space="0"/>
+                    <w:right w:val="single" w:color="000000" w:sz="4" w:space="0"/>
+                  </w:tcBorders>
+                  <w:tcMar>
+                    <w:top w:w="0" w:type="dxa"/>
+                    <w:left w:w="100" w:type="dxa"/>
+                    <w:bottom w:w="0" w:type="dxa"/>
+                    <w:right w:w="100" w:type="dxa"/>
+                  </w:tcMar>
+                  <w:vAlign w:val="center"/>
+                </w:tcPr>
+                <w:p>
+                  <w:pPr>
+                    <w:spacing w:before="60" w:after="60" w:line="288" w:lineRule="auto"/>
+                    <w:ind w:left="0" w:leftChars="0" w:firstLine="0" w:firstLineChars="0"/>
+                    <w:jc w:val="both"/>
+                    <w:rPr>
+                      <w:rFonts w:ascii="Times New Roman" w:hAnsi="Times New Roman" w:eastAsia="Times New Roman" w:cs="Times New Roman"/>
+                      <w:sz w:val="26"/>
+                      <w:szCs w:val="26"/>
+                    </w:rPr>
+                  </w:pPr>
+                  <w:r>
+                    <w:rPr>
+                      <w:rFonts w:ascii="Times New Roman" w:hAnsi="Times New Roman" w:eastAsia="Times New Roman" w:cs="Times New Roman"/>
+                      <w:sz w:val="26"/>
+                      <w:szCs w:val="26"/>
+                    </w:rPr>
+                    <w:t>Hệ thống</w:t>
+                  </w:r>
+                </w:p>
+              </w:tc>
+              <w:tc>
+                <w:tcPr>
+                  <w:tcW w:w="4636" w:type="dxa"/>
+                  <w:tcBorders>
+                    <w:top w:val="single" w:color="000000" w:sz="4" w:space="0"/>
+                    <w:left w:val="single" w:color="000000" w:sz="4" w:space="0"/>
+                    <w:bottom w:val="single" w:color="000000" w:sz="4" w:space="0"/>
+                    <w:right w:val="single" w:color="000000" w:sz="4" w:space="0"/>
+                  </w:tcBorders>
+                  <w:tcMar>
+                    <w:top w:w="0" w:type="dxa"/>
+                    <w:left w:w="100" w:type="dxa"/>
+                    <w:bottom w:w="0" w:type="dxa"/>
+                    <w:right w:w="100" w:type="dxa"/>
+                  </w:tcMar>
+                </w:tcPr>
+                <w:p>
+                  <w:pPr>
+                    <w:spacing w:before="60" w:after="60" w:line="288" w:lineRule="auto"/>
+                    <w:jc w:val="both"/>
+                    <w:rPr>
+                      <w:rFonts w:ascii="Times New Roman" w:hAnsi="Times New Roman" w:eastAsia="Times New Roman" w:cs="Times New Roman"/>
+                      <w:sz w:val="26"/>
+                      <w:szCs w:val="26"/>
+                    </w:rPr>
+                  </w:pPr>
+                </w:p>
+              </w:tc>
+            </w:tr>
+            <w:tr>
+              <w:tblPrEx>
+                <w:tblBorders>
+                  <w:top w:val="none" w:color="000000" w:sz="0" w:space="0"/>
+                  <w:left w:val="none" w:color="000000" w:sz="0" w:space="0"/>
+                  <w:bottom w:val="none" w:color="000000" w:sz="0" w:space="0"/>
+                  <w:right w:val="none" w:color="000000" w:sz="0" w:space="0"/>
+                  <w:insideH w:val="none" w:color="000000" w:sz="0" w:space="0"/>
+                  <w:insideV w:val="none" w:color="000000" w:sz="0" w:space="0"/>
+                </w:tblBorders>
+              </w:tblPrEx>
+              <w:trPr>
+                <w:trHeight w:val="2695" w:hRule="atLeast"/>
+              </w:trPr>
+              <w:tc>
+                <w:tcPr>
+                  <w:tcW w:w="544" w:type="dxa"/>
+                  <w:tcBorders>
+                    <w:top w:val="single" w:color="000000" w:sz="4" w:space="0"/>
+                    <w:left w:val="single" w:color="000000" w:sz="4" w:space="0"/>
+                    <w:bottom w:val="single" w:color="000000" w:sz="4" w:space="0"/>
+                    <w:right w:val="single" w:color="000000" w:sz="4" w:space="0"/>
+                  </w:tcBorders>
+                  <w:tcMar>
+                    <w:top w:w="0" w:type="dxa"/>
+                    <w:left w:w="100" w:type="dxa"/>
+                    <w:bottom w:w="0" w:type="dxa"/>
+                    <w:right w:w="100" w:type="dxa"/>
+                  </w:tcMar>
+                  <w:vAlign w:val="center"/>
+                </w:tcPr>
+                <w:p>
+                  <w:pPr>
+                    <w:spacing w:before="60" w:after="60" w:line="288" w:lineRule="auto"/>
+                    <w:jc w:val="center"/>
+                    <w:rPr>
+                      <w:rFonts w:ascii="Times New Roman" w:hAnsi="Times New Roman" w:eastAsia="Times New Roman" w:cs="Times New Roman"/>
+                      <w:sz w:val="26"/>
+                      <w:szCs w:val="26"/>
+                    </w:rPr>
+                  </w:pPr>
+                  <w:r>
+                    <w:rPr>
+                      <w:rFonts w:ascii="Times New Roman" w:hAnsi="Times New Roman" w:eastAsia="Times New Roman" w:cs="Times New Roman"/>
+                      <w:sz w:val="26"/>
+                      <w:szCs w:val="26"/>
+                    </w:rPr>
+                    <w:t>3</w:t>
+                  </w:r>
+                </w:p>
+              </w:tc>
+              <w:tc>
+                <w:tcPr>
+                  <w:tcW w:w="1592" w:type="dxa"/>
+                  <w:tcBorders>
+                    <w:top w:val="single" w:color="000000" w:sz="4" w:space="0"/>
+                    <w:left w:val="single" w:color="000000" w:sz="4" w:space="0"/>
+                    <w:bottom w:val="single" w:color="000000" w:sz="4" w:space="0"/>
+                    <w:right w:val="single" w:color="000000" w:sz="4" w:space="0"/>
+                  </w:tcBorders>
+                  <w:tcMar>
+                    <w:top w:w="0" w:type="dxa"/>
+                    <w:left w:w="100" w:type="dxa"/>
+                    <w:bottom w:w="0" w:type="dxa"/>
+                    <w:right w:w="100" w:type="dxa"/>
+                  </w:tcMar>
+                  <w:vAlign w:val="center"/>
+                </w:tcPr>
+                <w:p>
+                  <w:pPr>
+                    <w:spacing w:before="60" w:after="60" w:line="288" w:lineRule="auto"/>
+                    <w:ind w:left="0" w:leftChars="0" w:firstLine="0" w:firstLineChars="0"/>
+                    <w:jc w:val="both"/>
+                    <w:rPr>
+                      <w:rFonts w:ascii="Times New Roman" w:hAnsi="Times New Roman" w:eastAsia="Times New Roman" w:cs="Times New Roman"/>
+                      <w:sz w:val="26"/>
+                      <w:szCs w:val="26"/>
+                    </w:rPr>
+                  </w:pPr>
+                  <w:r>
+                    <w:rPr>
+                      <w:rFonts w:ascii="Times New Roman" w:hAnsi="Times New Roman" w:eastAsia="Times New Roman" w:cs="Times New Roman"/>
+                      <w:sz w:val="26"/>
+                      <w:szCs w:val="26"/>
+                    </w:rPr>
+                    <w:t>Hệ thống</w:t>
+                  </w:r>
+                </w:p>
+              </w:tc>
+              <w:tc>
+                <w:tcPr>
+                  <w:tcW w:w="4636" w:type="dxa"/>
+                  <w:tcBorders>
+                    <w:top w:val="single" w:color="000000" w:sz="4" w:space="0"/>
+                    <w:left w:val="single" w:color="000000" w:sz="4" w:space="0"/>
+                    <w:bottom w:val="single" w:color="000000" w:sz="4" w:space="0"/>
+                    <w:right w:val="single" w:color="000000" w:sz="4" w:space="0"/>
+                  </w:tcBorders>
+                  <w:tcMar>
+                    <w:top w:w="0" w:type="dxa"/>
+                    <w:left w:w="100" w:type="dxa"/>
+                    <w:bottom w:w="0" w:type="dxa"/>
+                    <w:right w:w="100" w:type="dxa"/>
+                  </w:tcMar>
+                </w:tcPr>
+                <w:p>
+                  <w:pPr>
+                    <w:spacing w:before="60" w:after="60" w:line="288" w:lineRule="auto"/>
+                    <w:ind w:left="0" w:leftChars="0" w:firstLine="0" w:firstLineChars="0"/>
+                    <w:jc w:val="both"/>
+                    <w:rPr>
+                      <w:rFonts w:ascii="Times New Roman" w:hAnsi="Times New Roman" w:eastAsia="Times New Roman" w:cs="Times New Roman"/>
+                      <w:sz w:val="26"/>
+                      <w:szCs w:val="26"/>
+                    </w:rPr>
+                  </w:pPr>
+                </w:p>
+              </w:tc>
+            </w:tr>
+            <w:tr>
+              <w:tblPrEx>
+                <w:tblBorders>
+                  <w:top w:val="none" w:color="000000" w:sz="0" w:space="0"/>
+                  <w:left w:val="none" w:color="000000" w:sz="0" w:space="0"/>
+                  <w:bottom w:val="none" w:color="000000" w:sz="0" w:space="0"/>
+                  <w:right w:val="none" w:color="000000" w:sz="0" w:space="0"/>
+                  <w:insideH w:val="none" w:color="000000" w:sz="0" w:space="0"/>
+                  <w:insideV w:val="none" w:color="000000" w:sz="0" w:space="0"/>
+                </w:tblBorders>
+                <w:tblCellMar>
+                  <w:top w:w="15" w:type="dxa"/>
+                  <w:left w:w="15" w:type="dxa"/>
+                  <w:bottom w:w="15" w:type="dxa"/>
+                  <w:right w:w="15" w:type="dxa"/>
+                </w:tblCellMar>
+              </w:tblPrEx>
+              <w:tc>
+                <w:tcPr>
+                  <w:tcW w:w="544" w:type="dxa"/>
+                  <w:tcBorders>
+                    <w:top w:val="single" w:color="000000" w:sz="4" w:space="0"/>
+                    <w:left w:val="single" w:color="000000" w:sz="4" w:space="0"/>
+                    <w:bottom w:val="single" w:color="000000" w:sz="4" w:space="0"/>
+                    <w:right w:val="single" w:color="000000" w:sz="4" w:space="0"/>
+                  </w:tcBorders>
+                  <w:tcMar>
+                    <w:top w:w="0" w:type="dxa"/>
+                    <w:left w:w="100" w:type="dxa"/>
+                    <w:bottom w:w="0" w:type="dxa"/>
+                    <w:right w:w="100" w:type="dxa"/>
+                  </w:tcMar>
+                  <w:vAlign w:val="center"/>
+                </w:tcPr>
+                <w:p>
+                  <w:pPr>
+                    <w:spacing w:before="60" w:after="60" w:line="288" w:lineRule="auto"/>
+                    <w:jc w:val="center"/>
+                    <w:rPr>
+                      <w:rFonts w:ascii="Times New Roman" w:hAnsi="Times New Roman" w:eastAsia="Times New Roman" w:cs="Times New Roman"/>
+                      <w:sz w:val="26"/>
+                      <w:szCs w:val="26"/>
+                    </w:rPr>
+                  </w:pPr>
+                  <w:r>
+                    <w:rPr>
+                      <w:rFonts w:ascii="Times New Roman" w:hAnsi="Times New Roman" w:eastAsia="Times New Roman" w:cs="Times New Roman"/>
+                      <w:sz w:val="26"/>
+                      <w:szCs w:val="26"/>
+                    </w:rPr>
+                    <w:t>4</w:t>
+                  </w:r>
+                </w:p>
+              </w:tc>
+              <w:tc>
+                <w:tcPr>
+                  <w:tcW w:w="1592" w:type="dxa"/>
+                  <w:tcBorders>
+                    <w:top w:val="single" w:color="000000" w:sz="4" w:space="0"/>
+                    <w:left w:val="single" w:color="000000" w:sz="4" w:space="0"/>
+                    <w:bottom w:val="single" w:color="000000" w:sz="4" w:space="0"/>
+                    <w:right w:val="single" w:color="000000" w:sz="4" w:space="0"/>
+                  </w:tcBorders>
+                  <w:tcMar>
+                    <w:top w:w="0" w:type="dxa"/>
+                    <w:left w:w="100" w:type="dxa"/>
+                    <w:bottom w:w="0" w:type="dxa"/>
+                    <w:right w:w="100" w:type="dxa"/>
+                  </w:tcMar>
+                  <w:vAlign w:val="center"/>
+                </w:tcPr>
+                <w:p>
+                  <w:pPr>
+                    <w:spacing w:before="60" w:after="60" w:line="288" w:lineRule="auto"/>
+                    <w:ind w:left="0" w:leftChars="0" w:firstLine="0" w:firstLineChars="0"/>
+                    <w:jc w:val="both"/>
+                    <w:rPr>
+                      <w:rFonts w:ascii="Times New Roman" w:hAnsi="Times New Roman" w:eastAsia="Times New Roman" w:cs="Times New Roman"/>
+                      <w:sz w:val="26"/>
+                      <w:szCs w:val="26"/>
+                    </w:rPr>
+                  </w:pPr>
+                  <w:r>
+                    <w:rPr>
+                      <w:rFonts w:ascii="Times New Roman" w:hAnsi="Times New Roman" w:eastAsia="Times New Roman" w:cs="Times New Roman"/>
+                      <w:sz w:val="26"/>
+                      <w:szCs w:val="26"/>
+                    </w:rPr>
+                    <w:t>Người dùng</w:t>
+                  </w:r>
+                </w:p>
+              </w:tc>
+              <w:tc>
+                <w:tcPr>
+                  <w:tcW w:w="4636" w:type="dxa"/>
+                  <w:tcBorders>
+                    <w:top w:val="single" w:color="000000" w:sz="4" w:space="0"/>
+                    <w:left w:val="single" w:color="000000" w:sz="4" w:space="0"/>
+                    <w:bottom w:val="single" w:color="000000" w:sz="4" w:space="0"/>
+                    <w:right w:val="single" w:color="000000" w:sz="4" w:space="0"/>
+                  </w:tcBorders>
+                  <w:tcMar>
+                    <w:top w:w="0" w:type="dxa"/>
+                    <w:left w:w="100" w:type="dxa"/>
+                    <w:bottom w:w="0" w:type="dxa"/>
+                    <w:right w:w="100" w:type="dxa"/>
+                  </w:tcMar>
+                </w:tcPr>
+                <w:p>
+                  <w:pPr>
+                    <w:spacing w:before="60" w:after="60" w:line="288" w:lineRule="auto"/>
+                    <w:ind w:left="0" w:leftChars="0" w:right="68" w:firstLine="0" w:firstLineChars="0"/>
+                    <w:jc w:val="both"/>
+                    <w:rPr>
+                      <w:rFonts w:ascii="Times New Roman" w:hAnsi="Times New Roman" w:eastAsia="Times New Roman" w:cs="Times New Roman"/>
+                      <w:sz w:val="26"/>
+                      <w:szCs w:val="26"/>
+                    </w:rPr>
+                  </w:pPr>
+                </w:p>
+              </w:tc>
+            </w:tr>
+            <w:tr>
+              <w:tblPrEx>
+                <w:tblBorders>
+                  <w:top w:val="none" w:color="000000" w:sz="0" w:space="0"/>
+                  <w:left w:val="none" w:color="000000" w:sz="0" w:space="0"/>
+                  <w:bottom w:val="none" w:color="000000" w:sz="0" w:space="0"/>
+                  <w:right w:val="none" w:color="000000" w:sz="0" w:space="0"/>
+                  <w:insideH w:val="none" w:color="000000" w:sz="0" w:space="0"/>
+                  <w:insideV w:val="none" w:color="000000" w:sz="0" w:space="0"/>
+                </w:tblBorders>
+                <w:tblCellMar>
+                  <w:top w:w="15" w:type="dxa"/>
+                  <w:left w:w="15" w:type="dxa"/>
+                  <w:bottom w:w="15" w:type="dxa"/>
+                  <w:right w:w="15" w:type="dxa"/>
+                </w:tblCellMar>
+              </w:tblPrEx>
+              <w:tc>
+                <w:tcPr>
+                  <w:tcW w:w="544" w:type="dxa"/>
+                  <w:tcBorders>
+                    <w:top w:val="single" w:color="000000" w:sz="4" w:space="0"/>
+                    <w:left w:val="single" w:color="000000" w:sz="4" w:space="0"/>
+                    <w:bottom w:val="single" w:color="000000" w:sz="4" w:space="0"/>
+                    <w:right w:val="single" w:color="000000" w:sz="4" w:space="0"/>
+                  </w:tcBorders>
+                  <w:tcMar>
+                    <w:top w:w="0" w:type="dxa"/>
+                    <w:left w:w="100" w:type="dxa"/>
+                    <w:bottom w:w="0" w:type="dxa"/>
+                    <w:right w:w="100" w:type="dxa"/>
+                  </w:tcMar>
+                  <w:vAlign w:val="center"/>
+                </w:tcPr>
+                <w:p>
+                  <w:pPr>
+                    <w:spacing w:before="60" w:after="60" w:line="288" w:lineRule="auto"/>
+                    <w:jc w:val="center"/>
+                    <w:rPr>
+                      <w:rFonts w:ascii="Times New Roman" w:hAnsi="Times New Roman" w:eastAsia="Times New Roman" w:cs="Times New Roman"/>
+                      <w:sz w:val="26"/>
+                      <w:szCs w:val="26"/>
+                    </w:rPr>
+                  </w:pPr>
+                  <w:r>
+                    <w:rPr>
+                      <w:rFonts w:ascii="Times New Roman" w:hAnsi="Times New Roman" w:eastAsia="Times New Roman" w:cs="Times New Roman"/>
+                      <w:sz w:val="26"/>
+                      <w:szCs w:val="26"/>
+                    </w:rPr>
+                    <w:t>5</w:t>
+                  </w:r>
+                </w:p>
+              </w:tc>
+              <w:tc>
+                <w:tcPr>
+                  <w:tcW w:w="1592" w:type="dxa"/>
+                  <w:tcBorders>
+                    <w:top w:val="single" w:color="000000" w:sz="4" w:space="0"/>
+                    <w:left w:val="single" w:color="000000" w:sz="4" w:space="0"/>
+                    <w:bottom w:val="single" w:color="000000" w:sz="4" w:space="0"/>
+                    <w:right w:val="single" w:color="000000" w:sz="4" w:space="0"/>
+                  </w:tcBorders>
+                  <w:tcMar>
+                    <w:top w:w="0" w:type="dxa"/>
+                    <w:left w:w="100" w:type="dxa"/>
+                    <w:bottom w:w="0" w:type="dxa"/>
+                    <w:right w:w="100" w:type="dxa"/>
+                  </w:tcMar>
+                  <w:vAlign w:val="center"/>
+                </w:tcPr>
+                <w:p>
+                  <w:pPr>
+                    <w:spacing w:before="60" w:after="60" w:line="288" w:lineRule="auto"/>
+                    <w:ind w:left="0" w:leftChars="0" w:firstLine="0" w:firstLineChars="0"/>
+                    <w:jc w:val="both"/>
+                    <w:rPr>
+                      <w:rFonts w:ascii="Times New Roman" w:hAnsi="Times New Roman" w:eastAsia="Times New Roman" w:cs="Times New Roman"/>
+                      <w:sz w:val="26"/>
+                      <w:szCs w:val="26"/>
+                    </w:rPr>
+                  </w:pPr>
+                  <w:r>
+                    <w:rPr>
+                      <w:rFonts w:ascii="Times New Roman" w:hAnsi="Times New Roman" w:eastAsia="Times New Roman" w:cs="Times New Roman"/>
+                      <w:sz w:val="26"/>
+                      <w:szCs w:val="26"/>
+                    </w:rPr>
+                    <w:t>Hệ thống</w:t>
+                  </w:r>
+                </w:p>
+              </w:tc>
+              <w:tc>
+                <w:tcPr>
+                  <w:tcW w:w="4636" w:type="dxa"/>
+                  <w:tcBorders>
+                    <w:top w:val="single" w:color="000000" w:sz="4" w:space="0"/>
+                    <w:left w:val="single" w:color="000000" w:sz="4" w:space="0"/>
+                    <w:bottom w:val="single" w:color="000000" w:sz="4" w:space="0"/>
+                    <w:right w:val="single" w:color="000000" w:sz="4" w:space="0"/>
+                  </w:tcBorders>
+                  <w:tcMar>
+                    <w:top w:w="0" w:type="dxa"/>
+                    <w:left w:w="100" w:type="dxa"/>
+                    <w:bottom w:w="0" w:type="dxa"/>
+                    <w:right w:w="100" w:type="dxa"/>
+                  </w:tcMar>
+                </w:tcPr>
+                <w:p>
+                  <w:pPr>
+                    <w:spacing w:before="60" w:after="60" w:line="288" w:lineRule="auto"/>
+                    <w:ind w:left="0" w:leftChars="0" w:right="68" w:firstLine="0" w:firstLineChars="0"/>
+                    <w:jc w:val="both"/>
+                    <w:rPr>
+                      <w:rFonts w:ascii="Times New Roman" w:hAnsi="Times New Roman" w:eastAsia="Times New Roman" w:cs="Times New Roman"/>
+                      <w:sz w:val="26"/>
+                      <w:szCs w:val="26"/>
+                    </w:rPr>
+                  </w:pPr>
+                </w:p>
+              </w:tc>
+            </w:tr>
+            <w:tr>
+              <w:tblPrEx>
+                <w:tblBorders>
+                  <w:top w:val="none" w:color="000000" w:sz="0" w:space="0"/>
+                  <w:left w:val="none" w:color="000000" w:sz="0" w:space="0"/>
+                  <w:bottom w:val="none" w:color="000000" w:sz="0" w:space="0"/>
+                  <w:right w:val="none" w:color="000000" w:sz="0" w:space="0"/>
+                  <w:insideH w:val="none" w:color="000000" w:sz="0" w:space="0"/>
+                  <w:insideV w:val="none" w:color="000000" w:sz="0" w:space="0"/>
+                </w:tblBorders>
+                <w:tblCellMar>
+                  <w:top w:w="15" w:type="dxa"/>
+                  <w:left w:w="15" w:type="dxa"/>
+                  <w:bottom w:w="15" w:type="dxa"/>
+                  <w:right w:w="15" w:type="dxa"/>
+                </w:tblCellMar>
+              </w:tblPrEx>
+              <w:tc>
+                <w:tcPr>
+                  <w:tcW w:w="544" w:type="dxa"/>
+                  <w:tcBorders>
+                    <w:top w:val="single" w:color="000000" w:sz="4" w:space="0"/>
+                    <w:left w:val="single" w:color="000000" w:sz="4" w:space="0"/>
+                    <w:bottom w:val="single" w:color="000000" w:sz="4" w:space="0"/>
+                    <w:right w:val="single" w:color="000000" w:sz="4" w:space="0"/>
+                  </w:tcBorders>
+                  <w:tcMar>
+                    <w:top w:w="0" w:type="dxa"/>
+                    <w:left w:w="100" w:type="dxa"/>
+                    <w:bottom w:w="0" w:type="dxa"/>
+                    <w:right w:w="100" w:type="dxa"/>
+                  </w:tcMar>
+                  <w:vAlign w:val="center"/>
+                </w:tcPr>
+                <w:p>
+                  <w:pPr>
+                    <w:spacing w:before="60" w:after="60" w:line="288" w:lineRule="auto"/>
+                    <w:jc w:val="center"/>
+                    <w:rPr>
+                      <w:rFonts w:ascii="Times New Roman" w:hAnsi="Times New Roman" w:eastAsia="Times New Roman" w:cs="Times New Roman"/>
+                      <w:sz w:val="26"/>
+                      <w:szCs w:val="26"/>
+                    </w:rPr>
+                  </w:pPr>
+                  <w:r>
+                    <w:rPr>
+                      <w:rFonts w:ascii="Times New Roman" w:hAnsi="Times New Roman" w:eastAsia="Times New Roman" w:cs="Times New Roman"/>
+                      <w:sz w:val="26"/>
+                      <w:szCs w:val="26"/>
+                    </w:rPr>
+                    <w:t>6</w:t>
+                  </w:r>
+                </w:p>
+              </w:tc>
+              <w:tc>
+                <w:tcPr>
+                  <w:tcW w:w="1592" w:type="dxa"/>
+                  <w:tcBorders>
+                    <w:top w:val="single" w:color="000000" w:sz="4" w:space="0"/>
+                    <w:left w:val="single" w:color="000000" w:sz="4" w:space="0"/>
+                    <w:bottom w:val="single" w:color="000000" w:sz="4" w:space="0"/>
+                    <w:right w:val="single" w:color="000000" w:sz="4" w:space="0"/>
+                  </w:tcBorders>
+                  <w:tcMar>
+                    <w:top w:w="0" w:type="dxa"/>
+                    <w:left w:w="100" w:type="dxa"/>
+                    <w:bottom w:w="0" w:type="dxa"/>
+                    <w:right w:w="100" w:type="dxa"/>
+                  </w:tcMar>
+                  <w:vAlign w:val="center"/>
+                </w:tcPr>
+                <w:p>
+                  <w:pPr>
+                    <w:spacing w:before="60" w:after="60" w:line="288" w:lineRule="auto"/>
+                    <w:ind w:left="0" w:leftChars="0" w:firstLine="0" w:firstLineChars="0"/>
+                    <w:jc w:val="both"/>
+                    <w:rPr>
+                      <w:rFonts w:ascii="Times New Roman" w:hAnsi="Times New Roman" w:eastAsia="Times New Roman" w:cs="Times New Roman"/>
+                      <w:sz w:val="26"/>
+                      <w:szCs w:val="26"/>
+                    </w:rPr>
+                  </w:pPr>
+                  <w:r>
+                    <w:rPr>
+                      <w:rFonts w:ascii="Times New Roman" w:hAnsi="Times New Roman" w:eastAsia="Times New Roman" w:cs="Times New Roman"/>
+                      <w:sz w:val="26"/>
+                      <w:szCs w:val="26"/>
+                    </w:rPr>
+                    <w:t>Người dùng</w:t>
+                  </w:r>
+                </w:p>
+              </w:tc>
+              <w:tc>
+                <w:tcPr>
+                  <w:tcW w:w="4636" w:type="dxa"/>
+                  <w:tcBorders>
+                    <w:top w:val="single" w:color="000000" w:sz="4" w:space="0"/>
+                    <w:left w:val="single" w:color="000000" w:sz="4" w:space="0"/>
+                    <w:bottom w:val="single" w:color="000000" w:sz="4" w:space="0"/>
+                    <w:right w:val="single" w:color="000000" w:sz="4" w:space="0"/>
+                  </w:tcBorders>
+                  <w:tcMar>
+                    <w:top w:w="0" w:type="dxa"/>
+                    <w:left w:w="100" w:type="dxa"/>
+                    <w:bottom w:w="0" w:type="dxa"/>
+                    <w:right w:w="100" w:type="dxa"/>
+                  </w:tcMar>
+                </w:tcPr>
+                <w:p>
+                  <w:pPr>
+                    <w:spacing w:before="60" w:after="60" w:line="288" w:lineRule="auto"/>
+                    <w:ind w:left="0" w:leftChars="0" w:right="68" w:firstLine="0" w:firstLineChars="0"/>
+                    <w:jc w:val="both"/>
+                    <w:rPr>
+                      <w:rFonts w:ascii="Times New Roman" w:hAnsi="Times New Roman" w:eastAsia="Times New Roman" w:cs="Times New Roman"/>
+                      <w:sz w:val="26"/>
+                      <w:szCs w:val="26"/>
+                    </w:rPr>
+                  </w:pPr>
+                </w:p>
+              </w:tc>
+            </w:tr>
+            <w:tr>
+              <w:tblPrEx>
+                <w:tblBorders>
+                  <w:top w:val="none" w:color="000000" w:sz="0" w:space="0"/>
+                  <w:left w:val="none" w:color="000000" w:sz="0" w:space="0"/>
+                  <w:bottom w:val="none" w:color="000000" w:sz="0" w:space="0"/>
+                  <w:right w:val="none" w:color="000000" w:sz="0" w:space="0"/>
+                  <w:insideH w:val="none" w:color="000000" w:sz="0" w:space="0"/>
+                  <w:insideV w:val="none" w:color="000000" w:sz="0" w:space="0"/>
+                </w:tblBorders>
+              </w:tblPrEx>
+              <w:tc>
+                <w:tcPr>
+                  <w:tcW w:w="544" w:type="dxa"/>
+                  <w:tcBorders>
+                    <w:top w:val="single" w:color="000000" w:sz="4" w:space="0"/>
+                    <w:left w:val="single" w:color="000000" w:sz="4" w:space="0"/>
+                    <w:bottom w:val="single" w:color="000000" w:sz="4" w:space="0"/>
+                    <w:right w:val="single" w:color="000000" w:sz="4" w:space="0"/>
+                  </w:tcBorders>
+                  <w:tcMar>
+                    <w:top w:w="0" w:type="dxa"/>
+                    <w:left w:w="100" w:type="dxa"/>
+                    <w:bottom w:w="0" w:type="dxa"/>
+                    <w:right w:w="100" w:type="dxa"/>
+                  </w:tcMar>
+                  <w:vAlign w:val="center"/>
+                </w:tcPr>
+                <w:p>
+                  <w:pPr>
+                    <w:spacing w:before="60" w:after="60" w:line="288" w:lineRule="auto"/>
+                    <w:jc w:val="center"/>
+                    <w:rPr>
+                      <w:rFonts w:ascii="Times New Roman" w:hAnsi="Times New Roman" w:eastAsia="Times New Roman" w:cs="Times New Roman"/>
+                      <w:sz w:val="26"/>
+                      <w:szCs w:val="26"/>
+                    </w:rPr>
+                  </w:pPr>
+                  <w:r>
+                    <w:rPr>
+                      <w:rFonts w:ascii="Times New Roman" w:hAnsi="Times New Roman" w:eastAsia="Times New Roman" w:cs="Times New Roman"/>
+                      <w:sz w:val="26"/>
+                      <w:szCs w:val="26"/>
+                    </w:rPr>
+                    <w:t>7</w:t>
+                  </w:r>
+                </w:p>
+              </w:tc>
+              <w:tc>
+                <w:tcPr>
+                  <w:tcW w:w="1592" w:type="dxa"/>
+                  <w:tcBorders>
+                    <w:top w:val="single" w:color="000000" w:sz="4" w:space="0"/>
+                    <w:left w:val="single" w:color="000000" w:sz="4" w:space="0"/>
+                    <w:bottom w:val="single" w:color="000000" w:sz="4" w:space="0"/>
+                    <w:right w:val="single" w:color="000000" w:sz="4" w:space="0"/>
+                  </w:tcBorders>
+                  <w:tcMar>
+                    <w:top w:w="0" w:type="dxa"/>
+                    <w:left w:w="100" w:type="dxa"/>
+                    <w:bottom w:w="0" w:type="dxa"/>
+                    <w:right w:w="100" w:type="dxa"/>
+                  </w:tcMar>
+                  <w:vAlign w:val="center"/>
+                </w:tcPr>
+                <w:p>
+                  <w:pPr>
+                    <w:spacing w:before="60" w:after="60" w:line="288" w:lineRule="auto"/>
+                    <w:ind w:left="0" w:leftChars="0" w:firstLine="0" w:firstLineChars="0"/>
+                    <w:jc w:val="both"/>
+                    <w:rPr>
+                      <w:rFonts w:ascii="Times New Roman" w:hAnsi="Times New Roman" w:eastAsia="Times New Roman" w:cs="Times New Roman"/>
+                      <w:sz w:val="26"/>
+                      <w:szCs w:val="26"/>
+                    </w:rPr>
+                  </w:pPr>
+                  <w:r>
+                    <w:rPr>
+                      <w:rFonts w:ascii="Times New Roman" w:hAnsi="Times New Roman" w:eastAsia="Times New Roman" w:cs="Times New Roman"/>
+                      <w:sz w:val="26"/>
+                      <w:szCs w:val="26"/>
+                    </w:rPr>
+                    <w:t>Hệ thống</w:t>
+                  </w:r>
+                </w:p>
+              </w:tc>
+              <w:tc>
+                <w:tcPr>
+                  <w:tcW w:w="4636" w:type="dxa"/>
+                  <w:tcBorders>
+                    <w:top w:val="single" w:color="000000" w:sz="4" w:space="0"/>
+                    <w:left w:val="single" w:color="000000" w:sz="4" w:space="0"/>
+                    <w:bottom w:val="single" w:color="000000" w:sz="4" w:space="0"/>
+                    <w:right w:val="single" w:color="000000" w:sz="4" w:space="0"/>
+                  </w:tcBorders>
+                  <w:tcMar>
+                    <w:top w:w="0" w:type="dxa"/>
+                    <w:left w:w="100" w:type="dxa"/>
+                    <w:bottom w:w="0" w:type="dxa"/>
+                    <w:right w:w="100" w:type="dxa"/>
+                  </w:tcMar>
+                </w:tcPr>
+                <w:p>
+                  <w:pPr>
+                    <w:spacing w:before="60" w:after="60" w:line="288" w:lineRule="auto"/>
+                    <w:ind w:left="0" w:leftChars="0" w:firstLine="0" w:firstLineChars="0"/>
+                    <w:jc w:val="both"/>
+                    <w:rPr>
+                      <w:rFonts w:ascii="Times New Roman" w:hAnsi="Times New Roman" w:eastAsia="Times New Roman" w:cs="Times New Roman"/>
+                      <w:sz w:val="26"/>
+                      <w:szCs w:val="26"/>
+                    </w:rPr>
+                  </w:pPr>
+                </w:p>
+              </w:tc>
+            </w:tr>
+          </w:tbl>
+          <w:p>
+            <w:pPr>
+              <w:spacing w:before="60" w:after="60" w:line="288" w:lineRule="auto"/>
+              <w:rPr>
+                <w:rFonts w:ascii="Times New Roman" w:hAnsi="Times New Roman" w:eastAsia="Times New Roman" w:cs="Times New Roman"/>
+                <w:sz w:val="26"/>
+                <w:szCs w:val="26"/>
+              </w:rPr>
+            </w:pPr>
+          </w:p>
+        </w:tc>
+      </w:tr>
+      <w:tr>
+        <w:tblPrEx>
+          <w:tblBorders>
+            <w:top w:val="none" w:color="000000" w:sz="0" w:space="0"/>
+            <w:left w:val="none" w:color="000000" w:sz="0" w:space="0"/>
+            <w:bottom w:val="none" w:color="000000" w:sz="0" w:space="0"/>
+            <w:right w:val="none" w:color="000000" w:sz="0" w:space="0"/>
+            <w:insideH w:val="none" w:color="000000" w:sz="0" w:space="0"/>
+            <w:insideV w:val="none" w:color="000000" w:sz="0" w:space="0"/>
+          </w:tblBorders>
+        </w:tblPrEx>
+        <w:trPr>
+          <w:trHeight w:val="90" w:hRule="atLeast"/>
+        </w:trPr>
+        <w:tc>
+          <w:tcPr>
+            <w:tcW w:w="1728" w:type="dxa"/>
+            <w:tcBorders>
+              <w:top w:val="single" w:color="000000" w:sz="4" w:space="0"/>
+              <w:left w:val="single" w:color="000000" w:sz="4" w:space="0"/>
+              <w:bottom w:val="single" w:color="000000" w:sz="4" w:space="0"/>
+              <w:right w:val="single" w:color="000000" w:sz="4" w:space="0"/>
+            </w:tcBorders>
+            <w:tcMar>
+              <w:top w:w="0" w:type="dxa"/>
+              <w:left w:w="100" w:type="dxa"/>
+              <w:bottom w:w="0" w:type="dxa"/>
+              <w:right w:w="100" w:type="dxa"/>
+            </w:tcMar>
+          </w:tcPr>
+          <w:p>
+            <w:pPr>
+              <w:spacing w:before="60" w:after="60" w:line="288" w:lineRule="auto"/>
+              <w:rPr>
+                <w:rFonts w:ascii="Times New Roman" w:hAnsi="Times New Roman" w:eastAsia="Times New Roman" w:cs="Times New Roman"/>
+                <w:sz w:val="26"/>
+                <w:szCs w:val="26"/>
+              </w:rPr>
+            </w:pPr>
+            <w:r>
+              <w:rPr>
+                <w:rFonts w:ascii="Times New Roman" w:hAnsi="Times New Roman" w:eastAsia="Times New Roman" w:cs="Times New Roman"/>
+                <w:sz w:val="26"/>
+                <w:szCs w:val="26"/>
+              </w:rPr>
+              <w:t>Luồng sự kiện rẽ nhánh</w:t>
+            </w:r>
+          </w:p>
+        </w:tc>
+        <w:tc>
+          <w:tcPr>
+            <w:tcW w:w="7044" w:type="dxa"/>
+            <w:gridSpan w:val="3"/>
+            <w:tcBorders>
+              <w:top w:val="single" w:color="000000" w:sz="4" w:space="0"/>
+              <w:left w:val="single" w:color="000000" w:sz="4" w:space="0"/>
+              <w:bottom w:val="single" w:color="000000" w:sz="4" w:space="0"/>
+              <w:right w:val="single" w:color="000000" w:sz="4" w:space="0"/>
+            </w:tcBorders>
+            <w:tcMar>
+              <w:top w:w="0" w:type="dxa"/>
+              <w:left w:w="100" w:type="dxa"/>
+              <w:bottom w:w="0" w:type="dxa"/>
+              <w:right w:w="100" w:type="dxa"/>
+            </w:tcMar>
+          </w:tcPr>
+          <w:p>
+            <w:pPr>
+              <w:spacing w:before="60" w:after="60" w:line="288" w:lineRule="auto"/>
+              <w:rPr>
+                <w:rFonts w:ascii="Times New Roman" w:hAnsi="Times New Roman" w:eastAsia="Times New Roman" w:cs="Times New Roman"/>
+                <w:sz w:val="26"/>
+                <w:szCs w:val="26"/>
+              </w:rPr>
+            </w:pPr>
+          </w:p>
+          <w:tbl>
+            <w:tblPr>
+              <w:tblStyle w:val="252"/>
+              <w:tblW w:w="6808" w:type="dxa"/>
+              <w:tblInd w:w="0" w:type="dxa"/>
+              <w:tblBorders>
+                <w:top w:val="none" w:color="000000" w:sz="0" w:space="0"/>
+                <w:left w:val="none" w:color="000000" w:sz="0" w:space="0"/>
+                <w:bottom w:val="none" w:color="000000" w:sz="0" w:space="0"/>
+                <w:right w:val="none" w:color="000000" w:sz="0" w:space="0"/>
+                <w:insideH w:val="none" w:color="000000" w:sz="0" w:space="0"/>
+                <w:insideV w:val="none" w:color="000000" w:sz="0" w:space="0"/>
+              </w:tblBorders>
+              <w:tblLayout w:type="fixed"/>
+              <w:tblCellMar>
+                <w:top w:w="15" w:type="dxa"/>
+                <w:left w:w="15" w:type="dxa"/>
+                <w:bottom w:w="15" w:type="dxa"/>
+                <w:right w:w="15" w:type="dxa"/>
+              </w:tblCellMar>
+            </w:tblPr>
+            <w:tblGrid>
+              <w:gridCol w:w="540"/>
+              <w:gridCol w:w="1590"/>
+              <w:gridCol w:w="4678"/>
+            </w:tblGrid>
+            <w:tr>
+              <w:tblPrEx>
+                <w:tblBorders>
+                  <w:top w:val="none" w:color="000000" w:sz="0" w:space="0"/>
+                  <w:left w:val="none" w:color="000000" w:sz="0" w:space="0"/>
+                  <w:bottom w:val="none" w:color="000000" w:sz="0" w:space="0"/>
+                  <w:right w:val="none" w:color="000000" w:sz="0" w:space="0"/>
+                  <w:insideH w:val="none" w:color="000000" w:sz="0" w:space="0"/>
+                  <w:insideV w:val="none" w:color="000000" w:sz="0" w:space="0"/>
+                </w:tblBorders>
+                <w:tblCellMar>
+                  <w:top w:w="15" w:type="dxa"/>
+                  <w:left w:w="15" w:type="dxa"/>
+                  <w:bottom w:w="15" w:type="dxa"/>
+                  <w:right w:w="15" w:type="dxa"/>
+                </w:tblCellMar>
+              </w:tblPrEx>
+              <w:tc>
+                <w:tcPr>
+                  <w:tcW w:w="540" w:type="dxa"/>
+                  <w:tcBorders>
+                    <w:top w:val="single" w:color="000000" w:sz="4" w:space="0"/>
+                    <w:left w:val="single" w:color="000000" w:sz="4" w:space="0"/>
+                    <w:bottom w:val="single" w:color="000000" w:sz="4" w:space="0"/>
+                    <w:right w:val="single" w:color="000000" w:sz="4" w:space="0"/>
+                  </w:tcBorders>
+                  <w:tcMar>
+                    <w:top w:w="0" w:type="dxa"/>
+                    <w:left w:w="100" w:type="dxa"/>
+                    <w:bottom w:w="0" w:type="dxa"/>
+                    <w:right w:w="100" w:type="dxa"/>
+                  </w:tcMar>
+                </w:tcPr>
+                <w:p>
+                  <w:pPr>
+                    <w:spacing w:before="60" w:after="60" w:line="288" w:lineRule="auto"/>
+                    <w:jc w:val="center"/>
+                    <w:rPr>
+                      <w:rFonts w:ascii="Times New Roman" w:hAnsi="Times New Roman" w:eastAsia="Times New Roman" w:cs="Times New Roman"/>
+                      <w:sz w:val="26"/>
+                      <w:szCs w:val="26"/>
+                    </w:rPr>
+                  </w:pPr>
+                  <w:r>
+                    <w:rPr>
+                      <w:rFonts w:ascii="Times New Roman" w:hAnsi="Times New Roman" w:eastAsia="Times New Roman" w:cs="Times New Roman"/>
+                      <w:b/>
+                      <w:bCs/>
+                      <w:sz w:val="26"/>
+                      <w:szCs w:val="26"/>
+                    </w:rPr>
+                    <w:t>#</w:t>
+                  </w:r>
+                </w:p>
+              </w:tc>
+              <w:tc>
+                <w:tcPr>
+                  <w:tcW w:w="1590" w:type="dxa"/>
+                  <w:tcBorders>
+                    <w:top w:val="single" w:color="000000" w:sz="4" w:space="0"/>
+                    <w:left w:val="single" w:color="000000" w:sz="4" w:space="0"/>
+                    <w:bottom w:val="single" w:color="000000" w:sz="4" w:space="0"/>
+                    <w:right w:val="single" w:color="000000" w:sz="4" w:space="0"/>
+                  </w:tcBorders>
+                  <w:tcMar>
+                    <w:top w:w="0" w:type="dxa"/>
+                    <w:left w:w="100" w:type="dxa"/>
+                    <w:bottom w:w="0" w:type="dxa"/>
+                    <w:right w:w="100" w:type="dxa"/>
+                  </w:tcMar>
+                </w:tcPr>
+                <w:p>
+                  <w:pPr>
+                    <w:spacing w:before="60" w:after="60" w:line="288" w:lineRule="auto"/>
+                    <w:ind w:left="0" w:leftChars="0" w:firstLine="0" w:firstLineChars="0"/>
+                    <w:jc w:val="both"/>
+                    <w:rPr>
+                      <w:rFonts w:ascii="Times New Roman" w:hAnsi="Times New Roman" w:eastAsia="Times New Roman" w:cs="Times New Roman"/>
+                      <w:sz w:val="26"/>
+                      <w:szCs w:val="26"/>
+                    </w:rPr>
+                  </w:pPr>
+                  <w:r>
+                    <w:rPr>
+                      <w:rFonts w:ascii="Times New Roman" w:hAnsi="Times New Roman" w:eastAsia="Times New Roman" w:cs="Times New Roman"/>
+                      <w:b/>
+                      <w:bCs/>
+                      <w:sz w:val="26"/>
+                      <w:szCs w:val="26"/>
+                    </w:rPr>
+                    <w:t>Thực hiện bởi</w:t>
+                  </w:r>
+                </w:p>
+              </w:tc>
+              <w:tc>
+                <w:tcPr>
+                  <w:tcW w:w="4678" w:type="dxa"/>
+                  <w:tcBorders>
+                    <w:top w:val="single" w:color="000000" w:sz="4" w:space="0"/>
+                    <w:left w:val="single" w:color="000000" w:sz="4" w:space="0"/>
+                    <w:bottom w:val="single" w:color="000000" w:sz="4" w:space="0"/>
+                    <w:right w:val="single" w:color="000000" w:sz="4" w:space="0"/>
+                  </w:tcBorders>
+                  <w:tcMar>
+                    <w:top w:w="0" w:type="dxa"/>
+                    <w:left w:w="100" w:type="dxa"/>
+                    <w:bottom w:w="0" w:type="dxa"/>
+                    <w:right w:w="100" w:type="dxa"/>
+                  </w:tcMar>
+                </w:tcPr>
+                <w:p>
+                  <w:pPr>
+                    <w:spacing w:before="60" w:after="60" w:line="288" w:lineRule="auto"/>
+                    <w:jc w:val="both"/>
+                    <w:rPr>
+                      <w:rFonts w:ascii="Times New Roman" w:hAnsi="Times New Roman" w:eastAsia="Times New Roman" w:cs="Times New Roman"/>
+                      <w:sz w:val="26"/>
+                      <w:szCs w:val="26"/>
+                    </w:rPr>
+                  </w:pPr>
+                  <w:r>
+                    <w:rPr>
+                      <w:rFonts w:ascii="Times New Roman" w:hAnsi="Times New Roman" w:eastAsia="Times New Roman" w:cs="Times New Roman"/>
+                      <w:b/>
+                      <w:bCs/>
+                      <w:sz w:val="26"/>
+                      <w:szCs w:val="26"/>
+                    </w:rPr>
+                    <w:t>Hành động</w:t>
+                  </w:r>
+                </w:p>
+              </w:tc>
+            </w:tr>
+            <w:tr>
+              <w:tblPrEx>
+                <w:tblBorders>
+                  <w:top w:val="none" w:color="000000" w:sz="0" w:space="0"/>
+                  <w:left w:val="none" w:color="000000" w:sz="0" w:space="0"/>
+                  <w:bottom w:val="none" w:color="000000" w:sz="0" w:space="0"/>
+                  <w:right w:val="none" w:color="000000" w:sz="0" w:space="0"/>
+                  <w:insideH w:val="none" w:color="000000" w:sz="0" w:space="0"/>
+                  <w:insideV w:val="none" w:color="000000" w:sz="0" w:space="0"/>
+                </w:tblBorders>
+                <w:tblCellMar>
+                  <w:top w:w="15" w:type="dxa"/>
+                  <w:left w:w="15" w:type="dxa"/>
+                  <w:bottom w:w="15" w:type="dxa"/>
+                  <w:right w:w="15" w:type="dxa"/>
+                </w:tblCellMar>
+              </w:tblPrEx>
+              <w:tc>
+                <w:tcPr>
+                  <w:tcW w:w="540" w:type="dxa"/>
+                  <w:tcBorders>
+                    <w:top w:val="single" w:color="000000" w:sz="4" w:space="0"/>
+                    <w:left w:val="single" w:color="000000" w:sz="4" w:space="0"/>
+                    <w:bottom w:val="single" w:color="000000" w:sz="4" w:space="0"/>
+                    <w:right w:val="single" w:color="000000" w:sz="4" w:space="0"/>
+                  </w:tcBorders>
+                  <w:tcMar>
+                    <w:top w:w="0" w:type="dxa"/>
+                    <w:left w:w="100" w:type="dxa"/>
+                    <w:bottom w:w="0" w:type="dxa"/>
+                    <w:right w:w="100" w:type="dxa"/>
+                  </w:tcMar>
+                  <w:vAlign w:val="center"/>
+                </w:tcPr>
+                <w:p>
+                  <w:pPr>
+                    <w:spacing w:before="60" w:after="60" w:line="288" w:lineRule="auto"/>
+                    <w:jc w:val="center"/>
+                    <w:rPr>
+                      <w:rFonts w:ascii="Times New Roman" w:hAnsi="Times New Roman" w:eastAsia="Times New Roman" w:cs="Times New Roman"/>
+                      <w:sz w:val="26"/>
+                      <w:szCs w:val="26"/>
+                    </w:rPr>
+                  </w:pPr>
+                  <w:r>
+                    <w:rPr>
+                      <w:rFonts w:ascii="Times New Roman" w:hAnsi="Times New Roman" w:eastAsia="Times New Roman" w:cs="Times New Roman"/>
+                      <w:sz w:val="26"/>
+                      <w:szCs w:val="26"/>
+                    </w:rPr>
+                    <w:t>4a</w:t>
+                  </w:r>
+                </w:p>
+              </w:tc>
+              <w:tc>
+                <w:tcPr>
+                  <w:tcW w:w="1590" w:type="dxa"/>
+                  <w:tcBorders>
+                    <w:top w:val="single" w:color="000000" w:sz="4" w:space="0"/>
+                    <w:left w:val="single" w:color="000000" w:sz="4" w:space="0"/>
+                    <w:bottom w:val="single" w:color="000000" w:sz="4" w:space="0"/>
+                    <w:right w:val="single" w:color="000000" w:sz="4" w:space="0"/>
+                  </w:tcBorders>
+                  <w:tcMar>
+                    <w:top w:w="0" w:type="dxa"/>
+                    <w:left w:w="100" w:type="dxa"/>
+                    <w:bottom w:w="0" w:type="dxa"/>
+                    <w:right w:w="100" w:type="dxa"/>
+                  </w:tcMar>
+                  <w:vAlign w:val="center"/>
+                </w:tcPr>
+                <w:p>
+                  <w:pPr>
+                    <w:spacing w:before="60" w:after="60" w:line="288" w:lineRule="auto"/>
+                    <w:ind w:left="0" w:leftChars="0" w:firstLine="0" w:firstLineChars="0"/>
+                    <w:jc w:val="both"/>
+                    <w:rPr>
+                      <w:rFonts w:ascii="Times New Roman" w:hAnsi="Times New Roman" w:eastAsia="Times New Roman" w:cs="Times New Roman"/>
+                      <w:sz w:val="26"/>
+                      <w:szCs w:val="26"/>
+                    </w:rPr>
+                  </w:pPr>
+                  <w:r>
+                    <w:rPr>
+                      <w:rFonts w:ascii="Times New Roman" w:hAnsi="Times New Roman" w:eastAsia="Times New Roman" w:cs="Times New Roman"/>
+                      <w:sz w:val="26"/>
+                      <w:szCs w:val="26"/>
+                    </w:rPr>
+                    <w:t>Hệ thống</w:t>
+                  </w:r>
+                </w:p>
+              </w:tc>
+              <w:tc>
+                <w:tcPr>
+                  <w:tcW w:w="4678" w:type="dxa"/>
+                  <w:tcBorders>
+                    <w:top w:val="single" w:color="000000" w:sz="4" w:space="0"/>
+                    <w:left w:val="single" w:color="000000" w:sz="4" w:space="0"/>
+                    <w:bottom w:val="single" w:color="000000" w:sz="4" w:space="0"/>
+                    <w:right w:val="single" w:color="000000" w:sz="4" w:space="0"/>
+                  </w:tcBorders>
+                  <w:tcMar>
+                    <w:top w:w="0" w:type="dxa"/>
+                    <w:left w:w="100" w:type="dxa"/>
+                    <w:bottom w:w="0" w:type="dxa"/>
+                    <w:right w:w="100" w:type="dxa"/>
+                  </w:tcMar>
+                </w:tcPr>
+                <w:p>
+                  <w:pPr>
+                    <w:spacing w:before="60" w:after="60" w:line="288" w:lineRule="auto"/>
+                    <w:jc w:val="both"/>
+                    <w:rPr>
+                      <w:rFonts w:ascii="Times New Roman" w:hAnsi="Times New Roman" w:eastAsia="Times New Roman" w:cs="Times New Roman"/>
+                      <w:sz w:val="26"/>
+                      <w:szCs w:val="26"/>
+                    </w:rPr>
+                  </w:pPr>
+                </w:p>
+              </w:tc>
+            </w:tr>
+            <w:tr>
+              <w:tblPrEx>
+                <w:tblBorders>
+                  <w:top w:val="none" w:color="000000" w:sz="0" w:space="0"/>
+                  <w:left w:val="none" w:color="000000" w:sz="0" w:space="0"/>
+                  <w:bottom w:val="none" w:color="000000" w:sz="0" w:space="0"/>
+                  <w:right w:val="none" w:color="000000" w:sz="0" w:space="0"/>
+                  <w:insideH w:val="none" w:color="000000" w:sz="0" w:space="0"/>
+                  <w:insideV w:val="none" w:color="000000" w:sz="0" w:space="0"/>
+                </w:tblBorders>
+                <w:tblCellMar>
+                  <w:top w:w="15" w:type="dxa"/>
+                  <w:left w:w="15" w:type="dxa"/>
+                  <w:bottom w:w="15" w:type="dxa"/>
+                  <w:right w:w="15" w:type="dxa"/>
+                </w:tblCellMar>
+              </w:tblPrEx>
+              <w:tc>
+                <w:tcPr>
+                  <w:tcW w:w="540" w:type="dxa"/>
+                  <w:tcBorders>
+                    <w:top w:val="single" w:color="000000" w:sz="4" w:space="0"/>
+                    <w:left w:val="single" w:color="000000" w:sz="4" w:space="0"/>
+                    <w:bottom w:val="single" w:color="000000" w:sz="4" w:space="0"/>
+                    <w:right w:val="single" w:color="000000" w:sz="4" w:space="0"/>
+                  </w:tcBorders>
+                  <w:tcMar>
+                    <w:top w:w="0" w:type="dxa"/>
+                    <w:left w:w="100" w:type="dxa"/>
+                    <w:bottom w:w="0" w:type="dxa"/>
+                    <w:right w:w="100" w:type="dxa"/>
+                  </w:tcMar>
+                  <w:vAlign w:val="center"/>
+                </w:tcPr>
+                <w:p>
+                  <w:pPr>
+                    <w:spacing w:before="60" w:after="60" w:line="288" w:lineRule="auto"/>
+                    <w:jc w:val="center"/>
+                    <w:rPr>
+                      <w:rFonts w:ascii="Times New Roman" w:hAnsi="Times New Roman" w:eastAsia="Times New Roman" w:cs="Times New Roman"/>
+                      <w:sz w:val="26"/>
+                      <w:szCs w:val="26"/>
+                    </w:rPr>
+                  </w:pPr>
+                  <w:r>
+                    <w:rPr>
+                      <w:rFonts w:ascii="Times New Roman" w:hAnsi="Times New Roman" w:eastAsia="Times New Roman" w:cs="Times New Roman"/>
+                      <w:sz w:val="26"/>
+                      <w:szCs w:val="26"/>
+                    </w:rPr>
+                    <w:t>4b</w:t>
+                  </w:r>
+                </w:p>
+              </w:tc>
+              <w:tc>
+                <w:tcPr>
+                  <w:tcW w:w="1590" w:type="dxa"/>
+                  <w:tcBorders>
+                    <w:top w:val="single" w:color="000000" w:sz="4" w:space="0"/>
+                    <w:left w:val="single" w:color="000000" w:sz="4" w:space="0"/>
+                    <w:bottom w:val="single" w:color="000000" w:sz="4" w:space="0"/>
+                    <w:right w:val="single" w:color="000000" w:sz="4" w:space="0"/>
+                  </w:tcBorders>
+                  <w:tcMar>
+                    <w:top w:w="0" w:type="dxa"/>
+                    <w:left w:w="100" w:type="dxa"/>
+                    <w:bottom w:w="0" w:type="dxa"/>
+                    <w:right w:w="100" w:type="dxa"/>
+                  </w:tcMar>
+                  <w:vAlign w:val="center"/>
+                </w:tcPr>
+                <w:p>
+                  <w:pPr>
+                    <w:spacing w:before="60" w:after="60" w:line="288" w:lineRule="auto"/>
+                    <w:ind w:left="0" w:leftChars="0" w:firstLine="0" w:firstLineChars="0"/>
+                    <w:jc w:val="both"/>
+                    <w:rPr>
+                      <w:rFonts w:ascii="Times New Roman" w:hAnsi="Times New Roman" w:eastAsia="Times New Roman" w:cs="Times New Roman"/>
+                      <w:sz w:val="26"/>
+                      <w:szCs w:val="26"/>
+                    </w:rPr>
+                  </w:pPr>
+                  <w:r>
+                    <w:rPr>
+                      <w:rFonts w:ascii="Times New Roman" w:hAnsi="Times New Roman" w:eastAsia="Times New Roman" w:cs="Times New Roman"/>
+                      <w:sz w:val="26"/>
+                      <w:szCs w:val="26"/>
+                    </w:rPr>
+                    <w:t>Hệ thống</w:t>
+                  </w:r>
+                </w:p>
+              </w:tc>
+              <w:tc>
+                <w:tcPr>
+                  <w:tcW w:w="4678" w:type="dxa"/>
+                  <w:tcBorders>
+                    <w:top w:val="single" w:color="000000" w:sz="4" w:space="0"/>
+                    <w:left w:val="single" w:color="000000" w:sz="4" w:space="0"/>
+                    <w:bottom w:val="single" w:color="000000" w:sz="4" w:space="0"/>
+                    <w:right w:val="single" w:color="000000" w:sz="4" w:space="0"/>
+                  </w:tcBorders>
+                  <w:tcMar>
+                    <w:top w:w="0" w:type="dxa"/>
+                    <w:left w:w="100" w:type="dxa"/>
+                    <w:bottom w:w="0" w:type="dxa"/>
+                    <w:right w:w="100" w:type="dxa"/>
+                  </w:tcMar>
+                </w:tcPr>
+                <w:p>
+                  <w:pPr>
+                    <w:spacing w:before="60" w:after="60" w:line="288" w:lineRule="auto"/>
+                    <w:ind w:left="0" w:leftChars="0" w:firstLine="0" w:firstLineChars="0"/>
+                    <w:jc w:val="both"/>
+                    <w:rPr>
+                      <w:rFonts w:ascii="Times New Roman" w:hAnsi="Times New Roman" w:eastAsia="Times New Roman" w:cs="Times New Roman"/>
+                      <w:sz w:val="26"/>
+                      <w:szCs w:val="26"/>
+                    </w:rPr>
+                  </w:pPr>
+                </w:p>
+              </w:tc>
+            </w:tr>
+            <w:tr>
+              <w:tblPrEx>
+                <w:tblBorders>
+                  <w:top w:val="none" w:color="000000" w:sz="0" w:space="0"/>
+                  <w:left w:val="none" w:color="000000" w:sz="0" w:space="0"/>
+                  <w:bottom w:val="none" w:color="000000" w:sz="0" w:space="0"/>
+                  <w:right w:val="none" w:color="000000" w:sz="0" w:space="0"/>
+                  <w:insideH w:val="none" w:color="000000" w:sz="0" w:space="0"/>
+                  <w:insideV w:val="none" w:color="000000" w:sz="0" w:space="0"/>
+                </w:tblBorders>
+                <w:tblCellMar>
+                  <w:top w:w="15" w:type="dxa"/>
+                  <w:left w:w="15" w:type="dxa"/>
+                  <w:bottom w:w="15" w:type="dxa"/>
+                  <w:right w:w="15" w:type="dxa"/>
+                </w:tblCellMar>
+              </w:tblPrEx>
+              <w:tc>
+                <w:tcPr>
+                  <w:tcW w:w="540" w:type="dxa"/>
+                  <w:tcBorders>
+                    <w:top w:val="single" w:color="000000" w:sz="4" w:space="0"/>
+                    <w:left w:val="single" w:color="000000" w:sz="4" w:space="0"/>
+                    <w:bottom w:val="single" w:color="000000" w:sz="4" w:space="0"/>
+                    <w:right w:val="single" w:color="000000" w:sz="4" w:space="0"/>
+                  </w:tcBorders>
+                  <w:tcMar>
+                    <w:top w:w="0" w:type="dxa"/>
+                    <w:left w:w="100" w:type="dxa"/>
+                    <w:bottom w:w="0" w:type="dxa"/>
+                    <w:right w:w="100" w:type="dxa"/>
+                  </w:tcMar>
+                  <w:vAlign w:val="center"/>
+                </w:tcPr>
+                <w:p>
+                  <w:pPr>
+                    <w:spacing w:before="60" w:after="60" w:line="288" w:lineRule="auto"/>
+                    <w:jc w:val="center"/>
+                    <w:rPr>
+                      <w:rFonts w:ascii="Times New Roman" w:hAnsi="Times New Roman" w:eastAsia="Times New Roman" w:cs="Times New Roman"/>
+                      <w:sz w:val="26"/>
+                      <w:szCs w:val="26"/>
+                    </w:rPr>
+                  </w:pPr>
+                  <w:r>
+                    <w:rPr>
+                      <w:rFonts w:ascii="Times New Roman" w:hAnsi="Times New Roman" w:eastAsia="Times New Roman" w:cs="Times New Roman"/>
+                      <w:sz w:val="26"/>
+                      <w:szCs w:val="26"/>
+                    </w:rPr>
+                    <w:t>*</w:t>
+                  </w:r>
+                </w:p>
+              </w:tc>
+              <w:tc>
+                <w:tcPr>
+                  <w:tcW w:w="1590" w:type="dxa"/>
+                  <w:tcBorders>
+                    <w:top w:val="single" w:color="000000" w:sz="4" w:space="0"/>
+                    <w:left w:val="single" w:color="000000" w:sz="4" w:space="0"/>
+                    <w:bottom w:val="single" w:color="000000" w:sz="4" w:space="0"/>
+                    <w:right w:val="single" w:color="000000" w:sz="4" w:space="0"/>
+                  </w:tcBorders>
+                  <w:tcMar>
+                    <w:top w:w="0" w:type="dxa"/>
+                    <w:left w:w="100" w:type="dxa"/>
+                    <w:bottom w:w="0" w:type="dxa"/>
+                    <w:right w:w="100" w:type="dxa"/>
+                  </w:tcMar>
+                  <w:vAlign w:val="center"/>
+                </w:tcPr>
+                <w:p>
+                  <w:pPr>
+                    <w:spacing w:before="60" w:after="60" w:line="288" w:lineRule="auto"/>
+                    <w:ind w:left="0" w:leftChars="0" w:firstLine="0" w:firstLineChars="0"/>
+                    <w:jc w:val="both"/>
+                    <w:rPr>
+                      <w:rFonts w:ascii="Times New Roman" w:hAnsi="Times New Roman" w:eastAsia="Times New Roman" w:cs="Times New Roman"/>
+                      <w:sz w:val="26"/>
+                      <w:szCs w:val="26"/>
+                    </w:rPr>
+                  </w:pPr>
+                  <w:r>
+                    <w:rPr>
+                      <w:rFonts w:ascii="Times New Roman" w:hAnsi="Times New Roman" w:eastAsia="Times New Roman" w:cs="Times New Roman"/>
+                      <w:sz w:val="26"/>
+                      <w:szCs w:val="26"/>
+                    </w:rPr>
+                    <w:t>Hệ thống</w:t>
+                  </w:r>
+                </w:p>
+              </w:tc>
+              <w:tc>
+                <w:tcPr>
+                  <w:tcW w:w="4678" w:type="dxa"/>
+                  <w:tcBorders>
+                    <w:top w:val="single" w:color="000000" w:sz="4" w:space="0"/>
+                    <w:left w:val="single" w:color="000000" w:sz="4" w:space="0"/>
+                    <w:bottom w:val="single" w:color="000000" w:sz="4" w:space="0"/>
+                    <w:right w:val="single" w:color="000000" w:sz="4" w:space="0"/>
+                  </w:tcBorders>
+                  <w:tcMar>
+                    <w:top w:w="0" w:type="dxa"/>
+                    <w:left w:w="100" w:type="dxa"/>
+                    <w:bottom w:w="0" w:type="dxa"/>
+                    <w:right w:w="100" w:type="dxa"/>
+                  </w:tcMar>
+                </w:tcPr>
+                <w:p>
+                  <w:pPr>
+                    <w:spacing w:before="60" w:after="60" w:line="288" w:lineRule="auto"/>
+                    <w:ind w:left="0" w:leftChars="0" w:firstLine="0" w:firstLineChars="0"/>
+                    <w:jc w:val="both"/>
+                    <w:rPr>
+                      <w:rFonts w:ascii="Times New Roman" w:hAnsi="Times New Roman" w:eastAsia="Times New Roman" w:cs="Times New Roman"/>
+                      <w:sz w:val="26"/>
+                      <w:szCs w:val="26"/>
+                    </w:rPr>
+                  </w:pPr>
+                </w:p>
+              </w:tc>
+            </w:tr>
+          </w:tbl>
+          <w:p>
+            <w:pPr>
+              <w:spacing w:before="60" w:after="60" w:line="288" w:lineRule="auto"/>
+              <w:rPr>
+                <w:rFonts w:ascii="Times New Roman" w:hAnsi="Times New Roman" w:eastAsia="Times New Roman" w:cs="Times New Roman"/>
+                <w:sz w:val="26"/>
+                <w:szCs w:val="26"/>
+              </w:rPr>
+            </w:pPr>
+          </w:p>
+        </w:tc>
+      </w:tr>
+      <w:tr>
+        <w:tblPrEx>
+          <w:tblBorders>
+            <w:top w:val="none" w:color="000000" w:sz="0" w:space="0"/>
+            <w:left w:val="none" w:color="000000" w:sz="0" w:space="0"/>
+            <w:bottom w:val="none" w:color="000000" w:sz="0" w:space="0"/>
+            <w:right w:val="none" w:color="000000" w:sz="0" w:space="0"/>
+            <w:insideH w:val="none" w:color="000000" w:sz="0" w:space="0"/>
+            <w:insideV w:val="none" w:color="000000" w:sz="0" w:space="0"/>
+          </w:tblBorders>
+          <w:tblCellMar>
+            <w:top w:w="15" w:type="dxa"/>
+            <w:left w:w="15" w:type="dxa"/>
+            <w:bottom w:w="15" w:type="dxa"/>
+            <w:right w:w="15" w:type="dxa"/>
+          </w:tblCellMar>
+        </w:tblPrEx>
+        <w:trPr>
+          <w:trHeight w:val="90" w:hRule="atLeast"/>
+        </w:trPr>
+        <w:tc>
+          <w:tcPr>
+            <w:tcW w:w="1728" w:type="dxa"/>
+            <w:tcBorders>
+              <w:top w:val="single" w:color="000000" w:sz="4" w:space="0"/>
+              <w:left w:val="single" w:color="000000" w:sz="4" w:space="0"/>
+              <w:bottom w:val="single" w:color="000000" w:sz="4" w:space="0"/>
+              <w:right w:val="single" w:color="000000" w:sz="4" w:space="0"/>
+            </w:tcBorders>
+            <w:tcMar>
+              <w:top w:w="0" w:type="dxa"/>
+              <w:left w:w="100" w:type="dxa"/>
+              <w:bottom w:w="0" w:type="dxa"/>
+              <w:right w:w="100" w:type="dxa"/>
+            </w:tcMar>
+            <w:vAlign w:val="center"/>
+          </w:tcPr>
+          <w:p>
+            <w:pPr>
+              <w:spacing w:before="60" w:after="60" w:line="288" w:lineRule="auto"/>
+              <w:rPr>
+                <w:rFonts w:ascii="Times New Roman" w:hAnsi="Times New Roman" w:eastAsia="Times New Roman" w:cs="Times New Roman"/>
+                <w:sz w:val="26"/>
+                <w:szCs w:val="26"/>
+              </w:rPr>
+            </w:pPr>
+            <w:r>
+              <w:rPr>
+                <w:rFonts w:ascii="Times New Roman" w:hAnsi="Times New Roman" w:eastAsia="Times New Roman" w:cs="Times New Roman"/>
+                <w:sz w:val="26"/>
+                <w:szCs w:val="26"/>
+              </w:rPr>
+              <w:t>Các yêu cầu đặc biệt</w:t>
+            </w:r>
+          </w:p>
+        </w:tc>
+        <w:tc>
+          <w:tcPr>
+            <w:tcW w:w="7044" w:type="dxa"/>
+            <w:gridSpan w:val="3"/>
+            <w:tcBorders>
+              <w:top w:val="single" w:color="000000" w:sz="4" w:space="0"/>
+              <w:left w:val="single" w:color="000000" w:sz="4" w:space="0"/>
+              <w:bottom w:val="single" w:color="000000" w:sz="4" w:space="0"/>
+              <w:right w:val="single" w:color="000000" w:sz="4" w:space="0"/>
+            </w:tcBorders>
+            <w:tcMar>
+              <w:top w:w="0" w:type="dxa"/>
+              <w:left w:w="100" w:type="dxa"/>
+              <w:bottom w:w="0" w:type="dxa"/>
+              <w:right w:w="100" w:type="dxa"/>
+            </w:tcMar>
+          </w:tcPr>
+          <w:p>
+            <w:pPr>
+              <w:spacing w:before="60" w:after="60" w:line="288" w:lineRule="auto"/>
+              <w:jc w:val="both"/>
+              <w:rPr>
+                <w:rFonts w:ascii="Times New Roman" w:hAnsi="Times New Roman" w:eastAsia="Times New Roman" w:cs="Times New Roman"/>
+                <w:sz w:val="26"/>
+                <w:szCs w:val="26"/>
+              </w:rPr>
+            </w:pPr>
+            <w:r>
+              <w:rPr>
+                <w:rFonts w:ascii="Times New Roman" w:hAnsi="Times New Roman" w:eastAsia="Times New Roman" w:cs="Times New Roman"/>
+                <w:sz w:val="26"/>
+                <w:szCs w:val="26"/>
+              </w:rPr>
+              <w:t>Không có</w:t>
+            </w:r>
+          </w:p>
+        </w:tc>
+      </w:tr>
+      <w:tr>
+        <w:tblPrEx>
+          <w:tblBorders>
+            <w:top w:val="none" w:color="000000" w:sz="0" w:space="0"/>
+            <w:left w:val="none" w:color="000000" w:sz="0" w:space="0"/>
+            <w:bottom w:val="none" w:color="000000" w:sz="0" w:space="0"/>
+            <w:right w:val="none" w:color="000000" w:sz="0" w:space="0"/>
+            <w:insideH w:val="none" w:color="000000" w:sz="0" w:space="0"/>
+            <w:insideV w:val="none" w:color="000000" w:sz="0" w:space="0"/>
+          </w:tblBorders>
+          <w:tblCellMar>
+            <w:top w:w="15" w:type="dxa"/>
+            <w:left w:w="15" w:type="dxa"/>
+            <w:bottom w:w="15" w:type="dxa"/>
+            <w:right w:w="15" w:type="dxa"/>
+          </w:tblCellMar>
+        </w:tblPrEx>
+        <w:trPr>
+          <w:trHeight w:val="720" w:hRule="atLeast"/>
+        </w:trPr>
+        <w:tc>
+          <w:tcPr>
+            <w:tcW w:w="1728" w:type="dxa"/>
+            <w:tcBorders>
+              <w:top w:val="single" w:color="000000" w:sz="4" w:space="0"/>
+              <w:left w:val="single" w:color="000000" w:sz="4" w:space="0"/>
+              <w:bottom w:val="single" w:color="000000" w:sz="4" w:space="0"/>
+              <w:right w:val="single" w:color="000000" w:sz="4" w:space="0"/>
+            </w:tcBorders>
+            <w:tcMar>
+              <w:top w:w="0" w:type="dxa"/>
+              <w:left w:w="100" w:type="dxa"/>
+              <w:bottom w:w="0" w:type="dxa"/>
+              <w:right w:w="100" w:type="dxa"/>
+            </w:tcMar>
+            <w:vAlign w:val="center"/>
+          </w:tcPr>
+          <w:p>
+            <w:pPr>
+              <w:spacing w:before="60" w:after="60" w:line="288" w:lineRule="auto"/>
+              <w:rPr>
+                <w:rFonts w:ascii="Times New Roman" w:hAnsi="Times New Roman" w:eastAsia="Times New Roman" w:cs="Times New Roman"/>
+                <w:sz w:val="26"/>
+                <w:szCs w:val="26"/>
+              </w:rPr>
+            </w:pPr>
+            <w:r>
+              <w:rPr>
+                <w:rFonts w:ascii="Times New Roman" w:hAnsi="Times New Roman" w:eastAsia="Times New Roman" w:cs="Times New Roman"/>
+                <w:sz w:val="26"/>
+                <w:szCs w:val="26"/>
+              </w:rPr>
+              <w:t>Điểm mở rộng</w:t>
+            </w:r>
+          </w:p>
+        </w:tc>
+        <w:tc>
+          <w:tcPr>
+            <w:tcW w:w="7044" w:type="dxa"/>
+            <w:gridSpan w:val="3"/>
+            <w:tcBorders>
+              <w:top w:val="single" w:color="000000" w:sz="4" w:space="0"/>
+              <w:left w:val="single" w:color="000000" w:sz="4" w:space="0"/>
+              <w:bottom w:val="single" w:color="000000" w:sz="4" w:space="0"/>
+              <w:right w:val="single" w:color="000000" w:sz="4" w:space="0"/>
+            </w:tcBorders>
+            <w:tcMar>
+              <w:top w:w="0" w:type="dxa"/>
+              <w:left w:w="100" w:type="dxa"/>
+              <w:bottom w:w="0" w:type="dxa"/>
+              <w:right w:w="100" w:type="dxa"/>
+            </w:tcMar>
+          </w:tcPr>
+          <w:p>
+            <w:pPr>
+              <w:spacing w:before="60" w:after="60" w:line="288" w:lineRule="auto"/>
+              <w:jc w:val="both"/>
+              <w:rPr>
+                <w:rFonts w:ascii="Times New Roman" w:hAnsi="Times New Roman" w:eastAsia="Times New Roman" w:cs="Times New Roman"/>
+                <w:sz w:val="26"/>
+                <w:szCs w:val="26"/>
+              </w:rPr>
+            </w:pPr>
+            <w:r>
+              <w:rPr>
+                <w:rFonts w:ascii="Times New Roman" w:hAnsi="Times New Roman" w:eastAsia="Times New Roman" w:cs="Times New Roman"/>
+                <w:sz w:val="26"/>
+                <w:szCs w:val="26"/>
+              </w:rPr>
+              <w:t>Không có</w:t>
+            </w:r>
+          </w:p>
+        </w:tc>
+      </w:tr>
+    </w:tbl>
+    <w:p>
+      <w:pPr>
+        <w:ind w:left="0" w:leftChars="0" w:firstLine="0" w:firstLineChars="0"/>
+        <w:rPr>
+          <w:rFonts w:hint="default" w:ascii="Calibri" w:hAnsi="Calibri" w:eastAsia="SimSun" w:cs="Calibri"/>
+          <w:sz w:val="26"/>
+          <w:szCs w:val="26"/>
+        </w:rPr>
+      </w:pPr>
+    </w:p>
+    <w:tbl>
+      <w:tblPr>
+        <w:tblStyle w:val="249"/>
+        <w:tblW w:w="8772" w:type="dxa"/>
+        <w:tblInd w:w="110" w:type="dxa"/>
+        <w:tblBorders>
+          <w:top w:val="none" w:color="000000" w:sz="0" w:space="0"/>
+          <w:left w:val="none" w:color="000000" w:sz="0" w:space="0"/>
+          <w:bottom w:val="none" w:color="000000" w:sz="0" w:space="0"/>
+          <w:right w:val="none" w:color="000000" w:sz="0" w:space="0"/>
+          <w:insideH w:val="none" w:color="000000" w:sz="0" w:space="0"/>
+          <w:insideV w:val="none" w:color="000000" w:sz="0" w:space="0"/>
+        </w:tblBorders>
+        <w:tblLayout w:type="fixed"/>
+        <w:tblCellMar>
+          <w:top w:w="15" w:type="dxa"/>
+          <w:left w:w="15" w:type="dxa"/>
+          <w:bottom w:w="15" w:type="dxa"/>
+          <w:right w:w="15" w:type="dxa"/>
+        </w:tblCellMar>
+      </w:tblPr>
+      <w:tblGrid>
+        <w:gridCol w:w="1728"/>
+        <w:gridCol w:w="2007"/>
+        <w:gridCol w:w="3225"/>
+        <w:gridCol w:w="1812"/>
+      </w:tblGrid>
+      <w:tr>
+        <w:tblPrEx>
+          <w:tblBorders>
+            <w:top w:val="none" w:color="000000" w:sz="0" w:space="0"/>
+            <w:left w:val="none" w:color="000000" w:sz="0" w:space="0"/>
+            <w:bottom w:val="none" w:color="000000" w:sz="0" w:space="0"/>
+            <w:right w:val="none" w:color="000000" w:sz="0" w:space="0"/>
+            <w:insideH w:val="none" w:color="000000" w:sz="0" w:space="0"/>
+            <w:insideV w:val="none" w:color="000000" w:sz="0" w:space="0"/>
+          </w:tblBorders>
+          <w:tblCellMar>
+            <w:top w:w="15" w:type="dxa"/>
+            <w:left w:w="15" w:type="dxa"/>
+            <w:bottom w:w="15" w:type="dxa"/>
+            <w:right w:w="15" w:type="dxa"/>
+          </w:tblCellMar>
+        </w:tblPrEx>
+        <w:tc>
+          <w:tcPr>
+            <w:tcW w:w="1728" w:type="dxa"/>
+            <w:tcBorders>
+              <w:top w:val="single" w:color="000000" w:sz="4" w:space="0"/>
+              <w:left w:val="single" w:color="000000" w:sz="4" w:space="0"/>
+              <w:bottom w:val="single" w:color="000000" w:sz="4" w:space="0"/>
+              <w:right w:val="single" w:color="000000" w:sz="4" w:space="0"/>
+            </w:tcBorders>
+            <w:tcMar>
+              <w:top w:w="0" w:type="dxa"/>
+              <w:left w:w="100" w:type="dxa"/>
+              <w:bottom w:w="0" w:type="dxa"/>
+              <w:right w:w="100" w:type="dxa"/>
+            </w:tcMar>
+          </w:tcPr>
+          <w:p>
+            <w:pPr>
+              <w:spacing w:before="60" w:after="60" w:line="288" w:lineRule="auto"/>
+              <w:ind w:left="0" w:leftChars="0" w:firstLine="0" w:firstLineChars="0"/>
+              <w:rPr>
+                <w:rFonts w:ascii="Times New Roman" w:hAnsi="Times New Roman" w:eastAsia="Times New Roman" w:cs="Times New Roman"/>
+                <w:sz w:val="26"/>
+                <w:szCs w:val="26"/>
+              </w:rPr>
+            </w:pPr>
+            <w:r>
+              <w:rPr>
+                <w:rFonts w:ascii="Times New Roman" w:hAnsi="Times New Roman" w:eastAsia="Times New Roman" w:cs="Times New Roman"/>
+                <w:sz w:val="26"/>
+                <w:szCs w:val="26"/>
+              </w:rPr>
+              <w:t>Mã Use case</w:t>
+            </w:r>
+          </w:p>
+        </w:tc>
+        <w:tc>
+          <w:tcPr>
+            <w:tcW w:w="2007" w:type="dxa"/>
+            <w:tcBorders>
+              <w:top w:val="single" w:color="000000" w:sz="4" w:space="0"/>
+              <w:left w:val="single" w:color="000000" w:sz="4" w:space="0"/>
+              <w:bottom w:val="single" w:color="000000" w:sz="4" w:space="0"/>
+              <w:right w:val="single" w:color="000000" w:sz="4" w:space="0"/>
+            </w:tcBorders>
+            <w:tcMar>
+              <w:top w:w="0" w:type="dxa"/>
+              <w:left w:w="100" w:type="dxa"/>
+              <w:bottom w:w="0" w:type="dxa"/>
+              <w:right w:w="100" w:type="dxa"/>
+            </w:tcMar>
+          </w:tcPr>
+          <w:p>
+            <w:pPr>
+              <w:spacing w:before="60" w:after="60" w:line="288" w:lineRule="auto"/>
+              <w:jc w:val="center"/>
+              <w:rPr>
+                <w:rFonts w:ascii="Times New Roman" w:hAnsi="Times New Roman" w:eastAsia="Times New Roman" w:cs="Times New Roman"/>
+                <w:sz w:val="26"/>
+                <w:szCs w:val="26"/>
+              </w:rPr>
+            </w:pPr>
+            <w:r>
+              <w:rPr>
+                <w:rFonts w:ascii="Times New Roman" w:hAnsi="Times New Roman" w:eastAsia="Times New Roman" w:cs="Times New Roman"/>
+                <w:sz w:val="26"/>
+                <w:szCs w:val="26"/>
+              </w:rPr>
+              <w:t>UC05</w:t>
+            </w:r>
+          </w:p>
+        </w:tc>
+        <w:tc>
+          <w:tcPr>
+            <w:tcW w:w="3225" w:type="dxa"/>
+            <w:tcBorders>
+              <w:top w:val="single" w:color="000000" w:sz="4" w:space="0"/>
+              <w:left w:val="single" w:color="000000" w:sz="4" w:space="0"/>
+              <w:bottom w:val="single" w:color="000000" w:sz="4" w:space="0"/>
+              <w:right w:val="single" w:color="000000" w:sz="4" w:space="0"/>
+            </w:tcBorders>
+            <w:tcMar>
+              <w:top w:w="0" w:type="dxa"/>
+              <w:left w:w="100" w:type="dxa"/>
+              <w:bottom w:w="0" w:type="dxa"/>
+              <w:right w:w="100" w:type="dxa"/>
+            </w:tcMar>
+          </w:tcPr>
+          <w:p>
+            <w:pPr>
+              <w:spacing w:before="60" w:after="60" w:line="288" w:lineRule="auto"/>
+              <w:jc w:val="center"/>
+              <w:rPr>
+                <w:rFonts w:ascii="Times New Roman" w:hAnsi="Times New Roman" w:eastAsia="Times New Roman" w:cs="Times New Roman"/>
+                <w:sz w:val="26"/>
+                <w:szCs w:val="26"/>
+              </w:rPr>
+            </w:pPr>
+            <w:r>
+              <w:rPr>
+                <w:rFonts w:ascii="Times New Roman" w:hAnsi="Times New Roman" w:eastAsia="Times New Roman" w:cs="Times New Roman"/>
+                <w:sz w:val="26"/>
+                <w:szCs w:val="26"/>
+              </w:rPr>
+              <w:t>Tên Use case</w:t>
+            </w:r>
+          </w:p>
+        </w:tc>
+        <w:tc>
+          <w:tcPr>
+            <w:tcW w:w="1812" w:type="dxa"/>
+            <w:tcBorders>
+              <w:top w:val="single" w:color="000000" w:sz="4" w:space="0"/>
+              <w:left w:val="single" w:color="000000" w:sz="4" w:space="0"/>
+              <w:bottom w:val="single" w:color="000000" w:sz="4" w:space="0"/>
+              <w:right w:val="single" w:color="000000" w:sz="4" w:space="0"/>
+            </w:tcBorders>
+            <w:tcMar>
+              <w:top w:w="0" w:type="dxa"/>
+              <w:left w:w="100" w:type="dxa"/>
+              <w:bottom w:w="0" w:type="dxa"/>
+              <w:right w:w="100" w:type="dxa"/>
+            </w:tcMar>
+          </w:tcPr>
+          <w:p>
+            <w:pPr>
+              <w:spacing w:before="60" w:after="60" w:line="288" w:lineRule="auto"/>
+              <w:ind w:left="0" w:leftChars="0" w:firstLine="0" w:firstLineChars="0"/>
+              <w:jc w:val="both"/>
+              <w:rPr>
+                <w:rFonts w:ascii="Times New Roman" w:hAnsi="Times New Roman" w:eastAsia="Times New Roman" w:cs="Times New Roman"/>
+                <w:sz w:val="26"/>
+                <w:szCs w:val="26"/>
+              </w:rPr>
+            </w:pPr>
+            <w:r>
+              <w:rPr>
+                <w:rFonts w:ascii="Times New Roman" w:hAnsi="Times New Roman" w:eastAsia="Times New Roman" w:cs="Times New Roman"/>
+                <w:sz w:val="26"/>
+                <w:szCs w:val="26"/>
+              </w:rPr>
+              <w:t>Đặt phòng</w:t>
+            </w:r>
+          </w:p>
+        </w:tc>
+      </w:tr>
+      <w:tr>
+        <w:tblPrEx>
+          <w:tblBorders>
+            <w:top w:val="none" w:color="000000" w:sz="0" w:space="0"/>
+            <w:left w:val="none" w:color="000000" w:sz="0" w:space="0"/>
+            <w:bottom w:val="none" w:color="000000" w:sz="0" w:space="0"/>
+            <w:right w:val="none" w:color="000000" w:sz="0" w:space="0"/>
+            <w:insideH w:val="none" w:color="000000" w:sz="0" w:space="0"/>
+            <w:insideV w:val="none" w:color="000000" w:sz="0" w:space="0"/>
+          </w:tblBorders>
+          <w:tblCellMar>
+            <w:top w:w="15" w:type="dxa"/>
+            <w:left w:w="15" w:type="dxa"/>
+            <w:bottom w:w="15" w:type="dxa"/>
+            <w:right w:w="15" w:type="dxa"/>
+          </w:tblCellMar>
+        </w:tblPrEx>
+        <w:tc>
+          <w:tcPr>
+            <w:tcW w:w="1728" w:type="dxa"/>
+            <w:tcBorders>
+              <w:top w:val="single" w:color="000000" w:sz="4" w:space="0"/>
+              <w:left w:val="single" w:color="000000" w:sz="4" w:space="0"/>
+              <w:bottom w:val="single" w:color="000000" w:sz="4" w:space="0"/>
+              <w:right w:val="single" w:color="000000" w:sz="4" w:space="0"/>
+            </w:tcBorders>
+            <w:tcMar>
+              <w:top w:w="0" w:type="dxa"/>
+              <w:left w:w="100" w:type="dxa"/>
+              <w:bottom w:w="0" w:type="dxa"/>
+              <w:right w:w="100" w:type="dxa"/>
+            </w:tcMar>
+          </w:tcPr>
+          <w:p>
+            <w:pPr>
+              <w:spacing w:before="60" w:after="60" w:line="288" w:lineRule="auto"/>
+              <w:ind w:left="0" w:leftChars="0" w:firstLine="0" w:firstLineChars="0"/>
+              <w:rPr>
+                <w:rFonts w:ascii="Times New Roman" w:hAnsi="Times New Roman" w:eastAsia="Times New Roman" w:cs="Times New Roman"/>
+                <w:sz w:val="26"/>
+                <w:szCs w:val="26"/>
+              </w:rPr>
+            </w:pPr>
+            <w:r>
+              <w:rPr>
+                <w:rFonts w:ascii="Times New Roman" w:hAnsi="Times New Roman" w:eastAsia="Times New Roman" w:cs="Times New Roman"/>
+                <w:sz w:val="26"/>
+                <w:szCs w:val="26"/>
+              </w:rPr>
+              <w:t>Tác nhân</w:t>
+            </w:r>
+          </w:p>
+        </w:tc>
+        <w:tc>
+          <w:tcPr>
+            <w:tcW w:w="7044" w:type="dxa"/>
+            <w:gridSpan w:val="3"/>
+            <w:tcBorders>
+              <w:top w:val="single" w:color="000000" w:sz="4" w:space="0"/>
+              <w:left w:val="single" w:color="000000" w:sz="4" w:space="0"/>
+              <w:bottom w:val="single" w:color="000000" w:sz="4" w:space="0"/>
+              <w:right w:val="single" w:color="000000" w:sz="4" w:space="0"/>
+            </w:tcBorders>
+            <w:tcMar>
+              <w:top w:w="0" w:type="dxa"/>
+              <w:left w:w="100" w:type="dxa"/>
+              <w:bottom w:w="0" w:type="dxa"/>
+              <w:right w:w="100" w:type="dxa"/>
+            </w:tcMar>
+            <w:vAlign w:val="center"/>
+          </w:tcPr>
+          <w:p>
+            <w:pPr>
+              <w:spacing w:before="60" w:after="60" w:line="288" w:lineRule="auto"/>
+              <w:jc w:val="both"/>
+              <w:rPr>
+                <w:rFonts w:ascii="Times New Roman" w:hAnsi="Times New Roman" w:eastAsia="Times New Roman" w:cs="Times New Roman"/>
+                <w:sz w:val="26"/>
+                <w:szCs w:val="26"/>
+              </w:rPr>
+            </w:pPr>
+            <w:r>
+              <w:rPr>
+                <w:rFonts w:ascii="Times New Roman" w:hAnsi="Times New Roman" w:eastAsia="Times New Roman" w:cs="Times New Roman"/>
+                <w:sz w:val="26"/>
+                <w:szCs w:val="26"/>
+              </w:rPr>
+              <w:t>Khách hàng</w:t>
+            </w:r>
+          </w:p>
+        </w:tc>
+      </w:tr>
+      <w:tr>
+        <w:tblPrEx>
+          <w:tblBorders>
+            <w:top w:val="none" w:color="000000" w:sz="0" w:space="0"/>
+            <w:left w:val="none" w:color="000000" w:sz="0" w:space="0"/>
+            <w:bottom w:val="none" w:color="000000" w:sz="0" w:space="0"/>
+            <w:right w:val="none" w:color="000000" w:sz="0" w:space="0"/>
+            <w:insideH w:val="none" w:color="000000" w:sz="0" w:space="0"/>
+            <w:insideV w:val="none" w:color="000000" w:sz="0" w:space="0"/>
+          </w:tblBorders>
+          <w:tblCellMar>
+            <w:top w:w="15" w:type="dxa"/>
+            <w:left w:w="15" w:type="dxa"/>
+            <w:bottom w:w="15" w:type="dxa"/>
+            <w:right w:w="15" w:type="dxa"/>
+          </w:tblCellMar>
+        </w:tblPrEx>
+        <w:trPr>
+          <w:trHeight w:val="430" w:hRule="atLeast"/>
+        </w:trPr>
+        <w:tc>
+          <w:tcPr>
+            <w:tcW w:w="1728" w:type="dxa"/>
+            <w:tcBorders>
+              <w:top w:val="single" w:color="000000" w:sz="4" w:space="0"/>
+              <w:left w:val="single" w:color="000000" w:sz="4" w:space="0"/>
+              <w:bottom w:val="single" w:color="000000" w:sz="4" w:space="0"/>
+              <w:right w:val="single" w:color="000000" w:sz="4" w:space="0"/>
+            </w:tcBorders>
+            <w:tcMar>
+              <w:top w:w="0" w:type="dxa"/>
+              <w:left w:w="100" w:type="dxa"/>
+              <w:bottom w:w="0" w:type="dxa"/>
+              <w:right w:w="100" w:type="dxa"/>
+            </w:tcMar>
+          </w:tcPr>
+          <w:p>
+            <w:pPr>
+              <w:spacing w:before="60" w:after="60" w:line="288" w:lineRule="auto"/>
+              <w:ind w:left="0" w:leftChars="0" w:firstLine="0" w:firstLineChars="0"/>
+              <w:rPr>
+                <w:rFonts w:ascii="Times New Roman" w:hAnsi="Times New Roman" w:eastAsia="Times New Roman" w:cs="Times New Roman"/>
+                <w:sz w:val="26"/>
+                <w:szCs w:val="26"/>
+              </w:rPr>
+            </w:pPr>
+            <w:r>
+              <w:rPr>
+                <w:rFonts w:ascii="Times New Roman" w:hAnsi="Times New Roman" w:eastAsia="Times New Roman" w:cs="Times New Roman"/>
+                <w:sz w:val="26"/>
+                <w:szCs w:val="26"/>
+              </w:rPr>
+              <w:t>Mô tả</w:t>
+            </w:r>
+          </w:p>
+        </w:tc>
+        <w:tc>
+          <w:tcPr>
+            <w:tcW w:w="7044" w:type="dxa"/>
+            <w:gridSpan w:val="3"/>
+            <w:tcBorders>
+              <w:top w:val="single" w:color="000000" w:sz="4" w:space="0"/>
+              <w:left w:val="single" w:color="000000" w:sz="4" w:space="0"/>
+              <w:bottom w:val="single" w:color="000000" w:sz="4" w:space="0"/>
+              <w:right w:val="single" w:color="000000" w:sz="4" w:space="0"/>
+            </w:tcBorders>
+            <w:tcMar>
+              <w:top w:w="0" w:type="dxa"/>
+              <w:left w:w="100" w:type="dxa"/>
+              <w:bottom w:w="0" w:type="dxa"/>
+              <w:right w:w="100" w:type="dxa"/>
+            </w:tcMar>
+            <w:vAlign w:val="center"/>
+          </w:tcPr>
+          <w:p>
+            <w:pPr>
+              <w:spacing w:before="60" w:after="60" w:line="288" w:lineRule="auto"/>
+              <w:jc w:val="both"/>
+              <w:rPr>
+                <w:rFonts w:ascii="Times New Roman" w:hAnsi="Times New Roman" w:eastAsia="Times New Roman" w:cs="Times New Roman"/>
+                <w:sz w:val="26"/>
+                <w:szCs w:val="26"/>
+              </w:rPr>
+            </w:pPr>
+          </w:p>
+        </w:tc>
+      </w:tr>
+      <w:tr>
+        <w:tblPrEx>
+          <w:tblBorders>
+            <w:top w:val="none" w:color="000000" w:sz="0" w:space="0"/>
+            <w:left w:val="none" w:color="000000" w:sz="0" w:space="0"/>
+            <w:bottom w:val="none" w:color="000000" w:sz="0" w:space="0"/>
+            <w:right w:val="none" w:color="000000" w:sz="0" w:space="0"/>
+            <w:insideH w:val="none" w:color="000000" w:sz="0" w:space="0"/>
+            <w:insideV w:val="none" w:color="000000" w:sz="0" w:space="0"/>
+          </w:tblBorders>
+          <w:tblCellMar>
+            <w:top w:w="15" w:type="dxa"/>
+            <w:left w:w="15" w:type="dxa"/>
+            <w:bottom w:w="15" w:type="dxa"/>
+            <w:right w:w="15" w:type="dxa"/>
+          </w:tblCellMar>
+        </w:tblPrEx>
+        <w:tc>
+          <w:tcPr>
+            <w:tcW w:w="1728" w:type="dxa"/>
+            <w:tcBorders>
+              <w:top w:val="single" w:color="000000" w:sz="4" w:space="0"/>
+              <w:left w:val="single" w:color="000000" w:sz="4" w:space="0"/>
+              <w:bottom w:val="single" w:color="000000" w:sz="4" w:space="0"/>
+              <w:right w:val="single" w:color="000000" w:sz="4" w:space="0"/>
+            </w:tcBorders>
+            <w:tcMar>
+              <w:top w:w="0" w:type="dxa"/>
+              <w:left w:w="100" w:type="dxa"/>
+              <w:bottom w:w="0" w:type="dxa"/>
+              <w:right w:w="100" w:type="dxa"/>
+            </w:tcMar>
+          </w:tcPr>
+          <w:p>
+            <w:pPr>
+              <w:spacing w:before="60" w:after="60" w:line="288" w:lineRule="auto"/>
+              <w:ind w:left="0" w:leftChars="0" w:firstLine="0" w:firstLineChars="0"/>
+              <w:rPr>
+                <w:rFonts w:ascii="Times New Roman" w:hAnsi="Times New Roman" w:eastAsia="Times New Roman" w:cs="Times New Roman"/>
+                <w:sz w:val="26"/>
+                <w:szCs w:val="26"/>
+              </w:rPr>
+            </w:pPr>
+            <w:r>
+              <w:rPr>
+                <w:rFonts w:ascii="Times New Roman" w:hAnsi="Times New Roman" w:eastAsia="Times New Roman" w:cs="Times New Roman"/>
+                <w:sz w:val="26"/>
+                <w:szCs w:val="26"/>
+              </w:rPr>
+              <w:t>Sự kiện kích hoạt chức năng</w:t>
+            </w:r>
+          </w:p>
+        </w:tc>
+        <w:tc>
+          <w:tcPr>
+            <w:tcW w:w="7044" w:type="dxa"/>
+            <w:gridSpan w:val="3"/>
+            <w:tcBorders>
+              <w:top w:val="single" w:color="000000" w:sz="4" w:space="0"/>
+              <w:left w:val="single" w:color="000000" w:sz="4" w:space="0"/>
+              <w:bottom w:val="single" w:color="000000" w:sz="4" w:space="0"/>
+              <w:right w:val="single" w:color="000000" w:sz="4" w:space="0"/>
+            </w:tcBorders>
+            <w:tcMar>
+              <w:top w:w="0" w:type="dxa"/>
+              <w:left w:w="100" w:type="dxa"/>
+              <w:bottom w:w="0" w:type="dxa"/>
+              <w:right w:w="100" w:type="dxa"/>
+            </w:tcMar>
+            <w:vAlign w:val="center"/>
+          </w:tcPr>
+          <w:p>
+            <w:pPr>
+              <w:spacing w:before="60" w:after="60" w:line="288" w:lineRule="auto"/>
+              <w:jc w:val="both"/>
+              <w:rPr>
+                <w:rFonts w:ascii="Times New Roman" w:hAnsi="Times New Roman" w:eastAsia="Times New Roman" w:cs="Times New Roman"/>
+                <w:sz w:val="26"/>
+                <w:szCs w:val="26"/>
+              </w:rPr>
+            </w:pPr>
+          </w:p>
+        </w:tc>
+      </w:tr>
+      <w:tr>
+        <w:tblPrEx>
+          <w:tblBorders>
+            <w:top w:val="none" w:color="000000" w:sz="0" w:space="0"/>
+            <w:left w:val="none" w:color="000000" w:sz="0" w:space="0"/>
+            <w:bottom w:val="none" w:color="000000" w:sz="0" w:space="0"/>
+            <w:right w:val="none" w:color="000000" w:sz="0" w:space="0"/>
+            <w:insideH w:val="none" w:color="000000" w:sz="0" w:space="0"/>
+            <w:insideV w:val="none" w:color="000000" w:sz="0" w:space="0"/>
+          </w:tblBorders>
+          <w:tblCellMar>
+            <w:top w:w="15" w:type="dxa"/>
+            <w:left w:w="15" w:type="dxa"/>
+            <w:bottom w:w="15" w:type="dxa"/>
+            <w:right w:w="15" w:type="dxa"/>
+          </w:tblCellMar>
+        </w:tblPrEx>
+        <w:tc>
+          <w:tcPr>
+            <w:tcW w:w="1728" w:type="dxa"/>
+            <w:tcBorders>
+              <w:top w:val="single" w:color="000000" w:sz="4" w:space="0"/>
+              <w:left w:val="single" w:color="000000" w:sz="4" w:space="0"/>
+              <w:bottom w:val="single" w:color="000000" w:sz="4" w:space="0"/>
+              <w:right w:val="single" w:color="000000" w:sz="4" w:space="0"/>
+            </w:tcBorders>
+            <w:tcMar>
+              <w:top w:w="0" w:type="dxa"/>
+              <w:left w:w="100" w:type="dxa"/>
+              <w:bottom w:w="0" w:type="dxa"/>
+              <w:right w:w="100" w:type="dxa"/>
+            </w:tcMar>
+          </w:tcPr>
+          <w:p>
+            <w:pPr>
+              <w:spacing w:before="60" w:after="60" w:line="288" w:lineRule="auto"/>
+              <w:ind w:left="0" w:leftChars="0" w:firstLine="0" w:firstLineChars="0"/>
+              <w:rPr>
+                <w:rFonts w:ascii="Times New Roman" w:hAnsi="Times New Roman" w:eastAsia="Times New Roman" w:cs="Times New Roman"/>
+                <w:sz w:val="26"/>
+                <w:szCs w:val="26"/>
+              </w:rPr>
+            </w:pPr>
+            <w:r>
+              <w:rPr>
+                <w:rFonts w:ascii="Times New Roman" w:hAnsi="Times New Roman" w:eastAsia="Times New Roman" w:cs="Times New Roman"/>
+                <w:sz w:val="26"/>
+                <w:szCs w:val="26"/>
+              </w:rPr>
+              <w:t>Tiền điều kiện</w:t>
+            </w:r>
+          </w:p>
+        </w:tc>
+        <w:tc>
+          <w:tcPr>
+            <w:tcW w:w="7044" w:type="dxa"/>
+            <w:gridSpan w:val="3"/>
+            <w:tcBorders>
+              <w:top w:val="single" w:color="000000" w:sz="4" w:space="0"/>
+              <w:left w:val="single" w:color="000000" w:sz="4" w:space="0"/>
+              <w:bottom w:val="single" w:color="000000" w:sz="4" w:space="0"/>
+              <w:right w:val="single" w:color="000000" w:sz="4" w:space="0"/>
+            </w:tcBorders>
+            <w:tcMar>
+              <w:top w:w="0" w:type="dxa"/>
+              <w:left w:w="100" w:type="dxa"/>
+              <w:bottom w:w="0" w:type="dxa"/>
+              <w:right w:w="100" w:type="dxa"/>
+            </w:tcMar>
+            <w:vAlign w:val="center"/>
+          </w:tcPr>
+          <w:p>
+            <w:pPr>
+              <w:spacing w:before="60" w:after="60" w:line="288" w:lineRule="auto"/>
+              <w:jc w:val="both"/>
+              <w:rPr>
+                <w:rFonts w:ascii="Times New Roman" w:hAnsi="Times New Roman" w:eastAsia="Times New Roman" w:cs="Times New Roman"/>
+                <w:sz w:val="26"/>
+                <w:szCs w:val="26"/>
+              </w:rPr>
+            </w:pPr>
+          </w:p>
+        </w:tc>
+      </w:tr>
+      <w:tr>
+        <w:tblPrEx>
+          <w:tblBorders>
+            <w:top w:val="none" w:color="000000" w:sz="0" w:space="0"/>
+            <w:left w:val="none" w:color="000000" w:sz="0" w:space="0"/>
+            <w:bottom w:val="none" w:color="000000" w:sz="0" w:space="0"/>
+            <w:right w:val="none" w:color="000000" w:sz="0" w:space="0"/>
+            <w:insideH w:val="none" w:color="000000" w:sz="0" w:space="0"/>
+            <w:insideV w:val="none" w:color="000000" w:sz="0" w:space="0"/>
+          </w:tblBorders>
+          <w:tblCellMar>
+            <w:top w:w="15" w:type="dxa"/>
+            <w:left w:w="15" w:type="dxa"/>
+            <w:bottom w:w="15" w:type="dxa"/>
+            <w:right w:w="15" w:type="dxa"/>
+          </w:tblCellMar>
+        </w:tblPrEx>
+        <w:trPr>
+          <w:trHeight w:val="408" w:hRule="atLeast"/>
+        </w:trPr>
+        <w:tc>
+          <w:tcPr>
+            <w:tcW w:w="1728" w:type="dxa"/>
+            <w:tcBorders>
+              <w:top w:val="single" w:color="000000" w:sz="4" w:space="0"/>
+              <w:left w:val="single" w:color="000000" w:sz="4" w:space="0"/>
+              <w:bottom w:val="single" w:color="000000" w:sz="4" w:space="0"/>
+              <w:right w:val="single" w:color="000000" w:sz="4" w:space="0"/>
+            </w:tcBorders>
+            <w:tcMar>
+              <w:top w:w="0" w:type="dxa"/>
+              <w:left w:w="100" w:type="dxa"/>
+              <w:bottom w:w="0" w:type="dxa"/>
+              <w:right w:w="100" w:type="dxa"/>
+            </w:tcMar>
+          </w:tcPr>
+          <w:p>
+            <w:pPr>
+              <w:spacing w:before="60" w:after="60" w:line="288" w:lineRule="auto"/>
+              <w:ind w:left="0" w:leftChars="0" w:firstLine="0" w:firstLineChars="0"/>
+              <w:rPr>
+                <w:rFonts w:ascii="Times New Roman" w:hAnsi="Times New Roman" w:eastAsia="Times New Roman" w:cs="Times New Roman"/>
+                <w:sz w:val="26"/>
+                <w:szCs w:val="26"/>
+              </w:rPr>
+            </w:pPr>
+            <w:r>
+              <w:rPr>
+                <w:rFonts w:ascii="Times New Roman" w:hAnsi="Times New Roman" w:eastAsia="Times New Roman" w:cs="Times New Roman"/>
+                <w:sz w:val="26"/>
+                <w:szCs w:val="26"/>
+              </w:rPr>
+              <w:t>Hậu điều kiện</w:t>
+            </w:r>
+          </w:p>
+        </w:tc>
+        <w:tc>
+          <w:tcPr>
+            <w:tcW w:w="7044" w:type="dxa"/>
+            <w:gridSpan w:val="3"/>
+            <w:tcBorders>
+              <w:top w:val="single" w:color="000000" w:sz="4" w:space="0"/>
+              <w:left w:val="single" w:color="000000" w:sz="4" w:space="0"/>
+              <w:bottom w:val="single" w:color="000000" w:sz="4" w:space="0"/>
+              <w:right w:val="single" w:color="000000" w:sz="4" w:space="0"/>
+            </w:tcBorders>
+            <w:tcMar>
+              <w:top w:w="0" w:type="dxa"/>
+              <w:left w:w="100" w:type="dxa"/>
+              <w:bottom w:w="0" w:type="dxa"/>
+              <w:right w:w="100" w:type="dxa"/>
+            </w:tcMar>
+            <w:vAlign w:val="center"/>
+          </w:tcPr>
+          <w:p>
+            <w:pPr>
+              <w:spacing w:before="60" w:after="60" w:line="288" w:lineRule="auto"/>
+              <w:jc w:val="both"/>
+              <w:rPr>
+                <w:rFonts w:ascii="Times New Roman" w:hAnsi="Times New Roman" w:eastAsia="Times New Roman" w:cs="Times New Roman"/>
+                <w:sz w:val="26"/>
+                <w:szCs w:val="26"/>
+              </w:rPr>
+            </w:pPr>
+            <w:r>
+              <w:rPr>
+                <w:rFonts w:ascii="Times New Roman" w:hAnsi="Times New Roman" w:eastAsia="Times New Roman" w:cs="Times New Roman"/>
+                <w:sz w:val="26"/>
+                <w:szCs w:val="26"/>
+              </w:rPr>
+              <w:t>Không có</w:t>
+            </w:r>
+          </w:p>
+        </w:tc>
+      </w:tr>
+      <w:tr>
+        <w:tblPrEx>
+          <w:tblBorders>
+            <w:top w:val="none" w:color="000000" w:sz="0" w:space="0"/>
+            <w:left w:val="none" w:color="000000" w:sz="0" w:space="0"/>
+            <w:bottom w:val="none" w:color="000000" w:sz="0" w:space="0"/>
+            <w:right w:val="none" w:color="000000" w:sz="0" w:space="0"/>
+            <w:insideH w:val="none" w:color="000000" w:sz="0" w:space="0"/>
+            <w:insideV w:val="none" w:color="000000" w:sz="0" w:space="0"/>
+          </w:tblBorders>
+          <w:tblCellMar>
+            <w:top w:w="15" w:type="dxa"/>
+            <w:left w:w="15" w:type="dxa"/>
+            <w:bottom w:w="15" w:type="dxa"/>
+            <w:right w:w="15" w:type="dxa"/>
+          </w:tblCellMar>
+        </w:tblPrEx>
+        <w:trPr>
+          <w:trHeight w:val="90" w:hRule="atLeast"/>
+        </w:trPr>
+        <w:tc>
+          <w:tcPr>
+            <w:tcW w:w="1728" w:type="dxa"/>
+            <w:tcBorders>
+              <w:top w:val="single" w:color="000000" w:sz="4" w:space="0"/>
+              <w:left w:val="single" w:color="000000" w:sz="4" w:space="0"/>
+              <w:bottom w:val="single" w:color="000000" w:sz="4" w:space="0"/>
+              <w:right w:val="single" w:color="000000" w:sz="4" w:space="0"/>
+            </w:tcBorders>
+            <w:tcMar>
+              <w:top w:w="0" w:type="dxa"/>
+              <w:left w:w="100" w:type="dxa"/>
+              <w:bottom w:w="0" w:type="dxa"/>
+              <w:right w:w="100" w:type="dxa"/>
+            </w:tcMar>
+          </w:tcPr>
+          <w:p>
+            <w:pPr>
+              <w:spacing w:before="60" w:after="60" w:line="288" w:lineRule="auto"/>
+              <w:ind w:left="0" w:leftChars="0" w:firstLine="0" w:firstLineChars="0"/>
+              <w:rPr>
+                <w:rFonts w:ascii="Times New Roman" w:hAnsi="Times New Roman" w:eastAsia="Times New Roman" w:cs="Times New Roman"/>
+                <w:sz w:val="26"/>
+                <w:szCs w:val="26"/>
+              </w:rPr>
+            </w:pPr>
+            <w:r>
+              <w:rPr>
+                <w:rFonts w:ascii="Times New Roman" w:hAnsi="Times New Roman" w:eastAsia="Times New Roman" w:cs="Times New Roman"/>
+                <w:sz w:val="26"/>
+                <w:szCs w:val="26"/>
+              </w:rPr>
+              <w:t>Luồng sự kiện chính</w:t>
+            </w:r>
+          </w:p>
+        </w:tc>
+        <w:tc>
+          <w:tcPr>
+            <w:tcW w:w="7044" w:type="dxa"/>
+            <w:gridSpan w:val="3"/>
+            <w:tcBorders>
+              <w:top w:val="single" w:color="000000" w:sz="4" w:space="0"/>
+              <w:left w:val="single" w:color="000000" w:sz="4" w:space="0"/>
+              <w:bottom w:val="single" w:color="000000" w:sz="4" w:space="0"/>
+              <w:right w:val="single" w:color="000000" w:sz="4" w:space="0"/>
+            </w:tcBorders>
+            <w:tcMar>
+              <w:top w:w="0" w:type="dxa"/>
+              <w:left w:w="100" w:type="dxa"/>
+              <w:bottom w:w="0" w:type="dxa"/>
+              <w:right w:w="100" w:type="dxa"/>
+            </w:tcMar>
+          </w:tcPr>
+          <w:p>
+            <w:pPr>
+              <w:spacing w:before="60" w:after="60" w:line="288" w:lineRule="auto"/>
+              <w:rPr>
+                <w:rFonts w:ascii="Times New Roman" w:hAnsi="Times New Roman" w:eastAsia="Times New Roman" w:cs="Times New Roman"/>
+                <w:sz w:val="26"/>
+                <w:szCs w:val="26"/>
+              </w:rPr>
+            </w:pPr>
+          </w:p>
+          <w:tbl>
+            <w:tblPr>
+              <w:tblStyle w:val="251"/>
+              <w:tblW w:w="6772" w:type="dxa"/>
+              <w:tblInd w:w="0" w:type="dxa"/>
+              <w:tblBorders>
+                <w:top w:val="none" w:color="000000" w:sz="0" w:space="0"/>
+                <w:left w:val="none" w:color="000000" w:sz="0" w:space="0"/>
+                <w:bottom w:val="none" w:color="000000" w:sz="0" w:space="0"/>
+                <w:right w:val="none" w:color="000000" w:sz="0" w:space="0"/>
+                <w:insideH w:val="none" w:color="000000" w:sz="0" w:space="0"/>
+                <w:insideV w:val="none" w:color="000000" w:sz="0" w:space="0"/>
+              </w:tblBorders>
+              <w:tblLayout w:type="fixed"/>
+              <w:tblCellMar>
+                <w:top w:w="15" w:type="dxa"/>
+                <w:left w:w="15" w:type="dxa"/>
+                <w:bottom w:w="15" w:type="dxa"/>
+                <w:right w:w="15" w:type="dxa"/>
+              </w:tblCellMar>
+            </w:tblPr>
+            <w:tblGrid>
+              <w:gridCol w:w="544"/>
+              <w:gridCol w:w="1592"/>
+              <w:gridCol w:w="4636"/>
+            </w:tblGrid>
+            <w:tr>
+              <w:tblPrEx>
+                <w:tblBorders>
+                  <w:top w:val="none" w:color="000000" w:sz="0" w:space="0"/>
+                  <w:left w:val="none" w:color="000000" w:sz="0" w:space="0"/>
+                  <w:bottom w:val="none" w:color="000000" w:sz="0" w:space="0"/>
+                  <w:right w:val="none" w:color="000000" w:sz="0" w:space="0"/>
+                  <w:insideH w:val="none" w:color="000000" w:sz="0" w:space="0"/>
+                  <w:insideV w:val="none" w:color="000000" w:sz="0" w:space="0"/>
+                </w:tblBorders>
+                <w:tblCellMar>
+                  <w:top w:w="15" w:type="dxa"/>
+                  <w:left w:w="15" w:type="dxa"/>
+                  <w:bottom w:w="15" w:type="dxa"/>
+                  <w:right w:w="15" w:type="dxa"/>
+                </w:tblCellMar>
+              </w:tblPrEx>
+              <w:tc>
+                <w:tcPr>
+                  <w:tcW w:w="544" w:type="dxa"/>
+                  <w:tcBorders>
+                    <w:top w:val="single" w:color="000000" w:sz="4" w:space="0"/>
+                    <w:left w:val="single" w:color="000000" w:sz="4" w:space="0"/>
+                    <w:bottom w:val="single" w:color="000000" w:sz="4" w:space="0"/>
+                    <w:right w:val="single" w:color="000000" w:sz="4" w:space="0"/>
+                  </w:tcBorders>
+                  <w:tcMar>
+                    <w:top w:w="0" w:type="dxa"/>
+                    <w:left w:w="100" w:type="dxa"/>
+                    <w:bottom w:w="0" w:type="dxa"/>
+                    <w:right w:w="100" w:type="dxa"/>
+                  </w:tcMar>
+                </w:tcPr>
+                <w:p>
+                  <w:pPr>
+                    <w:spacing w:before="60" w:after="60" w:line="288" w:lineRule="auto"/>
+                    <w:jc w:val="center"/>
+                    <w:rPr>
+                      <w:rFonts w:ascii="Times New Roman" w:hAnsi="Times New Roman" w:eastAsia="Times New Roman" w:cs="Times New Roman"/>
+                      <w:sz w:val="26"/>
+                      <w:szCs w:val="26"/>
+                    </w:rPr>
+                  </w:pPr>
+                  <w:r>
+                    <w:rPr>
+                      <w:rFonts w:ascii="Times New Roman" w:hAnsi="Times New Roman" w:eastAsia="Times New Roman" w:cs="Times New Roman"/>
+                      <w:b/>
+                      <w:bCs/>
+                      <w:sz w:val="26"/>
+                      <w:szCs w:val="26"/>
+                    </w:rPr>
+                    <w:t>#</w:t>
+                  </w:r>
+                </w:p>
+              </w:tc>
+              <w:tc>
+                <w:tcPr>
+                  <w:tcW w:w="1592" w:type="dxa"/>
+                  <w:tcBorders>
+                    <w:top w:val="single" w:color="000000" w:sz="4" w:space="0"/>
+                    <w:left w:val="single" w:color="000000" w:sz="4" w:space="0"/>
+                    <w:bottom w:val="single" w:color="000000" w:sz="4" w:space="0"/>
+                    <w:right w:val="single" w:color="000000" w:sz="4" w:space="0"/>
+                  </w:tcBorders>
+                  <w:tcMar>
+                    <w:top w:w="0" w:type="dxa"/>
+                    <w:left w:w="100" w:type="dxa"/>
+                    <w:bottom w:w="0" w:type="dxa"/>
+                    <w:right w:w="100" w:type="dxa"/>
+                  </w:tcMar>
+                </w:tcPr>
+                <w:p>
+                  <w:pPr>
+                    <w:spacing w:before="60" w:after="60" w:line="288" w:lineRule="auto"/>
+                    <w:jc w:val="center"/>
+                    <w:rPr>
+                      <w:rFonts w:ascii="Times New Roman" w:hAnsi="Times New Roman" w:eastAsia="Times New Roman" w:cs="Times New Roman"/>
+                      <w:sz w:val="26"/>
+                      <w:szCs w:val="26"/>
+                    </w:rPr>
+                  </w:pPr>
+                  <w:r>
+                    <w:rPr>
+                      <w:rFonts w:ascii="Times New Roman" w:hAnsi="Times New Roman" w:eastAsia="Times New Roman" w:cs="Times New Roman"/>
+                      <w:b/>
+                      <w:bCs/>
+                      <w:sz w:val="26"/>
+                      <w:szCs w:val="26"/>
+                    </w:rPr>
+                    <w:t>Thực hiện bởi</w:t>
+                  </w:r>
+                </w:p>
+              </w:tc>
+              <w:tc>
+                <w:tcPr>
+                  <w:tcW w:w="4636" w:type="dxa"/>
+                  <w:tcBorders>
+                    <w:top w:val="single" w:color="000000" w:sz="4" w:space="0"/>
+                    <w:left w:val="single" w:color="000000" w:sz="4" w:space="0"/>
+                    <w:bottom w:val="single" w:color="000000" w:sz="4" w:space="0"/>
+                    <w:right w:val="single" w:color="000000" w:sz="4" w:space="0"/>
+                  </w:tcBorders>
+                  <w:tcMar>
+                    <w:top w:w="0" w:type="dxa"/>
+                    <w:left w:w="100" w:type="dxa"/>
+                    <w:bottom w:w="0" w:type="dxa"/>
+                    <w:right w:w="100" w:type="dxa"/>
+                  </w:tcMar>
+                </w:tcPr>
+                <w:p>
+                  <w:pPr>
+                    <w:spacing w:before="60" w:after="60" w:line="288" w:lineRule="auto"/>
+                    <w:jc w:val="center"/>
+                    <w:rPr>
+                      <w:rFonts w:ascii="Times New Roman" w:hAnsi="Times New Roman" w:eastAsia="Times New Roman" w:cs="Times New Roman"/>
+                      <w:sz w:val="26"/>
+                      <w:szCs w:val="26"/>
+                    </w:rPr>
+                  </w:pPr>
+                  <w:r>
+                    <w:rPr>
+                      <w:rFonts w:ascii="Times New Roman" w:hAnsi="Times New Roman" w:eastAsia="Times New Roman" w:cs="Times New Roman"/>
+                      <w:b/>
+                      <w:bCs/>
+                      <w:sz w:val="26"/>
+                      <w:szCs w:val="26"/>
+                    </w:rPr>
+                    <w:t>Hành động</w:t>
+                  </w:r>
+                </w:p>
+              </w:tc>
+            </w:tr>
+            <w:tr>
+              <w:tblPrEx>
+                <w:tblBorders>
+                  <w:top w:val="none" w:color="000000" w:sz="0" w:space="0"/>
+                  <w:left w:val="none" w:color="000000" w:sz="0" w:space="0"/>
+                  <w:bottom w:val="none" w:color="000000" w:sz="0" w:space="0"/>
+                  <w:right w:val="none" w:color="000000" w:sz="0" w:space="0"/>
+                  <w:insideH w:val="none" w:color="000000" w:sz="0" w:space="0"/>
+                  <w:insideV w:val="none" w:color="000000" w:sz="0" w:space="0"/>
+                </w:tblBorders>
+                <w:tblCellMar>
+                  <w:top w:w="15" w:type="dxa"/>
+                  <w:left w:w="15" w:type="dxa"/>
+                  <w:bottom w:w="15" w:type="dxa"/>
+                  <w:right w:w="15" w:type="dxa"/>
+                </w:tblCellMar>
+              </w:tblPrEx>
+              <w:trPr>
+                <w:trHeight w:val="378" w:hRule="atLeast"/>
+              </w:trPr>
+              <w:tc>
+                <w:tcPr>
+                  <w:tcW w:w="544" w:type="dxa"/>
+                  <w:tcBorders>
+                    <w:top w:val="single" w:color="000000" w:sz="4" w:space="0"/>
+                    <w:left w:val="single" w:color="000000" w:sz="4" w:space="0"/>
+                    <w:bottom w:val="single" w:color="000000" w:sz="4" w:space="0"/>
+                    <w:right w:val="single" w:color="000000" w:sz="4" w:space="0"/>
+                  </w:tcBorders>
+                  <w:tcMar>
+                    <w:top w:w="0" w:type="dxa"/>
+                    <w:left w:w="100" w:type="dxa"/>
+                    <w:bottom w:w="0" w:type="dxa"/>
+                    <w:right w:w="100" w:type="dxa"/>
+                  </w:tcMar>
+                  <w:vAlign w:val="center"/>
+                </w:tcPr>
+                <w:p>
+                  <w:pPr>
+                    <w:spacing w:before="60" w:after="60" w:line="288" w:lineRule="auto"/>
+                    <w:jc w:val="center"/>
+                    <w:rPr>
+                      <w:rFonts w:ascii="Times New Roman" w:hAnsi="Times New Roman" w:eastAsia="Times New Roman" w:cs="Times New Roman"/>
+                      <w:sz w:val="26"/>
+                      <w:szCs w:val="26"/>
+                    </w:rPr>
+                  </w:pPr>
+                  <w:r>
+                    <w:rPr>
+                      <w:rFonts w:ascii="Times New Roman" w:hAnsi="Times New Roman" w:eastAsia="Times New Roman" w:cs="Times New Roman"/>
+                      <w:sz w:val="26"/>
+                      <w:szCs w:val="26"/>
+                    </w:rPr>
+                    <w:t>1</w:t>
+                  </w:r>
+                </w:p>
+              </w:tc>
+              <w:tc>
+                <w:tcPr>
+                  <w:tcW w:w="1592" w:type="dxa"/>
+                  <w:tcBorders>
+                    <w:top w:val="single" w:color="000000" w:sz="4" w:space="0"/>
+                    <w:left w:val="single" w:color="000000" w:sz="4" w:space="0"/>
+                    <w:bottom w:val="single" w:color="000000" w:sz="4" w:space="0"/>
+                    <w:right w:val="single" w:color="000000" w:sz="4" w:space="0"/>
+                  </w:tcBorders>
+                  <w:tcMar>
+                    <w:top w:w="0" w:type="dxa"/>
+                    <w:left w:w="100" w:type="dxa"/>
+                    <w:bottom w:w="0" w:type="dxa"/>
+                    <w:right w:w="100" w:type="dxa"/>
+                  </w:tcMar>
+                  <w:vAlign w:val="center"/>
+                </w:tcPr>
+                <w:p>
+                  <w:pPr>
+                    <w:spacing w:before="60" w:after="60" w:line="288" w:lineRule="auto"/>
+                    <w:jc w:val="center"/>
+                    <w:rPr>
+                      <w:rFonts w:ascii="Times New Roman" w:hAnsi="Times New Roman" w:eastAsia="Times New Roman" w:cs="Times New Roman"/>
+                      <w:sz w:val="26"/>
+                      <w:szCs w:val="26"/>
+                    </w:rPr>
+                  </w:pPr>
+                  <w:r>
+                    <w:rPr>
+                      <w:rFonts w:ascii="Times New Roman" w:hAnsi="Times New Roman" w:eastAsia="Times New Roman" w:cs="Times New Roman"/>
+                      <w:sz w:val="26"/>
+                      <w:szCs w:val="26"/>
+                    </w:rPr>
+                    <w:t>Người dùng</w:t>
+                  </w:r>
+                </w:p>
+              </w:tc>
+              <w:tc>
+                <w:tcPr>
+                  <w:tcW w:w="4636" w:type="dxa"/>
+                  <w:tcBorders>
+                    <w:top w:val="single" w:color="000000" w:sz="4" w:space="0"/>
+                    <w:left w:val="single" w:color="000000" w:sz="4" w:space="0"/>
+                    <w:bottom w:val="single" w:color="000000" w:sz="4" w:space="0"/>
+                    <w:right w:val="single" w:color="000000" w:sz="4" w:space="0"/>
+                  </w:tcBorders>
+                  <w:tcMar>
+                    <w:top w:w="0" w:type="dxa"/>
+                    <w:left w:w="100" w:type="dxa"/>
+                    <w:bottom w:w="0" w:type="dxa"/>
+                    <w:right w:w="100" w:type="dxa"/>
+                  </w:tcMar>
+                </w:tcPr>
+                <w:p>
+                  <w:pPr>
+                    <w:spacing w:before="60" w:after="60" w:line="288" w:lineRule="auto"/>
+                    <w:jc w:val="both"/>
+                    <w:rPr>
+                      <w:rFonts w:ascii="Times New Roman" w:hAnsi="Times New Roman" w:eastAsia="Times New Roman" w:cs="Times New Roman"/>
+                      <w:sz w:val="26"/>
+                      <w:szCs w:val="26"/>
+                    </w:rPr>
+                  </w:pPr>
+                </w:p>
+              </w:tc>
+            </w:tr>
+            <w:tr>
+              <w:tblPrEx>
+                <w:tblBorders>
+                  <w:top w:val="none" w:color="000000" w:sz="0" w:space="0"/>
+                  <w:left w:val="none" w:color="000000" w:sz="0" w:space="0"/>
+                  <w:bottom w:val="none" w:color="000000" w:sz="0" w:space="0"/>
+                  <w:right w:val="none" w:color="000000" w:sz="0" w:space="0"/>
+                  <w:insideH w:val="none" w:color="000000" w:sz="0" w:space="0"/>
+                  <w:insideV w:val="none" w:color="000000" w:sz="0" w:space="0"/>
+                </w:tblBorders>
+                <w:tblCellMar>
+                  <w:top w:w="15" w:type="dxa"/>
+                  <w:left w:w="15" w:type="dxa"/>
+                  <w:bottom w:w="15" w:type="dxa"/>
+                  <w:right w:w="15" w:type="dxa"/>
+                </w:tblCellMar>
+              </w:tblPrEx>
+              <w:trPr>
+                <w:trHeight w:val="378" w:hRule="atLeast"/>
+              </w:trPr>
+              <w:tc>
+                <w:tcPr>
+                  <w:tcW w:w="544" w:type="dxa"/>
+                  <w:tcBorders>
+                    <w:top w:val="single" w:color="000000" w:sz="4" w:space="0"/>
+                    <w:left w:val="single" w:color="000000" w:sz="4" w:space="0"/>
+                    <w:bottom w:val="single" w:color="000000" w:sz="4" w:space="0"/>
+                    <w:right w:val="single" w:color="000000" w:sz="4" w:space="0"/>
+                  </w:tcBorders>
+                  <w:tcMar>
+                    <w:top w:w="0" w:type="dxa"/>
+                    <w:left w:w="100" w:type="dxa"/>
+                    <w:bottom w:w="0" w:type="dxa"/>
+                    <w:right w:w="100" w:type="dxa"/>
+                  </w:tcMar>
+                  <w:vAlign w:val="center"/>
+                </w:tcPr>
+                <w:p>
+                  <w:pPr>
+                    <w:spacing w:before="60" w:after="60" w:line="288" w:lineRule="auto"/>
+                    <w:jc w:val="center"/>
+                    <w:rPr>
+                      <w:rFonts w:ascii="Times New Roman" w:hAnsi="Times New Roman" w:eastAsia="Times New Roman" w:cs="Times New Roman"/>
+                      <w:sz w:val="26"/>
+                      <w:szCs w:val="26"/>
+                    </w:rPr>
+                  </w:pPr>
+                  <w:r>
+                    <w:rPr>
+                      <w:rFonts w:ascii="Times New Roman" w:hAnsi="Times New Roman" w:eastAsia="Times New Roman" w:cs="Times New Roman"/>
+                      <w:sz w:val="26"/>
+                      <w:szCs w:val="26"/>
+                    </w:rPr>
+                    <w:t>2</w:t>
+                  </w:r>
+                </w:p>
+              </w:tc>
+              <w:tc>
+                <w:tcPr>
+                  <w:tcW w:w="1592" w:type="dxa"/>
+                  <w:tcBorders>
+                    <w:top w:val="single" w:color="000000" w:sz="4" w:space="0"/>
+                    <w:left w:val="single" w:color="000000" w:sz="4" w:space="0"/>
+                    <w:bottom w:val="single" w:color="000000" w:sz="4" w:space="0"/>
+                    <w:right w:val="single" w:color="000000" w:sz="4" w:space="0"/>
+                  </w:tcBorders>
+                  <w:tcMar>
+                    <w:top w:w="0" w:type="dxa"/>
+                    <w:left w:w="100" w:type="dxa"/>
+                    <w:bottom w:w="0" w:type="dxa"/>
+                    <w:right w:w="100" w:type="dxa"/>
+                  </w:tcMar>
+                  <w:vAlign w:val="center"/>
+                </w:tcPr>
+                <w:p>
+                  <w:pPr>
+                    <w:spacing w:before="60" w:after="60" w:line="288" w:lineRule="auto"/>
+                    <w:jc w:val="center"/>
+                    <w:rPr>
+                      <w:rFonts w:ascii="Times New Roman" w:hAnsi="Times New Roman" w:eastAsia="Times New Roman" w:cs="Times New Roman"/>
+                      <w:sz w:val="26"/>
+                      <w:szCs w:val="26"/>
+                    </w:rPr>
+                  </w:pPr>
+                  <w:r>
+                    <w:rPr>
+                      <w:rFonts w:ascii="Times New Roman" w:hAnsi="Times New Roman" w:eastAsia="Times New Roman" w:cs="Times New Roman"/>
+                      <w:sz w:val="26"/>
+                      <w:szCs w:val="26"/>
+                    </w:rPr>
+                    <w:t>Hệ thống</w:t>
+                  </w:r>
+                </w:p>
+              </w:tc>
+              <w:tc>
+                <w:tcPr>
+                  <w:tcW w:w="4636" w:type="dxa"/>
+                  <w:tcBorders>
+                    <w:top w:val="single" w:color="000000" w:sz="4" w:space="0"/>
+                    <w:left w:val="single" w:color="000000" w:sz="4" w:space="0"/>
+                    <w:bottom w:val="single" w:color="000000" w:sz="4" w:space="0"/>
+                    <w:right w:val="single" w:color="000000" w:sz="4" w:space="0"/>
+                  </w:tcBorders>
+                  <w:tcMar>
+                    <w:top w:w="0" w:type="dxa"/>
+                    <w:left w:w="100" w:type="dxa"/>
+                    <w:bottom w:w="0" w:type="dxa"/>
+                    <w:right w:w="100" w:type="dxa"/>
+                  </w:tcMar>
+                </w:tcPr>
+                <w:p>
+                  <w:pPr>
+                    <w:spacing w:before="60" w:after="60" w:line="288" w:lineRule="auto"/>
+                    <w:jc w:val="both"/>
+                    <w:rPr>
+                      <w:rFonts w:ascii="Times New Roman" w:hAnsi="Times New Roman" w:eastAsia="Times New Roman" w:cs="Times New Roman"/>
+                      <w:sz w:val="26"/>
+                      <w:szCs w:val="26"/>
+                    </w:rPr>
+                  </w:pPr>
+                </w:p>
+              </w:tc>
+            </w:tr>
+            <w:tr>
+              <w:tblPrEx>
+                <w:tblBorders>
+                  <w:top w:val="none" w:color="000000" w:sz="0" w:space="0"/>
+                  <w:left w:val="none" w:color="000000" w:sz="0" w:space="0"/>
+                  <w:bottom w:val="none" w:color="000000" w:sz="0" w:space="0"/>
+                  <w:right w:val="none" w:color="000000" w:sz="0" w:space="0"/>
+                  <w:insideH w:val="none" w:color="000000" w:sz="0" w:space="0"/>
+                  <w:insideV w:val="none" w:color="000000" w:sz="0" w:space="0"/>
+                </w:tblBorders>
+                <w:tblCellMar>
+                  <w:top w:w="15" w:type="dxa"/>
+                  <w:left w:w="15" w:type="dxa"/>
+                  <w:bottom w:w="15" w:type="dxa"/>
+                  <w:right w:w="15" w:type="dxa"/>
+                </w:tblCellMar>
+              </w:tblPrEx>
+              <w:trPr>
+                <w:trHeight w:val="2695" w:hRule="atLeast"/>
+              </w:trPr>
+              <w:tc>
+                <w:tcPr>
+                  <w:tcW w:w="544" w:type="dxa"/>
+                  <w:tcBorders>
+                    <w:top w:val="single" w:color="000000" w:sz="4" w:space="0"/>
+                    <w:left w:val="single" w:color="000000" w:sz="4" w:space="0"/>
+                    <w:bottom w:val="single" w:color="000000" w:sz="4" w:space="0"/>
+                    <w:right w:val="single" w:color="000000" w:sz="4" w:space="0"/>
+                  </w:tcBorders>
+                  <w:tcMar>
+                    <w:top w:w="0" w:type="dxa"/>
+                    <w:left w:w="100" w:type="dxa"/>
+                    <w:bottom w:w="0" w:type="dxa"/>
+                    <w:right w:w="100" w:type="dxa"/>
+                  </w:tcMar>
+                  <w:vAlign w:val="center"/>
+                </w:tcPr>
+                <w:p>
+                  <w:pPr>
+                    <w:spacing w:before="60" w:after="60" w:line="288" w:lineRule="auto"/>
+                    <w:jc w:val="center"/>
+                    <w:rPr>
+                      <w:rFonts w:ascii="Times New Roman" w:hAnsi="Times New Roman" w:eastAsia="Times New Roman" w:cs="Times New Roman"/>
+                      <w:sz w:val="26"/>
+                      <w:szCs w:val="26"/>
+                    </w:rPr>
+                  </w:pPr>
+                  <w:r>
+                    <w:rPr>
+                      <w:rFonts w:ascii="Times New Roman" w:hAnsi="Times New Roman" w:eastAsia="Times New Roman" w:cs="Times New Roman"/>
+                      <w:sz w:val="26"/>
+                      <w:szCs w:val="26"/>
+                    </w:rPr>
+                    <w:t>3</w:t>
+                  </w:r>
+                </w:p>
+              </w:tc>
+              <w:tc>
+                <w:tcPr>
+                  <w:tcW w:w="1592" w:type="dxa"/>
+                  <w:tcBorders>
+                    <w:top w:val="single" w:color="000000" w:sz="4" w:space="0"/>
+                    <w:left w:val="single" w:color="000000" w:sz="4" w:space="0"/>
+                    <w:bottom w:val="single" w:color="000000" w:sz="4" w:space="0"/>
+                    <w:right w:val="single" w:color="000000" w:sz="4" w:space="0"/>
+                  </w:tcBorders>
+                  <w:tcMar>
+                    <w:top w:w="0" w:type="dxa"/>
+                    <w:left w:w="100" w:type="dxa"/>
+                    <w:bottom w:w="0" w:type="dxa"/>
+                    <w:right w:w="100" w:type="dxa"/>
+                  </w:tcMar>
+                  <w:vAlign w:val="center"/>
+                </w:tcPr>
+                <w:p>
+                  <w:pPr>
+                    <w:spacing w:before="60" w:after="60" w:line="288" w:lineRule="auto"/>
+                    <w:jc w:val="center"/>
+                    <w:rPr>
+                      <w:rFonts w:ascii="Times New Roman" w:hAnsi="Times New Roman" w:eastAsia="Times New Roman" w:cs="Times New Roman"/>
+                      <w:sz w:val="26"/>
+                      <w:szCs w:val="26"/>
+                    </w:rPr>
+                  </w:pPr>
+                  <w:r>
+                    <w:rPr>
+                      <w:rFonts w:ascii="Times New Roman" w:hAnsi="Times New Roman" w:eastAsia="Times New Roman" w:cs="Times New Roman"/>
+                      <w:sz w:val="26"/>
+                      <w:szCs w:val="26"/>
+                    </w:rPr>
+                    <w:t>Hệ thống</w:t>
+                  </w:r>
+                </w:p>
+              </w:tc>
+              <w:tc>
+                <w:tcPr>
+                  <w:tcW w:w="4636" w:type="dxa"/>
+                  <w:tcBorders>
+                    <w:top w:val="single" w:color="000000" w:sz="4" w:space="0"/>
+                    <w:left w:val="single" w:color="000000" w:sz="4" w:space="0"/>
+                    <w:bottom w:val="single" w:color="000000" w:sz="4" w:space="0"/>
+                    <w:right w:val="single" w:color="000000" w:sz="4" w:space="0"/>
+                  </w:tcBorders>
+                  <w:tcMar>
+                    <w:top w:w="0" w:type="dxa"/>
+                    <w:left w:w="100" w:type="dxa"/>
+                    <w:bottom w:w="0" w:type="dxa"/>
+                    <w:right w:w="100" w:type="dxa"/>
+                  </w:tcMar>
+                </w:tcPr>
+                <w:p>
+                  <w:pPr>
+                    <w:spacing w:before="60" w:after="60" w:line="288" w:lineRule="auto"/>
+                    <w:ind w:left="0" w:leftChars="0" w:firstLine="0" w:firstLineChars="0"/>
+                    <w:jc w:val="both"/>
+                    <w:rPr>
+                      <w:rFonts w:ascii="Times New Roman" w:hAnsi="Times New Roman" w:eastAsia="Times New Roman" w:cs="Times New Roman"/>
+                      <w:sz w:val="26"/>
+                      <w:szCs w:val="26"/>
+                    </w:rPr>
+                  </w:pPr>
+                </w:p>
+              </w:tc>
+            </w:tr>
+            <w:tr>
+              <w:tblPrEx>
+                <w:tblBorders>
+                  <w:top w:val="none" w:color="000000" w:sz="0" w:space="0"/>
+                  <w:left w:val="none" w:color="000000" w:sz="0" w:space="0"/>
+                  <w:bottom w:val="none" w:color="000000" w:sz="0" w:space="0"/>
+                  <w:right w:val="none" w:color="000000" w:sz="0" w:space="0"/>
+                  <w:insideH w:val="none" w:color="000000" w:sz="0" w:space="0"/>
+                  <w:insideV w:val="none" w:color="000000" w:sz="0" w:space="0"/>
+                </w:tblBorders>
+                <w:tblCellMar>
+                  <w:top w:w="15" w:type="dxa"/>
+                  <w:left w:w="15" w:type="dxa"/>
+                  <w:bottom w:w="15" w:type="dxa"/>
+                  <w:right w:w="15" w:type="dxa"/>
+                </w:tblCellMar>
+              </w:tblPrEx>
+              <w:tc>
+                <w:tcPr>
+                  <w:tcW w:w="544" w:type="dxa"/>
+                  <w:tcBorders>
+                    <w:top w:val="single" w:color="000000" w:sz="4" w:space="0"/>
+                    <w:left w:val="single" w:color="000000" w:sz="4" w:space="0"/>
+                    <w:bottom w:val="single" w:color="000000" w:sz="4" w:space="0"/>
+                    <w:right w:val="single" w:color="000000" w:sz="4" w:space="0"/>
+                  </w:tcBorders>
+                  <w:tcMar>
+                    <w:top w:w="0" w:type="dxa"/>
+                    <w:left w:w="100" w:type="dxa"/>
+                    <w:bottom w:w="0" w:type="dxa"/>
+                    <w:right w:w="100" w:type="dxa"/>
+                  </w:tcMar>
+                  <w:vAlign w:val="center"/>
+                </w:tcPr>
+                <w:p>
+                  <w:pPr>
+                    <w:spacing w:before="60" w:after="60" w:line="288" w:lineRule="auto"/>
+                    <w:jc w:val="center"/>
+                    <w:rPr>
+                      <w:rFonts w:ascii="Times New Roman" w:hAnsi="Times New Roman" w:eastAsia="Times New Roman" w:cs="Times New Roman"/>
+                      <w:sz w:val="26"/>
+                      <w:szCs w:val="26"/>
+                    </w:rPr>
+                  </w:pPr>
+                  <w:r>
+                    <w:rPr>
+                      <w:rFonts w:ascii="Times New Roman" w:hAnsi="Times New Roman" w:eastAsia="Times New Roman" w:cs="Times New Roman"/>
+                      <w:sz w:val="26"/>
+                      <w:szCs w:val="26"/>
+                    </w:rPr>
+                    <w:t>4</w:t>
+                  </w:r>
+                </w:p>
+              </w:tc>
+              <w:tc>
+                <w:tcPr>
+                  <w:tcW w:w="1592" w:type="dxa"/>
+                  <w:tcBorders>
+                    <w:top w:val="single" w:color="000000" w:sz="4" w:space="0"/>
+                    <w:left w:val="single" w:color="000000" w:sz="4" w:space="0"/>
+                    <w:bottom w:val="single" w:color="000000" w:sz="4" w:space="0"/>
+                    <w:right w:val="single" w:color="000000" w:sz="4" w:space="0"/>
+                  </w:tcBorders>
+                  <w:tcMar>
+                    <w:top w:w="0" w:type="dxa"/>
+                    <w:left w:w="100" w:type="dxa"/>
+                    <w:bottom w:w="0" w:type="dxa"/>
+                    <w:right w:w="100" w:type="dxa"/>
+                  </w:tcMar>
+                  <w:vAlign w:val="center"/>
+                </w:tcPr>
+                <w:p>
+                  <w:pPr>
+                    <w:spacing w:before="60" w:after="60" w:line="288" w:lineRule="auto"/>
+                    <w:jc w:val="center"/>
+                    <w:rPr>
+                      <w:rFonts w:ascii="Times New Roman" w:hAnsi="Times New Roman" w:eastAsia="Times New Roman" w:cs="Times New Roman"/>
+                      <w:sz w:val="26"/>
+                      <w:szCs w:val="26"/>
+                    </w:rPr>
+                  </w:pPr>
+                  <w:r>
+                    <w:rPr>
+                      <w:rFonts w:ascii="Times New Roman" w:hAnsi="Times New Roman" w:eastAsia="Times New Roman" w:cs="Times New Roman"/>
+                      <w:sz w:val="26"/>
+                      <w:szCs w:val="26"/>
+                    </w:rPr>
+                    <w:t>Người dùng</w:t>
+                  </w:r>
+                </w:p>
+              </w:tc>
+              <w:tc>
+                <w:tcPr>
+                  <w:tcW w:w="4636" w:type="dxa"/>
+                  <w:tcBorders>
+                    <w:top w:val="single" w:color="000000" w:sz="4" w:space="0"/>
+                    <w:left w:val="single" w:color="000000" w:sz="4" w:space="0"/>
+                    <w:bottom w:val="single" w:color="000000" w:sz="4" w:space="0"/>
+                    <w:right w:val="single" w:color="000000" w:sz="4" w:space="0"/>
+                  </w:tcBorders>
+                  <w:tcMar>
+                    <w:top w:w="0" w:type="dxa"/>
+                    <w:left w:w="100" w:type="dxa"/>
+                    <w:bottom w:w="0" w:type="dxa"/>
+                    <w:right w:w="100" w:type="dxa"/>
+                  </w:tcMar>
+                </w:tcPr>
+                <w:p>
+                  <w:pPr>
+                    <w:spacing w:before="60" w:after="60" w:line="288" w:lineRule="auto"/>
+                    <w:ind w:left="0" w:leftChars="0" w:right="68" w:firstLine="0" w:firstLineChars="0"/>
+                    <w:jc w:val="both"/>
+                    <w:rPr>
+                      <w:rFonts w:ascii="Times New Roman" w:hAnsi="Times New Roman" w:eastAsia="Times New Roman" w:cs="Times New Roman"/>
+                      <w:sz w:val="26"/>
+                      <w:szCs w:val="26"/>
+                    </w:rPr>
+                  </w:pPr>
+                </w:p>
+              </w:tc>
+            </w:tr>
+            <w:tr>
+              <w:tblPrEx>
+                <w:tblBorders>
+                  <w:top w:val="none" w:color="000000" w:sz="0" w:space="0"/>
+                  <w:left w:val="none" w:color="000000" w:sz="0" w:space="0"/>
+                  <w:bottom w:val="none" w:color="000000" w:sz="0" w:space="0"/>
+                  <w:right w:val="none" w:color="000000" w:sz="0" w:space="0"/>
+                  <w:insideH w:val="none" w:color="000000" w:sz="0" w:space="0"/>
+                  <w:insideV w:val="none" w:color="000000" w:sz="0" w:space="0"/>
+                </w:tblBorders>
+                <w:tblCellMar>
+                  <w:top w:w="15" w:type="dxa"/>
+                  <w:left w:w="15" w:type="dxa"/>
+                  <w:bottom w:w="15" w:type="dxa"/>
+                  <w:right w:w="15" w:type="dxa"/>
+                </w:tblCellMar>
+              </w:tblPrEx>
+              <w:tc>
+                <w:tcPr>
+                  <w:tcW w:w="544" w:type="dxa"/>
+                  <w:tcBorders>
+                    <w:top w:val="single" w:color="000000" w:sz="4" w:space="0"/>
+                    <w:left w:val="single" w:color="000000" w:sz="4" w:space="0"/>
+                    <w:bottom w:val="single" w:color="000000" w:sz="4" w:space="0"/>
+                    <w:right w:val="single" w:color="000000" w:sz="4" w:space="0"/>
+                  </w:tcBorders>
+                  <w:tcMar>
+                    <w:top w:w="0" w:type="dxa"/>
+                    <w:left w:w="100" w:type="dxa"/>
+                    <w:bottom w:w="0" w:type="dxa"/>
+                    <w:right w:w="100" w:type="dxa"/>
+                  </w:tcMar>
+                  <w:vAlign w:val="center"/>
+                </w:tcPr>
+                <w:p>
+                  <w:pPr>
+                    <w:spacing w:before="60" w:after="60" w:line="288" w:lineRule="auto"/>
+                    <w:jc w:val="center"/>
+                    <w:rPr>
+                      <w:rFonts w:ascii="Times New Roman" w:hAnsi="Times New Roman" w:eastAsia="Times New Roman" w:cs="Times New Roman"/>
+                      <w:sz w:val="26"/>
+                      <w:szCs w:val="26"/>
+                    </w:rPr>
+                  </w:pPr>
+                  <w:r>
+                    <w:rPr>
+                      <w:rFonts w:ascii="Times New Roman" w:hAnsi="Times New Roman" w:eastAsia="Times New Roman" w:cs="Times New Roman"/>
+                      <w:sz w:val="26"/>
+                      <w:szCs w:val="26"/>
+                    </w:rPr>
+                    <w:t>5</w:t>
+                  </w:r>
+                </w:p>
+              </w:tc>
+              <w:tc>
+                <w:tcPr>
+                  <w:tcW w:w="1592" w:type="dxa"/>
+                  <w:tcBorders>
+                    <w:top w:val="single" w:color="000000" w:sz="4" w:space="0"/>
+                    <w:left w:val="single" w:color="000000" w:sz="4" w:space="0"/>
+                    <w:bottom w:val="single" w:color="000000" w:sz="4" w:space="0"/>
+                    <w:right w:val="single" w:color="000000" w:sz="4" w:space="0"/>
+                  </w:tcBorders>
+                  <w:tcMar>
+                    <w:top w:w="0" w:type="dxa"/>
+                    <w:left w:w="100" w:type="dxa"/>
+                    <w:bottom w:w="0" w:type="dxa"/>
+                    <w:right w:w="100" w:type="dxa"/>
+                  </w:tcMar>
+                  <w:vAlign w:val="center"/>
+                </w:tcPr>
+                <w:p>
+                  <w:pPr>
+                    <w:spacing w:before="60" w:after="60" w:line="288" w:lineRule="auto"/>
+                    <w:ind w:left="0" w:leftChars="0" w:firstLine="0" w:firstLineChars="0"/>
+                    <w:jc w:val="both"/>
+                    <w:rPr>
+                      <w:rFonts w:ascii="Times New Roman" w:hAnsi="Times New Roman" w:eastAsia="Times New Roman" w:cs="Times New Roman"/>
+                      <w:sz w:val="26"/>
+                      <w:szCs w:val="26"/>
+                    </w:rPr>
+                  </w:pPr>
+                  <w:r>
+                    <w:rPr>
+                      <w:rFonts w:ascii="Times New Roman" w:hAnsi="Times New Roman" w:eastAsia="Times New Roman" w:cs="Times New Roman"/>
+                      <w:sz w:val="26"/>
+                      <w:szCs w:val="26"/>
+                    </w:rPr>
+                    <w:t>Hệ thống</w:t>
+                  </w:r>
+                </w:p>
+              </w:tc>
+              <w:tc>
+                <w:tcPr>
+                  <w:tcW w:w="4636" w:type="dxa"/>
+                  <w:tcBorders>
+                    <w:top w:val="single" w:color="000000" w:sz="4" w:space="0"/>
+                    <w:left w:val="single" w:color="000000" w:sz="4" w:space="0"/>
+                    <w:bottom w:val="single" w:color="000000" w:sz="4" w:space="0"/>
+                    <w:right w:val="single" w:color="000000" w:sz="4" w:space="0"/>
+                  </w:tcBorders>
+                  <w:tcMar>
+                    <w:top w:w="0" w:type="dxa"/>
+                    <w:left w:w="100" w:type="dxa"/>
+                    <w:bottom w:w="0" w:type="dxa"/>
+                    <w:right w:w="100" w:type="dxa"/>
+                  </w:tcMar>
+                </w:tcPr>
+                <w:p>
+                  <w:pPr>
+                    <w:spacing w:before="60" w:after="60" w:line="288" w:lineRule="auto"/>
+                    <w:ind w:left="0" w:leftChars="0" w:right="68" w:firstLine="0" w:firstLineChars="0"/>
+                    <w:jc w:val="both"/>
+                    <w:rPr>
+                      <w:rFonts w:ascii="Times New Roman" w:hAnsi="Times New Roman" w:eastAsia="Times New Roman" w:cs="Times New Roman"/>
+                      <w:sz w:val="26"/>
+                      <w:szCs w:val="26"/>
+                    </w:rPr>
+                  </w:pPr>
+                </w:p>
+              </w:tc>
+            </w:tr>
+            <w:tr>
+              <w:tblPrEx>
+                <w:tblBorders>
+                  <w:top w:val="none" w:color="000000" w:sz="0" w:space="0"/>
+                  <w:left w:val="none" w:color="000000" w:sz="0" w:space="0"/>
+                  <w:bottom w:val="none" w:color="000000" w:sz="0" w:space="0"/>
+                  <w:right w:val="none" w:color="000000" w:sz="0" w:space="0"/>
+                  <w:insideH w:val="none" w:color="000000" w:sz="0" w:space="0"/>
+                  <w:insideV w:val="none" w:color="000000" w:sz="0" w:space="0"/>
+                </w:tblBorders>
+                <w:tblCellMar>
+                  <w:top w:w="15" w:type="dxa"/>
+                  <w:left w:w="15" w:type="dxa"/>
+                  <w:bottom w:w="15" w:type="dxa"/>
+                  <w:right w:w="15" w:type="dxa"/>
+                </w:tblCellMar>
+              </w:tblPrEx>
+              <w:tc>
+                <w:tcPr>
+                  <w:tcW w:w="544" w:type="dxa"/>
+                  <w:tcBorders>
+                    <w:top w:val="single" w:color="000000" w:sz="4" w:space="0"/>
+                    <w:left w:val="single" w:color="000000" w:sz="4" w:space="0"/>
+                    <w:bottom w:val="single" w:color="000000" w:sz="4" w:space="0"/>
+                    <w:right w:val="single" w:color="000000" w:sz="4" w:space="0"/>
+                  </w:tcBorders>
+                  <w:tcMar>
+                    <w:top w:w="0" w:type="dxa"/>
+                    <w:left w:w="100" w:type="dxa"/>
+                    <w:bottom w:w="0" w:type="dxa"/>
+                    <w:right w:w="100" w:type="dxa"/>
+                  </w:tcMar>
+                  <w:vAlign w:val="center"/>
+                </w:tcPr>
+                <w:p>
+                  <w:pPr>
+                    <w:spacing w:before="60" w:after="60" w:line="288" w:lineRule="auto"/>
+                    <w:jc w:val="center"/>
+                    <w:rPr>
+                      <w:rFonts w:ascii="Times New Roman" w:hAnsi="Times New Roman" w:eastAsia="Times New Roman" w:cs="Times New Roman"/>
+                      <w:sz w:val="26"/>
+                      <w:szCs w:val="26"/>
+                    </w:rPr>
+                  </w:pPr>
+                  <w:r>
+                    <w:rPr>
+                      <w:rFonts w:ascii="Times New Roman" w:hAnsi="Times New Roman" w:eastAsia="Times New Roman" w:cs="Times New Roman"/>
+                      <w:sz w:val="26"/>
+                      <w:szCs w:val="26"/>
+                    </w:rPr>
+                    <w:t>6</w:t>
+                  </w:r>
+                </w:p>
+              </w:tc>
+              <w:tc>
+                <w:tcPr>
+                  <w:tcW w:w="1592" w:type="dxa"/>
+                  <w:tcBorders>
+                    <w:top w:val="single" w:color="000000" w:sz="4" w:space="0"/>
+                    <w:left w:val="single" w:color="000000" w:sz="4" w:space="0"/>
+                    <w:bottom w:val="single" w:color="000000" w:sz="4" w:space="0"/>
+                    <w:right w:val="single" w:color="000000" w:sz="4" w:space="0"/>
+                  </w:tcBorders>
+                  <w:tcMar>
+                    <w:top w:w="0" w:type="dxa"/>
+                    <w:left w:w="100" w:type="dxa"/>
+                    <w:bottom w:w="0" w:type="dxa"/>
+                    <w:right w:w="100" w:type="dxa"/>
+                  </w:tcMar>
+                  <w:vAlign w:val="center"/>
+                </w:tcPr>
+                <w:p>
+                  <w:pPr>
+                    <w:spacing w:before="60" w:after="60" w:line="288" w:lineRule="auto"/>
+                    <w:ind w:left="0" w:leftChars="0" w:firstLine="0" w:firstLineChars="0"/>
+                    <w:jc w:val="both"/>
+                    <w:rPr>
+                      <w:rFonts w:ascii="Times New Roman" w:hAnsi="Times New Roman" w:eastAsia="Times New Roman" w:cs="Times New Roman"/>
+                      <w:sz w:val="26"/>
+                      <w:szCs w:val="26"/>
+                    </w:rPr>
+                  </w:pPr>
+                  <w:r>
+                    <w:rPr>
+                      <w:rFonts w:ascii="Times New Roman" w:hAnsi="Times New Roman" w:eastAsia="Times New Roman" w:cs="Times New Roman"/>
+                      <w:sz w:val="26"/>
+                      <w:szCs w:val="26"/>
+                    </w:rPr>
+                    <w:t>Người dùng</w:t>
+                  </w:r>
+                </w:p>
+              </w:tc>
+              <w:tc>
+                <w:tcPr>
+                  <w:tcW w:w="4636" w:type="dxa"/>
+                  <w:tcBorders>
+                    <w:top w:val="single" w:color="000000" w:sz="4" w:space="0"/>
+                    <w:left w:val="single" w:color="000000" w:sz="4" w:space="0"/>
+                    <w:bottom w:val="single" w:color="000000" w:sz="4" w:space="0"/>
+                    <w:right w:val="single" w:color="000000" w:sz="4" w:space="0"/>
+                  </w:tcBorders>
+                  <w:tcMar>
+                    <w:top w:w="0" w:type="dxa"/>
+                    <w:left w:w="100" w:type="dxa"/>
+                    <w:bottom w:w="0" w:type="dxa"/>
+                    <w:right w:w="100" w:type="dxa"/>
+                  </w:tcMar>
+                </w:tcPr>
+                <w:p>
+                  <w:pPr>
+                    <w:spacing w:before="60" w:after="60" w:line="288" w:lineRule="auto"/>
+                    <w:ind w:left="0" w:leftChars="0" w:right="68" w:firstLine="0" w:firstLineChars="0"/>
+                    <w:jc w:val="both"/>
+                    <w:rPr>
+                      <w:rFonts w:ascii="Times New Roman" w:hAnsi="Times New Roman" w:eastAsia="Times New Roman" w:cs="Times New Roman"/>
+                      <w:sz w:val="26"/>
+                      <w:szCs w:val="26"/>
+                    </w:rPr>
+                  </w:pPr>
+                </w:p>
+              </w:tc>
+            </w:tr>
+            <w:tr>
+              <w:tblPrEx>
+                <w:tblBorders>
+                  <w:top w:val="none" w:color="000000" w:sz="0" w:space="0"/>
+                  <w:left w:val="none" w:color="000000" w:sz="0" w:space="0"/>
+                  <w:bottom w:val="none" w:color="000000" w:sz="0" w:space="0"/>
+                  <w:right w:val="none" w:color="000000" w:sz="0" w:space="0"/>
+                  <w:insideH w:val="none" w:color="000000" w:sz="0" w:space="0"/>
+                  <w:insideV w:val="none" w:color="000000" w:sz="0" w:space="0"/>
+                </w:tblBorders>
+                <w:tblCellMar>
+                  <w:top w:w="15" w:type="dxa"/>
+                  <w:left w:w="15" w:type="dxa"/>
+                  <w:bottom w:w="15" w:type="dxa"/>
+                  <w:right w:w="15" w:type="dxa"/>
+                </w:tblCellMar>
+              </w:tblPrEx>
+              <w:tc>
+                <w:tcPr>
+                  <w:tcW w:w="544" w:type="dxa"/>
+                  <w:tcBorders>
+                    <w:top w:val="single" w:color="000000" w:sz="4" w:space="0"/>
+                    <w:left w:val="single" w:color="000000" w:sz="4" w:space="0"/>
+                    <w:bottom w:val="single" w:color="000000" w:sz="4" w:space="0"/>
+                    <w:right w:val="single" w:color="000000" w:sz="4" w:space="0"/>
+                  </w:tcBorders>
+                  <w:tcMar>
+                    <w:top w:w="0" w:type="dxa"/>
+                    <w:left w:w="100" w:type="dxa"/>
+                    <w:bottom w:w="0" w:type="dxa"/>
+                    <w:right w:w="100" w:type="dxa"/>
+                  </w:tcMar>
+                  <w:vAlign w:val="center"/>
+                </w:tcPr>
+                <w:p>
+                  <w:pPr>
+                    <w:spacing w:before="60" w:after="60" w:line="288" w:lineRule="auto"/>
+                    <w:jc w:val="center"/>
+                    <w:rPr>
+                      <w:rFonts w:ascii="Times New Roman" w:hAnsi="Times New Roman" w:eastAsia="Times New Roman" w:cs="Times New Roman"/>
+                      <w:sz w:val="26"/>
+                      <w:szCs w:val="26"/>
+                    </w:rPr>
+                  </w:pPr>
+                  <w:r>
+                    <w:rPr>
+                      <w:rFonts w:ascii="Times New Roman" w:hAnsi="Times New Roman" w:eastAsia="Times New Roman" w:cs="Times New Roman"/>
+                      <w:sz w:val="26"/>
+                      <w:szCs w:val="26"/>
+                    </w:rPr>
+                    <w:t>7</w:t>
+                  </w:r>
+                </w:p>
+              </w:tc>
+              <w:tc>
+                <w:tcPr>
+                  <w:tcW w:w="1592" w:type="dxa"/>
+                  <w:tcBorders>
+                    <w:top w:val="single" w:color="000000" w:sz="4" w:space="0"/>
+                    <w:left w:val="single" w:color="000000" w:sz="4" w:space="0"/>
+                    <w:bottom w:val="single" w:color="000000" w:sz="4" w:space="0"/>
+                    <w:right w:val="single" w:color="000000" w:sz="4" w:space="0"/>
+                  </w:tcBorders>
+                  <w:tcMar>
+                    <w:top w:w="0" w:type="dxa"/>
+                    <w:left w:w="100" w:type="dxa"/>
+                    <w:bottom w:w="0" w:type="dxa"/>
+                    <w:right w:w="100" w:type="dxa"/>
+                  </w:tcMar>
+                  <w:vAlign w:val="center"/>
+                </w:tcPr>
+                <w:p>
+                  <w:pPr>
+                    <w:spacing w:before="60" w:after="60" w:line="288" w:lineRule="auto"/>
+                    <w:ind w:left="0" w:leftChars="0" w:firstLine="0" w:firstLineChars="0"/>
+                    <w:jc w:val="both"/>
+                    <w:rPr>
+                      <w:rFonts w:ascii="Times New Roman" w:hAnsi="Times New Roman" w:eastAsia="Times New Roman" w:cs="Times New Roman"/>
+                      <w:sz w:val="26"/>
+                      <w:szCs w:val="26"/>
+                    </w:rPr>
+                  </w:pPr>
+                  <w:r>
+                    <w:rPr>
+                      <w:rFonts w:ascii="Times New Roman" w:hAnsi="Times New Roman" w:eastAsia="Times New Roman" w:cs="Times New Roman"/>
+                      <w:sz w:val="26"/>
+                      <w:szCs w:val="26"/>
+                    </w:rPr>
+                    <w:t>Hệ thống</w:t>
+                  </w:r>
+                </w:p>
+              </w:tc>
+              <w:tc>
+                <w:tcPr>
+                  <w:tcW w:w="4636" w:type="dxa"/>
+                  <w:tcBorders>
+                    <w:top w:val="single" w:color="000000" w:sz="4" w:space="0"/>
+                    <w:left w:val="single" w:color="000000" w:sz="4" w:space="0"/>
+                    <w:bottom w:val="single" w:color="000000" w:sz="4" w:space="0"/>
+                    <w:right w:val="single" w:color="000000" w:sz="4" w:space="0"/>
+                  </w:tcBorders>
+                  <w:tcMar>
+                    <w:top w:w="0" w:type="dxa"/>
+                    <w:left w:w="100" w:type="dxa"/>
+                    <w:bottom w:w="0" w:type="dxa"/>
+                    <w:right w:w="100" w:type="dxa"/>
+                  </w:tcMar>
+                </w:tcPr>
+                <w:p>
+                  <w:pPr>
+                    <w:spacing w:before="60" w:after="60" w:line="288" w:lineRule="auto"/>
+                    <w:ind w:left="0" w:leftChars="0" w:firstLine="0" w:firstLineChars="0"/>
+                    <w:jc w:val="both"/>
+                    <w:rPr>
+                      <w:rFonts w:ascii="Times New Roman" w:hAnsi="Times New Roman" w:eastAsia="Times New Roman" w:cs="Times New Roman"/>
+                      <w:sz w:val="26"/>
+                      <w:szCs w:val="26"/>
+                    </w:rPr>
+                  </w:pPr>
+                </w:p>
+              </w:tc>
+            </w:tr>
+          </w:tbl>
+          <w:p>
+            <w:pPr>
+              <w:spacing w:before="60" w:after="60" w:line="288" w:lineRule="auto"/>
+              <w:rPr>
+                <w:rFonts w:ascii="Times New Roman" w:hAnsi="Times New Roman" w:eastAsia="Times New Roman" w:cs="Times New Roman"/>
+                <w:sz w:val="26"/>
+                <w:szCs w:val="26"/>
+              </w:rPr>
+            </w:pPr>
+          </w:p>
+        </w:tc>
+      </w:tr>
+      <w:tr>
+        <w:tblPrEx>
+          <w:tblBorders>
+            <w:top w:val="none" w:color="000000" w:sz="0" w:space="0"/>
+            <w:left w:val="none" w:color="000000" w:sz="0" w:space="0"/>
+            <w:bottom w:val="none" w:color="000000" w:sz="0" w:space="0"/>
+            <w:right w:val="none" w:color="000000" w:sz="0" w:space="0"/>
+            <w:insideH w:val="none" w:color="000000" w:sz="0" w:space="0"/>
+            <w:insideV w:val="none" w:color="000000" w:sz="0" w:space="0"/>
+          </w:tblBorders>
+          <w:tblCellMar>
+            <w:top w:w="15" w:type="dxa"/>
+            <w:left w:w="15" w:type="dxa"/>
+            <w:bottom w:w="15" w:type="dxa"/>
+            <w:right w:w="15" w:type="dxa"/>
+          </w:tblCellMar>
+        </w:tblPrEx>
+        <w:trPr>
+          <w:trHeight w:val="90" w:hRule="atLeast"/>
+        </w:trPr>
+        <w:tc>
+          <w:tcPr>
+            <w:tcW w:w="1728" w:type="dxa"/>
+            <w:tcBorders>
+              <w:top w:val="single" w:color="000000" w:sz="4" w:space="0"/>
+              <w:left w:val="single" w:color="000000" w:sz="4" w:space="0"/>
+              <w:bottom w:val="single" w:color="000000" w:sz="4" w:space="0"/>
+              <w:right w:val="single" w:color="000000" w:sz="4" w:space="0"/>
+            </w:tcBorders>
+            <w:tcMar>
+              <w:top w:w="0" w:type="dxa"/>
+              <w:left w:w="100" w:type="dxa"/>
+              <w:bottom w:w="0" w:type="dxa"/>
+              <w:right w:w="100" w:type="dxa"/>
+            </w:tcMar>
+          </w:tcPr>
+          <w:p>
+            <w:pPr>
+              <w:spacing w:before="60" w:after="60" w:line="288" w:lineRule="auto"/>
+              <w:rPr>
+                <w:rFonts w:ascii="Times New Roman" w:hAnsi="Times New Roman" w:eastAsia="Times New Roman" w:cs="Times New Roman"/>
+                <w:sz w:val="26"/>
+                <w:szCs w:val="26"/>
+              </w:rPr>
+            </w:pPr>
+            <w:r>
+              <w:rPr>
+                <w:rFonts w:ascii="Times New Roman" w:hAnsi="Times New Roman" w:eastAsia="Times New Roman" w:cs="Times New Roman"/>
+                <w:sz w:val="26"/>
+                <w:szCs w:val="26"/>
+              </w:rPr>
+              <w:t>Luồng sự kiện rẽ nhánh</w:t>
+            </w:r>
+          </w:p>
+        </w:tc>
+        <w:tc>
+          <w:tcPr>
+            <w:tcW w:w="7044" w:type="dxa"/>
+            <w:gridSpan w:val="3"/>
+            <w:tcBorders>
+              <w:top w:val="single" w:color="000000" w:sz="4" w:space="0"/>
+              <w:left w:val="single" w:color="000000" w:sz="4" w:space="0"/>
+              <w:bottom w:val="single" w:color="000000" w:sz="4" w:space="0"/>
+              <w:right w:val="single" w:color="000000" w:sz="4" w:space="0"/>
+            </w:tcBorders>
+            <w:tcMar>
+              <w:top w:w="0" w:type="dxa"/>
+              <w:left w:w="100" w:type="dxa"/>
+              <w:bottom w:w="0" w:type="dxa"/>
+              <w:right w:w="100" w:type="dxa"/>
+            </w:tcMar>
+          </w:tcPr>
+          <w:p>
+            <w:pPr>
+              <w:spacing w:before="60" w:after="60" w:line="288" w:lineRule="auto"/>
+              <w:rPr>
+                <w:rFonts w:ascii="Times New Roman" w:hAnsi="Times New Roman" w:eastAsia="Times New Roman" w:cs="Times New Roman"/>
+                <w:sz w:val="26"/>
+                <w:szCs w:val="26"/>
+              </w:rPr>
+            </w:pPr>
+          </w:p>
+          <w:tbl>
+            <w:tblPr>
+              <w:tblStyle w:val="252"/>
+              <w:tblW w:w="6808" w:type="dxa"/>
+              <w:tblInd w:w="0" w:type="dxa"/>
+              <w:tblBorders>
+                <w:top w:val="none" w:color="000000" w:sz="0" w:space="0"/>
+                <w:left w:val="none" w:color="000000" w:sz="0" w:space="0"/>
+                <w:bottom w:val="none" w:color="000000" w:sz="0" w:space="0"/>
+                <w:right w:val="none" w:color="000000" w:sz="0" w:space="0"/>
+                <w:insideH w:val="none" w:color="000000" w:sz="0" w:space="0"/>
+                <w:insideV w:val="none" w:color="000000" w:sz="0" w:space="0"/>
+              </w:tblBorders>
+              <w:tblLayout w:type="fixed"/>
+              <w:tblCellMar>
+                <w:top w:w="15" w:type="dxa"/>
+                <w:left w:w="15" w:type="dxa"/>
+                <w:bottom w:w="15" w:type="dxa"/>
+                <w:right w:w="15" w:type="dxa"/>
+              </w:tblCellMar>
+            </w:tblPr>
+            <w:tblGrid>
+              <w:gridCol w:w="540"/>
+              <w:gridCol w:w="1590"/>
+              <w:gridCol w:w="4678"/>
+            </w:tblGrid>
+            <w:tr>
+              <w:tblPrEx>
+                <w:tblBorders>
+                  <w:top w:val="none" w:color="000000" w:sz="0" w:space="0"/>
+                  <w:left w:val="none" w:color="000000" w:sz="0" w:space="0"/>
+                  <w:bottom w:val="none" w:color="000000" w:sz="0" w:space="0"/>
+                  <w:right w:val="none" w:color="000000" w:sz="0" w:space="0"/>
+                  <w:insideH w:val="none" w:color="000000" w:sz="0" w:space="0"/>
+                  <w:insideV w:val="none" w:color="000000" w:sz="0" w:space="0"/>
+                </w:tblBorders>
+                <w:tblCellMar>
+                  <w:top w:w="15" w:type="dxa"/>
+                  <w:left w:w="15" w:type="dxa"/>
+                  <w:bottom w:w="15" w:type="dxa"/>
+                  <w:right w:w="15" w:type="dxa"/>
+                </w:tblCellMar>
+              </w:tblPrEx>
+              <w:tc>
+                <w:tcPr>
+                  <w:tcW w:w="540" w:type="dxa"/>
+                  <w:tcBorders>
+                    <w:top w:val="single" w:color="000000" w:sz="4" w:space="0"/>
+                    <w:left w:val="single" w:color="000000" w:sz="4" w:space="0"/>
+                    <w:bottom w:val="single" w:color="000000" w:sz="4" w:space="0"/>
+                    <w:right w:val="single" w:color="000000" w:sz="4" w:space="0"/>
+                  </w:tcBorders>
+                  <w:tcMar>
+                    <w:top w:w="0" w:type="dxa"/>
+                    <w:left w:w="100" w:type="dxa"/>
+                    <w:bottom w:w="0" w:type="dxa"/>
+                    <w:right w:w="100" w:type="dxa"/>
+                  </w:tcMar>
+                </w:tcPr>
+                <w:p>
+                  <w:pPr>
+                    <w:spacing w:before="60" w:after="60" w:line="288" w:lineRule="auto"/>
+                    <w:jc w:val="center"/>
+                    <w:rPr>
+                      <w:rFonts w:ascii="Times New Roman" w:hAnsi="Times New Roman" w:eastAsia="Times New Roman" w:cs="Times New Roman"/>
+                      <w:sz w:val="26"/>
+                      <w:szCs w:val="26"/>
+                    </w:rPr>
+                  </w:pPr>
+                  <w:r>
+                    <w:rPr>
+                      <w:rFonts w:ascii="Times New Roman" w:hAnsi="Times New Roman" w:eastAsia="Times New Roman" w:cs="Times New Roman"/>
+                      <w:b/>
+                      <w:bCs/>
+                      <w:sz w:val="26"/>
+                      <w:szCs w:val="26"/>
+                    </w:rPr>
+                    <w:t>#</w:t>
+                  </w:r>
+                </w:p>
+              </w:tc>
+              <w:tc>
+                <w:tcPr>
+                  <w:tcW w:w="1590" w:type="dxa"/>
+                  <w:tcBorders>
+                    <w:top w:val="single" w:color="000000" w:sz="4" w:space="0"/>
+                    <w:left w:val="single" w:color="000000" w:sz="4" w:space="0"/>
+                    <w:bottom w:val="single" w:color="000000" w:sz="4" w:space="0"/>
+                    <w:right w:val="single" w:color="000000" w:sz="4" w:space="0"/>
+                  </w:tcBorders>
+                  <w:tcMar>
+                    <w:top w:w="0" w:type="dxa"/>
+                    <w:left w:w="100" w:type="dxa"/>
+                    <w:bottom w:w="0" w:type="dxa"/>
+                    <w:right w:w="100" w:type="dxa"/>
+                  </w:tcMar>
+                </w:tcPr>
+                <w:p>
+                  <w:pPr>
+                    <w:spacing w:before="60" w:after="60" w:line="288" w:lineRule="auto"/>
+                    <w:ind w:left="0" w:leftChars="0" w:firstLine="0" w:firstLineChars="0"/>
+                    <w:jc w:val="both"/>
+                    <w:rPr>
+                      <w:rFonts w:ascii="Times New Roman" w:hAnsi="Times New Roman" w:eastAsia="Times New Roman" w:cs="Times New Roman"/>
+                      <w:sz w:val="26"/>
+                      <w:szCs w:val="26"/>
+                    </w:rPr>
+                  </w:pPr>
+                  <w:r>
+                    <w:rPr>
+                      <w:rFonts w:ascii="Times New Roman" w:hAnsi="Times New Roman" w:eastAsia="Times New Roman" w:cs="Times New Roman"/>
+                      <w:b/>
+                      <w:bCs/>
+                      <w:sz w:val="26"/>
+                      <w:szCs w:val="26"/>
+                    </w:rPr>
+                    <w:t>Thực hiện bởi</w:t>
+                  </w:r>
+                </w:p>
+              </w:tc>
+              <w:tc>
+                <w:tcPr>
+                  <w:tcW w:w="4678" w:type="dxa"/>
+                  <w:tcBorders>
+                    <w:top w:val="single" w:color="000000" w:sz="4" w:space="0"/>
+                    <w:left w:val="single" w:color="000000" w:sz="4" w:space="0"/>
+                    <w:bottom w:val="single" w:color="000000" w:sz="4" w:space="0"/>
+                    <w:right w:val="single" w:color="000000" w:sz="4" w:space="0"/>
+                  </w:tcBorders>
+                  <w:tcMar>
+                    <w:top w:w="0" w:type="dxa"/>
+                    <w:left w:w="100" w:type="dxa"/>
+                    <w:bottom w:w="0" w:type="dxa"/>
+                    <w:right w:w="100" w:type="dxa"/>
+                  </w:tcMar>
+                </w:tcPr>
+                <w:p>
+                  <w:pPr>
+                    <w:spacing w:before="60" w:after="60" w:line="288" w:lineRule="auto"/>
+                    <w:jc w:val="center"/>
+                    <w:rPr>
+                      <w:rFonts w:ascii="Times New Roman" w:hAnsi="Times New Roman" w:eastAsia="Times New Roman" w:cs="Times New Roman"/>
+                      <w:sz w:val="26"/>
+                      <w:szCs w:val="26"/>
+                    </w:rPr>
+                  </w:pPr>
+                  <w:r>
+                    <w:rPr>
+                      <w:rFonts w:ascii="Times New Roman" w:hAnsi="Times New Roman" w:eastAsia="Times New Roman" w:cs="Times New Roman"/>
+                      <w:b/>
+                      <w:bCs/>
+                      <w:sz w:val="26"/>
+                      <w:szCs w:val="26"/>
+                    </w:rPr>
+                    <w:t>Hành động</w:t>
+                  </w:r>
+                </w:p>
+              </w:tc>
+            </w:tr>
+            <w:tr>
+              <w:tblPrEx>
+                <w:tblBorders>
+                  <w:top w:val="none" w:color="000000" w:sz="0" w:space="0"/>
+                  <w:left w:val="none" w:color="000000" w:sz="0" w:space="0"/>
+                  <w:bottom w:val="none" w:color="000000" w:sz="0" w:space="0"/>
+                  <w:right w:val="none" w:color="000000" w:sz="0" w:space="0"/>
+                  <w:insideH w:val="none" w:color="000000" w:sz="0" w:space="0"/>
+                  <w:insideV w:val="none" w:color="000000" w:sz="0" w:space="0"/>
+                </w:tblBorders>
+                <w:tblCellMar>
+                  <w:top w:w="15" w:type="dxa"/>
+                  <w:left w:w="15" w:type="dxa"/>
+                  <w:bottom w:w="15" w:type="dxa"/>
+                  <w:right w:w="15" w:type="dxa"/>
+                </w:tblCellMar>
+              </w:tblPrEx>
+              <w:tc>
+                <w:tcPr>
+                  <w:tcW w:w="540" w:type="dxa"/>
+                  <w:tcBorders>
+                    <w:top w:val="single" w:color="000000" w:sz="4" w:space="0"/>
+                    <w:left w:val="single" w:color="000000" w:sz="4" w:space="0"/>
+                    <w:bottom w:val="single" w:color="000000" w:sz="4" w:space="0"/>
+                    <w:right w:val="single" w:color="000000" w:sz="4" w:space="0"/>
+                  </w:tcBorders>
+                  <w:tcMar>
+                    <w:top w:w="0" w:type="dxa"/>
+                    <w:left w:w="100" w:type="dxa"/>
+                    <w:bottom w:w="0" w:type="dxa"/>
+                    <w:right w:w="100" w:type="dxa"/>
+                  </w:tcMar>
+                  <w:vAlign w:val="center"/>
+                </w:tcPr>
+                <w:p>
+                  <w:pPr>
+                    <w:spacing w:before="60" w:after="60" w:line="288" w:lineRule="auto"/>
+                    <w:jc w:val="center"/>
+                    <w:rPr>
+                      <w:rFonts w:ascii="Times New Roman" w:hAnsi="Times New Roman" w:eastAsia="Times New Roman" w:cs="Times New Roman"/>
+                      <w:sz w:val="26"/>
+                      <w:szCs w:val="26"/>
+                    </w:rPr>
+                  </w:pPr>
+                  <w:r>
+                    <w:rPr>
+                      <w:rFonts w:ascii="Times New Roman" w:hAnsi="Times New Roman" w:eastAsia="Times New Roman" w:cs="Times New Roman"/>
+                      <w:sz w:val="26"/>
+                      <w:szCs w:val="26"/>
+                    </w:rPr>
+                    <w:t>4</w:t>
+                  </w:r>
+                </w:p>
+              </w:tc>
+              <w:tc>
+                <w:tcPr>
+                  <w:tcW w:w="1590" w:type="dxa"/>
+                  <w:tcBorders>
+                    <w:top w:val="single" w:color="000000" w:sz="4" w:space="0"/>
+                    <w:left w:val="single" w:color="000000" w:sz="4" w:space="0"/>
+                    <w:bottom w:val="single" w:color="000000" w:sz="4" w:space="0"/>
+                    <w:right w:val="single" w:color="000000" w:sz="4" w:space="0"/>
+                  </w:tcBorders>
+                  <w:tcMar>
+                    <w:top w:w="0" w:type="dxa"/>
+                    <w:left w:w="100" w:type="dxa"/>
+                    <w:bottom w:w="0" w:type="dxa"/>
+                    <w:right w:w="100" w:type="dxa"/>
+                  </w:tcMar>
+                  <w:vAlign w:val="center"/>
+                </w:tcPr>
+                <w:p>
+                  <w:pPr>
+                    <w:spacing w:before="60" w:after="60" w:line="288" w:lineRule="auto"/>
+                    <w:ind w:left="0" w:leftChars="0" w:firstLine="0" w:firstLineChars="0"/>
+                    <w:jc w:val="both"/>
+                    <w:rPr>
+                      <w:rFonts w:ascii="Times New Roman" w:hAnsi="Times New Roman" w:eastAsia="Times New Roman" w:cs="Times New Roman"/>
+                      <w:sz w:val="26"/>
+                      <w:szCs w:val="26"/>
+                    </w:rPr>
+                  </w:pPr>
+                  <w:r>
+                    <w:rPr>
+                      <w:rFonts w:ascii="Times New Roman" w:hAnsi="Times New Roman" w:eastAsia="Times New Roman" w:cs="Times New Roman"/>
+                      <w:sz w:val="26"/>
+                      <w:szCs w:val="26"/>
+                    </w:rPr>
+                    <w:t>Hệ thống</w:t>
+                  </w:r>
+                </w:p>
+              </w:tc>
+              <w:tc>
+                <w:tcPr>
+                  <w:tcW w:w="4678" w:type="dxa"/>
+                  <w:tcBorders>
+                    <w:top w:val="single" w:color="000000" w:sz="4" w:space="0"/>
+                    <w:left w:val="single" w:color="000000" w:sz="4" w:space="0"/>
+                    <w:bottom w:val="single" w:color="000000" w:sz="4" w:space="0"/>
+                    <w:right w:val="single" w:color="000000" w:sz="4" w:space="0"/>
+                  </w:tcBorders>
+                  <w:tcMar>
+                    <w:top w:w="0" w:type="dxa"/>
+                    <w:left w:w="100" w:type="dxa"/>
+                    <w:bottom w:w="0" w:type="dxa"/>
+                    <w:right w:w="100" w:type="dxa"/>
+                  </w:tcMar>
+                </w:tcPr>
+                <w:p>
+                  <w:pPr>
+                    <w:spacing w:before="60" w:after="60" w:line="288" w:lineRule="auto"/>
+                    <w:jc w:val="both"/>
+                    <w:rPr>
+                      <w:rFonts w:ascii="Times New Roman" w:hAnsi="Times New Roman" w:eastAsia="Times New Roman" w:cs="Times New Roman"/>
+                      <w:sz w:val="26"/>
+                      <w:szCs w:val="26"/>
+                    </w:rPr>
+                  </w:pPr>
+                </w:p>
+              </w:tc>
+            </w:tr>
+            <w:tr>
+              <w:tblPrEx>
+                <w:tblBorders>
+                  <w:top w:val="none" w:color="000000" w:sz="0" w:space="0"/>
+                  <w:left w:val="none" w:color="000000" w:sz="0" w:space="0"/>
+                  <w:bottom w:val="none" w:color="000000" w:sz="0" w:space="0"/>
+                  <w:right w:val="none" w:color="000000" w:sz="0" w:space="0"/>
+                  <w:insideH w:val="none" w:color="000000" w:sz="0" w:space="0"/>
+                  <w:insideV w:val="none" w:color="000000" w:sz="0" w:space="0"/>
+                </w:tblBorders>
+                <w:tblCellMar>
+                  <w:top w:w="15" w:type="dxa"/>
+                  <w:left w:w="15" w:type="dxa"/>
+                  <w:bottom w:w="15" w:type="dxa"/>
+                  <w:right w:w="15" w:type="dxa"/>
+                </w:tblCellMar>
+              </w:tblPrEx>
+              <w:tc>
+                <w:tcPr>
+                  <w:tcW w:w="540" w:type="dxa"/>
+                  <w:tcBorders>
+                    <w:top w:val="single" w:color="000000" w:sz="4" w:space="0"/>
+                    <w:left w:val="single" w:color="000000" w:sz="4" w:space="0"/>
+                    <w:bottom w:val="single" w:color="000000" w:sz="4" w:space="0"/>
+                    <w:right w:val="single" w:color="000000" w:sz="4" w:space="0"/>
+                  </w:tcBorders>
+                  <w:tcMar>
+                    <w:top w:w="0" w:type="dxa"/>
+                    <w:left w:w="100" w:type="dxa"/>
+                    <w:bottom w:w="0" w:type="dxa"/>
+                    <w:right w:w="100" w:type="dxa"/>
+                  </w:tcMar>
+                  <w:vAlign w:val="center"/>
+                </w:tcPr>
+                <w:p>
+                  <w:pPr>
+                    <w:spacing w:before="60" w:after="60" w:line="288" w:lineRule="auto"/>
+                    <w:jc w:val="center"/>
+                    <w:rPr>
+                      <w:rFonts w:ascii="Times New Roman" w:hAnsi="Times New Roman" w:eastAsia="Times New Roman" w:cs="Times New Roman"/>
+                      <w:sz w:val="26"/>
+                      <w:szCs w:val="26"/>
+                    </w:rPr>
+                  </w:pPr>
+                  <w:r>
+                    <w:rPr>
+                      <w:rFonts w:ascii="Times New Roman" w:hAnsi="Times New Roman" w:eastAsia="Times New Roman" w:cs="Times New Roman"/>
+                      <w:sz w:val="26"/>
+                      <w:szCs w:val="26"/>
+                    </w:rPr>
+                    <w:t>4</w:t>
+                  </w:r>
+                </w:p>
+              </w:tc>
+              <w:tc>
+                <w:tcPr>
+                  <w:tcW w:w="1590" w:type="dxa"/>
+                  <w:tcBorders>
+                    <w:top w:val="single" w:color="000000" w:sz="4" w:space="0"/>
+                    <w:left w:val="single" w:color="000000" w:sz="4" w:space="0"/>
+                    <w:bottom w:val="single" w:color="000000" w:sz="4" w:space="0"/>
+                    <w:right w:val="single" w:color="000000" w:sz="4" w:space="0"/>
+                  </w:tcBorders>
+                  <w:tcMar>
+                    <w:top w:w="0" w:type="dxa"/>
+                    <w:left w:w="100" w:type="dxa"/>
+                    <w:bottom w:w="0" w:type="dxa"/>
+                    <w:right w:w="100" w:type="dxa"/>
+                  </w:tcMar>
+                  <w:vAlign w:val="center"/>
+                </w:tcPr>
+                <w:p>
+                  <w:pPr>
+                    <w:spacing w:before="60" w:after="60" w:line="288" w:lineRule="auto"/>
+                    <w:ind w:left="0" w:leftChars="0" w:firstLine="0" w:firstLineChars="0"/>
+                    <w:jc w:val="both"/>
+                    <w:rPr>
+                      <w:rFonts w:ascii="Times New Roman" w:hAnsi="Times New Roman" w:eastAsia="Times New Roman" w:cs="Times New Roman"/>
+                      <w:sz w:val="26"/>
+                      <w:szCs w:val="26"/>
+                    </w:rPr>
+                  </w:pPr>
+                  <w:r>
+                    <w:rPr>
+                      <w:rFonts w:ascii="Times New Roman" w:hAnsi="Times New Roman" w:eastAsia="Times New Roman" w:cs="Times New Roman"/>
+                      <w:sz w:val="26"/>
+                      <w:szCs w:val="26"/>
+                    </w:rPr>
+                    <w:t>Hệ thống</w:t>
+                  </w:r>
+                </w:p>
+              </w:tc>
+              <w:tc>
+                <w:tcPr>
+                  <w:tcW w:w="4678" w:type="dxa"/>
+                  <w:tcBorders>
+                    <w:top w:val="single" w:color="000000" w:sz="4" w:space="0"/>
+                    <w:left w:val="single" w:color="000000" w:sz="4" w:space="0"/>
+                    <w:bottom w:val="single" w:color="000000" w:sz="4" w:space="0"/>
+                    <w:right w:val="single" w:color="000000" w:sz="4" w:space="0"/>
+                  </w:tcBorders>
+                  <w:tcMar>
+                    <w:top w:w="0" w:type="dxa"/>
+                    <w:left w:w="100" w:type="dxa"/>
+                    <w:bottom w:w="0" w:type="dxa"/>
+                    <w:right w:w="100" w:type="dxa"/>
+                  </w:tcMar>
+                </w:tcPr>
+                <w:p>
+                  <w:pPr>
+                    <w:spacing w:before="60" w:after="60" w:line="288" w:lineRule="auto"/>
+                    <w:ind w:left="0" w:leftChars="0" w:firstLine="0" w:firstLineChars="0"/>
+                    <w:jc w:val="both"/>
+                    <w:rPr>
+                      <w:rFonts w:ascii="Times New Roman" w:hAnsi="Times New Roman" w:eastAsia="Times New Roman" w:cs="Times New Roman"/>
+                      <w:sz w:val="26"/>
+                      <w:szCs w:val="26"/>
+                    </w:rPr>
+                  </w:pPr>
+                </w:p>
+              </w:tc>
+            </w:tr>
+            <w:tr>
+              <w:tblPrEx>
+                <w:tblBorders>
+                  <w:top w:val="none" w:color="000000" w:sz="0" w:space="0"/>
+                  <w:left w:val="none" w:color="000000" w:sz="0" w:space="0"/>
+                  <w:bottom w:val="none" w:color="000000" w:sz="0" w:space="0"/>
+                  <w:right w:val="none" w:color="000000" w:sz="0" w:space="0"/>
+                  <w:insideH w:val="none" w:color="000000" w:sz="0" w:space="0"/>
+                  <w:insideV w:val="none" w:color="000000" w:sz="0" w:space="0"/>
+                </w:tblBorders>
+                <w:tblCellMar>
+                  <w:top w:w="15" w:type="dxa"/>
+                  <w:left w:w="15" w:type="dxa"/>
+                  <w:bottom w:w="15" w:type="dxa"/>
+                  <w:right w:w="15" w:type="dxa"/>
+                </w:tblCellMar>
+              </w:tblPrEx>
+              <w:tc>
+                <w:tcPr>
+                  <w:tcW w:w="540" w:type="dxa"/>
+                  <w:tcBorders>
+                    <w:top w:val="single" w:color="000000" w:sz="4" w:space="0"/>
+                    <w:left w:val="single" w:color="000000" w:sz="4" w:space="0"/>
+                    <w:bottom w:val="single" w:color="000000" w:sz="4" w:space="0"/>
+                    <w:right w:val="single" w:color="000000" w:sz="4" w:space="0"/>
+                  </w:tcBorders>
+                  <w:tcMar>
+                    <w:top w:w="0" w:type="dxa"/>
+                    <w:left w:w="100" w:type="dxa"/>
+                    <w:bottom w:w="0" w:type="dxa"/>
+                    <w:right w:w="100" w:type="dxa"/>
+                  </w:tcMar>
+                  <w:vAlign w:val="center"/>
+                </w:tcPr>
+                <w:p>
+                  <w:pPr>
+                    <w:spacing w:before="60" w:after="60" w:line="288" w:lineRule="auto"/>
+                    <w:jc w:val="center"/>
+                    <w:rPr>
+                      <w:rFonts w:ascii="Times New Roman" w:hAnsi="Times New Roman" w:eastAsia="Times New Roman" w:cs="Times New Roman"/>
+                      <w:sz w:val="26"/>
+                      <w:szCs w:val="26"/>
+                    </w:rPr>
+                  </w:pPr>
+                  <w:r>
+                    <w:rPr>
+                      <w:rFonts w:ascii="Times New Roman" w:hAnsi="Times New Roman" w:eastAsia="Times New Roman" w:cs="Times New Roman"/>
+                      <w:sz w:val="26"/>
+                      <w:szCs w:val="26"/>
+                    </w:rPr>
+                    <w:t>*</w:t>
+                  </w:r>
+                </w:p>
+              </w:tc>
+              <w:tc>
+                <w:tcPr>
+                  <w:tcW w:w="1590" w:type="dxa"/>
+                  <w:tcBorders>
+                    <w:top w:val="single" w:color="000000" w:sz="4" w:space="0"/>
+                    <w:left w:val="single" w:color="000000" w:sz="4" w:space="0"/>
+                    <w:bottom w:val="single" w:color="000000" w:sz="4" w:space="0"/>
+                    <w:right w:val="single" w:color="000000" w:sz="4" w:space="0"/>
+                  </w:tcBorders>
+                  <w:tcMar>
+                    <w:top w:w="0" w:type="dxa"/>
+                    <w:left w:w="100" w:type="dxa"/>
+                    <w:bottom w:w="0" w:type="dxa"/>
+                    <w:right w:w="100" w:type="dxa"/>
+                  </w:tcMar>
+                  <w:vAlign w:val="center"/>
+                </w:tcPr>
+                <w:p>
+                  <w:pPr>
+                    <w:spacing w:before="60" w:after="60" w:line="288" w:lineRule="auto"/>
+                    <w:ind w:left="0" w:leftChars="0" w:firstLine="0" w:firstLineChars="0"/>
+                    <w:jc w:val="both"/>
+                    <w:rPr>
+                      <w:rFonts w:ascii="Times New Roman" w:hAnsi="Times New Roman" w:eastAsia="Times New Roman" w:cs="Times New Roman"/>
+                      <w:sz w:val="26"/>
+                      <w:szCs w:val="26"/>
+                    </w:rPr>
+                  </w:pPr>
+                  <w:r>
+                    <w:rPr>
+                      <w:rFonts w:ascii="Times New Roman" w:hAnsi="Times New Roman" w:eastAsia="Times New Roman" w:cs="Times New Roman"/>
+                      <w:sz w:val="26"/>
+                      <w:szCs w:val="26"/>
+                    </w:rPr>
+                    <w:t>Hệ thống</w:t>
+                  </w:r>
+                </w:p>
+              </w:tc>
+              <w:tc>
+                <w:tcPr>
+                  <w:tcW w:w="4678" w:type="dxa"/>
+                  <w:tcBorders>
+                    <w:top w:val="single" w:color="000000" w:sz="4" w:space="0"/>
+                    <w:left w:val="single" w:color="000000" w:sz="4" w:space="0"/>
+                    <w:bottom w:val="single" w:color="000000" w:sz="4" w:space="0"/>
+                    <w:right w:val="single" w:color="000000" w:sz="4" w:space="0"/>
+                  </w:tcBorders>
+                  <w:tcMar>
+                    <w:top w:w="0" w:type="dxa"/>
+                    <w:left w:w="100" w:type="dxa"/>
+                    <w:bottom w:w="0" w:type="dxa"/>
+                    <w:right w:w="100" w:type="dxa"/>
+                  </w:tcMar>
+                </w:tcPr>
+                <w:p>
+                  <w:pPr>
+                    <w:spacing w:before="60" w:after="60" w:line="288" w:lineRule="auto"/>
+                    <w:ind w:left="0" w:leftChars="0" w:firstLine="0" w:firstLineChars="0"/>
+                    <w:jc w:val="both"/>
+                    <w:rPr>
+                      <w:rFonts w:ascii="Times New Roman" w:hAnsi="Times New Roman" w:eastAsia="Times New Roman" w:cs="Times New Roman"/>
+                      <w:sz w:val="26"/>
+                      <w:szCs w:val="26"/>
+                    </w:rPr>
+                  </w:pPr>
+                </w:p>
+              </w:tc>
+            </w:tr>
+          </w:tbl>
+          <w:p>
+            <w:pPr>
+              <w:spacing w:before="60" w:after="60" w:line="288" w:lineRule="auto"/>
+              <w:rPr>
+                <w:rFonts w:ascii="Times New Roman" w:hAnsi="Times New Roman" w:eastAsia="Times New Roman" w:cs="Times New Roman"/>
+                <w:sz w:val="26"/>
+                <w:szCs w:val="26"/>
+              </w:rPr>
+            </w:pPr>
+          </w:p>
+        </w:tc>
+      </w:tr>
+      <w:tr>
+        <w:tblPrEx>
+          <w:tblBorders>
+            <w:top w:val="none" w:color="000000" w:sz="0" w:space="0"/>
+            <w:left w:val="none" w:color="000000" w:sz="0" w:space="0"/>
+            <w:bottom w:val="none" w:color="000000" w:sz="0" w:space="0"/>
+            <w:right w:val="none" w:color="000000" w:sz="0" w:space="0"/>
+            <w:insideH w:val="none" w:color="000000" w:sz="0" w:space="0"/>
+            <w:insideV w:val="none" w:color="000000" w:sz="0" w:space="0"/>
+          </w:tblBorders>
+          <w:tblCellMar>
+            <w:top w:w="15" w:type="dxa"/>
+            <w:left w:w="15" w:type="dxa"/>
+            <w:bottom w:w="15" w:type="dxa"/>
+            <w:right w:w="15" w:type="dxa"/>
+          </w:tblCellMar>
+        </w:tblPrEx>
+        <w:trPr>
+          <w:trHeight w:val="90" w:hRule="atLeast"/>
+        </w:trPr>
+        <w:tc>
+          <w:tcPr>
+            <w:tcW w:w="1728" w:type="dxa"/>
+            <w:tcBorders>
+              <w:top w:val="single" w:color="000000" w:sz="4" w:space="0"/>
+              <w:left w:val="single" w:color="000000" w:sz="4" w:space="0"/>
+              <w:bottom w:val="single" w:color="000000" w:sz="4" w:space="0"/>
+              <w:right w:val="single" w:color="000000" w:sz="4" w:space="0"/>
+            </w:tcBorders>
+            <w:tcMar>
+              <w:top w:w="0" w:type="dxa"/>
+              <w:left w:w="100" w:type="dxa"/>
+              <w:bottom w:w="0" w:type="dxa"/>
+              <w:right w:w="100" w:type="dxa"/>
+            </w:tcMar>
+            <w:vAlign w:val="center"/>
+          </w:tcPr>
+          <w:p>
+            <w:pPr>
+              <w:spacing w:before="60" w:after="60" w:line="288" w:lineRule="auto"/>
+              <w:rPr>
+                <w:rFonts w:ascii="Times New Roman" w:hAnsi="Times New Roman" w:eastAsia="Times New Roman" w:cs="Times New Roman"/>
+                <w:sz w:val="26"/>
+                <w:szCs w:val="26"/>
+              </w:rPr>
+            </w:pPr>
+            <w:r>
+              <w:rPr>
+                <w:rFonts w:ascii="Times New Roman" w:hAnsi="Times New Roman" w:eastAsia="Times New Roman" w:cs="Times New Roman"/>
+                <w:sz w:val="26"/>
+                <w:szCs w:val="26"/>
+              </w:rPr>
+              <w:t>Các yêu cầu đặc biệt</w:t>
+            </w:r>
+          </w:p>
+        </w:tc>
+        <w:tc>
+          <w:tcPr>
+            <w:tcW w:w="7044" w:type="dxa"/>
+            <w:gridSpan w:val="3"/>
+            <w:tcBorders>
+              <w:top w:val="single" w:color="000000" w:sz="4" w:space="0"/>
+              <w:left w:val="single" w:color="000000" w:sz="4" w:space="0"/>
+              <w:bottom w:val="single" w:color="000000" w:sz="4" w:space="0"/>
+              <w:right w:val="single" w:color="000000" w:sz="4" w:space="0"/>
+            </w:tcBorders>
+            <w:tcMar>
+              <w:top w:w="0" w:type="dxa"/>
+              <w:left w:w="100" w:type="dxa"/>
+              <w:bottom w:w="0" w:type="dxa"/>
+              <w:right w:w="100" w:type="dxa"/>
+            </w:tcMar>
+          </w:tcPr>
+          <w:p>
+            <w:pPr>
+              <w:spacing w:before="60" w:after="60" w:line="288" w:lineRule="auto"/>
+              <w:jc w:val="both"/>
+              <w:rPr>
+                <w:rFonts w:ascii="Times New Roman" w:hAnsi="Times New Roman" w:eastAsia="Times New Roman" w:cs="Times New Roman"/>
+                <w:sz w:val="26"/>
+                <w:szCs w:val="26"/>
+              </w:rPr>
+            </w:pPr>
+            <w:r>
+              <w:rPr>
+                <w:rFonts w:ascii="Times New Roman" w:hAnsi="Times New Roman" w:eastAsia="Times New Roman" w:cs="Times New Roman"/>
+                <w:sz w:val="26"/>
+                <w:szCs w:val="26"/>
+              </w:rPr>
+              <w:t>Không có</w:t>
+            </w:r>
+          </w:p>
+        </w:tc>
+      </w:tr>
+      <w:tr>
+        <w:tblPrEx>
+          <w:tblBorders>
+            <w:top w:val="none" w:color="000000" w:sz="0" w:space="0"/>
+            <w:left w:val="none" w:color="000000" w:sz="0" w:space="0"/>
+            <w:bottom w:val="none" w:color="000000" w:sz="0" w:space="0"/>
+            <w:right w:val="none" w:color="000000" w:sz="0" w:space="0"/>
+            <w:insideH w:val="none" w:color="000000" w:sz="0" w:space="0"/>
+            <w:insideV w:val="none" w:color="000000" w:sz="0" w:space="0"/>
+          </w:tblBorders>
+          <w:tblCellMar>
+            <w:top w:w="15" w:type="dxa"/>
+            <w:left w:w="15" w:type="dxa"/>
+            <w:bottom w:w="15" w:type="dxa"/>
+            <w:right w:w="15" w:type="dxa"/>
+          </w:tblCellMar>
+        </w:tblPrEx>
+        <w:trPr>
+          <w:trHeight w:val="720" w:hRule="atLeast"/>
+        </w:trPr>
+        <w:tc>
+          <w:tcPr>
+            <w:tcW w:w="1728" w:type="dxa"/>
+            <w:tcBorders>
+              <w:top w:val="single" w:color="000000" w:sz="4" w:space="0"/>
+              <w:left w:val="single" w:color="000000" w:sz="4" w:space="0"/>
+              <w:bottom w:val="single" w:color="000000" w:sz="4" w:space="0"/>
+              <w:right w:val="single" w:color="000000" w:sz="4" w:space="0"/>
+            </w:tcBorders>
+            <w:tcMar>
+              <w:top w:w="0" w:type="dxa"/>
+              <w:left w:w="100" w:type="dxa"/>
+              <w:bottom w:w="0" w:type="dxa"/>
+              <w:right w:w="100" w:type="dxa"/>
+            </w:tcMar>
+            <w:vAlign w:val="center"/>
+          </w:tcPr>
+          <w:p>
+            <w:pPr>
+              <w:spacing w:before="60" w:after="60" w:line="288" w:lineRule="auto"/>
+              <w:rPr>
+                <w:rFonts w:ascii="Times New Roman" w:hAnsi="Times New Roman" w:eastAsia="Times New Roman" w:cs="Times New Roman"/>
+                <w:sz w:val="26"/>
+                <w:szCs w:val="26"/>
+              </w:rPr>
+            </w:pPr>
+            <w:r>
+              <w:rPr>
+                <w:rFonts w:ascii="Times New Roman" w:hAnsi="Times New Roman" w:eastAsia="Times New Roman" w:cs="Times New Roman"/>
+                <w:sz w:val="26"/>
+                <w:szCs w:val="26"/>
+              </w:rPr>
+              <w:t>Điểm mở rộng</w:t>
+            </w:r>
+          </w:p>
+        </w:tc>
+        <w:tc>
+          <w:tcPr>
+            <w:tcW w:w="7044" w:type="dxa"/>
+            <w:gridSpan w:val="3"/>
+            <w:tcBorders>
+              <w:top w:val="single" w:color="000000" w:sz="4" w:space="0"/>
+              <w:left w:val="single" w:color="000000" w:sz="4" w:space="0"/>
+              <w:bottom w:val="single" w:color="000000" w:sz="4" w:space="0"/>
+              <w:right w:val="single" w:color="000000" w:sz="4" w:space="0"/>
+            </w:tcBorders>
+            <w:tcMar>
+              <w:top w:w="0" w:type="dxa"/>
+              <w:left w:w="100" w:type="dxa"/>
+              <w:bottom w:w="0" w:type="dxa"/>
+              <w:right w:w="100" w:type="dxa"/>
+            </w:tcMar>
+          </w:tcPr>
+          <w:p>
+            <w:pPr>
+              <w:spacing w:before="60" w:after="60" w:line="288" w:lineRule="auto"/>
+              <w:jc w:val="both"/>
+              <w:rPr>
+                <w:rFonts w:ascii="Times New Roman" w:hAnsi="Times New Roman" w:eastAsia="Times New Roman" w:cs="Times New Roman"/>
+                <w:sz w:val="26"/>
+                <w:szCs w:val="26"/>
+              </w:rPr>
+            </w:pPr>
+            <w:r>
+              <w:rPr>
+                <w:rFonts w:ascii="Times New Roman" w:hAnsi="Times New Roman" w:eastAsia="Times New Roman" w:cs="Times New Roman"/>
+                <w:sz w:val="26"/>
+                <w:szCs w:val="26"/>
+              </w:rPr>
+              <w:t>Không có</w:t>
+            </w:r>
+          </w:p>
+        </w:tc>
+      </w:tr>
+    </w:tbl>
+    <w:p>
+      <w:pPr>
+        <w:ind w:left="0" w:leftChars="0" w:firstLine="0" w:firstLineChars="0"/>
+        <w:rPr>
+          <w:rFonts w:hint="default" w:ascii="Calibri" w:hAnsi="Calibri" w:eastAsia="SimSun" w:cs="Calibri"/>
+          <w:sz w:val="26"/>
+          <w:szCs w:val="26"/>
+        </w:rPr>
+      </w:pPr>
+      <w:r>
+        <w:rPr>
+          <w:rFonts w:hint="default" w:ascii="Calibri" w:hAnsi="Calibri" w:eastAsia="SimSun" w:cs="Calibri"/>
+          <w:sz w:val="26"/>
+          <w:szCs w:val="26"/>
+        </w:rPr>
+        <w:br w:type="page"/>
+      </w:r>
     </w:p>
     <w:p>
       <w:pPr>
@@ -16740,6 +25271,61 @@
       </w:tcPr>
     </w:tblStylePr>
   </w:style>
+  <w:style w:type="table" w:customStyle="1" w:styleId="249">
+    <w:name w:val="_Style 14"/>
+    <w:basedOn w:val="250"/>
+    <w:qFormat/>
+    <w:uiPriority w:val="0"/>
+    <w:tblPr>
+      <w:tblCellMar>
+        <w:top w:w="15" w:type="dxa"/>
+        <w:left w:w="15" w:type="dxa"/>
+        <w:bottom w:w="15" w:type="dxa"/>
+        <w:right w:w="15" w:type="dxa"/>
+      </w:tblCellMar>
+    </w:tblPr>
+  </w:style>
+  <w:style w:type="table" w:customStyle="1" w:styleId="250">
+    <w:name w:val="TableNormal"/>
+    <w:qFormat/>
+    <w:uiPriority w:val="0"/>
+    <w:tblPr>
+      <w:tblCellMar>
+        <w:top w:w="100" w:type="dxa"/>
+        <w:left w:w="100" w:type="dxa"/>
+        <w:bottom w:w="100" w:type="dxa"/>
+        <w:right w:w="100" w:type="dxa"/>
+      </w:tblCellMar>
+    </w:tblPr>
+  </w:style>
+  <w:style w:type="table" w:customStyle="1" w:styleId="251">
+    <w:name w:val="_Style 15"/>
+    <w:basedOn w:val="250"/>
+    <w:qFormat/>
+    <w:uiPriority w:val="0"/>
+    <w:tblPr>
+      <w:tblCellMar>
+        <w:top w:w="15" w:type="dxa"/>
+        <w:left w:w="15" w:type="dxa"/>
+        <w:bottom w:w="15" w:type="dxa"/>
+        <w:right w:w="15" w:type="dxa"/>
+      </w:tblCellMar>
+    </w:tblPr>
+  </w:style>
+  <w:style w:type="table" w:customStyle="1" w:styleId="252">
+    <w:name w:val="_Style 16"/>
+    <w:basedOn w:val="250"/>
+    <w:qFormat/>
+    <w:uiPriority w:val="0"/>
+    <w:tblPr>
+      <w:tblCellMar>
+        <w:top w:w="15" w:type="dxa"/>
+        <w:left w:w="15" w:type="dxa"/>
+        <w:bottom w:w="15" w:type="dxa"/>
+        <w:right w:w="15" w:type="dxa"/>
+      </w:tblCellMar>
+    </w:tblPr>
+  </w:style>
 </w:styles>
 </file>
 

--- a/UseCase.docx
+++ b/UseCase.docx
@@ -12,6 +12,7 @@
           <w:lang w:val="vi-VN"/>
         </w:rPr>
       </w:pPr>
+      <w:bookmarkStart w:id="0" w:name="_GoBack"/>
       <w:r>
         <w:drawing>
           <wp:inline distT="0" distB="0" distL="114300" distR="114300">
@@ -55,6 +56,7 @@
           </wp:inline>
         </w:drawing>
       </w:r>
+      <w:bookmarkEnd w:id="0"/>
     </w:p>
     <w:p>
       <w:pPr>
@@ -1488,18 +1490,7 @@
           <w:szCs w:val="26"/>
           <w:lang w:val="vi-VN"/>
         </w:rPr>
-        <w:t xml:space="preserve">: Người dùng nhập thông tin khách sạn, ngày đặt phòng, ngày trả phòng, địa chỉ hoặc tên khách sạn, </w:t>
-      </w:r>
-      <w:bookmarkStart w:id="0" w:name="_GoBack"/>
-      <w:bookmarkEnd w:id="0"/>
-      <w:r>
-        <w:rPr>
-          <w:rFonts w:hint="default" w:ascii="Calibri" w:hAnsi="Calibri" w:cs="Calibri"/>
-          <w:sz w:val="26"/>
-          <w:szCs w:val="26"/>
-          <w:lang w:val="vi-VN"/>
-        </w:rPr>
-        <w:t>số người và hệ thống sẽ hiển thị thông tin khách sạn phù hợp.</w:t>
+        <w:t>: Người dùng nhập thông tin khách sạn, ngày đặt phòng, ngày trả phòng, địa chỉ hoặc tên khách sạn, số người và hệ thống sẽ hiển thị thông tin khách sạn phù hợp.</w:t>
       </w:r>
     </w:p>
     <w:p>
@@ -1887,12 +1878,6 @@
             <w:insideH w:val="none" w:color="000000" w:sz="0" w:space="0"/>
             <w:insideV w:val="none" w:color="000000" w:sz="0" w:space="0"/>
           </w:tblBorders>
-          <w:tblCellMar>
-            <w:top w:w="15" w:type="dxa"/>
-            <w:left w:w="15" w:type="dxa"/>
-            <w:bottom w:w="15" w:type="dxa"/>
-            <w:right w:w="15" w:type="dxa"/>
-          </w:tblCellMar>
         </w:tblPrEx>
         <w:tc>
           <w:tcPr>
@@ -5793,9 +5778,10 @@
               <w:ind w:left="0" w:leftChars="0" w:firstLine="0" w:firstLineChars="0"/>
               <w:jc w:val="both"/>
               <w:rPr>
-                <w:rFonts w:ascii="Times New Roman" w:hAnsi="Times New Roman" w:eastAsia="Times New Roman" w:cs="Times New Roman"/>
+                <w:rFonts w:hint="default" w:ascii="Times New Roman" w:hAnsi="Times New Roman" w:eastAsia="Times New Roman" w:cs="Times New Roman"/>
                 <w:sz w:val="26"/>
                 <w:szCs w:val="26"/>
+                <w:lang w:val="vi-VN"/>
               </w:rPr>
             </w:pPr>
             <w:r>
@@ -5830,7 +5816,7 @@
                 <w:szCs w:val="26"/>
                 <w:lang w:val="vi-VN"/>
               </w:rPr>
-              <w:t>sau khi điền đầy đủ thông tin người đặt</w:t>
+              <w:t>sau khi điền đầy đủ thông tin</w:t>
             </w:r>
           </w:p>
         </w:tc>
@@ -6322,7 +6308,7 @@
                       <w:szCs w:val="26"/>
                       <w:lang w:val="vi-VN"/>
                     </w:rPr>
-                    <w:t xml:space="preserve">Nhập thông tin ngày nhận phòng, ngày trả phòng, địa chỉ hoặc tên khách sạn, số người. Hệ thông sẽ hiển thị thông tin </w:t>
+                    <w:t xml:space="preserve">Ấn vào khung tìm kiếm trên giao diện. Nhập thông tin ngày nhận phòng, ngày trả phòng, địa chỉ hoặc tên khách sạn, số người. </w:t>
                   </w:r>
                 </w:p>
               </w:tc>
@@ -6441,132 +6427,24 @@
                 <w:p>
                   <w:pPr>
                     <w:spacing w:before="60" w:after="60" w:line="288" w:lineRule="auto"/>
+                    <w:ind w:left="0" w:leftChars="0" w:firstLine="0" w:firstLineChars="0"/>
                     <w:jc w:val="both"/>
                     <w:rPr>
-                      <w:rFonts w:ascii="Times New Roman" w:hAnsi="Times New Roman" w:eastAsia="Times New Roman" w:cs="Times New Roman"/>
+                      <w:rFonts w:hint="default" w:ascii="Times New Roman" w:hAnsi="Times New Roman" w:eastAsia="Times New Roman" w:cs="Times New Roman"/>
                       <w:sz w:val="26"/>
                       <w:szCs w:val="26"/>
-                    </w:rPr>
-                  </w:pPr>
-                </w:p>
-              </w:tc>
-            </w:tr>
-            <w:tr>
-              <w:tblPrEx>
-                <w:tblBorders>
-                  <w:top w:val="none" w:color="000000" w:sz="0" w:space="0"/>
-                  <w:left w:val="none" w:color="000000" w:sz="0" w:space="0"/>
-                  <w:bottom w:val="none" w:color="000000" w:sz="0" w:space="0"/>
-                  <w:right w:val="none" w:color="000000" w:sz="0" w:space="0"/>
-                  <w:insideH w:val="none" w:color="000000" w:sz="0" w:space="0"/>
-                  <w:insideV w:val="none" w:color="000000" w:sz="0" w:space="0"/>
-                </w:tblBorders>
-              </w:tblPrEx>
-              <w:trPr>
-                <w:trHeight w:val="2695" w:hRule="atLeast"/>
-              </w:trPr>
-              <w:tc>
-                <w:tcPr>
-                  <w:tcW w:w="544" w:type="dxa"/>
-                  <w:tcBorders>
-                    <w:top w:val="single" w:color="000000" w:sz="4" w:space="0"/>
-                    <w:left w:val="single" w:color="000000" w:sz="4" w:space="0"/>
-                    <w:bottom w:val="single" w:color="000000" w:sz="4" w:space="0"/>
-                    <w:right w:val="single" w:color="000000" w:sz="4" w:space="0"/>
-                  </w:tcBorders>
-                  <w:tcMar>
-                    <w:top w:w="0" w:type="dxa"/>
-                    <w:left w:w="100" w:type="dxa"/>
-                    <w:bottom w:w="0" w:type="dxa"/>
-                    <w:right w:w="100" w:type="dxa"/>
-                  </w:tcMar>
-                  <w:vAlign w:val="center"/>
-                </w:tcPr>
-                <w:p>
-                  <w:pPr>
-                    <w:spacing w:before="60" w:after="60" w:line="288" w:lineRule="auto"/>
-                    <w:jc w:val="center"/>
-                    <w:rPr>
-                      <w:rFonts w:ascii="Times New Roman" w:hAnsi="Times New Roman" w:eastAsia="Times New Roman" w:cs="Times New Roman"/>
-                      <w:sz w:val="26"/>
-                      <w:szCs w:val="26"/>
+                      <w:lang w:val="vi-VN"/>
                     </w:rPr>
                   </w:pPr>
                   <w:r>
                     <w:rPr>
-                      <w:rFonts w:ascii="Times New Roman" w:hAnsi="Times New Roman" w:eastAsia="Times New Roman" w:cs="Times New Roman"/>
+                      <w:rFonts w:hint="default" w:ascii="Times New Roman" w:hAnsi="Times New Roman" w:eastAsia="Times New Roman" w:cs="Times New Roman"/>
                       <w:sz w:val="26"/>
                       <w:szCs w:val="26"/>
+                      <w:lang w:val="vi-VN"/>
                     </w:rPr>
-                    <w:t>3</w:t>
+                    <w:t>Truy vấn dữ liệu từ bảng HOTELS, ROOMS, ROOM_TYPES, BILLS, BILL_DETAILS rồi hiển thị thông</w:t>
                   </w:r>
-                </w:p>
-              </w:tc>
-              <w:tc>
-                <w:tcPr>
-                  <w:tcW w:w="1592" w:type="dxa"/>
-                  <w:tcBorders>
-                    <w:top w:val="single" w:color="000000" w:sz="4" w:space="0"/>
-                    <w:left w:val="single" w:color="000000" w:sz="4" w:space="0"/>
-                    <w:bottom w:val="single" w:color="000000" w:sz="4" w:space="0"/>
-                    <w:right w:val="single" w:color="000000" w:sz="4" w:space="0"/>
-                  </w:tcBorders>
-                  <w:tcMar>
-                    <w:top w:w="0" w:type="dxa"/>
-                    <w:left w:w="100" w:type="dxa"/>
-                    <w:bottom w:w="0" w:type="dxa"/>
-                    <w:right w:w="100" w:type="dxa"/>
-                  </w:tcMar>
-                  <w:vAlign w:val="center"/>
-                </w:tcPr>
-                <w:p>
-                  <w:pPr>
-                    <w:spacing w:before="60" w:after="60" w:line="288" w:lineRule="auto"/>
-                    <w:ind w:left="0" w:leftChars="0" w:firstLine="0" w:firstLineChars="0"/>
-                    <w:jc w:val="both"/>
-                    <w:rPr>
-                      <w:rFonts w:ascii="Times New Roman" w:hAnsi="Times New Roman" w:eastAsia="Times New Roman" w:cs="Times New Roman"/>
-                      <w:sz w:val="26"/>
-                      <w:szCs w:val="26"/>
-                    </w:rPr>
-                  </w:pPr>
-                  <w:r>
-                    <w:rPr>
-                      <w:rFonts w:ascii="Times New Roman" w:hAnsi="Times New Roman" w:eastAsia="Times New Roman" w:cs="Times New Roman"/>
-                      <w:sz w:val="26"/>
-                      <w:szCs w:val="26"/>
-                    </w:rPr>
-                    <w:t>Hệ thống</w:t>
-                  </w:r>
-                </w:p>
-              </w:tc>
-              <w:tc>
-                <w:tcPr>
-                  <w:tcW w:w="4636" w:type="dxa"/>
-                  <w:tcBorders>
-                    <w:top w:val="single" w:color="000000" w:sz="4" w:space="0"/>
-                    <w:left w:val="single" w:color="000000" w:sz="4" w:space="0"/>
-                    <w:bottom w:val="single" w:color="000000" w:sz="4" w:space="0"/>
-                    <w:right w:val="single" w:color="000000" w:sz="4" w:space="0"/>
-                  </w:tcBorders>
-                  <w:tcMar>
-                    <w:top w:w="0" w:type="dxa"/>
-                    <w:left w:w="100" w:type="dxa"/>
-                    <w:bottom w:w="0" w:type="dxa"/>
-                    <w:right w:w="100" w:type="dxa"/>
-                  </w:tcMar>
-                </w:tcPr>
-                <w:p>
-                  <w:pPr>
-                    <w:spacing w:before="60" w:after="60" w:line="288" w:lineRule="auto"/>
-                    <w:ind w:left="0" w:leftChars="0" w:firstLine="0" w:firstLineChars="0"/>
-                    <w:jc w:val="both"/>
-                    <w:rPr>
-                      <w:rFonts w:ascii="Times New Roman" w:hAnsi="Times New Roman" w:eastAsia="Times New Roman" w:cs="Times New Roman"/>
-                      <w:sz w:val="26"/>
-                      <w:szCs w:val="26"/>
-                    </w:rPr>
-                  </w:pPr>
                 </w:p>
               </w:tc>
             </w:tr>
@@ -6671,22 +6549,27 @@
                     <w:bottom w:val="single" w:color="000000" w:sz="4" w:space="0"/>
                     <w:right w:val="single" w:color="000000" w:sz="4" w:space="0"/>
                   </w:tcBorders>
+                  <w:shd w:val="clear"/>
                   <w:tcMar>
                     <w:top w:w="0" w:type="dxa"/>
                     <w:left w:w="100" w:type="dxa"/>
                     <w:bottom w:w="0" w:type="dxa"/>
                     <w:right w:w="100" w:type="dxa"/>
                   </w:tcMar>
+                  <w:vAlign w:val="top"/>
                 </w:tcPr>
                 <w:p>
                   <w:pPr>
                     <w:spacing w:before="60" w:after="60" w:line="288" w:lineRule="auto"/>
-                    <w:ind w:left="0" w:leftChars="0" w:right="68" w:firstLine="0" w:firstLineChars="0"/>
+                    <w:ind w:left="0" w:leftChars="0" w:firstLine="0" w:firstLineChars="0"/>
                     <w:jc w:val="both"/>
                     <w:rPr>
-                      <w:rFonts w:ascii="Times New Roman" w:hAnsi="Times New Roman" w:eastAsia="Times New Roman" w:cs="Times New Roman"/>
+                      <w:rFonts w:hint="default" w:ascii="Times New Roman" w:hAnsi="Times New Roman" w:eastAsia="Times New Roman" w:cs="Times New Roman"/>
+                      <w:bCs/>
+                      <w:color w:val="auto"/>
                       <w:sz w:val="26"/>
                       <w:szCs w:val="26"/>
+                      <w:lang w:val="vi-VN" w:eastAsia="en-US" w:bidi="ar-SA"/>
                     </w:rPr>
                   </w:pPr>
                 </w:p>
@@ -6946,6 +6829,12 @@
                   <w:insideH w:val="none" w:color="000000" w:sz="0" w:space="0"/>
                   <w:insideV w:val="none" w:color="000000" w:sz="0" w:space="0"/>
                 </w:tblBorders>
+                <w:tblCellMar>
+                  <w:top w:w="15" w:type="dxa"/>
+                  <w:left w:w="15" w:type="dxa"/>
+                  <w:bottom w:w="15" w:type="dxa"/>
+                  <w:right w:w="15" w:type="dxa"/>
+                </w:tblCellMar>
               </w:tblPrEx>
               <w:tc>
                 <w:tcPr>
@@ -7075,6 +6964,12 @@
             <w:insideH w:val="none" w:color="000000" w:sz="0" w:space="0"/>
             <w:insideV w:val="none" w:color="000000" w:sz="0" w:space="0"/>
           </w:tblBorders>
+          <w:tblCellMar>
+            <w:top w:w="15" w:type="dxa"/>
+            <w:left w:w="15" w:type="dxa"/>
+            <w:bottom w:w="15" w:type="dxa"/>
+            <w:right w:w="15" w:type="dxa"/>
+          </w:tblCellMar>
         </w:tblPrEx>
         <w:trPr>
           <w:trHeight w:val="90" w:hRule="atLeast"/>
